--- a/docs/readme/setup/inji-dg3.docx
+++ b/docs/readme/setup/inji-dg3.docx
@@ -2,7 +2,7 @@
 <file path=word/document.xml><?xml version="1.0" encoding="utf-8"?>
 <w:document xmlns:w="http://schemas.openxmlformats.org/wordprocessingml/2006/main" xmlns:m="http://schemas.openxmlformats.org/officeDocument/2006/math" xmlns:r="http://schemas.openxmlformats.org/officeDocument/2006/relationships" xmlns:o="urn:schemas-microsoft-com:office:office" xmlns:v="urn:schemas-microsoft-com:vml" xmlns:w10="urn:schemas-microsoft-com:office:word" xmlns:a="http://schemas.openxmlformats.org/drawingml/2006/main" xmlns:pic="http://schemas.openxmlformats.org/drawingml/2006/picture" xmlns:wp="http://schemas.openxmlformats.org/drawingml/2006/wordprocessingDrawing">
   <w:body>
-    <w:bookmarkStart w:id="17" w:name="inji-deployment-guide"/>
+    <w:bookmarkStart w:id="18" w:name="inji-deployment-guide"/>
     <w:p>
       <w:pPr>
         <w:pStyle w:val="Heading1"/>
@@ -11,19 +11,10 @@
         <w:t xml:space="preserve">Inji Deployment Guide</w:t>
       </w:r>
     </w:p>
-    <w:bookmarkStart w:id="16" w:name="overview"/>
+    <w:bookmarkStart w:id="9" w:name="what-is-inji"/>
     <w:p>
       <w:pPr>
         <w:pStyle w:val="Heading2"/>
-      </w:pPr>
-      <w:r>
-        <w:t xml:space="preserve">Overview</w:t>
-      </w:r>
-    </w:p>
-    <w:bookmarkStart w:id="9" w:name="what-is-inji"/>
-    <w:p>
-      <w:pPr>
-        <w:pStyle w:val="Heading3"/>
       </w:pPr>
       <w:r>
         <w:t xml:space="preserve">What is Inji?</w:t>
@@ -41,10 +32,50 @@
     <w:bookmarkStart w:id="10" w:name="deployment-architecture-of-inji"/>
     <w:p>
       <w:pPr>
+        <w:pStyle w:val="Heading2"/>
+      </w:pPr>
+      <w:r>
+        <w:t xml:space="preserve">Deployment Architecture of Inji</w:t>
+      </w:r>
+    </w:p>
+    <w:p>
+      <w:pPr>
+        <w:pStyle w:val="FirstParagraph"/>
+      </w:pPr>
+      <w:r>
+        <w:t xml:space="preserve">The diagram below illustrates the high-level deployment architecture for Inji Web, showing how core components interact within the Kubernetes cluster, including ingress, services, and external integrations.</w:t>
+      </w:r>
+    </w:p>
+    <w:p>
+      <w:pPr>
+        <w:pStyle w:val="BodyText"/>
+      </w:pPr>
+    </w:p>
+    <w:p>
+      <w:pPr>
+        <w:pStyle w:val="BodyText"/>
+      </w:pPr>
+      <w:r>
+        <w:t xml:space="preserve">Inji Web Deployment Architecture:</w:t>
+      </w:r>
+    </w:p>
+    <w:bookmarkEnd w:id="10"/>
+    <w:bookmarkStart w:id="12" w:name="getting-started"/>
+    <w:p>
+      <w:pPr>
+        <w:pStyle w:val="Heading2"/>
+      </w:pPr>
+      <w:r>
+        <w:t xml:space="preserve">Getting Started</w:t>
+      </w:r>
+    </w:p>
+    <w:bookmarkStart w:id="11" w:name="Xbd73ad782ce3cbe7ce7bc5565eb5013027db0bd"/>
+    <w:p>
+      <w:pPr>
         <w:pStyle w:val="Heading3"/>
       </w:pPr>
       <w:r>
-        <w:t xml:space="preserve">Deployment Architecture of Inji</w:t>
+        <w:t xml:space="preserve">Do I need to read through the entire guide to be able to deploy Inji (Whole stack or Individual Inji Module)?</w:t>
       </w:r>
     </w:p>
     <w:p>
@@ -52,30 +83,58 @@
         <w:pStyle w:val="FirstParagraph"/>
       </w:pPr>
       <w:r>
-        <w:t xml:space="preserve">The diagram below illustrates the high-level deployment architecture for Inji Web, showing how core components interact within the Kubernetes cluster, including ingress, services, and external integrations.</w:t>
-      </w:r>
-    </w:p>
-    <w:p>
-      <w:pPr>
-        <w:pStyle w:val="BodyText"/>
-      </w:pPr>
-    </w:p>
-    <w:p>
-      <w:pPr>
-        <w:pStyle w:val="BodyText"/>
-      </w:pPr>
-      <w:r>
-        <w:t xml:space="preserve">Inji Web Deployment Architecture:</w:t>
-      </w:r>
-    </w:p>
-    <w:bookmarkEnd w:id="10"/>
-    <w:bookmarkStart w:id="15" w:name="X306155bc66844bb95f0e059878a82bcc68a649a"/>
+        <w:t xml:space="preserve">This is the first question anyone would ask and the answer is No! If you have the Infrastructure ready and you just want to deploy the Inji stack you can directly jump to the</w:t>
+      </w:r>
+      <w:r>
+        <w:t xml:space="preserve"> </w:t>
+      </w:r>
+      <w:hyperlink w:anchor="inji-stack-deployment">
+        <w:r>
+          <w:rPr>
+            <w:rStyle w:val="Hyperlink"/>
+          </w:rPr>
+          <w:t xml:space="preserve">Inji Stack Deployment</w:t>
+        </w:r>
+      </w:hyperlink>
+      <w:r>
+        <w:t xml:space="preserve"> </w:t>
+      </w:r>
+      <w:r>
+        <w:t xml:space="preserve">section.</w:t>
+      </w:r>
+    </w:p>
+    <w:bookmarkEnd w:id="11"/>
+    <w:bookmarkEnd w:id="12"/>
+    <w:bookmarkStart w:id="17" w:name="X306155bc66844bb95f0e059878a82bcc68a649a"/>
+    <w:p>
+      <w:pPr>
+        <w:pStyle w:val="Heading2"/>
+      </w:pPr>
+      <w:r>
+        <w:t xml:space="preserve">What to expect from this guide and how is this guide organized?</w:t>
+      </w:r>
+    </w:p>
+    <w:p>
+      <w:pPr>
+        <w:pStyle w:val="FirstParagraph"/>
+      </w:pPr>
+      <w:r>
+        <w:t xml:space="preserve">This guide is structured to provide a comprehensive approach for deploying the Inji stack (Inji Certify, Mimoto, Inji Web &amp; Datashare and Unji Verify).</w:t>
+      </w:r>
+      <w:r>
+        <w:t xml:space="preserve"> </w:t>
+      </w:r>
+      <w:r>
+        <w:t xml:space="preserve">Not only the Inji Stack deployment but it has taken a approach to cover everything from Wireguard, to Base Infrastructure setup, Core Infra setup and configurations to Inji Stack deployment.</w:t>
+      </w:r>
+    </w:p>
+    <w:bookmarkStart w:id="13" w:name="guide-structure-and-navigation"/>
     <w:p>
       <w:pPr>
         <w:pStyle w:val="Heading3"/>
       </w:pPr>
       <w:r>
-        <w:t xml:space="preserve">What to expect from this guide and how is this guide organized?</w:t>
+        <w:t xml:space="preserve">Guide Structure and Navigation</w:t>
       </w:r>
     </w:p>
     <w:p>
@@ -83,16 +142,7 @@
         <w:pStyle w:val="FirstParagraph"/>
       </w:pPr>
       <w:r>
-        <w:t xml:space="preserve">This guide is structured to provide a step-by-step approach for deploying the Inji stack, covering all essential aspects from prerequisites to troubleshooting:</w:t>
-      </w:r>
-    </w:p>
-    <w:bookmarkStart w:id="11" w:name="guide-structure-and-navigation"/>
-    <w:p>
-      <w:pPr>
-        <w:pStyle w:val="Heading4"/>
-      </w:pPr>
-      <w:r>
-        <w:t xml:space="preserve">Guide Structure and Navigation</w:t>
+        <w:t xml:space="preserve">This guide is organized into clear, actionable sections:</w:t>
       </w:r>
     </w:p>
     <w:p>
@@ -111,7 +161,7 @@
         <w:t xml:space="preserve">Overview</w:t>
       </w:r>
       <w:r>
-        <w:t xml:space="preserve">: Introduction to Inji, its modules, deployment scenarios, required skillsets, architecture, deployment order, key considerations, dependencies, and supported environments.</w:t>
+        <w:t xml:space="preserve">: Introduction to Inji, its modules, architecture, deployment flow, and key requirements.</w:t>
       </w:r>
     </w:p>
     <w:p>
@@ -130,7 +180,7 @@
         <w:t xml:space="preserve">Prerequisites</w:t>
       </w:r>
       <w:r>
-        <w:t xml:space="preserve">: On-Prem Server Environment Details on Software (Kubernetes, NGINX etc.) and Hardware (System Specifications - CPU, RAM, Disk Space and VM specs), infrastructure, including tools and initial setup steps.</w:t>
+        <w:t xml:space="preserve">: Details on infrastructure, hardware/software requirements, and initial setup.</w:t>
       </w:r>
     </w:p>
     <w:p>
@@ -149,7 +199,7 @@
         <w:t xml:space="preserve">Base Infrastructure Setup</w:t>
       </w:r>
       <w:r>
-        <w:t xml:space="preserve">: Instructions for setting up Kubernetes clusters, NGINX, cluster configuration, and optional observation clusters.</w:t>
+        <w:t xml:space="preserve">: Steps to provision Kubernetes, NGINX, networking, and optional observation clusters.</w:t>
       </w:r>
     </w:p>
     <w:p>
@@ -165,10 +215,10 @@
           <w:b/>
           <w:bCs/>
         </w:rPr>
-        <w:t xml:space="preserve">Core Infra setup and configurations</w:t>
-      </w:r>
-      <w:r>
-        <w:t xml:space="preserve">: This section covers the installation and configuration of essential infrastructure components required for the Inji stack, including configmaps, databases, object storage, secrets management, configuration server, and artifactory.</w:t>
+        <w:t xml:space="preserve">Core Infrastructure Configuration</w:t>
+      </w:r>
+      <w:r>
+        <w:t xml:space="preserve">: Installation and configuration of databases, object storage, secrets, config server, and artifactory.</w:t>
       </w:r>
     </w:p>
     <w:p>
@@ -187,109 +237,124 @@
         <w:t xml:space="preserve">Inji Stack Deployment</w:t>
       </w:r>
       <w:r>
-        <w:t xml:space="preserve">: Guidance on configuring and deploying core Inji components, including configuration management and object storage. Stepwise deployment instructions for Inji Certify, Mimoto, Web UI, and Verify modules.</w:t>
-      </w:r>
-    </w:p>
-    <w:p>
-      <w:pPr>
-        <w:pStyle w:val="Compact"/>
-        <w:numPr>
-          <w:ilvl w:val="0"/>
-          <w:numId w:val="1001"/>
-        </w:numPr>
-      </w:pPr>
+        <w:t xml:space="preserve">: Step-by-step instructions to deploy Inji modules (Certify, Mimoto, Web UI, Verify) with configuration guidance.</w:t>
+      </w:r>
+    </w:p>
+    <w:p>
+      <w:pPr>
+        <w:pStyle w:val="FirstParagraph"/>
+      </w:pPr>
+      <w:r>
+        <w:t xml:space="preserve">Each section provides direct steps and references to external resources for a streamlined deployment experience.</w:t>
+      </w:r>
+    </w:p>
+    <w:bookmarkEnd w:id="13"/>
+    <w:bookmarkStart w:id="15" w:name="key-deployment-considerations"/>
+    <w:p>
+      <w:pPr>
+        <w:pStyle w:val="Heading3"/>
+      </w:pPr>
+      <w:r>
+        <w:t xml:space="preserve">Key Deployment Considerations</w:t>
+      </w:r>
+    </w:p>
+    <w:bookmarkStart w:id="14" w:name="basic-skill-sets-required"/>
+    <w:p>
+      <w:pPr>
+        <w:pStyle w:val="Heading4"/>
+      </w:pPr>
+      <w:r>
+        <w:t xml:space="preserve">Basic Skill-sets Required</w:t>
+      </w:r>
+    </w:p>
+    <w:p>
+      <w:pPr>
+        <w:pStyle w:val="FirstParagraph"/>
+      </w:pPr>
+      <w:r>
+        <w:t xml:space="preserve">Deploying Inji Stack is easier if you have Base Infrastructure ready, still, if you want to deploy it</w:t>
+      </w:r>
+      <w:r>
+        <w:t xml:space="preserve"> </w:t>
+      </w:r>
+      <w:r>
+        <w:t xml:space="preserve">‘On-Premise’</w:t>
+      </w:r>
+      <w:r>
+        <w:t xml:space="preserve"> </w:t>
+      </w:r>
+      <w:r>
+        <w:t xml:space="preserve">and from scratch, this guide will help you with the instructions to achieve this.</w:t>
+      </w:r>
+    </w:p>
+    <w:p>
+      <w:pPr>
+        <w:pStyle w:val="BodyText"/>
+      </w:pPr>
+      <w:r>
+        <w:t xml:space="preserve">{% hint style=</w:t>
+      </w:r>
+      <w:r>
+        <w:t xml:space="preserve">“success”</w:t>
+      </w:r>
+      <w:r>
+        <w:t xml:space="preserve"> </w:t>
+      </w:r>
+      <w:r>
+        <w:t xml:space="preserve">%}</w:t>
+      </w:r>
+      <w:r>
+        <w:t xml:space="preserve"> </w:t>
+      </w:r>
       <w:r>
         <w:rPr>
           <w:b/>
           <w:bCs/>
         </w:rPr>
-        <w:t xml:space="preserve">Troubleshooting</w:t>
-      </w:r>
-      <w:r>
-        <w:t xml:space="preserve">: Common issues and solutions encountered during deployment.</w:t>
-      </w:r>
-    </w:p>
-    <w:p>
-      <w:pPr>
-        <w:pStyle w:val="FirstParagraph"/>
-      </w:pPr>
-      <w:r>
-        <w:t xml:space="preserve">Each section references detailed steps and external resources where applicable, ensuring a comprehensive and actionable deployment process.</w:t>
-      </w:r>
-    </w:p>
-    <w:bookmarkEnd w:id="11"/>
-    <w:bookmarkStart w:id="14" w:name="key-deployment-considerations"/>
-    <w:p>
-      <w:pPr>
-        <w:pStyle w:val="Heading4"/>
-      </w:pPr>
-      <w:r>
-        <w:t xml:space="preserve">Key Deployment Considerations</w:t>
-      </w:r>
-    </w:p>
-    <w:bookmarkStart w:id="12" w:name="basic-skill-sets-required"/>
-    <w:p>
-      <w:pPr>
-        <w:pStyle w:val="Heading5"/>
-      </w:pPr>
-      <w:r>
-        <w:t xml:space="preserve">Basic Skill-sets Required</w:t>
-      </w:r>
-    </w:p>
-    <w:p>
-      <w:pPr>
-        <w:pStyle w:val="FirstParagraph"/>
-      </w:pPr>
-      <w:r>
-        <w:t xml:space="preserve">Deploying Inji Stack is easier if you have Base Infrastructure ready, still, if you want to deploy it</w:t>
-      </w:r>
-      <w:r>
-        <w:t xml:space="preserve"> </w:t>
-      </w:r>
-      <w:r>
-        <w:t xml:space="preserve">‘On-Premise’</w:t>
-      </w:r>
-      <w:r>
-        <w:t xml:space="preserve"> </w:t>
-      </w:r>
-      <w:r>
-        <w:t xml:space="preserve">and from scratch this guide will help you with the instructions to do so.</w:t>
-      </w:r>
-    </w:p>
-    <w:p>
-      <w:pPr>
-        <w:pStyle w:val="BodyText"/>
-      </w:pPr>
-      <w:r>
-        <w:t xml:space="preserve">{% hint style=</w:t>
-      </w:r>
-      <w:r>
-        <w:t xml:space="preserve">“success”</w:t>
-      </w:r>
-      <w:r>
-        <w:t xml:space="preserve"> </w:t>
-      </w:r>
-      <w:r>
-        <w:t xml:space="preserve">%}</w:t>
-      </w:r>
-      <w:r>
-        <w:t xml:space="preserve"> </w:t>
-      </w:r>
+        <w:t xml:space="preserve">Note</w:t>
+      </w:r>
+      <w:r>
+        <w:t xml:space="preserve">: The basic Skill-sets mentioned below, in fact, expects you to know the following to be able to deploy it from scratch and that too on a bare metal servers (On-Premise). This should not get intimidating as in typical scenarios we expect the infrastructure to be deployed by an experienced</w:t>
+      </w:r>
+      <w:r>
+        <w:t xml:space="preserve"> </w:t>
+      </w:r>
+      <w:r>
+        <w:t xml:space="preserve">‘System-Admin / DevOps’</w:t>
+      </w:r>
+      <w:r>
+        <w:t xml:space="preserve">.</w:t>
+      </w:r>
+      <w:r>
+        <w:t xml:space="preserve"> </w:t>
+      </w:r>
+      <w:r>
+        <w:t xml:space="preserve">However in case you want to eevangelize Inji in your organization and want to have a hands-on with the deployment, this guide will help you with the steps and instructions to achieve this.</w:t>
+      </w:r>
+      <w:r>
+        <w:t xml:space="preserve"> </w:t>
+      </w:r>
+      <w:r>
+        <w:t xml:space="preserve">{% endhint %}</w:t>
+      </w:r>
+    </w:p>
+    <w:p>
+      <w:pPr>
+        <w:pStyle w:val="Compact"/>
+        <w:numPr>
+          <w:ilvl w:val="0"/>
+          <w:numId w:val="1002"/>
+        </w:numPr>
+      </w:pPr>
       <w:r>
         <w:rPr>
           <w:b/>
           <w:bCs/>
         </w:rPr>
-        <w:t xml:space="preserve">Note</w:t>
-      </w:r>
-      <w:r>
-        <w:t xml:space="preserve">: The basic Skill-sets mentioned here includes the skills you will need to setup the infrastructure also by yourself.</w:t>
-      </w:r>
-      <w:r>
-        <w:t xml:space="preserve"> </w:t>
-      </w:r>
-      <w:r>
-        <w:t xml:space="preserve">{% endhint %}</w:t>
+        <w:t xml:space="preserve">Kubernetes Administration</w:t>
+      </w:r>
+      <w:r>
+        <w:t xml:space="preserve">: Understanding of Kubernetes concepts, cluster setup, resource management, and troubleshooting.</w:t>
       </w:r>
     </w:p>
     <w:p>
@@ -305,10 +370,10 @@
           <w:b/>
           <w:bCs/>
         </w:rPr>
-        <w:t xml:space="preserve">Kubernetes Administration</w:t>
-      </w:r>
-      <w:r>
-        <w:t xml:space="preserve">: Understanding of Kubernetes concepts, cluster setup, resource management, and troubleshooting.</w:t>
+        <w:t xml:space="preserve">Linux System Administration</w:t>
+      </w:r>
+      <w:r>
+        <w:t xml:space="preserve">: Proficiency in Linux command-line operations, user and permission management, and basic networking.</w:t>
       </w:r>
     </w:p>
     <w:p>
@@ -324,10 +389,10 @@
           <w:b/>
           <w:bCs/>
         </w:rPr>
-        <w:t xml:space="preserve">Linux System Administration</w:t>
-      </w:r>
-      <w:r>
-        <w:t xml:space="preserve">: Proficiency in Linux command-line operations, user and permission management, and basic networking.</w:t>
+        <w:t xml:space="preserve">Containerization</w:t>
+      </w:r>
+      <w:r>
+        <w:t xml:space="preserve">: Experience with Docker or similar container technologies for building and managing service containers.</w:t>
       </w:r>
     </w:p>
     <w:p>
@@ -343,10 +408,10 @@
           <w:b/>
           <w:bCs/>
         </w:rPr>
-        <w:t xml:space="preserve">Containerization</w:t>
-      </w:r>
-      <w:r>
-        <w:t xml:space="preserve">: Experience with Docker or similar container technologies for building and managing service containers.</w:t>
+        <w:t xml:space="preserve">Helm</w:t>
+      </w:r>
+      <w:r>
+        <w:t xml:space="preserve">: Familiarity with Helm for managing Kubernetes manifests and deployments.</w:t>
       </w:r>
     </w:p>
     <w:p>
@@ -362,10 +427,10 @@
           <w:b/>
           <w:bCs/>
         </w:rPr>
-        <w:t xml:space="preserve">Helm</w:t>
-      </w:r>
-      <w:r>
-        <w:t xml:space="preserve">: Familiarity with Helm for managing Kubernetes manifests and deployments.</w:t>
+        <w:t xml:space="preserve">Networking Fundamentals</w:t>
+      </w:r>
+      <w:r>
+        <w:t xml:space="preserve">: Knowledge of firewalls, load balancers, DNS, and secure network configuration.</w:t>
       </w:r>
     </w:p>
     <w:p>
@@ -381,10 +446,10 @@
           <w:b/>
           <w:bCs/>
         </w:rPr>
-        <w:t xml:space="preserve">Networking Fundamentals</w:t>
-      </w:r>
-      <w:r>
-        <w:t xml:space="preserve">: Knowledge of firewalls, load balancers, DNS, and secure network configuration.</w:t>
+        <w:t xml:space="preserve">Database Management</w:t>
+      </w:r>
+      <w:r>
+        <w:t xml:space="preserve">: Basic skills in managing PostgreSQL or similar databases, including initialization and schema setup.</w:t>
       </w:r>
     </w:p>
     <w:p>
@@ -400,10 +465,10 @@
           <w:b/>
           <w:bCs/>
         </w:rPr>
-        <w:t xml:space="preserve">Database Management</w:t>
-      </w:r>
-      <w:r>
-        <w:t xml:space="preserve">: Basic skills in managing PostgreSQL or similar databases, including initialization and schema setup.</w:t>
+        <w:t xml:space="preserve">Configuration Management</w:t>
+      </w:r>
+      <w:r>
+        <w:t xml:space="preserve">: Ability to manage application configuration files, secrets, and certificates securely.</w:t>
       </w:r>
     </w:p>
     <w:p>
@@ -419,10 +484,10 @@
           <w:b/>
           <w:bCs/>
         </w:rPr>
-        <w:t xml:space="preserve">Configuration Management</w:t>
-      </w:r>
-      <w:r>
-        <w:t xml:space="preserve">: Ability to manage application configuration files, secrets, and certificates securely.</w:t>
+        <w:t xml:space="preserve">Monitoring and Logging</w:t>
+      </w:r>
+      <w:r>
+        <w:t xml:space="preserve">: Understanding of logging and monitoring tools to observe system health and troubleshoot issues.</w:t>
       </w:r>
     </w:p>
     <w:p>
@@ -438,10 +503,10 @@
           <w:b/>
           <w:bCs/>
         </w:rPr>
-        <w:t xml:space="preserve">Monitoring and Logging</w:t>
-      </w:r>
-      <w:r>
-        <w:t xml:space="preserve">: Understanding of logging and monitoring tools to observe system health and troubleshoot issues.</w:t>
+        <w:t xml:space="preserve">Security Best Practices</w:t>
+      </w:r>
+      <w:r>
+        <w:t xml:space="preserve">: Awareness of secure credential handling, certificate management, and access control.</w:t>
       </w:r>
     </w:p>
     <w:p>
@@ -457,10 +522,10 @@
           <w:b/>
           <w:bCs/>
         </w:rPr>
-        <w:t xml:space="preserve">Security Best Practices</w:t>
-      </w:r>
-      <w:r>
-        <w:t xml:space="preserve">: Awareness of secure credential handling, certificate management, and access control.</w:t>
+        <w:t xml:space="preserve">Scripting</w:t>
+      </w:r>
+      <w:r>
+        <w:t xml:space="preserve">: Basic scripting skills (e.g., Bash, Python) for automation and operational tasks.</w:t>
       </w:r>
     </w:p>
     <w:p>
@@ -476,135 +541,237 @@
           <w:b/>
           <w:bCs/>
         </w:rPr>
-        <w:t xml:space="preserve">Scripting</w:t>
-      </w:r>
-      <w:r>
-        <w:t xml:space="preserve">: Basic scripting skills (e.g., Bash, Python) for automation and operational tasks.</w:t>
-      </w:r>
-    </w:p>
-    <w:p>
-      <w:pPr>
-        <w:pStyle w:val="Compact"/>
-        <w:numPr>
-          <w:ilvl w:val="0"/>
-          <w:numId w:val="1002"/>
-        </w:numPr>
-      </w:pPr>
+        <w:t xml:space="preserve">Familiarity with CI/CD Pipelines</w:t>
+      </w:r>
+      <w:r>
+        <w:t xml:space="preserve">: Understanding of continuous integration and deployment processes is a plus.</w:t>
+      </w:r>
+    </w:p>
+    <w:bookmarkEnd w:id="14"/>
+    <w:bookmarkEnd w:id="15"/>
+    <w:bookmarkStart w:id="16" w:name="key-infrastructure-notes"/>
+    <w:p>
+      <w:pPr>
+        <w:pStyle w:val="Heading3"/>
+      </w:pPr>
+      <w:r>
+        <w:t xml:space="preserve">Key Infrastructure Notes</w:t>
+      </w:r>
+    </w:p>
+    <w:p>
+      <w:pPr>
+        <w:pStyle w:val="FirstParagraph"/>
+      </w:pPr>
+      <w:r>
+        <w:t xml:space="preserve">The</w:t>
+      </w:r>
+      <w:r>
+        <w:t xml:space="preserve"> </w:t>
+      </w:r>
+      <w:r>
+        <w:t xml:space="preserve">‘Key Infrastructure Notes’</w:t>
+      </w:r>
+      <w:r>
+        <w:t xml:space="preserve"> </w:t>
+      </w:r>
+      <w:r>
+        <w:t xml:space="preserve">here helps you have a quick understanding of what you should expect when you go about deploying Inji-Stack and specially if you are deploying it</w:t>
+      </w:r>
+      <w:r>
+        <w:t xml:space="preserve"> </w:t>
+      </w:r>
+      <w:r>
+        <w:t xml:space="preserve">‘On-Premise’</w:t>
+      </w:r>
+      <w:r>
+        <w:t xml:space="preserve"> </w:t>
+      </w:r>
+      <w:r>
+        <w:t xml:space="preserve">and from scratch.</w:t>
+      </w:r>
+    </w:p>
+    <w:p>
+      <w:pPr>
+        <w:pStyle w:val="Compact"/>
+        <w:numPr>
+          <w:ilvl w:val="0"/>
+          <w:numId w:val="1003"/>
+        </w:numPr>
+      </w:pPr>
+      <w:r>
+        <w:t xml:space="preserve">Inji modules are deployed as microservices in a Kubernetes cluster.</w:t>
+      </w:r>
+    </w:p>
+    <w:p>
+      <w:pPr>
+        <w:pStyle w:val="Compact"/>
+        <w:numPr>
+          <w:ilvl w:val="0"/>
+          <w:numId w:val="1003"/>
+        </w:numPr>
+      </w:pPr>
+      <w:r>
+        <w:t xml:space="preserve">Wireguard is used as a trust network extension to access the admin, control, and observation panes.</w:t>
+      </w:r>
+    </w:p>
+    <w:p>
+      <w:pPr>
+        <w:pStyle w:val="Compact"/>
+        <w:numPr>
+          <w:ilvl w:val="0"/>
+          <w:numId w:val="1003"/>
+        </w:numPr>
+      </w:pPr>
+      <w:r>
+        <w:t xml:space="preserve">Inji uses Nginx server for:</w:t>
+      </w:r>
+    </w:p>
+    <w:p>
+      <w:pPr>
+        <w:pStyle w:val="Compact"/>
+        <w:numPr>
+          <w:ilvl w:val="1"/>
+          <w:numId w:val="1004"/>
+        </w:numPr>
+      </w:pPr>
+      <w:r>
+        <w:t xml:space="preserve">SSL termination</w:t>
+      </w:r>
+    </w:p>
+    <w:p>
+      <w:pPr>
+        <w:pStyle w:val="Compact"/>
+        <w:numPr>
+          <w:ilvl w:val="1"/>
+          <w:numId w:val="1004"/>
+        </w:numPr>
+      </w:pPr>
+      <w:r>
+        <w:t xml:space="preserve">Reverse Proxy</w:t>
+      </w:r>
+    </w:p>
+    <w:p>
+      <w:pPr>
+        <w:pStyle w:val="Compact"/>
+        <w:numPr>
+          <w:ilvl w:val="1"/>
+          <w:numId w:val="1004"/>
+        </w:numPr>
+      </w:pPr>
+      <w:r>
+        <w:t xml:space="preserve">CDN/Cache management</w:t>
+      </w:r>
+    </w:p>
+    <w:p>
+      <w:pPr>
+        <w:pStyle w:val="Compact"/>
+        <w:numPr>
+          <w:ilvl w:val="1"/>
+          <w:numId w:val="1004"/>
+        </w:numPr>
+      </w:pPr>
+      <w:r>
+        <w:t xml:space="preserve">Load balancing</w:t>
+      </w:r>
+    </w:p>
+    <w:p>
+      <w:pPr>
+        <w:pStyle w:val="Compact"/>
+        <w:numPr>
+          <w:ilvl w:val="0"/>
+          <w:numId w:val="1003"/>
+        </w:numPr>
+      </w:pPr>
+      <w:r>
+        <w:t xml:space="preserve">Kubernetes cluster is administered using the Rancher and rke tools.</w:t>
+      </w:r>
+    </w:p>
+    <w:p>
+      <w:pPr>
+        <w:pStyle w:val="Compact"/>
+        <w:numPr>
+          <w:ilvl w:val="1"/>
+          <w:numId w:val="1005"/>
+        </w:numPr>
+      </w:pPr>
+      <w:r>
+        <w:t xml:space="preserve">We have two Kubernetes clusters:</w:t>
+      </w:r>
+    </w:p>
+    <w:p>
+      <w:pPr>
+        <w:pStyle w:val="Compact"/>
+        <w:numPr>
+          <w:ilvl w:val="2"/>
+          <w:numId w:val="1006"/>
+        </w:numPr>
+      </w:pPr>
+      <w:r>
+        <w:t xml:space="preserve">[Optional]</w:t>
+      </w:r>
+      <w:r>
+        <w:t xml:space="preserve"> </w:t>
+      </w:r>
       <w:r>
         <w:rPr>
           <w:b/>
           <w:bCs/>
         </w:rPr>
-        <w:t xml:space="preserve">Familiarity with CI/CD Pipelines</w:t>
-      </w:r>
-      <w:r>
-        <w:t xml:space="preserve">: Understanding of continuous integration and deployment processes is a plus.</w:t>
-      </w:r>
-    </w:p>
-    <w:bookmarkEnd w:id="12"/>
-    <w:bookmarkStart w:id="13" w:name="key-infrastructure-notes"/>
-    <w:p>
-      <w:pPr>
-        <w:pStyle w:val="Heading5"/>
-      </w:pPr>
-      <w:r>
-        <w:t xml:space="preserve">Key Infrastructure Notes</w:t>
-      </w:r>
-    </w:p>
-    <w:p>
-      <w:pPr>
-        <w:pStyle w:val="Compact"/>
-        <w:numPr>
-          <w:ilvl w:val="0"/>
-          <w:numId w:val="1003"/>
-        </w:numPr>
-      </w:pPr>
-      <w:r>
-        <w:t xml:space="preserve">Inji modules are deployed as microservices in a Kubernetes cluster.</w:t>
-      </w:r>
-    </w:p>
-    <w:p>
-      <w:pPr>
-        <w:pStyle w:val="Compact"/>
-        <w:numPr>
-          <w:ilvl w:val="0"/>
-          <w:numId w:val="1003"/>
-        </w:numPr>
-      </w:pPr>
-      <w:r>
-        <w:t xml:space="preserve">Wireguard is used as a trust network extension to access the admin, control, and observation panes.</w:t>
-      </w:r>
-    </w:p>
-    <w:p>
-      <w:pPr>
-        <w:pStyle w:val="Compact"/>
-        <w:numPr>
-          <w:ilvl w:val="0"/>
-          <w:numId w:val="1003"/>
-        </w:numPr>
-      </w:pPr>
-      <w:r>
-        <w:t xml:space="preserve">Inji uses Nginx server for:</w:t>
-      </w:r>
-    </w:p>
-    <w:p>
-      <w:pPr>
-        <w:pStyle w:val="Compact"/>
-        <w:numPr>
-          <w:ilvl w:val="1"/>
-          <w:numId w:val="1004"/>
-        </w:numPr>
-      </w:pPr>
-      <w:r>
-        <w:t xml:space="preserve">SSL termination</w:t>
-      </w:r>
-    </w:p>
-    <w:p>
-      <w:pPr>
-        <w:pStyle w:val="Compact"/>
-        <w:numPr>
-          <w:ilvl w:val="1"/>
-          <w:numId w:val="1004"/>
-        </w:numPr>
-      </w:pPr>
-      <w:r>
-        <w:t xml:space="preserve">Reverse Proxy</w:t>
-      </w:r>
-    </w:p>
-    <w:p>
-      <w:pPr>
-        <w:pStyle w:val="Compact"/>
-        <w:numPr>
-          <w:ilvl w:val="1"/>
-          <w:numId w:val="1004"/>
-        </w:numPr>
-      </w:pPr>
-      <w:r>
-        <w:t xml:space="preserve">CDN/Cache management</w:t>
-      </w:r>
-    </w:p>
-    <w:p>
-      <w:pPr>
-        <w:pStyle w:val="Compact"/>
-        <w:numPr>
-          <w:ilvl w:val="1"/>
-          <w:numId w:val="1004"/>
-        </w:numPr>
-      </w:pPr>
-      <w:r>
-        <w:t xml:space="preserve">Load balancing</w:t>
-      </w:r>
-    </w:p>
-    <w:p>
-      <w:pPr>
-        <w:pStyle w:val="Compact"/>
-        <w:numPr>
-          <w:ilvl w:val="0"/>
-          <w:numId w:val="1003"/>
-        </w:numPr>
-      </w:pPr>
-      <w:r>
-        <w:t xml:space="preserve">Kubernetes cluster is administered using the Rancher and rke tools.</w:t>
+        <w:t xml:space="preserve">Observation cluster</w:t>
+      </w:r>
+      <w:r>
+        <w:t xml:space="preserve"> </w:t>
+      </w:r>
+      <w:r>
+        <w:t xml:space="preserve">- This cluster is part of the observation plane and assists with administrative tasks. By design, this is kept independent from the actual cluster as a good security practice and to ensure clear segregation of roles and responsibilities. As a best practice, this cluster or its services should be internal and should never be exposed to the external world.</w:t>
+      </w:r>
+    </w:p>
+    <w:p>
+      <w:pPr>
+        <w:pStyle w:val="Compact"/>
+        <w:numPr>
+          <w:ilvl w:val="2"/>
+          <w:numId w:val="1006"/>
+        </w:numPr>
+      </w:pPr>
+      <w:r>
+        <w:t xml:space="preserve">Rancher is used for managing the Inji cluster.</w:t>
+      </w:r>
+    </w:p>
+    <w:p>
+      <w:pPr>
+        <w:pStyle w:val="Compact"/>
+        <w:numPr>
+          <w:ilvl w:val="2"/>
+          <w:numId w:val="1006"/>
+        </w:numPr>
+      </w:pPr>
+      <w:r>
+        <w:t xml:space="preserve">Keycloak in this cluster is used to manage user access and rights for the observation plane.</w:t>
+      </w:r>
+    </w:p>
+    <w:p>
+      <w:pPr>
+        <w:pStyle w:val="Compact"/>
+        <w:numPr>
+          <w:ilvl w:val="3"/>
+          <w:numId w:val="1007"/>
+        </w:numPr>
+      </w:pPr>
+      <w:r>
+        <w:t xml:space="preserve">It is recommended to configure log monitoring and network monitoring in this cluster.</w:t>
+      </w:r>
+    </w:p>
+    <w:p>
+      <w:pPr>
+        <w:pStyle w:val="Compact"/>
+        <w:numPr>
+          <w:ilvl w:val="3"/>
+          <w:numId w:val="1007"/>
+        </w:numPr>
+      </w:pPr>
+      <w:r>
+        <w:t xml:space="preserve">In case you have an internal container registry, then it should run here.</w:t>
       </w:r>
     </w:p>
     <w:p>
@@ -616,83 +783,17 @@
         </w:numPr>
       </w:pPr>
       <w:r>
-        <w:t xml:space="preserve">We have two Kubernetes clusters:</w:t>
-      </w:r>
-    </w:p>
-    <w:p>
-      <w:pPr>
-        <w:pStyle w:val="Compact"/>
-        <w:numPr>
-          <w:ilvl w:val="2"/>
-          <w:numId w:val="1006"/>
-        </w:numPr>
-      </w:pPr>
-      <w:r>
-        <w:t xml:space="preserve">[Optional]</w:t>
-      </w:r>
-      <w:r>
-        <w:t xml:space="preserve"> </w:t>
-      </w:r>
-      <w:r>
         <w:rPr>
           <w:b/>
           <w:bCs/>
         </w:rPr>
-        <w:t xml:space="preserve">Observation cluster</w:t>
-      </w:r>
-      <w:r>
-        <w:t xml:space="preserve"> </w:t>
-      </w:r>
-      <w:r>
-        <w:t xml:space="preserve">- This cluster is part of the observation plane and assists with administrative tasks. By design, this is kept independent from the actual cluster as a good security practice and to ensure clear segregation of roles and responsibilities. As a best practice, this cluster or its services should be internal and should never be exposed to the external world.</w:t>
-      </w:r>
-    </w:p>
-    <w:p>
-      <w:pPr>
-        <w:pStyle w:val="Compact"/>
-        <w:numPr>
-          <w:ilvl w:val="2"/>
-          <w:numId w:val="1006"/>
-        </w:numPr>
-      </w:pPr>
-      <w:r>
-        <w:t xml:space="preserve">Rancher is used for managing the Inji cluster.</w:t>
-      </w:r>
-    </w:p>
-    <w:p>
-      <w:pPr>
-        <w:pStyle w:val="Compact"/>
-        <w:numPr>
-          <w:ilvl w:val="2"/>
-          <w:numId w:val="1006"/>
-        </w:numPr>
-      </w:pPr>
-      <w:r>
-        <w:t xml:space="preserve">Keycloak in this cluster is used to manage user access and rights for the observation plane.</w:t>
-      </w:r>
-    </w:p>
-    <w:p>
-      <w:pPr>
-        <w:pStyle w:val="Compact"/>
-        <w:numPr>
-          <w:ilvl w:val="3"/>
-          <w:numId w:val="1007"/>
-        </w:numPr>
-      </w:pPr>
-      <w:r>
-        <w:t xml:space="preserve">It is recommended to configure log monitoring and network monitoring in this cluster.</w:t>
-      </w:r>
-    </w:p>
-    <w:p>
-      <w:pPr>
-        <w:pStyle w:val="Compact"/>
-        <w:numPr>
-          <w:ilvl w:val="3"/>
-          <w:numId w:val="1007"/>
-        </w:numPr>
-      </w:pPr>
-      <w:r>
-        <w:t xml:space="preserve">In case you have an internal container registry, then it should run here.</w:t>
+        <w:t xml:space="preserve">Inji cluster</w:t>
+      </w:r>
+      <w:r>
+        <w:t xml:space="preserve"> </w:t>
+      </w:r>
+      <w:r>
+        <w:t xml:space="preserve">- This cluster runs all the Inji components and certain third-party components like the kafka, keycloak etc.</w:t>
       </w:r>
     </w:p>
     <w:p>
@@ -704,63 +805,67 @@
         </w:numPr>
       </w:pPr>
       <w:r>
+        <w:t xml:space="preserve">Inji External Components</w:t>
+      </w:r>
+    </w:p>
+    <w:p>
+      <w:pPr>
+        <w:pStyle w:val="Compact"/>
+        <w:numPr>
+          <w:ilvl w:val="1"/>
+          <w:numId w:val="1005"/>
+        </w:numPr>
+      </w:pPr>
+      <w:r>
+        <w:t xml:space="preserve">Inji Services</w:t>
+      </w:r>
+    </w:p>
+    <w:bookmarkEnd w:id="16"/>
+    <w:bookmarkEnd w:id="17"/>
+    <w:bookmarkEnd w:id="18"/>
+    <w:bookmarkStart w:id="26" w:name="prerequisites"/>
+    <w:p>
+      <w:pPr>
+        <w:pStyle w:val="Heading1"/>
+      </w:pPr>
+      <w:r>
+        <w:t xml:space="preserve">Prerequisites</w:t>
+      </w:r>
+    </w:p>
+    <w:p>
+      <w:pPr>
+        <w:pStyle w:val="FirstParagraph"/>
+      </w:pPr>
+      <w:r>
+        <w:t xml:space="preserve">While we have placed the</w:t>
+      </w:r>
+      <w:r>
+        <w:t xml:space="preserve"> </w:t>
+      </w:r>
+      <w:r>
         <w:rPr>
           <w:b/>
           <w:bCs/>
         </w:rPr>
-        <w:t xml:space="preserve">Inji cluster</w:t>
-      </w:r>
-      <w:r>
-        <w:t xml:space="preserve"> </w:t>
-      </w:r>
-      <w:r>
-        <w:t xml:space="preserve">- This cluster runs all the Inji components and certain third-party components like the kafka, keycloak etc.</w:t>
-      </w:r>
-    </w:p>
-    <w:p>
-      <w:pPr>
-        <w:pStyle w:val="Compact"/>
-        <w:numPr>
-          <w:ilvl w:val="1"/>
-          <w:numId w:val="1005"/>
-        </w:numPr>
-      </w:pPr>
-      <w:r>
-        <w:t xml:space="preserve">Inji External Components</w:t>
-      </w:r>
-    </w:p>
-    <w:p>
-      <w:pPr>
-        <w:pStyle w:val="Compact"/>
-        <w:numPr>
-          <w:ilvl w:val="1"/>
-          <w:numId w:val="1005"/>
-        </w:numPr>
-      </w:pPr>
-      <w:r>
-        <w:t xml:space="preserve">Inji Services</w:t>
-      </w:r>
-    </w:p>
-    <w:bookmarkEnd w:id="13"/>
-    <w:bookmarkEnd w:id="14"/>
-    <w:bookmarkEnd w:id="15"/>
-    <w:bookmarkEnd w:id="16"/>
-    <w:bookmarkEnd w:id="17"/>
-    <w:bookmarkStart w:id="25" w:name="prerequisites"/>
-    <w:p>
-      <w:pPr>
-        <w:pStyle w:val="Heading1"/>
-      </w:pPr>
-      <w:r>
         <w:t xml:space="preserve">Prerequisites</w:t>
       </w:r>
-    </w:p>
-    <w:p>
-      <w:pPr>
-        <w:pStyle w:val="FirstParagraph"/>
-      </w:pPr>
-      <w:r>
-        <w:t xml:space="preserve">While we have put the prerequisites specific to sections which needs it throughout this guide you can refer to the common ones here.</w:t>
+      <w:r>
+        <w:t xml:space="preserve"> </w:t>
+      </w:r>
+      <w:r>
+        <w:t xml:space="preserve">specific to a section under the respective section itself, here, this</w:t>
+      </w:r>
+      <w:r>
+        <w:t xml:space="preserve"> </w:t>
+      </w:r>
+      <w:r>
+        <w:t xml:space="preserve">‘Prerequisite’</w:t>
+      </w:r>
+      <w:r>
+        <w:t xml:space="preserve"> </w:t>
+      </w:r>
+      <w:r>
+        <w:t xml:space="preserve">lists the common ones here which you will need no matter which component you are deploying such as Wireguard, PC - Tools and Utilities etc.</w:t>
       </w:r>
     </w:p>
     <w:p>
@@ -775,7 +880,7 @@
         <w:t xml:space="preserve">DNS requirements [TODO]</w:t>
       </w:r>
     </w:p>
-    <w:bookmarkStart w:id="18" w:name="dns-requirements"/>
+    <w:bookmarkStart w:id="19" w:name="dns-requirements"/>
     <w:p>
       <w:pPr>
         <w:pStyle w:val="Heading2"/>
@@ -1379,8 +1484,8 @@
         <w:t xml:space="preserve">Ensure all DNS records are created and point to the correct IP addresses (public or private) as per your network design. For private domains, access is typically restricted via Wireguard VPN.</w:t>
       </w:r>
     </w:p>
-    <w:bookmarkEnd w:id="18"/>
-    <w:bookmarkStart w:id="24" w:name="personal-computer"/>
+    <w:bookmarkEnd w:id="19"/>
+    <w:bookmarkStart w:id="25" w:name="personal-computer"/>
     <w:p>
       <w:pPr>
         <w:pStyle w:val="Heading2"/>
@@ -1397,7 +1502,7 @@
         <w:t xml:space="preserve">Follow the steps mentioned here to install the required tools on your personal computer to create and manage the k8 cluster using RKE1.</w:t>
       </w:r>
     </w:p>
-    <w:bookmarkStart w:id="19" w:name="operating-systems"/>
+    <w:bookmarkStart w:id="20" w:name="operating-systems"/>
     <w:p>
       <w:pPr>
         <w:pStyle w:val="Heading3"/>
@@ -1507,8 +1612,8 @@
         <w:t xml:space="preserve">{% endhint %}</w:t>
       </w:r>
     </w:p>
-    <w:bookmarkEnd w:id="19"/>
-    <w:bookmarkStart w:id="22" w:name="tools-and-utilities"/>
+    <w:bookmarkEnd w:id="20"/>
+    <w:bookmarkStart w:id="23" w:name="tools-and-utilities"/>
     <w:p>
       <w:pPr>
         <w:pStyle w:val="Heading3"/>
@@ -1532,7 +1637,7 @@
           <w:numId w:val="1009"/>
         </w:numPr>
       </w:pPr>
-      <w:hyperlink r:id="rId20">
+      <w:hyperlink r:id="rId21">
         <w:r>
           <w:rPr>
             <w:rStyle w:val="Hyperlink"/>
@@ -1551,7 +1656,7 @@
           <w:numId w:val="1009"/>
         </w:numPr>
       </w:pPr>
-      <w:hyperlink r:id="rId21">
+      <w:hyperlink r:id="rId22">
         <w:r>
           <w:rPr>
             <w:rStyle w:val="Hyperlink"/>
@@ -1669,8 +1774,8 @@
         <w:t xml:space="preserve"> repo add mosip https://mosip.github.io/mosip-helm</w:t>
       </w:r>
     </w:p>
-    <w:bookmarkEnd w:id="22"/>
-    <w:bookmarkStart w:id="23" w:name="wireguard-on-pc"/>
+    <w:bookmarkEnd w:id="23"/>
+    <w:bookmarkStart w:id="24" w:name="wireguard-on-pc"/>
     <w:p>
       <w:pPr>
         <w:pStyle w:val="Heading3"/>
@@ -1684,12 +1789,2151 @@
         <w:pStyle w:val="FirstParagraph"/>
       </w:pPr>
       <w:r>
-        <w:t xml:space="preserve">Refer</w:t>
-      </w:r>
-      <w:r>
-        <w:t xml:space="preserve"> </w:t>
-      </w:r>
-      <w:hyperlink w:anchor="Xc1aa4493a739711c9c6d55316a845332e0abd19">
+        <w:t xml:space="preserve">Refer to the</w:t>
+      </w:r>
+      <w:r>
+        <w:t xml:space="preserve"> </w:t>
+      </w:r>
+      <w:hyperlink w:anchor="setup-wireguard-client-on-your-pc">
+        <w:r>
+          <w:rPr>
+            <w:rStyle w:val="Hyperlink"/>
+          </w:rPr>
+          <w:t xml:space="preserve">Setup Wireguard Client on your PC</w:t>
+        </w:r>
+      </w:hyperlink>
+      <w:r>
+        <w:t xml:space="preserve"> </w:t>
+      </w:r>
+      <w:r>
+        <w:t xml:space="preserve">section for the instructions.</w:t>
+      </w:r>
+    </w:p>
+    <w:bookmarkEnd w:id="24"/>
+    <w:bookmarkEnd w:id="25"/>
+    <w:bookmarkEnd w:id="26"/>
+    <w:bookmarkStart w:id="32" w:name="setting-up-wireguard"/>
+    <w:p>
+      <w:pPr>
+        <w:pStyle w:val="Heading1"/>
+      </w:pPr>
+      <w:r>
+        <w:t xml:space="preserve">Setting Up Wireguard</w:t>
+      </w:r>
+    </w:p>
+    <w:p>
+      <w:pPr>
+        <w:pStyle w:val="FirstParagraph"/>
+      </w:pPr>
+      <w:r>
+        <w:t xml:space="preserve">{% hint style=</w:t>
+      </w:r>
+      <w:r>
+        <w:t xml:space="preserve">“success”</w:t>
+      </w:r>
+      <w:r>
+        <w:t xml:space="preserve"> </w:t>
+      </w:r>
+      <w:r>
+        <w:t xml:space="preserve">%}</w:t>
+      </w:r>
+      <w:r>
+        <w:t xml:space="preserve"> </w:t>
+      </w:r>
+      <w:r>
+        <w:rPr>
+          <w:b/>
+          <w:bCs/>
+        </w:rPr>
+        <w:t xml:space="preserve">Note</w:t>
+      </w:r>
+      <w:r>
+        <w:t xml:space="preserve">: In case you already have VPN configured to access nodes privately please skip Wireguard installation and continue to use the same VPN.</w:t>
+      </w:r>
+      <w:r>
+        <w:t xml:space="preserve"> </w:t>
+      </w:r>
+      <w:r>
+        <w:t xml:space="preserve">{% endhint %}</w:t>
+      </w:r>
+    </w:p>
+    <w:p>
+      <w:pPr>
+        <w:pStyle w:val="BodyText"/>
+      </w:pPr>
+      <w:r>
+        <w:t xml:space="preserve">Wireguard bastian server provides secure private channel to access Inji cluster. Bastian server restricts public access, and enables access to only those clients who have their public key listed in Wireguard server.</w:t>
+      </w:r>
+    </w:p>
+    <w:p>
+      <w:pPr>
+        <w:pStyle w:val="BodyText"/>
+      </w:pPr>
+      <w:r>
+        <w:t xml:space="preserve">WireGuard is a modern, fast, and secure VPN (Virtual Private Network) protocol and software that creates encrypted tunnels between devices.</w:t>
+      </w:r>
+    </w:p>
+    <w:p>
+      <w:pPr>
+        <w:pStyle w:val="Compact"/>
+        <w:numPr>
+          <w:ilvl w:val="0"/>
+          <w:numId w:val="1011"/>
+        </w:numPr>
+      </w:pPr>
+      <w:r>
+        <w:t xml:space="preserve">Wireguard bastian server provides secure private channel to access Inji cluster.</w:t>
+      </w:r>
+    </w:p>
+    <w:p>
+      <w:pPr>
+        <w:pStyle w:val="Compact"/>
+        <w:numPr>
+          <w:ilvl w:val="0"/>
+          <w:numId w:val="1011"/>
+        </w:numPr>
+      </w:pPr>
+      <w:r>
+        <w:t xml:space="preserve">Bastian server restricts public access, and enables access to only those clients who have their public key listed in Wireguard server.</w:t>
+      </w:r>
+    </w:p>
+    <w:p>
+      <w:pPr>
+        <w:pStyle w:val="Compact"/>
+        <w:numPr>
+          <w:ilvl w:val="0"/>
+          <w:numId w:val="1011"/>
+        </w:numPr>
+      </w:pPr>
+      <w:r>
+        <w:t xml:space="preserve">Bastion server listens on UDP port 51820.</w:t>
+      </w:r>
+    </w:p>
+    <w:p>
+      <w:pPr>
+        <w:pStyle w:val="FirstParagraph"/>
+      </w:pPr>
+      <w:r>
+        <w:t xml:space="preserve">{% hint style=</w:t>
+      </w:r>
+      <w:r>
+        <w:t xml:space="preserve">“success”</w:t>
+      </w:r>
+      <w:r>
+        <w:t xml:space="preserve"> </w:t>
+      </w:r>
+      <w:r>
+        <w:t xml:space="preserve">%}</w:t>
+      </w:r>
+      <w:r>
+        <w:t xml:space="preserve"> </w:t>
+      </w:r>
+      <w:r>
+        <w:rPr>
+          <w:b/>
+          <w:bCs/>
+        </w:rPr>
+        <w:t xml:space="preserve">Note</w:t>
+      </w:r>
+      <w:r>
+        <w:t xml:space="preserve">: You can also refer to</w:t>
+      </w:r>
+      <w:r>
+        <w:t xml:space="preserve"> </w:t>
+      </w:r>
+      <w:hyperlink r:id="rId27">
+        <w:r>
+          <w:rPr>
+            <w:rStyle w:val="Hyperlink"/>
+          </w:rPr>
+          <w:t xml:space="preserve">Wireguard Administrator’s Guide</w:t>
+        </w:r>
+      </w:hyperlink>
+      <w:r>
+        <w:t xml:space="preserve"> </w:t>
+      </w:r>
+      <w:r>
+        <w:t xml:space="preserve">for more on Wireguard configuration and management.</w:t>
+      </w:r>
+      <w:r>
+        <w:t xml:space="preserve"> </w:t>
+      </w:r>
+      <w:r>
+        <w:t xml:space="preserve">{% endhint %}</w:t>
+      </w:r>
+    </w:p>
+    <w:bookmarkStart w:id="28" w:name="prerequisites-1"/>
+    <w:p>
+      <w:pPr>
+        <w:pStyle w:val="Heading2"/>
+      </w:pPr>
+      <w:r>
+        <w:t xml:space="preserve">Prerequisites</w:t>
+      </w:r>
+    </w:p>
+    <w:p>
+      <w:pPr>
+        <w:pStyle w:val="FirstParagraph"/>
+      </w:pPr>
+      <w:r>
+        <w:rPr>
+          <w:b/>
+          <w:bCs/>
+        </w:rPr>
+        <w:t xml:space="preserve">Wireguard Bastion Host</w:t>
+      </w:r>
+    </w:p>
+    <w:p>
+      <w:pPr>
+        <w:pStyle w:val="Compact"/>
+        <w:numPr>
+          <w:ilvl w:val="0"/>
+          <w:numId w:val="1012"/>
+        </w:numPr>
+      </w:pPr>
+      <w:r>
+        <w:rPr>
+          <w:b/>
+          <w:bCs/>
+        </w:rPr>
+        <w:t xml:space="preserve">VMs and Hardware Specifications</w:t>
+      </w:r>
+    </w:p>
+    <w:p>
+      <w:pPr>
+        <w:pStyle w:val="Compact"/>
+        <w:numPr>
+          <w:ilvl w:val="1"/>
+          <w:numId w:val="1013"/>
+        </w:numPr>
+      </w:pPr>
+      <w:r>
+        <w:t xml:space="preserve">1 VM (ensure to set up active-passive for HA)</w:t>
+      </w:r>
+    </w:p>
+    <w:p>
+      <w:pPr>
+        <w:pStyle w:val="Compact"/>
+        <w:numPr>
+          <w:ilvl w:val="1"/>
+          <w:numId w:val="1013"/>
+        </w:numPr>
+      </w:pPr>
+      <w:r>
+        <w:t xml:space="preserve">Specification - 2 vCPUs, 4 GB RAM, 8 GB Storage (HDD)</w:t>
+      </w:r>
+    </w:p>
+    <w:p>
+      <w:pPr>
+        <w:pStyle w:val="Compact"/>
+        <w:numPr>
+          <w:ilvl w:val="0"/>
+          <w:numId w:val="1012"/>
+        </w:numPr>
+      </w:pPr>
+      <w:r>
+        <w:rPr>
+          <w:b/>
+          <w:bCs/>
+        </w:rPr>
+        <w:t xml:space="preserve">Server Network Interfaces</w:t>
+      </w:r>
+    </w:p>
+    <w:p>
+      <w:pPr>
+        <w:pStyle w:val="Compact"/>
+        <w:numPr>
+          <w:ilvl w:val="1"/>
+          <w:numId w:val="1014"/>
+        </w:numPr>
+      </w:pPr>
+      <w:r>
+        <w:t xml:space="preserve">Private interface: On the same internal network as all other nodes (e.g., local NAT network).</w:t>
+      </w:r>
+    </w:p>
+    <w:p>
+      <w:pPr>
+        <w:pStyle w:val="Compact"/>
+        <w:numPr>
+          <w:ilvl w:val="1"/>
+          <w:numId w:val="1014"/>
+        </w:numPr>
+      </w:pPr>
+      <w:r>
+        <w:t xml:space="preserve">Public interface: Either a direct public IP or a firewall/NAT rule forwarding UDP port 51820 to this interface’s IP address.</w:t>
+      </w:r>
+    </w:p>
+    <w:bookmarkEnd w:id="28"/>
+    <w:bookmarkStart w:id="29" w:name="Xcb1beef08ab42e328082d0e1f8ec5e102e89a52"/>
+    <w:p>
+      <w:pPr>
+        <w:pStyle w:val="Heading2"/>
+      </w:pPr>
+      <w:r>
+        <w:t xml:space="preserve">Setting up Wireguard VM and wireguard bastion server</w:t>
+      </w:r>
+    </w:p>
+    <w:p>
+      <w:pPr>
+        <w:pStyle w:val="FirstParagraph"/>
+      </w:pPr>
+      <w:r>
+        <w:t xml:space="preserve">Before proceeding, Create a Wireguard server VM with the mentioned specification under</w:t>
+      </w:r>
+      <w:r>
+        <w:t xml:space="preserve"> </w:t>
+      </w:r>
+      <w:r>
+        <w:t xml:space="preserve">‘Prerequisites’</w:t>
+      </w:r>
+      <w:r>
+        <w:t xml:space="preserve"> </w:t>
+      </w:r>
+      <w:r>
+        <w:t xml:space="preserve">above. This VM will be used to set up the Wireguard server. Once the VM is ready, open the required ports on the Bastion server VM.</w:t>
+      </w:r>
+    </w:p>
+    <w:p>
+      <w:pPr>
+        <w:pStyle w:val="BodyText"/>
+      </w:pPr>
+      <w:r>
+        <w:rPr>
+          <w:b/>
+          <w:bCs/>
+        </w:rPr>
+        <w:t xml:space="preserve">Open required ports in the Bastian server VM</w:t>
+      </w:r>
+    </w:p>
+    <w:p>
+      <w:pPr>
+        <w:pStyle w:val="BodyText"/>
+      </w:pPr>
+      <w:r>
+        <w:t xml:space="preserve">Configure the firewall on the Bastion server virtual machine to allow network traffic through specific ports needed for your application or remote access.</w:t>
+      </w:r>
+    </w:p>
+    <w:p>
+      <w:pPr>
+        <w:pStyle w:val="Compact"/>
+        <w:numPr>
+          <w:ilvl w:val="0"/>
+          <w:numId w:val="1015"/>
+        </w:numPr>
+      </w:pPr>
+      <w:r>
+        <w:rPr>
+          <w:rStyle w:val="VerbatimChar"/>
+        </w:rPr>
+        <w:t xml:space="preserve">cd $K8_ROOT/wireguard/</w:t>
+      </w:r>
+    </w:p>
+    <w:p>
+      <w:pPr>
+        <w:pStyle w:val="Compact"/>
+        <w:numPr>
+          <w:ilvl w:val="0"/>
+          <w:numId w:val="1015"/>
+        </w:numPr>
+      </w:pPr>
+      <w:r>
+        <w:t xml:space="preserve">Create copy of</w:t>
+      </w:r>
+      <w:r>
+        <w:t xml:space="preserve"> </w:t>
+      </w:r>
+      <w:r>
+        <w:rPr>
+          <w:rStyle w:val="VerbatimChar"/>
+        </w:rPr>
+        <w:t xml:space="preserve">hosts.ini.sample</w:t>
+      </w:r>
+      <w:r>
+        <w:t xml:space="preserve"> </w:t>
+      </w:r>
+      <w:r>
+        <w:t xml:space="preserve">as</w:t>
+      </w:r>
+      <w:r>
+        <w:t xml:space="preserve"> </w:t>
+      </w:r>
+      <w:r>
+        <w:rPr>
+          <w:rStyle w:val="VerbatimChar"/>
+        </w:rPr>
+        <w:t xml:space="preserve">hosts.ini</w:t>
+      </w:r>
+      <w:r>
+        <w:t xml:space="preserve"> </w:t>
+      </w:r>
+      <w:r>
+        <w:t xml:space="preserve">and update the required details for wireguard VM</w:t>
+      </w:r>
+    </w:p>
+    <w:p>
+      <w:pPr>
+        <w:pStyle w:val="Compact"/>
+        <w:numPr>
+          <w:ilvl w:val="0"/>
+          <w:numId w:val="1015"/>
+        </w:numPr>
+      </w:pPr>
+      <w:r>
+        <w:rPr>
+          <w:rStyle w:val="VerbatimChar"/>
+        </w:rPr>
+        <w:t xml:space="preserve">cp hosts.ini.sample hosts.ini</w:t>
+      </w:r>
+    </w:p>
+    <w:p>
+      <w:pPr>
+        <w:pStyle w:val="FirstParagraph"/>
+      </w:pPr>
+      <w:r>
+        <w:t xml:space="preserve">{% hint style=</w:t>
+      </w:r>
+      <w:r>
+        <w:t xml:space="preserve">“success”</w:t>
+      </w:r>
+      <w:r>
+        <w:t xml:space="preserve"> </w:t>
+      </w:r>
+      <w:r>
+        <w:t xml:space="preserve">%}</w:t>
+      </w:r>
+      <w:r>
+        <w:t xml:space="preserve"> </w:t>
+      </w:r>
+      <w:r>
+        <w:rPr>
+          <w:b/>
+          <w:bCs/>
+        </w:rPr>
+        <w:t xml:space="preserve">Note</w:t>
+      </w:r>
+      <w:r>
+        <w:t xml:space="preserve">:</w:t>
+      </w:r>
+    </w:p>
+    <w:p>
+      <w:pPr>
+        <w:pStyle w:val="Compact"/>
+        <w:numPr>
+          <w:ilvl w:val="0"/>
+          <w:numId w:val="1016"/>
+        </w:numPr>
+      </w:pPr>
+      <w:r>
+        <w:t xml:space="preserve">Remove</w:t>
+      </w:r>
+      <w:r>
+        <w:t xml:space="preserve"> </w:t>
+      </w:r>
+      <w:r>
+        <w:rPr>
+          <w:rStyle w:val="VerbatimChar"/>
+        </w:rPr>
+        <w:t xml:space="preserve">[Cluster]</w:t>
+      </w:r>
+      <w:r>
+        <w:t xml:space="preserve"> </w:t>
+      </w:r>
+      <w:r>
+        <w:t xml:space="preserve">complete section from copied</w:t>
+      </w:r>
+      <w:r>
+        <w:t xml:space="preserve"> </w:t>
+      </w:r>
+      <w:r>
+        <w:rPr>
+          <w:rStyle w:val="VerbatimChar"/>
+        </w:rPr>
+        <w:t xml:space="preserve">hosts.ini</w:t>
+      </w:r>
+      <w:r>
+        <w:t xml:space="preserve"> </w:t>
+      </w:r>
+      <w:r>
+        <w:t xml:space="preserve">file.</w:t>
+      </w:r>
+    </w:p>
+    <w:p>
+      <w:pPr>
+        <w:pStyle w:val="Compact"/>
+        <w:numPr>
+          <w:ilvl w:val="0"/>
+          <w:numId w:val="1016"/>
+        </w:numPr>
+      </w:pPr>
+      <w:r>
+        <w:t xml:space="preserve">Add below mentioned details:</w:t>
+      </w:r>
+    </w:p>
+    <w:p>
+      <w:pPr>
+        <w:pStyle w:val="Compact"/>
+        <w:numPr>
+          <w:ilvl w:val="1"/>
+          <w:numId w:val="1017"/>
+        </w:numPr>
+      </w:pPr>
+      <w:r>
+        <w:t xml:space="preserve">ansible_host : public IP of Wireguard Bastion server. eg. 100.10.20.56</w:t>
+      </w:r>
+    </w:p>
+    <w:p>
+      <w:pPr>
+        <w:pStyle w:val="Compact"/>
+        <w:numPr>
+          <w:ilvl w:val="1"/>
+          <w:numId w:val="1017"/>
+        </w:numPr>
+      </w:pPr>
+      <w:r>
+        <w:t xml:space="preserve">ansible_user : user to be used for installation. In this ref-impl we use Ubuntu user.</w:t>
+      </w:r>
+    </w:p>
+    <w:p>
+      <w:pPr>
+        <w:pStyle w:val="Compact"/>
+        <w:numPr>
+          <w:ilvl w:val="1"/>
+          <w:numId w:val="1017"/>
+        </w:numPr>
+      </w:pPr>
+      <w:r>
+        <w:t xml:space="preserve">ansible_ssh_private_key_file : path to pem key for ssh to wireguard server. eg.</w:t>
+      </w:r>
+      <w:r>
+        <w:t xml:space="preserve"> </w:t>
+      </w:r>
+      <w:r>
+        <w:rPr>
+          <w:rStyle w:val="VerbatimChar"/>
+        </w:rPr>
+        <w:t xml:space="preserve">~/.ssh/wireguard-ssh.pem</w:t>
+      </w:r>
+      <w:r>
+        <w:t xml:space="preserve">hosts.ini</w:t>
+      </w:r>
+      <w:r>
+        <w:t xml:space="preserve"> </w:t>
+      </w:r>
+      <w:r>
+        <w:t xml:space="preserve">{% endhint %}</w:t>
+      </w:r>
+    </w:p>
+    <w:p>
+      <w:pPr>
+        <w:pStyle w:val="Compact"/>
+        <w:numPr>
+          <w:ilvl w:val="0"/>
+          <w:numId w:val="1016"/>
+        </w:numPr>
+      </w:pPr>
+      <w:r>
+        <w:t xml:space="preserve">Execute ports.yml to enable ports on VM level using ufw:</w:t>
+      </w:r>
+      <w:r>
+        <w:rPr>
+          <w:rStyle w:val="VerbatimChar"/>
+        </w:rPr>
+        <w:t xml:space="preserve">ansible-playbook -i hosts.ini ports.yaml</w:t>
+      </w:r>
+    </w:p>
+    <w:p>
+      <w:pPr>
+        <w:pStyle w:val="FirstParagraph"/>
+      </w:pPr>
+      <w:r>
+        <w:t xml:space="preserve">{% hint style=</w:t>
+      </w:r>
+      <w:r>
+        <w:t xml:space="preserve">“success”</w:t>
+      </w:r>
+      <w:r>
+        <w:t xml:space="preserve"> </w:t>
+      </w:r>
+      <w:r>
+        <w:t xml:space="preserve">%}</w:t>
+      </w:r>
+      <w:r>
+        <w:t xml:space="preserve"> </w:t>
+      </w:r>
+      <w:r>
+        <w:rPr>
+          <w:b/>
+          <w:bCs/>
+        </w:rPr>
+        <w:t xml:space="preserve">Note</w:t>
+      </w:r>
+      <w:r>
+        <w:t xml:space="preserve">:</w:t>
+      </w:r>
+    </w:p>
+    <w:p>
+      <w:pPr>
+        <w:pStyle w:val="Compact"/>
+        <w:numPr>
+          <w:ilvl w:val="0"/>
+          <w:numId w:val="1018"/>
+        </w:numPr>
+      </w:pPr>
+      <w:r>
+        <w:t xml:space="preserve">Permission of the pem files to access nodes should have 400 permission.</w:t>
+      </w:r>
+      <w:r>
+        <w:t xml:space="preserve"> </w:t>
+      </w:r>
+      <w:r>
+        <w:rPr>
+          <w:rStyle w:val="VerbatimChar"/>
+        </w:rPr>
+        <w:t xml:space="preserve">sudo chmod 400 ~/.ssh/privkey.pem</w:t>
+      </w:r>
+    </w:p>
+    <w:p>
+      <w:pPr>
+        <w:pStyle w:val="Compact"/>
+        <w:numPr>
+          <w:ilvl w:val="0"/>
+          <w:numId w:val="1018"/>
+        </w:numPr>
+      </w:pPr>
+      <w:r>
+        <w:t xml:space="preserve">These ports are only needed to be opened for sharing packets over UDP.</w:t>
+      </w:r>
+    </w:p>
+    <w:p>
+      <w:pPr>
+        <w:pStyle w:val="Compact"/>
+        <w:numPr>
+          <w:ilvl w:val="0"/>
+          <w:numId w:val="1018"/>
+        </w:numPr>
+      </w:pPr>
+      <w:r>
+        <w:t xml:space="preserve">Take necessary measure on firewall level so that the Wireguard server can be reachable on 51820/udp.</w:t>
+      </w:r>
+      <w:r>
+        <w:t xml:space="preserve"> </w:t>
+      </w:r>
+      <w:r>
+        <w:t xml:space="preserve">{% endhint %}</w:t>
+      </w:r>
+    </w:p>
+    <w:p>
+      <w:pPr>
+        <w:pStyle w:val="FirstParagraph"/>
+      </w:pPr>
+      <w:r>
+        <w:rPr>
+          <w:b/>
+          <w:bCs/>
+        </w:rPr>
+        <w:t xml:space="preserve">Install docker</w:t>
+      </w:r>
+    </w:p>
+    <w:p>
+      <w:pPr>
+        <w:pStyle w:val="Compact"/>
+        <w:numPr>
+          <w:ilvl w:val="0"/>
+          <w:numId w:val="1019"/>
+        </w:numPr>
+      </w:pPr>
+      <w:r>
+        <w:t xml:space="preserve">execute docker.yml to install docker and add user to docker group:</w:t>
+      </w:r>
+    </w:p>
+    <w:p>
+      <w:pPr>
+        <w:pStyle w:val="SourceCode"/>
+      </w:pPr>
+      <w:r>
+        <w:rPr>
+          <w:rStyle w:val="ExtensionTok"/>
+        </w:rPr>
+        <w:t xml:space="preserve">ansible-playbook</w:t>
+      </w:r>
+      <w:r>
+        <w:rPr>
+          <w:rStyle w:val="NormalTok"/>
+        </w:rPr>
+        <w:t xml:space="preserve"> </w:t>
+      </w:r>
+      <w:r>
+        <w:rPr>
+          <w:rStyle w:val="AttributeTok"/>
+        </w:rPr>
+        <w:t xml:space="preserve">-i</w:t>
+      </w:r>
+      <w:r>
+        <w:rPr>
+          <w:rStyle w:val="NormalTok"/>
+        </w:rPr>
+        <w:t xml:space="preserve"> hosts.ini docker.yaml</w:t>
+      </w:r>
+    </w:p>
+    <w:p>
+      <w:pPr>
+        <w:pStyle w:val="Compact"/>
+        <w:numPr>
+          <w:ilvl w:val="0"/>
+          <w:numId w:val="1020"/>
+        </w:numPr>
+      </w:pPr>
+      <w:r>
+        <w:t xml:space="preserve">Setup Wireguard server</w:t>
+      </w:r>
+    </w:p>
+    <w:p>
+      <w:pPr>
+        <w:numPr>
+          <w:ilvl w:val="1"/>
+          <w:numId w:val="1021"/>
+        </w:numPr>
+      </w:pPr>
+      <w:r>
+        <w:t xml:space="preserve">SSH to wireguard VM</w:t>
+      </w:r>
+    </w:p>
+    <w:p>
+      <w:pPr>
+        <w:numPr>
+          <w:ilvl w:val="1"/>
+          <w:numId w:val="1021"/>
+        </w:numPr>
+      </w:pPr>
+      <w:r>
+        <w:rPr>
+          <w:rStyle w:val="VerbatimChar"/>
+        </w:rPr>
+        <w:t xml:space="preserve">ssh -i &lt;path to .pem&gt; ubuntu@&lt;Wireguard server public ip&gt;</w:t>
+      </w:r>
+    </w:p>
+    <w:p>
+      <w:pPr>
+        <w:numPr>
+          <w:ilvl w:val="1"/>
+          <w:numId w:val="1021"/>
+        </w:numPr>
+      </w:pPr>
+      <w:r>
+        <w:t xml:space="preserve">Create directory for storing wireguard config files.</w:t>
+      </w:r>
+      <w:r>
+        <w:rPr>
+          <w:rStyle w:val="VerbatimChar"/>
+        </w:rPr>
+        <w:t xml:space="preserve">mkdir -p wireguard/config</w:t>
+      </w:r>
+    </w:p>
+    <w:p>
+      <w:pPr>
+        <w:numPr>
+          <w:ilvl w:val="1"/>
+          <w:numId w:val="1021"/>
+        </w:numPr>
+      </w:pPr>
+      <w:r>
+        <w:t xml:space="preserve">Install and start wireguard server using docker as given below:</w:t>
+      </w:r>
+    </w:p>
+    <w:p>
+      <w:pPr>
+        <w:pStyle w:val="SourceCode"/>
+        <w:numPr>
+          <w:ilvl w:val="1"/>
+          <w:numId w:val="1000"/>
+        </w:numPr>
+      </w:pPr>
+      <w:r>
+        <w:rPr>
+          <w:rStyle w:val="FunctionTok"/>
+        </w:rPr>
+        <w:t xml:space="preserve">sudo</w:t>
+      </w:r>
+      <w:r>
+        <w:rPr>
+          <w:rStyle w:val="NormalTok"/>
+        </w:rPr>
+        <w:t xml:space="preserve"> docker run </w:t>
+      </w:r>
+      <w:r>
+        <w:rPr>
+          <w:rStyle w:val="AttributeTok"/>
+        </w:rPr>
+        <w:t xml:space="preserve">-d</w:t>
+      </w:r>
+      <w:r>
+        <w:rPr>
+          <w:rStyle w:val="NormalTok"/>
+        </w:rPr>
+        <w:t xml:space="preserve"> </w:t>
+      </w:r>
+      <w:r>
+        <w:rPr>
+          <w:rStyle w:val="DataTypeTok"/>
+        </w:rPr>
+        <w:t xml:space="preserve">\</w:t>
+      </w:r>
+      <w:r>
+        <w:br/>
+      </w:r>
+      <w:r>
+        <w:rPr>
+          <w:rStyle w:val="NormalTok"/>
+        </w:rPr>
+        <w:t xml:space="preserve">--name=wireguard </w:t>
+      </w:r>
+      <w:r>
+        <w:rPr>
+          <w:rStyle w:val="DataTypeTok"/>
+        </w:rPr>
+        <w:t xml:space="preserve">\</w:t>
+      </w:r>
+      <w:r>
+        <w:br/>
+      </w:r>
+      <w:r>
+        <w:rPr>
+          <w:rStyle w:val="NormalTok"/>
+        </w:rPr>
+        <w:t xml:space="preserve">--cap-add=NET_ADMIN </w:t>
+      </w:r>
+      <w:r>
+        <w:rPr>
+          <w:rStyle w:val="DataTypeTok"/>
+        </w:rPr>
+        <w:t xml:space="preserve">\</w:t>
+      </w:r>
+      <w:r>
+        <w:br/>
+      </w:r>
+      <w:r>
+        <w:rPr>
+          <w:rStyle w:val="NormalTok"/>
+        </w:rPr>
+        <w:t xml:space="preserve">--cap-add=SYS_MODULE </w:t>
+      </w:r>
+      <w:r>
+        <w:rPr>
+          <w:rStyle w:val="DataTypeTok"/>
+        </w:rPr>
+        <w:t xml:space="preserve">\</w:t>
+      </w:r>
+      <w:r>
+        <w:br/>
+      </w:r>
+      <w:r>
+        <w:rPr>
+          <w:rStyle w:val="NormalTok"/>
+        </w:rPr>
+        <w:t xml:space="preserve">-e PUID=1000 </w:t>
+      </w:r>
+      <w:r>
+        <w:rPr>
+          <w:rStyle w:val="DataTypeTok"/>
+        </w:rPr>
+        <w:t xml:space="preserve">\</w:t>
+      </w:r>
+      <w:r>
+        <w:br/>
+      </w:r>
+      <w:r>
+        <w:rPr>
+          <w:rStyle w:val="NormalTok"/>
+        </w:rPr>
+        <w:t xml:space="preserve">-e PGID=1000 </w:t>
+      </w:r>
+      <w:r>
+        <w:rPr>
+          <w:rStyle w:val="DataTypeTok"/>
+        </w:rPr>
+        <w:t xml:space="preserve">\</w:t>
+      </w:r>
+      <w:r>
+        <w:br/>
+      </w:r>
+      <w:r>
+        <w:rPr>
+          <w:rStyle w:val="NormalTok"/>
+        </w:rPr>
+        <w:t xml:space="preserve">-e TZ=Asia/Calcutta </w:t>
+      </w:r>
+      <w:r>
+        <w:rPr>
+          <w:rStyle w:val="DataTypeTok"/>
+        </w:rPr>
+        <w:t xml:space="preserve">\</w:t>
+      </w:r>
+      <w:r>
+        <w:br/>
+      </w:r>
+      <w:r>
+        <w:rPr>
+          <w:rStyle w:val="NormalTok"/>
+        </w:rPr>
+        <w:t xml:space="preserve">-e PEERS=30 </w:t>
+      </w:r>
+      <w:r>
+        <w:rPr>
+          <w:rStyle w:val="DataTypeTok"/>
+        </w:rPr>
+        <w:t xml:space="preserve">\</w:t>
+      </w:r>
+      <w:r>
+        <w:br/>
+      </w:r>
+      <w:r>
+        <w:rPr>
+          <w:rStyle w:val="NormalTok"/>
+        </w:rPr>
+        <w:t xml:space="preserve">-p 51820:51820/udp </w:t>
+      </w:r>
+      <w:r>
+        <w:rPr>
+          <w:rStyle w:val="DataTypeTok"/>
+        </w:rPr>
+        <w:t xml:space="preserve">\</w:t>
+      </w:r>
+      <w:r>
+        <w:br/>
+      </w:r>
+      <w:r>
+        <w:rPr>
+          <w:rStyle w:val="NormalTok"/>
+        </w:rPr>
+        <w:t xml:space="preserve">-v /home/ubuntu/wireguard/config:/config </w:t>
+      </w:r>
+      <w:r>
+        <w:rPr>
+          <w:rStyle w:val="DataTypeTok"/>
+        </w:rPr>
+        <w:t xml:space="preserve">\</w:t>
+      </w:r>
+      <w:r>
+        <w:br/>
+      </w:r>
+      <w:r>
+        <w:rPr>
+          <w:rStyle w:val="NormalTok"/>
+        </w:rPr>
+        <w:t xml:space="preserve">-v /lib/modules:/lib/modules </w:t>
+      </w:r>
+      <w:r>
+        <w:rPr>
+          <w:rStyle w:val="DataTypeTok"/>
+        </w:rPr>
+        <w:t xml:space="preserve">\</w:t>
+      </w:r>
+      <w:r>
+        <w:br/>
+      </w:r>
+      <w:r>
+        <w:rPr>
+          <w:rStyle w:val="NormalTok"/>
+        </w:rPr>
+        <w:t xml:space="preserve">--sysctl=</w:t>
+      </w:r>
+      <w:r>
+        <w:rPr>
+          <w:rStyle w:val="StringTok"/>
+        </w:rPr>
+        <w:t xml:space="preserve">"net.ipv4.conf.all.src_valid_mark=1"</w:t>
+      </w:r>
+      <w:r>
+        <w:rPr>
+          <w:rStyle w:val="NormalTok"/>
+        </w:rPr>
+        <w:t xml:space="preserve"> </w:t>
+      </w:r>
+      <w:r>
+        <w:rPr>
+          <w:rStyle w:val="DataTypeTok"/>
+        </w:rPr>
+        <w:t xml:space="preserve">\</w:t>
+      </w:r>
+      <w:r>
+        <w:br/>
+      </w:r>
+      <w:r>
+        <w:rPr>
+          <w:rStyle w:val="NormalTok"/>
+        </w:rPr>
+        <w:t xml:space="preserve">--restart unless-stopped </w:t>
+      </w:r>
+      <w:r>
+        <w:rPr>
+          <w:rStyle w:val="DataTypeTok"/>
+        </w:rPr>
+        <w:t xml:space="preserve">\</w:t>
+      </w:r>
+      <w:r>
+        <w:br/>
+      </w:r>
+      <w:r>
+        <w:rPr>
+          <w:rStyle w:val="NormalTok"/>
+        </w:rPr>
+        <w:t xml:space="preserve">ghcr.io/linuxserver/wireguard</w:t>
+      </w:r>
+    </w:p>
+    <w:p>
+      <w:pPr>
+        <w:pStyle w:val="FirstParagraph"/>
+      </w:pPr>
+      <w:r>
+        <w:t xml:space="preserve">{% hint style=</w:t>
+      </w:r>
+      <w:r>
+        <w:t xml:space="preserve">“success”</w:t>
+      </w:r>
+      <w:r>
+        <w:t xml:space="preserve"> </w:t>
+      </w:r>
+      <w:r>
+        <w:t xml:space="preserve">%}</w:t>
+      </w:r>
+      <w:r>
+        <w:t xml:space="preserve"> </w:t>
+      </w:r>
+      <w:r>
+        <w:rPr>
+          <w:b/>
+          <w:bCs/>
+        </w:rPr>
+        <w:t xml:space="preserve">Note</w:t>
+      </w:r>
+      <w:r>
+        <w:t xml:space="preserve">:</w:t>
+      </w:r>
+    </w:p>
+    <w:p>
+      <w:pPr>
+        <w:pStyle w:val="Compact"/>
+        <w:numPr>
+          <w:ilvl w:val="0"/>
+          <w:numId w:val="1022"/>
+        </w:numPr>
+      </w:pPr>
+      <w:r>
+        <w:t xml:space="preserve">Increase the number of peers above in case more than 30 wireguard client confs (-e PEERS=30) are needed.</w:t>
+      </w:r>
+    </w:p>
+    <w:p>
+      <w:pPr>
+        <w:pStyle w:val="Compact"/>
+        <w:numPr>
+          <w:ilvl w:val="0"/>
+          <w:numId w:val="1022"/>
+        </w:numPr>
+      </w:pPr>
+      <w:r>
+        <w:t xml:space="preserve">Change the directory to be mounted to wireguard docker as per need. All your wireguard confs will be generated in the mounted directory (</w:t>
+      </w:r>
+      <w:r>
+        <w:rPr>
+          <w:rStyle w:val="VerbatimChar"/>
+        </w:rPr>
+        <w:t xml:space="preserve">-v /home/ubuntu/wireguard/config:/config</w:t>
+      </w:r>
+      <w:r>
+        <w:t xml:space="preserve">).</w:t>
+      </w:r>
+      <w:r>
+        <w:t xml:space="preserve"> </w:t>
+      </w:r>
+      <w:r>
+        <w:t xml:space="preserve">{% endhint %}</w:t>
+      </w:r>
+    </w:p>
+    <w:bookmarkEnd w:id="29"/>
+    <w:bookmarkStart w:id="31" w:name="setup-wireguard-client-on-your-pc"/>
+    <w:p>
+      <w:pPr>
+        <w:pStyle w:val="Heading2"/>
+      </w:pPr>
+      <w:r>
+        <w:t xml:space="preserve">Setup Wireguard Client on your PC</w:t>
+      </w:r>
+    </w:p>
+    <w:p>
+      <w:pPr>
+        <w:pStyle w:val="Compact"/>
+        <w:numPr>
+          <w:ilvl w:val="0"/>
+          <w:numId w:val="1023"/>
+        </w:numPr>
+      </w:pPr>
+      <w:r>
+        <w:t xml:space="preserve">Install Wireguard client on your PC using</w:t>
+      </w:r>
+      <w:r>
+        <w:t xml:space="preserve"> </w:t>
+      </w:r>
+      <w:hyperlink r:id="rId30">
+        <w:r>
+          <w:rPr>
+            <w:rStyle w:val="Hyperlink"/>
+          </w:rPr>
+          <w:t xml:space="preserve">steps</w:t>
+        </w:r>
+      </w:hyperlink>
+      <w:r>
+        <w:t xml:space="preserve">.</w:t>
+      </w:r>
+    </w:p>
+    <w:p>
+      <w:pPr>
+        <w:pStyle w:val="Compact"/>
+        <w:numPr>
+          <w:ilvl w:val="0"/>
+          <w:numId w:val="1023"/>
+        </w:numPr>
+      </w:pPr>
+      <w:r>
+        <w:t xml:space="preserve">Assign</w:t>
+      </w:r>
+      <w:r>
+        <w:t xml:space="preserve"> </w:t>
+      </w:r>
+      <w:r>
+        <w:rPr>
+          <w:rStyle w:val="VerbatimChar"/>
+        </w:rPr>
+        <w:t xml:space="preserve">wireguard.conf</w:t>
+      </w:r>
+      <w:r>
+        <w:t xml:space="preserve">:</w:t>
+      </w:r>
+    </w:p>
+    <w:p>
+      <w:pPr>
+        <w:pStyle w:val="Compact"/>
+        <w:numPr>
+          <w:ilvl w:val="0"/>
+          <w:numId w:val="1023"/>
+        </w:numPr>
+      </w:pPr>
+      <w:r>
+        <w:t xml:space="preserve">SSH to the wireguard server VM.</w:t>
+      </w:r>
+    </w:p>
+    <w:p>
+      <w:pPr>
+        <w:pStyle w:val="Compact"/>
+        <w:numPr>
+          <w:ilvl w:val="0"/>
+          <w:numId w:val="1023"/>
+        </w:numPr>
+      </w:pPr>
+      <w:r>
+        <w:rPr>
+          <w:rStyle w:val="VerbatimChar"/>
+        </w:rPr>
+        <w:t xml:space="preserve">cd /home/ubuntu/wireguard/config</w:t>
+      </w:r>
+    </w:p>
+    <w:p>
+      <w:pPr>
+        <w:pStyle w:val="Compact"/>
+        <w:numPr>
+          <w:ilvl w:val="0"/>
+          <w:numId w:val="1023"/>
+        </w:numPr>
+      </w:pPr>
+      <w:r>
+        <w:t xml:space="preserve">assign one of the PR for yourself and use the same from the PC to connect to the server.</w:t>
+      </w:r>
+    </w:p>
+    <w:p>
+      <w:pPr>
+        <w:pStyle w:val="SourceCode"/>
+      </w:pPr>
+      <w:r>
+        <w:rPr>
+          <w:rStyle w:val="VerbatimChar"/>
+        </w:rPr>
+        <w:t xml:space="preserve">* create `assigned.txt` file to assign the keep track of peer files allocated and update everytime some peer is allocated to someone.</w:t>
+      </w:r>
+    </w:p>
+    <w:p>
+      <w:pPr>
+        <w:pStyle w:val="SourceCode"/>
+      </w:pPr>
+      <w:r>
+        <w:rPr>
+          <w:rStyle w:val="VerbatimChar"/>
+        </w:rPr>
+        <w:t xml:space="preserve">```sh</w:t>
+      </w:r>
+      <w:r>
+        <w:br/>
+      </w:r>
+      <w:r>
+        <w:rPr>
+          <w:rStyle w:val="VerbatimChar"/>
+        </w:rPr>
+        <w:t xml:space="preserve">peer1 :   peername</w:t>
+      </w:r>
+      <w:r>
+        <w:br/>
+      </w:r>
+      <w:r>
+        <w:rPr>
+          <w:rStyle w:val="VerbatimChar"/>
+        </w:rPr>
+        <w:t xml:space="preserve">peer2 :   xyz</w:t>
+      </w:r>
+      <w:r>
+        <w:br/>
+      </w:r>
+      <w:r>
+        <w:rPr>
+          <w:rStyle w:val="VerbatimChar"/>
+        </w:rPr>
+        <w:t xml:space="preserve">```</w:t>
+      </w:r>
+      <w:r>
+        <w:br/>
+      </w:r>
+      <w:r>
+        <w:br/>
+      </w:r>
+      <w:r>
+        <w:rPr>
+          <w:rStyle w:val="VerbatimChar"/>
+        </w:rPr>
+        <w:t xml:space="preserve">* use `ls` cmd to see the list of peers.</w:t>
+      </w:r>
+      <w:r>
+        <w:br/>
+      </w:r>
+      <w:r>
+        <w:rPr>
+          <w:rStyle w:val="VerbatimChar"/>
+        </w:rPr>
+        <w:t xml:space="preserve">* get inside your selected peer directory, and add mentioned changes in `peer.conf`:</w:t>
+      </w:r>
+      <w:r>
+        <w:br/>
+      </w:r>
+      <w:r>
+        <w:rPr>
+          <w:rStyle w:val="VerbatimChar"/>
+        </w:rPr>
+        <w:t xml:space="preserve">  * `cd peer1`</w:t>
+      </w:r>
+      <w:r>
+        <w:br/>
+      </w:r>
+      <w:r>
+        <w:rPr>
+          <w:rStyle w:val="VerbatimChar"/>
+        </w:rPr>
+        <w:t xml:space="preserve">  *   `nano peer1.conf`</w:t>
+      </w:r>
+      <w:r>
+        <w:br/>
+      </w:r>
+      <w:r>
+        <w:br/>
+      </w:r>
+      <w:r>
+        <w:rPr>
+          <w:rStyle w:val="VerbatimChar"/>
+        </w:rPr>
+        <w:t xml:space="preserve">    * Delete the DNS IP.</w:t>
+      </w:r>
+      <w:r>
+        <w:br/>
+      </w:r>
+      <w:r>
+        <w:rPr>
+          <w:rStyle w:val="VerbatimChar"/>
+        </w:rPr>
+        <w:t xml:space="preserve">    * Update the allowed IP's to subnets CIDR ip . e.g. 10.10.20.0/23</w:t>
+      </w:r>
+      <w:r>
+        <w:br/>
+      </w:r>
+      <w:r>
+        <w:br/>
+      </w:r>
+      <w:r>
+        <w:rPr>
+          <w:rStyle w:val="VerbatimChar"/>
+        </w:rPr>
+        <w:t xml:space="preserve">    &gt; Note:</w:t>
+      </w:r>
+      <w:r>
+        <w:br/>
+      </w:r>
+      <w:r>
+        <w:rPr>
+          <w:rStyle w:val="VerbatimChar"/>
+        </w:rPr>
+        <w:t xml:space="preserve">    &gt;</w:t>
+      </w:r>
+      <w:r>
+        <w:br/>
+      </w:r>
+      <w:r>
+        <w:rPr>
+          <w:rStyle w:val="VerbatimChar"/>
+        </w:rPr>
+        <w:t xml:space="preserve">    &gt; * CIDR Range will be shared by the Infra provider.</w:t>
+      </w:r>
+      <w:r>
+        <w:br/>
+      </w:r>
+      <w:r>
+        <w:rPr>
+          <w:rStyle w:val="VerbatimChar"/>
+        </w:rPr>
+        <w:t xml:space="preserve">    &gt; * Make sure all the nodes are covered in the provided CIDR range. (nginx server, K8 cluster nodes for observation as well as mosip).</w:t>
+      </w:r>
+      <w:r>
+        <w:br/>
+      </w:r>
+      <w:r>
+        <w:rPr>
+          <w:rStyle w:val="VerbatimChar"/>
+        </w:rPr>
+        <w:t xml:space="preserve">  * Share the updated `peer.conf` with respective peer to connect to wireguard server from Personel PC.</w:t>
+      </w:r>
+    </w:p>
+    <w:p>
+      <w:pPr>
+        <w:pStyle w:val="Compact"/>
+        <w:numPr>
+          <w:ilvl w:val="0"/>
+          <w:numId w:val="1024"/>
+        </w:numPr>
+      </w:pPr>
+      <w:r>
+        <w:t xml:space="preserve">Add</w:t>
+      </w:r>
+      <w:r>
+        <w:t xml:space="preserve"> </w:t>
+      </w:r>
+      <w:r>
+        <w:rPr>
+          <w:rStyle w:val="VerbatimChar"/>
+        </w:rPr>
+        <w:t xml:space="preserve">peer.conf</w:t>
+      </w:r>
+      <w:r>
+        <w:t xml:space="preserve"> </w:t>
+      </w:r>
+      <w:r>
+        <w:t xml:space="preserve">in your PC’s</w:t>
+      </w:r>
+      <w:r>
+        <w:t xml:space="preserve"> </w:t>
+      </w:r>
+      <w:r>
+        <w:rPr>
+          <w:rStyle w:val="VerbatimChar"/>
+        </w:rPr>
+        <w:t xml:space="preserve">/etc/wireguard</w:t>
+      </w:r>
+      <w:r>
+        <w:t xml:space="preserve"> </w:t>
+      </w:r>
+      <w:r>
+        <w:t xml:space="preserve">directory as</w:t>
+      </w:r>
+      <w:r>
+        <w:t xml:space="preserve"> </w:t>
+      </w:r>
+      <w:r>
+        <w:rPr>
+          <w:rStyle w:val="VerbatimChar"/>
+        </w:rPr>
+        <w:t xml:space="preserve">wg0.conf</w:t>
+      </w:r>
+      <w:r>
+        <w:t xml:space="preserve">.</w:t>
+      </w:r>
+    </w:p>
+    <w:p>
+      <w:pPr>
+        <w:pStyle w:val="Compact"/>
+        <w:numPr>
+          <w:ilvl w:val="0"/>
+          <w:numId w:val="1024"/>
+        </w:numPr>
+      </w:pPr>
+      <w:r>
+        <w:t xml:space="preserve">Start the wireguard client and check the status:</w:t>
+      </w:r>
+    </w:p>
+    <w:p>
+      <w:pPr>
+        <w:pStyle w:val="SourceCode"/>
+      </w:pPr>
+      <w:r>
+        <w:rPr>
+          <w:rStyle w:val="FunctionTok"/>
+        </w:rPr>
+        <w:t xml:space="preserve">sudo</w:t>
+      </w:r>
+      <w:r>
+        <w:rPr>
+          <w:rStyle w:val="NormalTok"/>
+        </w:rPr>
+        <w:t xml:space="preserve"> systemctl start wg-quick@wg0</w:t>
+      </w:r>
+      <w:r>
+        <w:br/>
+      </w:r>
+      <w:r>
+        <w:rPr>
+          <w:rStyle w:val="FunctionTok"/>
+        </w:rPr>
+        <w:t xml:space="preserve">sudo</w:t>
+      </w:r>
+      <w:r>
+        <w:rPr>
+          <w:rStyle w:val="NormalTok"/>
+        </w:rPr>
+        <w:t xml:space="preserve"> systemctl status wg-quick@wg0</w:t>
+      </w:r>
+    </w:p>
+    <w:p>
+      <w:pPr>
+        <w:pStyle w:val="Compact"/>
+        <w:numPr>
+          <w:ilvl w:val="0"/>
+          <w:numId w:val="1025"/>
+        </w:numPr>
+      </w:pPr>
+      <w:r>
+        <w:t xml:space="preserve">Once connected to wireguard, you should be now able to access and login using private IP’s.</w:t>
+      </w:r>
+    </w:p>
+    <w:bookmarkEnd w:id="31"/>
+    <w:bookmarkEnd w:id="32"/>
+    <w:bookmarkStart w:id="72" w:name="base-infrastructure-setup"/>
+    <w:p>
+      <w:pPr>
+        <w:pStyle w:val="Heading1"/>
+      </w:pPr>
+      <w:r>
+        <w:t xml:space="preserve">Base Infrastructure Setup</w:t>
+      </w:r>
+    </w:p>
+    <w:bookmarkStart w:id="33" w:name="X7b64cad5576af2044819bf60b514cbcb3373eec"/>
+    <w:p>
+      <w:pPr>
+        <w:pStyle w:val="Heading2"/>
+      </w:pPr>
+      <w:r>
+        <w:t xml:space="preserve">What we mean here by Base Infrastructure Setup’?</w:t>
+      </w:r>
+    </w:p>
+    <w:p>
+      <w:pPr>
+        <w:pStyle w:val="FirstParagraph"/>
+      </w:pPr>
+      <w:r>
+        <w:t xml:space="preserve">“Base Infrastructure Setup”</w:t>
+      </w:r>
+      <w:r>
+        <w:t xml:space="preserve"> </w:t>
+      </w:r>
+      <w:r>
+        <w:t xml:space="preserve">refers to preparing all foundational resources and configurations needed before deploying the Inji stack. This includes provisioning servers/VMs, configuring networks and firewalls, setting up SSL certificates, installing Kubernetes clusters and required tools (Docker, kubectl, Helm, etc.), establishing secure access (e.g., Wireguard VPN), and deploying essential services like NGINX, storage, monitoring, and logging. It ensures the environment is ready for Inji stack installation.</w:t>
+      </w:r>
+    </w:p>
+    <w:p>
+      <w:pPr>
+        <w:pStyle w:val="Compact"/>
+        <w:numPr>
+          <w:ilvl w:val="0"/>
+          <w:numId w:val="1026"/>
+        </w:numPr>
+      </w:pPr>
+      <w:r>
+        <w:rPr>
+          <w:b/>
+          <w:bCs/>
+        </w:rPr>
+        <w:t xml:space="preserve">Provisioning foundational resources</w:t>
+      </w:r>
+      <w:r>
+        <w:t xml:space="preserve"> </w:t>
+      </w:r>
+      <w:r>
+        <w:t xml:space="preserve">required for the Inji stack, including:</w:t>
+      </w:r>
+    </w:p>
+    <w:p>
+      <w:pPr>
+        <w:pStyle w:val="Compact"/>
+        <w:numPr>
+          <w:ilvl w:val="1"/>
+          <w:numId w:val="1027"/>
+        </w:numPr>
+      </w:pPr>
+      <w:r>
+        <w:t xml:space="preserve">Virtual machines (VMs) or servers as per hardware requirements.</w:t>
+      </w:r>
+    </w:p>
+    <w:p>
+      <w:pPr>
+        <w:pStyle w:val="Compact"/>
+        <w:numPr>
+          <w:ilvl w:val="1"/>
+          <w:numId w:val="1027"/>
+        </w:numPr>
+      </w:pPr>
+      <w:r>
+        <w:t xml:space="preserve">Network configuration (internal connectivity, firewall rules, DNS).</w:t>
+      </w:r>
+    </w:p>
+    <w:p>
+      <w:pPr>
+        <w:pStyle w:val="Compact"/>
+        <w:numPr>
+          <w:ilvl w:val="1"/>
+          <w:numId w:val="1027"/>
+        </w:numPr>
+      </w:pPr>
+      <w:r>
+        <w:t xml:space="preserve">SSL certificate setup for secure communications.</w:t>
+      </w:r>
+    </w:p>
+    <w:p>
+      <w:pPr>
+        <w:pStyle w:val="Compact"/>
+        <w:numPr>
+          <w:ilvl w:val="0"/>
+          <w:numId w:val="1026"/>
+        </w:numPr>
+      </w:pPr>
+      <w:r>
+        <w:rPr>
+          <w:b/>
+          <w:bCs/>
+        </w:rPr>
+        <w:t xml:space="preserve">Setting up Kubernetes clusters</w:t>
+      </w:r>
+      <w:r>
+        <w:t xml:space="preserve">:</w:t>
+      </w:r>
+    </w:p>
+    <w:p>
+      <w:pPr>
+        <w:pStyle w:val="Compact"/>
+        <w:numPr>
+          <w:ilvl w:val="1"/>
+          <w:numId w:val="1028"/>
+        </w:numPr>
+      </w:pPr>
+      <w:r>
+        <w:t xml:space="preserve">Installing and configuring Kubernetes (using RKE, Rancher, etc.).</w:t>
+      </w:r>
+    </w:p>
+    <w:p>
+      <w:pPr>
+        <w:pStyle w:val="Compact"/>
+        <w:numPr>
+          <w:ilvl w:val="1"/>
+          <w:numId w:val="1028"/>
+        </w:numPr>
+      </w:pPr>
+      <w:r>
+        <w:t xml:space="preserve">Ensuring cluster nodes are accessible and properly networked.</w:t>
+      </w:r>
+    </w:p>
+    <w:p>
+      <w:pPr>
+        <w:pStyle w:val="Compact"/>
+        <w:numPr>
+          <w:ilvl w:val="0"/>
+          <w:numId w:val="1026"/>
+        </w:numPr>
+      </w:pPr>
+      <w:r>
+        <w:rPr>
+          <w:b/>
+          <w:bCs/>
+        </w:rPr>
+        <w:t xml:space="preserve">Configuring supporting infrastructure</w:t>
+      </w:r>
+      <w:r>
+        <w:t xml:space="preserve">:</w:t>
+      </w:r>
+    </w:p>
+    <w:p>
+      <w:pPr>
+        <w:pStyle w:val="Compact"/>
+        <w:numPr>
+          <w:ilvl w:val="1"/>
+          <w:numId w:val="1029"/>
+        </w:numPr>
+      </w:pPr>
+      <w:r>
+        <w:t xml:space="preserve">Installing Docker and required CLI tools (kubectl, helm, ansible, istioctl).</w:t>
+      </w:r>
+    </w:p>
+    <w:p>
+      <w:pPr>
+        <w:pStyle w:val="Compact"/>
+        <w:numPr>
+          <w:ilvl w:val="1"/>
+          <w:numId w:val="1029"/>
+        </w:numPr>
+      </w:pPr>
+      <w:r>
+        <w:t xml:space="preserve">Setting up passwordless SSH access to all nodes.</w:t>
+      </w:r>
+    </w:p>
+    <w:p>
+      <w:pPr>
+        <w:pStyle w:val="Compact"/>
+        <w:numPr>
+          <w:ilvl w:val="1"/>
+          <w:numId w:val="1029"/>
+        </w:numPr>
+      </w:pPr>
+      <w:r>
+        <w:t xml:space="preserve">Preparing configuration files (hosts.ini, values.yaml, etc.).</w:t>
+      </w:r>
+    </w:p>
+    <w:p>
+      <w:pPr>
+        <w:pStyle w:val="Compact"/>
+        <w:numPr>
+          <w:ilvl w:val="0"/>
+          <w:numId w:val="1026"/>
+        </w:numPr>
+      </w:pPr>
+      <w:r>
+        <w:rPr>
+          <w:b/>
+          <w:bCs/>
+        </w:rPr>
+        <w:t xml:space="preserve">Deploying essential services</w:t>
+      </w:r>
+      <w:r>
+        <w:t xml:space="preserve">:</w:t>
+      </w:r>
+    </w:p>
+    <w:p>
+      <w:pPr>
+        <w:pStyle w:val="Compact"/>
+        <w:numPr>
+          <w:ilvl w:val="1"/>
+          <w:numId w:val="1030"/>
+        </w:numPr>
+      </w:pPr>
+      <w:r>
+        <w:t xml:space="preserve">Setting up NGINX for SSL termination, reverse proxy, and load balancing.</w:t>
+      </w:r>
+    </w:p>
+    <w:p>
+      <w:pPr>
+        <w:pStyle w:val="Compact"/>
+        <w:numPr>
+          <w:ilvl w:val="1"/>
+          <w:numId w:val="1030"/>
+        </w:numPr>
+      </w:pPr>
+      <w:r>
+        <w:t xml:space="preserve">Configuring storage classes (e.g., NFS) for persistent storage.</w:t>
+      </w:r>
+    </w:p>
+    <w:p>
+      <w:pPr>
+        <w:pStyle w:val="Compact"/>
+        <w:numPr>
+          <w:ilvl w:val="1"/>
+          <w:numId w:val="1030"/>
+        </w:numPr>
+      </w:pPr>
+      <w:r>
+        <w:t xml:space="preserve">Setting up monitoring, logging, and alerting tools (Prometheus, Grafana, Fluentd, etc.).</w:t>
+      </w:r>
+    </w:p>
+    <w:p>
+      <w:pPr>
+        <w:pStyle w:val="Compact"/>
+        <w:numPr>
+          <w:ilvl w:val="0"/>
+          <w:numId w:val="1026"/>
+        </w:numPr>
+      </w:pPr>
+      <w:r>
+        <w:rPr>
+          <w:b/>
+          <w:bCs/>
+        </w:rPr>
+        <w:t xml:space="preserve">Establishing secure access</w:t>
+      </w:r>
+      <w:r>
+        <w:t xml:space="preserve">:</w:t>
+      </w:r>
+    </w:p>
+    <w:p>
+      <w:pPr>
+        <w:pStyle w:val="Compact"/>
+        <w:numPr>
+          <w:ilvl w:val="1"/>
+          <w:numId w:val="1031"/>
+        </w:numPr>
+      </w:pPr>
+      <w:r>
+        <w:t xml:space="preserve">Installing and configuring Wireguard VPN for secure cluster access.</w:t>
+      </w:r>
+    </w:p>
+    <w:p>
+      <w:pPr>
+        <w:pStyle w:val="Compact"/>
+        <w:numPr>
+          <w:ilvl w:val="1"/>
+          <w:numId w:val="1031"/>
+        </w:numPr>
+      </w:pPr>
+      <w:r>
+        <w:t xml:space="preserve">Ensuring only authorized users can access the infrastructure.</w:t>
+      </w:r>
+    </w:p>
+    <w:p>
+      <w:pPr>
+        <w:pStyle w:val="Compact"/>
+        <w:numPr>
+          <w:ilvl w:val="0"/>
+          <w:numId w:val="1026"/>
+        </w:numPr>
+      </w:pPr>
+      <w:r>
+        <w:rPr>
+          <w:b/>
+          <w:bCs/>
+        </w:rPr>
+        <w:t xml:space="preserve">Importing clusters into management tools</w:t>
+      </w:r>
+      <w:r>
+        <w:t xml:space="preserve"> </w:t>
+      </w:r>
+      <w:r>
+        <w:t xml:space="preserve">(e.g., Rancher) for centralized administration.</w:t>
+      </w:r>
+    </w:p>
+    <w:bookmarkEnd w:id="33"/>
+    <w:bookmarkStart w:id="37" w:name="prerequisites---base-infrastructure"/>
+    <w:p>
+      <w:pPr>
+        <w:pStyle w:val="Heading2"/>
+      </w:pPr>
+      <w:r>
+        <w:t xml:space="preserve">Prerequisites - (Base Infrastructure)</w:t>
+      </w:r>
+    </w:p>
+    <w:p>
+      <w:pPr>
+        <w:pStyle w:val="FirstParagraph"/>
+      </w:pPr>
+      <w:r>
+        <w:t xml:space="preserve">Before deploying any Inji Stack module, ensure that the following common prerequisites are met. These requirements apply to all modules and must be fulfilled to guarantee a smooth and successful deployment process.</w:t>
+      </w:r>
+    </w:p>
+    <w:bookmarkStart w:id="35" w:name="on-prem-server-requirements"/>
+    <w:p>
+      <w:pPr>
+        <w:pStyle w:val="Heading3"/>
+      </w:pPr>
+      <w:r>
+        <w:t xml:space="preserve">On-Prem Server Requirements</w:t>
+      </w:r>
+    </w:p>
+    <w:p>
+      <w:pPr>
+        <w:pStyle w:val="BlockText"/>
+      </w:pPr>
+      <w:r>
+        <w:rPr>
+          <w:b/>
+          <w:bCs/>
+        </w:rPr>
+        <w:t xml:space="preserve">Note:</w:t>
+      </w:r>
+      <w:r>
+        <w:t xml:space="preserve"> </w:t>
+      </w:r>
+      <w:r>
+        <w:t xml:space="preserve">You can deploy Inji on an environment and operating system that supports Kubernetes-based deployments. Ensure your chosen OS and infrastructure meet the prerequisites and compatibility requirements.</w:t>
+      </w:r>
+      <w:r>
+        <w:t xml:space="preserve"> </w:t>
+      </w:r>
+      <w:r>
+        <w:rPr>
+          <w:b/>
+          <w:bCs/>
+        </w:rPr>
+        <w:t xml:space="preserve">Note</w:t>
+      </w:r>
+      <w:r>
+        <w:t xml:space="preserve">: This guide references using</w:t>
+      </w:r>
+      <w:r>
+        <w:t xml:space="preserve"> </w:t>
+      </w:r>
+      <w:r>
+        <w:rPr>
+          <w:b/>
+          <w:bCs/>
+        </w:rPr>
+        <w:t xml:space="preserve">Ubuntu Server 22.04 LTS</w:t>
+      </w:r>
+      <w:r>
+        <w:t xml:space="preserve">.</w:t>
+      </w:r>
+      <w:r>
+        <w:t xml:space="preserve"> </w:t>
+      </w:r>
+      <w:r>
+        <w:rPr>
+          <w:b/>
+          <w:bCs/>
+        </w:rPr>
+        <w:t xml:space="preserve">Note:</w:t>
+      </w:r>
+      <w:r>
+        <w:t xml:space="preserve"> </w:t>
+      </w:r>
+      <w:r>
+        <w:t xml:space="preserve">For large-scale deployments or environments with strict security requirements, an on-premises setup is recommended. For pilot projects, demonstrations, or rapid prototyping, a cloud-based deployment may be more suitable.</w:t>
+      </w:r>
+    </w:p>
+    <w:p>
+      <w:pPr>
+        <w:pStyle w:val="BlockText"/>
+      </w:pPr>
+      <w:r>
+        <w:rPr>
+          <w:b/>
+          <w:bCs/>
+        </w:rPr>
+        <w:t xml:space="preserve">Note</w:t>
+      </w:r>
+      <w:r>
+        <w:t xml:space="preserve">: Virtual Machines (VMs) can use any operating system as per convenience. For this installation guide, Ubuntu OS is referenced throughout.</w:t>
+      </w:r>
+    </w:p>
+    <w:bookmarkStart w:id="34" w:name="X1ca4e372341ea4d15bac2905c301aec4c2b4e2d"/>
+    <w:p>
+      <w:pPr>
+        <w:pStyle w:val="Heading4"/>
+      </w:pPr>
+      <w:r>
+        <w:t xml:space="preserve">VMs-Virtual Machines (Hardware, Network, Certificate and DNS) - Along with Nginx server (use Loadbalancer if required)</w:t>
+      </w:r>
+    </w:p>
+    <w:p>
+      <w:pPr>
+        <w:pStyle w:val="Compact"/>
+        <w:numPr>
+          <w:ilvl w:val="0"/>
+          <w:numId w:val="1032"/>
+        </w:numPr>
+      </w:pPr>
+      <w:r>
+        <w:rPr>
+          <w:b/>
+          <w:bCs/>
+        </w:rPr>
+        <w:t xml:space="preserve">VMs and Hardware Specifications</w:t>
+      </w:r>
+    </w:p>
+    <w:p>
+      <w:pPr>
+        <w:pStyle w:val="Compact"/>
+        <w:numPr>
+          <w:ilvl w:val="1"/>
+          <w:numId w:val="1033"/>
+        </w:numPr>
+      </w:pPr>
+      <w:r>
+        <w:t xml:space="preserve">3 VMs (allocate etcd, control plane, and worker nodes accordingly for HA)</w:t>
+      </w:r>
+    </w:p>
+    <w:p>
+      <w:pPr>
+        <w:pStyle w:val="Compact"/>
+        <w:numPr>
+          <w:ilvl w:val="1"/>
+          <w:numId w:val="1033"/>
+        </w:numPr>
+      </w:pPr>
+      <w:r>
+        <w:t xml:space="preserve">Specification - 8 vCPUs, 32 GB RAM, 64 GB Storage (HDD)</w:t>
+      </w:r>
+    </w:p>
+    <w:p>
+      <w:pPr>
+        <w:pStyle w:val="Compact"/>
+        <w:numPr>
+          <w:ilvl w:val="0"/>
+          <w:numId w:val="1032"/>
+        </w:numPr>
+      </w:pPr>
+      <w:r>
+        <w:rPr>
+          <w:b/>
+          <w:bCs/>
+        </w:rPr>
+        <w:t xml:space="preserve">Network Interfaces</w:t>
+      </w:r>
+    </w:p>
+    <w:p>
+      <w:pPr>
+        <w:pStyle w:val="Compact"/>
+        <w:numPr>
+          <w:ilvl w:val="1"/>
+          <w:numId w:val="1034"/>
+        </w:numPr>
+      </w:pPr>
+      <w:r>
+        <w:t xml:space="preserve">Internal interface: On the same internal network as all other nodes, with internet access.</w:t>
+      </w:r>
+    </w:p>
+    <w:p>
+      <w:pPr>
+        <w:pStyle w:val="Compact"/>
+        <w:numPr>
+          <w:ilvl w:val="0"/>
+          <w:numId w:val="1032"/>
+        </w:numPr>
+      </w:pPr>
+      <w:r>
+        <w:rPr>
+          <w:b/>
+          <w:bCs/>
+        </w:rPr>
+        <w:t xml:space="preserve">Wildcard SSL Certificate for the Inji K8s Cluster</w:t>
+      </w:r>
+    </w:p>
+    <w:p>
+      <w:pPr>
+        <w:pStyle w:val="Compact"/>
+        <w:numPr>
+          <w:ilvl w:val="1"/>
+          <w:numId w:val="1035"/>
+        </w:numPr>
+      </w:pPr>
+      <w:r>
+        <w:t xml:space="preserve">A valid wildcard SSL certificate for the domain used to access the inji Kubernetes cluster.</w:t>
+      </w:r>
+    </w:p>
+    <w:p>
+      <w:pPr>
+        <w:pStyle w:val="Compact"/>
+        <w:numPr>
+          <w:ilvl w:val="1"/>
+          <w:numId w:val="1035"/>
+        </w:numPr>
+      </w:pPr>
+      <w:r>
+        <w:t xml:space="preserve">This certificate must be stored inside the Nginx server VM for the inji cluster.</w:t>
+      </w:r>
+    </w:p>
+    <w:p>
+      <w:pPr>
+        <w:pStyle w:val="Compact"/>
+        <w:numPr>
+          <w:ilvl w:val="1"/>
+          <w:numId w:val="1035"/>
+        </w:numPr>
+      </w:pPr>
+      <w:r>
+        <w:t xml:space="preserve">For example, a domain like *.sandbox.xyz.net could serve as the corresponding example.</w:t>
+      </w:r>
+    </w:p>
+    <w:p>
+      <w:pPr>
+        <w:pStyle w:val="FirstParagraph"/>
+      </w:pPr>
+      <w:r>
+        <w:t xml:space="preserve">{% hint style=</w:t>
+      </w:r>
+      <w:r>
+        <w:t xml:space="preserve">“success”</w:t>
+      </w:r>
+      <w:r>
+        <w:t xml:space="preserve"> </w:t>
+      </w:r>
+      <w:r>
+        <w:t xml:space="preserve">%}</w:t>
+      </w:r>
+      <w:r>
+        <w:t xml:space="preserve"> </w:t>
+      </w:r>
+      <w:r>
+        <w:rPr>
+          <w:b/>
+          <w:bCs/>
+        </w:rPr>
+        <w:t xml:space="preserve">Note</w:t>
+      </w:r>
+      <w:r>
+        <w:t xml:space="preserve">: Network Requirements</w:t>
+      </w:r>
+    </w:p>
+    <w:p>
+      <w:pPr>
+        <w:pStyle w:val="Compact"/>
+        <w:numPr>
+          <w:ilvl w:val="0"/>
+          <w:numId w:val="1036"/>
+        </w:numPr>
+      </w:pPr>
+      <w:r>
+        <w:t xml:space="preserve">All the VM’s should be able to communicate with each other.</w:t>
+      </w:r>
+    </w:p>
+    <w:p>
+      <w:pPr>
+        <w:pStyle w:val="Compact"/>
+        <w:numPr>
+          <w:ilvl w:val="0"/>
+          <w:numId w:val="1036"/>
+        </w:numPr>
+      </w:pPr>
+      <w:r>
+        <w:t xml:space="preserve">Need stable Intra network connectivity between these VM’s.</w:t>
+      </w:r>
+    </w:p>
+    <w:p>
+      <w:pPr>
+        <w:pStyle w:val="Compact"/>
+        <w:numPr>
+          <w:ilvl w:val="0"/>
+          <w:numId w:val="1036"/>
+        </w:numPr>
+      </w:pPr>
+      <w:r>
+        <w:t xml:space="preserve">All the VM’s should have stable internet connectivity for docker image download (in case of local setup ensure to have a locally accessible docker registry).</w:t>
+      </w:r>
+      <w:r>
+        <w:t xml:space="preserve"> </w:t>
+      </w:r>
+      <w:r>
+        <w:t xml:space="preserve">{% endhint %}</w:t>
+      </w:r>
+    </w:p>
+    <w:bookmarkEnd w:id="34"/>
+    <w:bookmarkEnd w:id="35"/>
+    <w:bookmarkStart w:id="36" w:name="pc-requirements"/>
+    <w:p>
+      <w:pPr>
+        <w:pStyle w:val="Heading3"/>
+      </w:pPr>
+      <w:r>
+        <w:t xml:space="preserve">PC Requirements</w:t>
+      </w:r>
+    </w:p>
+    <w:p>
+      <w:pPr>
+        <w:pStyle w:val="FirstParagraph"/>
+      </w:pPr>
+      <w:r>
+        <w:t xml:space="preserve">See the</w:t>
+      </w:r>
+      <w:r>
+        <w:t xml:space="preserve"> </w:t>
+      </w:r>
+      <w:hyperlink w:anchor="tools-and-utilities">
+        <w:r>
+          <w:rPr>
+            <w:rStyle w:val="Hyperlink"/>
+          </w:rPr>
+          <w:t xml:space="preserve">Tools and Utilities</w:t>
+        </w:r>
+      </w:hyperlink>
+      <w:r>
+        <w:t xml:space="preserve"> </w:t>
+      </w:r>
+      <w:r>
+        <w:t xml:space="preserve">section for common prerequisites required for all deployments.</w:t>
+      </w:r>
+    </w:p>
+    <w:bookmarkEnd w:id="36"/>
+    <w:bookmarkEnd w:id="37"/>
+    <w:bookmarkStart w:id="42" w:name="setting-up-kubernetes-cluster"/>
+    <w:p>
+      <w:pPr>
+        <w:pStyle w:val="Heading2"/>
+      </w:pPr>
+      <w:r>
+        <w:t xml:space="preserve">Setting Up Kubernetes Cluster</w:t>
+      </w:r>
+    </w:p>
+    <w:p>
+      <w:pPr>
+        <w:pStyle w:val="BlockText"/>
+      </w:pPr>
+      <w:r>
+        <w:rPr>
+          <w:b/>
+          <w:bCs/>
+        </w:rPr>
+        <w:t xml:space="preserve">Note:</w:t>
+      </w:r>
+      <w:r>
+        <w:t xml:space="preserve"> </w:t>
+      </w:r>
+      <w:r>
+        <w:t xml:space="preserve">For detailed VM provisioning steps and hardware/network prerequisites, see the</w:t>
+      </w:r>
+      <w:r>
+        <w:t xml:space="preserve"> </w:t>
+      </w:r>
+      <w:hyperlink w:anchor="prerequisites---base-infrastructure">
+        <w:r>
+          <w:rPr>
+            <w:rStyle w:val="Hyperlink"/>
+          </w:rPr>
+          <w:t xml:space="preserve">Prerequisites</w:t>
+        </w:r>
+      </w:hyperlink>
+      <w:r>
+        <w:t xml:space="preserve"> </w:t>
+      </w:r>
+      <w:r>
+        <w:t xml:space="preserve">above for VM - Hardware specification and more.</w:t>
+      </w:r>
+    </w:p>
+    <w:p>
+      <w:pPr>
+        <w:numPr>
+          <w:ilvl w:val="0"/>
+          <w:numId w:val="1037"/>
+        </w:numPr>
+      </w:pPr>
+      <w:r>
+        <w:t xml:space="preserve">Find the</w:t>
+      </w:r>
+      <w:r>
+        <w:t xml:space="preserve"> </w:t>
+      </w:r>
+      <w:r>
+        <w:rPr>
+          <w:b/>
+          <w:bCs/>
+        </w:rPr>
+        <w:t xml:space="preserve">kubernetes infrastructure repository</w:t>
+      </w:r>
+      <w:r>
+        <w:t xml:space="preserve"> </w:t>
+      </w:r>
+      <w:hyperlink r:id="rId38">
         <w:r>
           <w:rPr>
             <w:rStyle w:val="Hyperlink"/>
@@ -1697,211 +3941,175 @@
           <w:t xml:space="preserve">here</w:t>
         </w:r>
       </w:hyperlink>
-    </w:p>
-    <w:bookmarkEnd w:id="23"/>
-    <w:bookmarkEnd w:id="24"/>
-    <w:bookmarkEnd w:id="25"/>
-    <w:bookmarkStart w:id="31" w:name="setting-up-wireguard"/>
-    <w:p>
-      <w:pPr>
-        <w:pStyle w:val="Heading1"/>
-      </w:pPr>
-      <w:r>
-        <w:t xml:space="preserve">Setting Up Wireguard</w:t>
-      </w:r>
-    </w:p>
-    <w:p>
-      <w:pPr>
-        <w:pStyle w:val="FirstParagraph"/>
-      </w:pPr>
-      <w:r>
-        <w:t xml:space="preserve">{% hint style=</w:t>
-      </w:r>
-      <w:r>
-        <w:t xml:space="preserve">“success”</w:t>
-      </w:r>
-      <w:r>
-        <w:t xml:space="preserve"> </w:t>
-      </w:r>
-      <w:r>
-        <w:t xml:space="preserve">%}</w:t>
-      </w:r>
-      <w:r>
-        <w:t xml:space="preserve"> </w:t>
-      </w:r>
-      <w:r>
-        <w:rPr>
-          <w:b/>
-          <w:bCs/>
-        </w:rPr>
-        <w:t xml:space="preserve">Note</w:t>
-      </w:r>
-      <w:r>
-        <w:t xml:space="preserve">: In case you already have VPN configured to access nodes privately please skip Wireguard installation and continue to use the same VPN.</w:t>
-      </w:r>
-      <w:r>
-        <w:t xml:space="preserve"> </w:t>
-      </w:r>
-      <w:r>
-        <w:t xml:space="preserve">{% endhint %}</w:t>
-      </w:r>
-    </w:p>
-    <w:p>
-      <w:pPr>
-        <w:pStyle w:val="BodyText"/>
-      </w:pPr>
-      <w:r>
-        <w:t xml:space="preserve">Wireguard bastian server provides secure private channel to access Inji cluster. Bastian server restricts public access, and enables access to only those clients who have their public key listed in Wireguard server.</w:t>
-      </w:r>
-    </w:p>
-    <w:p>
-      <w:pPr>
-        <w:pStyle w:val="BodyText"/>
-      </w:pPr>
-      <w:r>
-        <w:t xml:space="preserve">WireGuard is a modern, fast, and secure VPN (Virtual Private Network) protocol and software that creates encrypted tunnels between devices.</w:t>
-      </w:r>
-    </w:p>
-    <w:p>
-      <w:pPr>
-        <w:pStyle w:val="Compact"/>
-        <w:numPr>
-          <w:ilvl w:val="0"/>
-          <w:numId w:val="1011"/>
-        </w:numPr>
-      </w:pPr>
-      <w:r>
-        <w:t xml:space="preserve">Wireguard bastian server provides secure private channel to access Inji cluster.</w:t>
-      </w:r>
-    </w:p>
-    <w:p>
-      <w:pPr>
-        <w:pStyle w:val="Compact"/>
-        <w:numPr>
-          <w:ilvl w:val="0"/>
-          <w:numId w:val="1011"/>
-        </w:numPr>
-      </w:pPr>
-      <w:r>
-        <w:t xml:space="preserve">Bastian server restricts public access, and enables access to only those clients who have their public key listed in Wireguard server.</w:t>
-      </w:r>
-    </w:p>
-    <w:p>
-      <w:pPr>
-        <w:pStyle w:val="Compact"/>
-        <w:numPr>
-          <w:ilvl w:val="0"/>
-          <w:numId w:val="1011"/>
-        </w:numPr>
-      </w:pPr>
-      <w:r>
-        <w:t xml:space="preserve">Bastion server listens on UDP port 51820.</w:t>
-      </w:r>
-    </w:p>
-    <w:p>
-      <w:pPr>
-        <w:pStyle w:val="FirstParagraph"/>
-      </w:pPr>
-      <w:r>
-        <w:t xml:space="preserve">{% hint style=</w:t>
-      </w:r>
-      <w:r>
-        <w:t xml:space="preserve">“success”</w:t>
-      </w:r>
-      <w:r>
-        <w:t xml:space="preserve"> </w:t>
-      </w:r>
-      <w:r>
-        <w:t xml:space="preserve">%}</w:t>
-      </w:r>
-      <w:r>
-        <w:t xml:space="preserve"> </w:t>
-      </w:r>
-      <w:r>
-        <w:rPr>
-          <w:b/>
-          <w:bCs/>
-        </w:rPr>
-        <w:t xml:space="preserve">Note</w:t>
-      </w:r>
-      <w:r>
-        <w:t xml:space="preserve">: You can also refer to</w:t>
-      </w:r>
-      <w:r>
-        <w:t xml:space="preserve"> </w:t>
-      </w:r>
-      <w:hyperlink r:id="rId26">
-        <w:r>
-          <w:rPr>
-            <w:rStyle w:val="Hyperlink"/>
-          </w:rPr>
-          <w:t xml:space="preserve">Wireguard Administrator’s Guide</w:t>
-        </w:r>
-      </w:hyperlink>
-      <w:r>
-        <w:t xml:space="preserve">.</w:t>
-      </w:r>
-      <w:r>
-        <w:t xml:space="preserve"> </w:t>
-      </w:r>
-      <w:r>
-        <w:t xml:space="preserve">{% endhint %}</w:t>
-      </w:r>
-    </w:p>
-    <w:bookmarkStart w:id="27" w:name="prerequisites-1"/>
-    <w:p>
-      <w:pPr>
-        <w:pStyle w:val="Heading2"/>
-      </w:pPr>
-      <w:r>
-        <w:t xml:space="preserve">Prerequisites</w:t>
-      </w:r>
-    </w:p>
-    <w:p>
-      <w:pPr>
-        <w:pStyle w:val="FirstParagraph"/>
-      </w:pPr>
-      <w:r>
-        <w:t xml:space="preserve">Ensure all required hardware and software dependencies are prepared before proceeding with the installation.</w:t>
+      <w:r>
+        <w:t xml:space="preserve"> </w:t>
+      </w:r>
+      <w:r>
+        <w:t xml:space="preserve">which contains the scripts to install and configure Kubernetes cluster with required monitoring, logging and alerting tools.</w:t>
+      </w:r>
+    </w:p>
+    <w:p>
+      <w:pPr>
+        <w:pStyle w:val="Compact"/>
+        <w:numPr>
+          <w:ilvl w:val="1"/>
+          <w:numId w:val="1038"/>
+        </w:numPr>
+      </w:pPr>
+      <w:r>
+        <w:t xml:space="preserve">After reviewing the</w:t>
+      </w:r>
+      <w:r>
+        <w:t xml:space="preserve"> </w:t>
+      </w:r>
+      <w:r>
+        <w:rPr>
+          <w:rStyle w:val="VerbatimChar"/>
+        </w:rPr>
+        <w:t xml:space="preserve">k8s-infra</w:t>
+      </w:r>
+      <w:r>
+        <w:t xml:space="preserve"> </w:t>
+      </w:r>
+      <w:r>
+        <w:t xml:space="preserve">repository and ensuring that you have all the required tools installed on your local machine, the next step is to provision and configure your Kubernetes cluster nodes (VMs or servers) according to the hardware and network requirements specified under</w:t>
+      </w:r>
+      <w:r>
+        <w:t xml:space="preserve"> </w:t>
+      </w:r>
+      <w:r>
+        <w:t xml:space="preserve">‘Prerequisites’</w:t>
+      </w:r>
+      <w:r>
+        <w:t xml:space="preserve"> </w:t>
+      </w:r>
+      <w:r>
+        <w:t xml:space="preserve">above. Once your nodes are ready and accessible, proceed to run the provided Ansible playbooks and scripts from the</w:t>
+      </w:r>
+      <w:r>
+        <w:t xml:space="preserve"> </w:t>
+      </w:r>
+      <w:r>
+        <w:rPr>
+          <w:rStyle w:val="VerbatimChar"/>
+        </w:rPr>
+        <w:t xml:space="preserve">k8s-infra</w:t>
+      </w:r>
+      <w:r>
+        <w:t xml:space="preserve"> </w:t>
+      </w:r>
+      <w:r>
+        <w:t xml:space="preserve">repository to set up the Kubernetes cluster, networking, and essential infrastructure components.</w:t>
+      </w:r>
+    </w:p>
+    <w:p>
+      <w:pPr>
+        <w:numPr>
+          <w:ilvl w:val="0"/>
+          <w:numId w:val="1037"/>
+        </w:numPr>
+      </w:pPr>
+      <w:r>
+        <w:t xml:space="preserve">Run</w:t>
+      </w:r>
+      <w:r>
+        <w:t xml:space="preserve"> </w:t>
+      </w:r>
+      <w:r>
+        <w:rPr>
+          <w:rStyle w:val="VerbatimChar"/>
+        </w:rPr>
+        <w:t xml:space="preserve">env-check-setup.yaml</w:t>
+      </w:r>
+      <w:r>
+        <w:t xml:space="preserve"> </w:t>
+      </w:r>
+      <w:r>
+        <w:t xml:space="preserve">to check if cluster nodes are fine and doesn’t have known issues in it.</w:t>
+      </w:r>
+    </w:p>
+    <w:p>
+      <w:pPr>
+        <w:pStyle w:val="Compact"/>
+        <w:numPr>
+          <w:ilvl w:val="1"/>
+          <w:numId w:val="1039"/>
+        </w:numPr>
+      </w:pPr>
+      <w:r>
+        <w:rPr>
+          <w:rStyle w:val="VerbatimChar"/>
+        </w:rPr>
+        <w:t xml:space="preserve">cd $K8_ROOT/rancher/on-prem</w:t>
+      </w:r>
+    </w:p>
+    <w:p>
+      <w:pPr>
+        <w:pStyle w:val="Compact"/>
+        <w:numPr>
+          <w:ilvl w:val="1"/>
+          <w:numId w:val="1039"/>
+        </w:numPr>
+      </w:pPr>
+      <w:r>
+        <w:t xml:space="preserve">Create copy of</w:t>
+      </w:r>
+      <w:r>
+        <w:t xml:space="preserve"> </w:t>
+      </w:r>
+      <w:r>
+        <w:rPr>
+          <w:rStyle w:val="VerbatimChar"/>
+        </w:rPr>
+        <w:t xml:space="preserve">hosts.ini.sample</w:t>
+      </w:r>
+      <w:r>
+        <w:t xml:space="preserve"> </w:t>
+      </w:r>
+      <w:r>
+        <w:t xml:space="preserve">as</w:t>
+      </w:r>
+      <w:r>
+        <w:t xml:space="preserve"> </w:t>
+      </w:r>
+      <w:r>
+        <w:rPr>
+          <w:rStyle w:val="VerbatimChar"/>
+        </w:rPr>
+        <w:t xml:space="preserve">hosts.ini</w:t>
+      </w:r>
+      <w:r>
+        <w:t xml:space="preserve"> </w:t>
+      </w:r>
+      <w:r>
+        <w:t xml:space="preserve">and update the required details for MOSIP k8 cluster nodes.</w:t>
+      </w:r>
+    </w:p>
+    <w:p>
+      <w:pPr>
+        <w:pStyle w:val="Compact"/>
+        <w:numPr>
+          <w:ilvl w:val="1"/>
+          <w:numId w:val="1039"/>
+        </w:numPr>
+      </w:pPr>
+      <w:r>
+        <w:rPr>
+          <w:rStyle w:val="VerbatimChar"/>
+        </w:rPr>
+        <w:t xml:space="preserve">cp hosts.ini.sample hosts.ini</w:t>
       </w:r>
     </w:p>
     <w:p>
       <w:pPr>
         <w:pStyle w:val="BlockText"/>
-      </w:pPr>
-      <w:r>
-        <w:rPr>
-          <w:b/>
-          <w:bCs/>
-        </w:rPr>
-        <w:t xml:space="preserve">Note</w:t>
-      </w:r>
-      <w:r>
-        <w:t xml:space="preserve">: Virtual Machines (VMs) can use any operating system as per convenience. For this installation guide, Ubuntu OS is referenced throughout.</w:t>
-      </w:r>
-    </w:p>
-    <w:p>
-      <w:pPr>
-        <w:pStyle w:val="FirstParagraph"/>
-      </w:pPr>
-      <w:r>
-        <w:rPr>
-          <w:b/>
-          <w:bCs/>
-        </w:rPr>
-        <w:t xml:space="preserve">Wireguard Bastion Host</w:t>
-      </w:r>
-    </w:p>
-    <w:p>
-      <w:pPr>
-        <w:pStyle w:val="Compact"/>
-        <w:numPr>
-          <w:ilvl w:val="0"/>
-          <w:numId w:val="1012"/>
-        </w:numPr>
-      </w:pPr>
-      <w:r>
-        <w:t xml:space="preserve">VMs and Hardware Specifications</w:t>
+        <w:numPr>
+          <w:ilvl w:val="0"/>
+          <w:numId w:val="1000"/>
+        </w:numPr>
+      </w:pPr>
+      <w:r>
+        <w:t xml:space="preserve">Note:</w:t>
       </w:r>
     </w:p>
     <w:p>
@@ -1909,11 +4117,26 @@
         <w:pStyle w:val="Compact"/>
         <w:numPr>
           <w:ilvl w:val="1"/>
-          <w:numId w:val="1013"/>
-        </w:numPr>
-      </w:pPr>
-      <w:r>
-        <w:t xml:space="preserve">1 VM (ensure to set up active-passive for HA)</w:t>
+          <w:numId w:val="1040"/>
+        </w:numPr>
+      </w:pPr>
+      <w:r>
+        <w:t xml:space="preserve">Ensure you are inside</w:t>
+      </w:r>
+      <w:r>
+        <w:t xml:space="preserve"> </w:t>
+      </w:r>
+      <w:r>
+        <w:rPr>
+          <w:rStyle w:val="VerbatimChar"/>
+        </w:rPr>
+        <w:t xml:space="preserve">on-prem</w:t>
+      </w:r>
+      <w:r>
+        <w:t xml:space="preserve"> </w:t>
+      </w:r>
+      <w:r>
+        <w:t xml:space="preserve">directory as mentioned above.</w:t>
       </w:r>
     </w:p>
     <w:p>
@@ -1921,23 +4144,11 @@
         <w:pStyle w:val="Compact"/>
         <w:numPr>
           <w:ilvl w:val="1"/>
-          <w:numId w:val="1013"/>
-        </w:numPr>
-      </w:pPr>
-      <w:r>
-        <w:t xml:space="preserve">Specification - 2 vCPUs, 4 GB RAM, 8 GB Storage (HDD)</w:t>
-      </w:r>
-    </w:p>
-    <w:p>
-      <w:pPr>
-        <w:pStyle w:val="Compact"/>
-        <w:numPr>
-          <w:ilvl w:val="0"/>
-          <w:numId w:val="1012"/>
-        </w:numPr>
-      </w:pPr>
-      <w:r>
-        <w:t xml:space="preserve">Server Network Interfaces</w:t>
+          <w:numId w:val="1040"/>
+        </w:numPr>
+      </w:pPr>
+      <w:r>
+        <w:t xml:space="preserve">ansible_host : internal IP of nodes. eg. 100.10.20.56, 100.10.20.57 …</w:t>
       </w:r>
     </w:p>
     <w:p>
@@ -1945,11 +4156,11 @@
         <w:pStyle w:val="Compact"/>
         <w:numPr>
           <w:ilvl w:val="1"/>
-          <w:numId w:val="1014"/>
-        </w:numPr>
-      </w:pPr>
-      <w:r>
-        <w:t xml:space="preserve">Private interface: On the same internal network as all other nodes (e.g., local NAT network).</w:t>
+          <w:numId w:val="1040"/>
+        </w:numPr>
+      </w:pPr>
+      <w:r>
+        <w:t xml:space="preserve">ansible_user : user to be used for installation. In this ref-implementation we use Ubuntu user.</w:t>
       </w:r>
     </w:p>
     <w:p>
@@ -1957,100 +4168,205 @@
         <w:pStyle w:val="Compact"/>
         <w:numPr>
           <w:ilvl w:val="1"/>
-          <w:numId w:val="1014"/>
-        </w:numPr>
-      </w:pPr>
-      <w:r>
-        <w:t xml:space="preserve">Public interface: Either a direct public IP or a firewall/NAT rule forwarding UDP port 51820 to this interface’s IP address.</w:t>
-      </w:r>
-    </w:p>
-    <w:bookmarkEnd w:id="27"/>
-    <w:bookmarkStart w:id="28" w:name="X2c0ca5524536c394c40af325627bc7c87e49444"/>
-    <w:p>
-      <w:pPr>
-        <w:pStyle w:val="Heading2"/>
-      </w:pPr>
-      <w:r>
-        <w:t xml:space="preserve">Setup Wireguard VM and wireguard bastion server</w:t>
-      </w:r>
-    </w:p>
-    <w:p>
-      <w:pPr>
-        <w:pStyle w:val="FirstParagraph"/>
-      </w:pPr>
-      <w:r>
-        <w:t xml:space="preserve">Create a Wireguard server VM with the mentioned</w:t>
-      </w:r>
-      <w:r>
-        <w:t xml:space="preserve"> </w:t>
-      </w:r>
-      <w:hyperlink w:anchor="on-prem-server-requirements">
-        <w:r>
-          <w:rPr>
-            <w:rStyle w:val="Hyperlink"/>
-            <w:b/>
-            <w:bCs/>
-          </w:rPr>
-          <w:t xml:space="preserve">On-Prem Server Requirements</w:t>
-        </w:r>
-      </w:hyperlink>
-      <w:r>
-        <w:t xml:space="preserve">.</w:t>
-      </w:r>
-    </w:p>
-    <w:p>
-      <w:pPr>
-        <w:pStyle w:val="BodyText"/>
-      </w:pPr>
-      <w:r>
-        <w:t xml:space="preserve">Before proceeding, ensure that a dedicated VM (the Bastion server) has already been provisioned according to the specified hardware and network requirements. This VM will be used to set up the Wireguard server. Once the VM is ready, open the required ports on the Bastion server VM.</w:t>
-      </w:r>
-    </w:p>
-    <w:p>
-      <w:pPr>
-        <w:pStyle w:val="BodyText"/>
-      </w:pPr>
-      <w:r>
-        <w:rPr>
-          <w:b/>
-          <w:bCs/>
-        </w:rPr>
-        <w:t xml:space="preserve">Open required ports in the Bastian server VM</w:t>
-      </w:r>
-    </w:p>
-    <w:p>
-      <w:pPr>
-        <w:pStyle w:val="BodyText"/>
-      </w:pPr>
-      <w:r>
-        <w:t xml:space="preserve">Configure the firewall on the Bastion server virtual machine to allow network traffic through specific ports needed for your application or remote access.</w:t>
-      </w:r>
-    </w:p>
-    <w:p>
-      <w:pPr>
-        <w:pStyle w:val="Compact"/>
-        <w:numPr>
-          <w:ilvl w:val="0"/>
-          <w:numId w:val="1015"/>
-        </w:numPr>
-      </w:pPr>
-      <w:r>
-        <w:rPr>
-          <w:rStyle w:val="VerbatimChar"/>
-        </w:rPr>
-        <w:t xml:space="preserve">cd $K8_ROOT/wireguard/</w:t>
-      </w:r>
-    </w:p>
-    <w:p>
-      <w:pPr>
-        <w:pStyle w:val="Compact"/>
-        <w:numPr>
-          <w:ilvl w:val="0"/>
-          <w:numId w:val="1015"/>
-        </w:numPr>
-      </w:pPr>
-      <w:r>
-        <w:t xml:space="preserve">Create copy of</w:t>
+          <w:numId w:val="1040"/>
+        </w:numPr>
+      </w:pPr>
+      <w:r>
+        <w:t xml:space="preserve">ansible_ssh_private_key_file : path to pem key for ssh to wireguard server. eg.</w:t>
+      </w:r>
+      <w:r>
+        <w:t xml:space="preserve"> </w:t>
+      </w:r>
+      <w:r>
+        <w:rPr>
+          <w:rStyle w:val="VerbatimChar"/>
+        </w:rPr>
+        <w:t xml:space="preserve">~/.ssh/nodes-ssh.pem</w:t>
+      </w:r>
+      <w:r>
+        <w:t xml:space="preserve">hosts.ini</w:t>
+      </w:r>
+    </w:p>
+    <w:p>
+      <w:pPr>
+        <w:pStyle w:val="Compact"/>
+        <w:numPr>
+          <w:ilvl w:val="1"/>
+          <w:numId w:val="1041"/>
+        </w:numPr>
+      </w:pPr>
+      <w:r>
+        <w:rPr>
+          <w:rStyle w:val="VerbatimChar"/>
+        </w:rPr>
+        <w:t xml:space="preserve">ansible-playbook -i hosts.ini env-check-setup.yaml</w:t>
+      </w:r>
+    </w:p>
+    <w:p>
+      <w:pPr>
+        <w:pStyle w:val="Compact"/>
+        <w:numPr>
+          <w:ilvl w:val="1"/>
+          <w:numId w:val="1041"/>
+        </w:numPr>
+      </w:pPr>
+      <w:r>
+        <w:t xml:space="preserve">This ansible checks if localhost mapping ia already present in</w:t>
+      </w:r>
+      <w:r>
+        <w:t xml:space="preserve"> </w:t>
+      </w:r>
+      <w:r>
+        <w:rPr>
+          <w:rStyle w:val="VerbatimChar"/>
+        </w:rPr>
+        <w:t xml:space="preserve">/etc/hosts</w:t>
+      </w:r>
+      <w:r>
+        <w:t xml:space="preserve"> </w:t>
+      </w:r>
+      <w:r>
+        <w:t xml:space="preserve">file in all cluster nodes, if not it adds the same.</w:t>
+      </w:r>
+    </w:p>
+    <w:p>
+      <w:pPr>
+        <w:numPr>
+          <w:ilvl w:val="0"/>
+          <w:numId w:val="1037"/>
+        </w:numPr>
+      </w:pPr>
+      <w:r>
+        <w:t xml:space="preserve">Setup passwordless ssh into the cluster nodes via pem keys. (Ignore if VM’s are accessible via pem’s).</w:t>
+      </w:r>
+    </w:p>
+    <w:p>
+      <w:pPr>
+        <w:pStyle w:val="Compact"/>
+        <w:numPr>
+          <w:ilvl w:val="1"/>
+          <w:numId w:val="1042"/>
+        </w:numPr>
+      </w:pPr>
+      <w:r>
+        <w:t xml:space="preserve">Generate keys on your PC</w:t>
+      </w:r>
+    </w:p>
+    <w:p>
+      <w:pPr>
+        <w:pStyle w:val="Compact"/>
+        <w:numPr>
+          <w:ilvl w:val="2"/>
+          <w:numId w:val="1043"/>
+        </w:numPr>
+      </w:pPr>
+      <w:r>
+        <w:rPr>
+          <w:rStyle w:val="VerbatimChar"/>
+        </w:rPr>
+        <w:t xml:space="preserve">ssh-keygen -t rsa</w:t>
+      </w:r>
+    </w:p>
+    <w:p>
+      <w:pPr>
+        <w:pStyle w:val="Compact"/>
+        <w:numPr>
+          <w:ilvl w:val="1"/>
+          <w:numId w:val="1042"/>
+        </w:numPr>
+      </w:pPr>
+      <w:r>
+        <w:t xml:space="preserve">Copy the keys to remote rancher node VM’s:</w:t>
+      </w:r>
+    </w:p>
+    <w:p>
+      <w:pPr>
+        <w:pStyle w:val="Compact"/>
+        <w:numPr>
+          <w:ilvl w:val="2"/>
+          <w:numId w:val="1044"/>
+        </w:numPr>
+      </w:pPr>
+      <w:r>
+        <w:rPr>
+          <w:rStyle w:val="VerbatimChar"/>
+        </w:rPr>
+        <w:t xml:space="preserve">ssh-copy-id &lt;remote-user&gt;@&lt;remote-ip&gt;</w:t>
+      </w:r>
+    </w:p>
+    <w:p>
+      <w:pPr>
+        <w:pStyle w:val="Compact"/>
+        <w:numPr>
+          <w:ilvl w:val="1"/>
+          <w:numId w:val="1042"/>
+        </w:numPr>
+      </w:pPr>
+      <w:r>
+        <w:t xml:space="preserve">SSH into the node to check password-less SSH</w:t>
+      </w:r>
+    </w:p>
+    <w:p>
+      <w:pPr>
+        <w:pStyle w:val="Compact"/>
+        <w:numPr>
+          <w:ilvl w:val="2"/>
+          <w:numId w:val="1045"/>
+        </w:numPr>
+      </w:pPr>
+      <w:r>
+        <w:rPr>
+          <w:rStyle w:val="VerbatimChar"/>
+        </w:rPr>
+        <w:t xml:space="preserve">ssh -i ~/.ssh/&lt;your private key&gt; &lt;remote-user&gt;@&lt;remote-ip&gt;</w:t>
+      </w:r>
+    </w:p>
+    <w:p>
+      <w:pPr>
+        <w:pStyle w:val="Compact"/>
+        <w:numPr>
+          <w:ilvl w:val="1"/>
+          <w:numId w:val="1042"/>
+        </w:numPr>
+      </w:pPr>
+      <w:r>
+        <w:t xml:space="preserve">Rancher UI : (deployed in Observation K8 cluster)</w:t>
+      </w:r>
+    </w:p>
+    <w:p>
+      <w:pPr>
+        <w:numPr>
+          <w:ilvl w:val="0"/>
+          <w:numId w:val="1037"/>
+        </w:numPr>
+      </w:pPr>
+      <w:r>
+        <w:t xml:space="preserve">Open ports and Install docker on Inji K8 Cluster node VM’s.</w:t>
+      </w:r>
+    </w:p>
+    <w:p>
+      <w:pPr>
+        <w:numPr>
+          <w:ilvl w:val="1"/>
+          <w:numId w:val="1046"/>
+        </w:numPr>
+      </w:pPr>
+      <w:r>
+        <w:rPr>
+          <w:rStyle w:val="VerbatimChar"/>
+        </w:rPr>
+        <w:t xml:space="preserve">cd $K8_ROOT/mosip/on-prem</w:t>
+      </w:r>
+    </w:p>
+    <w:p>
+      <w:pPr>
+        <w:numPr>
+          <w:ilvl w:val="1"/>
+          <w:numId w:val="1046"/>
+        </w:numPr>
+      </w:pPr>
+      <w:r>
+        <w:t xml:space="preserve">create copy of</w:t>
       </w:r>
       <w:r>
         <w:t xml:space="preserve"> </w:t>
@@ -2080,15 +4396,15 @@
         <w:t xml:space="preserve"> </w:t>
       </w:r>
       <w:r>
-        <w:t xml:space="preserve">and update the required details for wireguard VM</w:t>
-      </w:r>
-    </w:p>
-    <w:p>
-      <w:pPr>
-        <w:pStyle w:val="Compact"/>
-        <w:numPr>
-          <w:ilvl w:val="0"/>
-          <w:numId w:val="1015"/>
+        <w:t xml:space="preserve">and update the required details for wireguard VM.</w:t>
+      </w:r>
+    </w:p>
+    <w:p>
+      <w:pPr>
+        <w:pStyle w:val="Compact"/>
+        <w:numPr>
+          <w:ilvl w:val="2"/>
+          <w:numId w:val="1047"/>
         </w:numPr>
       </w:pPr>
       <w:r>
@@ -2100,2090 +4416,82 @@
     </w:p>
     <w:p>
       <w:pPr>
-        <w:pStyle w:val="FirstParagraph"/>
-      </w:pPr>
-      <w:r>
-        <w:t xml:space="preserve">{% hint style=</w:t>
-      </w:r>
-      <w:r>
-        <w:t xml:space="preserve">“success”</w:t>
-      </w:r>
-      <w:r>
-        <w:t xml:space="preserve"> </w:t>
-      </w:r>
-      <w:r>
-        <w:t xml:space="preserve">%}</w:t>
-      </w:r>
-      <w:r>
-        <w:t xml:space="preserve"> </w:t>
-      </w:r>
-      <w:r>
-        <w:rPr>
-          <w:b/>
-          <w:bCs/>
-        </w:rPr>
-        <w:t xml:space="preserve">Note</w:t>
-      </w:r>
-      <w:r>
-        <w:t xml:space="preserve">:</w:t>
-      </w:r>
-    </w:p>
-    <w:p>
-      <w:pPr>
-        <w:pStyle w:val="Compact"/>
-        <w:numPr>
-          <w:ilvl w:val="0"/>
-          <w:numId w:val="1016"/>
-        </w:numPr>
-      </w:pPr>
-      <w:r>
-        <w:t xml:space="preserve">Remove</w:t>
-      </w:r>
-      <w:r>
-        <w:t xml:space="preserve"> </w:t>
-      </w:r>
-      <w:r>
-        <w:rPr>
-          <w:rStyle w:val="VerbatimChar"/>
-        </w:rPr>
-        <w:t xml:space="preserve">[Cluster]</w:t>
-      </w:r>
-      <w:r>
-        <w:t xml:space="preserve"> </w:t>
-      </w:r>
-      <w:r>
-        <w:t xml:space="preserve">complete section from copied</w:t>
-      </w:r>
-      <w:r>
-        <w:t xml:space="preserve"> </w:t>
-      </w:r>
-      <w:r>
-        <w:rPr>
-          <w:rStyle w:val="VerbatimChar"/>
-        </w:rPr>
-        <w:t xml:space="preserve">hosts.ini</w:t>
-      </w:r>
-      <w:r>
-        <w:t xml:space="preserve"> </w:t>
-      </w:r>
-      <w:r>
-        <w:t xml:space="preserve">file.</w:t>
-      </w:r>
-    </w:p>
-    <w:p>
-      <w:pPr>
-        <w:pStyle w:val="Compact"/>
-        <w:numPr>
-          <w:ilvl w:val="0"/>
-          <w:numId w:val="1016"/>
-        </w:numPr>
-      </w:pPr>
-      <w:r>
-        <w:t xml:space="preserve">Add below mentioned details:</w:t>
-      </w:r>
-    </w:p>
-    <w:p>
-      <w:pPr>
-        <w:pStyle w:val="Compact"/>
         <w:numPr>
           <w:ilvl w:val="1"/>
-          <w:numId w:val="1017"/>
-        </w:numPr>
-      </w:pPr>
-      <w:r>
-        <w:t xml:space="preserve">ansible_host : public IP of Wireguard Bastion server. eg. 100.10.20.56</w:t>
-      </w:r>
-    </w:p>
-    <w:p>
-      <w:pPr>
-        <w:pStyle w:val="Compact"/>
-        <w:numPr>
-          <w:ilvl w:val="1"/>
-          <w:numId w:val="1017"/>
-        </w:numPr>
-      </w:pPr>
-      <w:r>
-        <w:t xml:space="preserve">ansible_user : user to be used for installation. In this ref-impl we use Ubuntu user.</w:t>
-      </w:r>
-    </w:p>
-    <w:p>
-      <w:pPr>
-        <w:pStyle w:val="Compact"/>
-        <w:numPr>
-          <w:ilvl w:val="1"/>
-          <w:numId w:val="1017"/>
-        </w:numPr>
-      </w:pPr>
-      <w:r>
-        <w:t xml:space="preserve">ansible_ssh_private_key_file : path to pem key for ssh to wireguard server. eg.</w:t>
-      </w:r>
-      <w:r>
-        <w:t xml:space="preserve"> </w:t>
-      </w:r>
-      <w:r>
-        <w:rPr>
-          <w:rStyle w:val="VerbatimChar"/>
-        </w:rPr>
-        <w:t xml:space="preserve">~/.ssh/wireguard-ssh.pem</w:t>
-      </w:r>
-      <w:r>
-        <w:t xml:space="preserve">hosts.ini</w:t>
-      </w:r>
-      <w:r>
-        <w:t xml:space="preserve"> </w:t>
-      </w:r>
-      <w:r>
-        <w:t xml:space="preserve">{% endhint %}</w:t>
-      </w:r>
-    </w:p>
-    <w:p>
-      <w:pPr>
-        <w:pStyle w:val="Compact"/>
-        <w:numPr>
-          <w:ilvl w:val="0"/>
-          <w:numId w:val="1016"/>
-        </w:numPr>
-      </w:pPr>
-      <w:r>
-        <w:t xml:space="preserve">Execute ports.yml to enable ports on VM level using ufw:</w:t>
-      </w:r>
-      <w:r>
-        <w:rPr>
-          <w:rStyle w:val="VerbatimChar"/>
-        </w:rPr>
-        <w:t xml:space="preserve">ansible-playbook -i hosts.ini ports.yaml</w:t>
-      </w:r>
-    </w:p>
-    <w:p>
-      <w:pPr>
-        <w:pStyle w:val="FirstParagraph"/>
-      </w:pPr>
-      <w:r>
-        <w:t xml:space="preserve">{% hint style=</w:t>
-      </w:r>
-      <w:r>
-        <w:t xml:space="preserve">“success”</w:t>
-      </w:r>
-      <w:r>
-        <w:t xml:space="preserve"> </w:t>
-      </w:r>
-      <w:r>
-        <w:t xml:space="preserve">%}</w:t>
-      </w:r>
-      <w:r>
-        <w:t xml:space="preserve"> </w:t>
-      </w:r>
-      <w:r>
-        <w:rPr>
-          <w:b/>
-          <w:bCs/>
-        </w:rPr>
-        <w:t xml:space="preserve">Note</w:t>
-      </w:r>
-      <w:r>
-        <w:t xml:space="preserve">:</w:t>
-      </w:r>
-    </w:p>
-    <w:p>
-      <w:pPr>
-        <w:pStyle w:val="Compact"/>
-        <w:numPr>
-          <w:ilvl w:val="0"/>
-          <w:numId w:val="1018"/>
-        </w:numPr>
-      </w:pPr>
-      <w:r>
-        <w:t xml:space="preserve">Permission of the pem files to access nodes should have 400 permission.</w:t>
-      </w:r>
-      <w:r>
-        <w:t xml:space="preserve"> </w:t>
-      </w:r>
-      <w:r>
-        <w:rPr>
-          <w:rStyle w:val="VerbatimChar"/>
-        </w:rPr>
-        <w:t xml:space="preserve">sudo chmod 400 ~/.ssh/privkey.pem</w:t>
-      </w:r>
-    </w:p>
-    <w:p>
-      <w:pPr>
-        <w:pStyle w:val="Compact"/>
-        <w:numPr>
-          <w:ilvl w:val="0"/>
-          <w:numId w:val="1018"/>
-        </w:numPr>
-      </w:pPr>
-      <w:r>
-        <w:t xml:space="preserve">These ports are only needed to be opened for sharing packets over UDP.</w:t>
-      </w:r>
-    </w:p>
-    <w:p>
-      <w:pPr>
-        <w:pStyle w:val="Compact"/>
-        <w:numPr>
-          <w:ilvl w:val="0"/>
-          <w:numId w:val="1018"/>
-        </w:numPr>
-      </w:pPr>
-      <w:r>
-        <w:t xml:space="preserve">Take necessary measure on firewall level so that the Wireguard server can be reachable on 51820/udp.</w:t>
-      </w:r>
-      <w:r>
-        <w:t xml:space="preserve"> </w:t>
-      </w:r>
-      <w:r>
-        <w:t xml:space="preserve">{% endhint %}</w:t>
-      </w:r>
-    </w:p>
-    <w:p>
-      <w:pPr>
-        <w:pStyle w:val="FirstParagraph"/>
-      </w:pPr>
-      <w:r>
-        <w:rPr>
-          <w:b/>
-          <w:bCs/>
-        </w:rPr>
-        <w:t xml:space="preserve">Install docker</w:t>
-      </w:r>
-    </w:p>
-    <w:p>
-      <w:pPr>
-        <w:pStyle w:val="Compact"/>
-        <w:numPr>
-          <w:ilvl w:val="0"/>
-          <w:numId w:val="1019"/>
-        </w:numPr>
-      </w:pPr>
-      <w:r>
-        <w:t xml:space="preserve">execute docker.yml to install docker and add user to docker group:</w:t>
-      </w:r>
-    </w:p>
-    <w:p>
-      <w:pPr>
-        <w:pStyle w:val="SourceCode"/>
-      </w:pPr>
-      <w:r>
-        <w:rPr>
-          <w:rStyle w:val="ExtensionTok"/>
-        </w:rPr>
-        <w:t xml:space="preserve">ansible-playbook</w:t>
-      </w:r>
-      <w:r>
-        <w:rPr>
-          <w:rStyle w:val="NormalTok"/>
-        </w:rPr>
-        <w:t xml:space="preserve"> </w:t>
-      </w:r>
-      <w:r>
-        <w:rPr>
-          <w:rStyle w:val="AttributeTok"/>
-        </w:rPr>
-        <w:t xml:space="preserve">-i</w:t>
-      </w:r>
-      <w:r>
-        <w:rPr>
-          <w:rStyle w:val="NormalTok"/>
-        </w:rPr>
-        <w:t xml:space="preserve"> hosts.ini docker.yaml</w:t>
-      </w:r>
-    </w:p>
-    <w:p>
-      <w:pPr>
-        <w:pStyle w:val="Compact"/>
-        <w:numPr>
-          <w:ilvl w:val="0"/>
-          <w:numId w:val="1020"/>
-        </w:numPr>
-      </w:pPr>
-      <w:r>
-        <w:t xml:space="preserve">Setup Wireguard server</w:t>
-      </w:r>
-    </w:p>
-    <w:p>
-      <w:pPr>
-        <w:numPr>
-          <w:ilvl w:val="1"/>
-          <w:numId w:val="1021"/>
-        </w:numPr>
-      </w:pPr>
-      <w:r>
-        <w:t xml:space="preserve">SSH to wireguard VM</w:t>
-      </w:r>
-    </w:p>
-    <w:p>
-      <w:pPr>
-        <w:numPr>
-          <w:ilvl w:val="1"/>
-          <w:numId w:val="1021"/>
-        </w:numPr>
-      </w:pPr>
-      <w:r>
-        <w:rPr>
-          <w:rStyle w:val="VerbatimChar"/>
-        </w:rPr>
-        <w:t xml:space="preserve">ssh -i &lt;path to .pem&gt; ubuntu@&lt;Wireguard server public ip&gt;</w:t>
-      </w:r>
-    </w:p>
-    <w:p>
-      <w:pPr>
-        <w:numPr>
-          <w:ilvl w:val="1"/>
-          <w:numId w:val="1021"/>
-        </w:numPr>
-      </w:pPr>
-      <w:r>
-        <w:t xml:space="preserve">Create directory for storing wireguard config files.</w:t>
-      </w:r>
-      <w:r>
-        <w:rPr>
-          <w:rStyle w:val="VerbatimChar"/>
-        </w:rPr>
-        <w:t xml:space="preserve">mkdir -p wireguard/config</w:t>
-      </w:r>
-    </w:p>
-    <w:p>
-      <w:pPr>
-        <w:numPr>
-          <w:ilvl w:val="1"/>
-          <w:numId w:val="1021"/>
-        </w:numPr>
-      </w:pPr>
-      <w:r>
-        <w:t xml:space="preserve">Install and start wireguard server using docker as given below:</w:t>
-      </w:r>
-    </w:p>
-    <w:p>
-      <w:pPr>
-        <w:pStyle w:val="SourceCode"/>
+          <w:numId w:val="1046"/>
+        </w:numPr>
+      </w:pPr>
+      <w:r>
+        <w:t xml:space="preserve">Update</w:t>
+      </w:r>
+      <w:r>
+        <w:t xml:space="preserve"> </w:t>
+      </w:r>
+      <w:r>
+        <w:rPr>
+          <w:rStyle w:val="VerbatimChar"/>
+        </w:rPr>
+        <w:t xml:space="preserve">vpc_ip</w:t>
+      </w:r>
+      <w:r>
+        <w:t xml:space="preserve"> </w:t>
+      </w:r>
+      <w:r>
+        <w:t xml:space="preserve">variable in</w:t>
+      </w:r>
+      <w:r>
+        <w:t xml:space="preserve"> </w:t>
+      </w:r>
+      <w:r>
+        <w:rPr>
+          <w:rStyle w:val="VerbatimChar"/>
+        </w:rPr>
+        <w:t xml:space="preserve">ports.yaml</w:t>
+      </w:r>
+      <w:r>
+        <w:t xml:space="preserve"> </w:t>
+      </w:r>
+      <w:r>
+        <w:t xml:space="preserve">with</w:t>
+      </w:r>
+      <w:r>
+        <w:t xml:space="preserve"> </w:t>
+      </w:r>
+      <w:r>
+        <w:rPr>
+          <w:rStyle w:val="VerbatimChar"/>
+        </w:rPr>
+        <w:t xml:space="preserve">vpc CIDR ip</w:t>
+      </w:r>
+      <w:r>
+        <w:t xml:space="preserve"> </w:t>
+      </w:r>
+      <w:r>
+        <w:t xml:space="preserve">to allow access only from machines inside same vpc.</w:t>
+      </w:r>
+    </w:p>
+    <w:p>
+      <w:pPr>
+        <w:pStyle w:val="BlockText"/>
         <w:numPr>
           <w:ilvl w:val="1"/>
           <w:numId w:val="1000"/>
         </w:numPr>
       </w:pPr>
       <w:r>
-        <w:rPr>
-          <w:rStyle w:val="FunctionTok"/>
-        </w:rPr>
-        <w:t xml:space="preserve">sudo</w:t>
-      </w:r>
-      <w:r>
-        <w:rPr>
-          <w:rStyle w:val="NormalTok"/>
-        </w:rPr>
-        <w:t xml:space="preserve"> docker run </w:t>
-      </w:r>
-      <w:r>
-        <w:rPr>
-          <w:rStyle w:val="AttributeTok"/>
-        </w:rPr>
-        <w:t xml:space="preserve">-d</w:t>
-      </w:r>
-      <w:r>
-        <w:rPr>
-          <w:rStyle w:val="NormalTok"/>
-        </w:rPr>
-        <w:t xml:space="preserve"> </w:t>
-      </w:r>
-      <w:r>
-        <w:rPr>
-          <w:rStyle w:val="DataTypeTok"/>
-        </w:rPr>
-        <w:t xml:space="preserve">\</w:t>
-      </w:r>
-      <w:r>
-        <w:br/>
-      </w:r>
-      <w:r>
-        <w:rPr>
-          <w:rStyle w:val="NormalTok"/>
-        </w:rPr>
-        <w:t xml:space="preserve">--name=wireguard </w:t>
-      </w:r>
-      <w:r>
-        <w:rPr>
-          <w:rStyle w:val="DataTypeTok"/>
-        </w:rPr>
-        <w:t xml:space="preserve">\</w:t>
-      </w:r>
-      <w:r>
-        <w:br/>
-      </w:r>
-      <w:r>
-        <w:rPr>
-          <w:rStyle w:val="NormalTok"/>
-        </w:rPr>
-        <w:t xml:space="preserve">--cap-add=NET_ADMIN </w:t>
-      </w:r>
-      <w:r>
-        <w:rPr>
-          <w:rStyle w:val="DataTypeTok"/>
-        </w:rPr>
-        <w:t xml:space="preserve">\</w:t>
-      </w:r>
-      <w:r>
-        <w:br/>
-      </w:r>
-      <w:r>
-        <w:rPr>
-          <w:rStyle w:val="NormalTok"/>
-        </w:rPr>
-        <w:t xml:space="preserve">--cap-add=SYS_MODULE </w:t>
-      </w:r>
-      <w:r>
-        <w:rPr>
-          <w:rStyle w:val="DataTypeTok"/>
-        </w:rPr>
-        <w:t xml:space="preserve">\</w:t>
-      </w:r>
-      <w:r>
-        <w:br/>
-      </w:r>
-      <w:r>
-        <w:rPr>
-          <w:rStyle w:val="NormalTok"/>
-        </w:rPr>
-        <w:t xml:space="preserve">-e PUID=1000 </w:t>
-      </w:r>
-      <w:r>
-        <w:rPr>
-          <w:rStyle w:val="DataTypeTok"/>
-        </w:rPr>
-        <w:t xml:space="preserve">\</w:t>
-      </w:r>
-      <w:r>
-        <w:br/>
-      </w:r>
-      <w:r>
-        <w:rPr>
-          <w:rStyle w:val="NormalTok"/>
-        </w:rPr>
-        <w:t xml:space="preserve">-e PGID=1000 </w:t>
-      </w:r>
-      <w:r>
-        <w:rPr>
-          <w:rStyle w:val="DataTypeTok"/>
-        </w:rPr>
-        <w:t xml:space="preserve">\</w:t>
-      </w:r>
-      <w:r>
-        <w:br/>
-      </w:r>
-      <w:r>
-        <w:rPr>
-          <w:rStyle w:val="NormalTok"/>
-        </w:rPr>
-        <w:t xml:space="preserve">-e TZ=Asia/Calcutta </w:t>
-      </w:r>
-      <w:r>
-        <w:rPr>
-          <w:rStyle w:val="DataTypeTok"/>
-        </w:rPr>
-        <w:t xml:space="preserve">\</w:t>
-      </w:r>
-      <w:r>
-        <w:br/>
-      </w:r>
-      <w:r>
-        <w:rPr>
-          <w:rStyle w:val="NormalTok"/>
-        </w:rPr>
-        <w:t xml:space="preserve">-e PEERS=30 </w:t>
-      </w:r>
-      <w:r>
-        <w:rPr>
-          <w:rStyle w:val="DataTypeTok"/>
-        </w:rPr>
-        <w:t xml:space="preserve">\</w:t>
-      </w:r>
-      <w:r>
-        <w:br/>
-      </w:r>
-      <w:r>
-        <w:rPr>
-          <w:rStyle w:val="NormalTok"/>
-        </w:rPr>
-        <w:t xml:space="preserve">-p 51820:51820/udp </w:t>
-      </w:r>
-      <w:r>
-        <w:rPr>
-          <w:rStyle w:val="DataTypeTok"/>
-        </w:rPr>
-        <w:t xml:space="preserve">\</w:t>
-      </w:r>
-      <w:r>
-        <w:br/>
-      </w:r>
-      <w:r>
-        <w:rPr>
-          <w:rStyle w:val="NormalTok"/>
-        </w:rPr>
-        <w:t xml:space="preserve">-v /home/ubuntu/wireguard/config:/config </w:t>
-      </w:r>
-      <w:r>
-        <w:rPr>
-          <w:rStyle w:val="DataTypeTok"/>
-        </w:rPr>
-        <w:t xml:space="preserve">\</w:t>
-      </w:r>
-      <w:r>
-        <w:br/>
-      </w:r>
-      <w:r>
-        <w:rPr>
-          <w:rStyle w:val="NormalTok"/>
-        </w:rPr>
-        <w:t xml:space="preserve">-v /lib/modules:/lib/modules </w:t>
-      </w:r>
-      <w:r>
-        <w:rPr>
-          <w:rStyle w:val="DataTypeTok"/>
-        </w:rPr>
-        <w:t xml:space="preserve">\</w:t>
-      </w:r>
-      <w:r>
-        <w:br/>
-      </w:r>
-      <w:r>
-        <w:rPr>
-          <w:rStyle w:val="NormalTok"/>
-        </w:rPr>
-        <w:t xml:space="preserve">--sysctl=</w:t>
-      </w:r>
-      <w:r>
-        <w:rPr>
-          <w:rStyle w:val="StringTok"/>
-        </w:rPr>
-        <w:t xml:space="preserve">"net.ipv4.conf.all.src_valid_mark=1"</w:t>
-      </w:r>
-      <w:r>
-        <w:rPr>
-          <w:rStyle w:val="NormalTok"/>
-        </w:rPr>
-        <w:t xml:space="preserve"> </w:t>
-      </w:r>
-      <w:r>
-        <w:rPr>
-          <w:rStyle w:val="DataTypeTok"/>
-        </w:rPr>
-        <w:t xml:space="preserve">\</w:t>
-      </w:r>
-      <w:r>
-        <w:br/>
-      </w:r>
-      <w:r>
-        <w:rPr>
-          <w:rStyle w:val="NormalTok"/>
-        </w:rPr>
-        <w:t xml:space="preserve">--restart unless-stopped </w:t>
-      </w:r>
-      <w:r>
-        <w:rPr>
-          <w:rStyle w:val="DataTypeTok"/>
-        </w:rPr>
-        <w:t xml:space="preserve">\</w:t>
-      </w:r>
-      <w:r>
-        <w:br/>
-      </w:r>
-      <w:r>
-        <w:rPr>
-          <w:rStyle w:val="NormalTok"/>
-        </w:rPr>
-        <w:t xml:space="preserve">ghcr.io/linuxserver/wireguard</w:t>
-      </w:r>
-    </w:p>
-    <w:p>
-      <w:pPr>
-        <w:pStyle w:val="FirstParagraph"/>
-      </w:pPr>
-      <w:r>
-        <w:t xml:space="preserve">{% hint style=</w:t>
-      </w:r>
-      <w:r>
-        <w:t xml:space="preserve">“success”</w:t>
-      </w:r>
-      <w:r>
-        <w:t xml:space="preserve"> </w:t>
-      </w:r>
-      <w:r>
-        <w:t xml:space="preserve">%}</w:t>
-      </w:r>
-      <w:r>
-        <w:t xml:space="preserve"> </w:t>
-      </w:r>
-      <w:r>
-        <w:rPr>
-          <w:b/>
-          <w:bCs/>
-        </w:rPr>
-        <w:t xml:space="preserve">Note</w:t>
-      </w:r>
-      <w:r>
-        <w:t xml:space="preserve">:</w:t>
-      </w:r>
-    </w:p>
-    <w:p>
-      <w:pPr>
-        <w:pStyle w:val="Compact"/>
-        <w:numPr>
-          <w:ilvl w:val="0"/>
-          <w:numId w:val="1022"/>
-        </w:numPr>
-      </w:pPr>
-      <w:r>
-        <w:t xml:space="preserve">Increase the number of peers above in case more than 30 wireguard client confs (-e PEERS=30) are needed.</w:t>
-      </w:r>
-    </w:p>
-    <w:p>
-      <w:pPr>
-        <w:pStyle w:val="Compact"/>
-        <w:numPr>
-          <w:ilvl w:val="0"/>
-          <w:numId w:val="1022"/>
-        </w:numPr>
-      </w:pPr>
-      <w:r>
-        <w:t xml:space="preserve">Change the directory to be mounted to wireguard docker as per need. All your wireguard confs will be generated in the mounted directory (</w:t>
-      </w:r>
-      <w:r>
-        <w:rPr>
-          <w:rStyle w:val="VerbatimChar"/>
-        </w:rPr>
-        <w:t xml:space="preserve">-v /home/ubuntu/wireguard/config:/config</w:t>
-      </w:r>
-      <w:r>
-        <w:t xml:space="preserve">).</w:t>
-      </w:r>
-      <w:r>
-        <w:t xml:space="preserve"> </w:t>
-      </w:r>
-      <w:r>
-        <w:t xml:space="preserve">{% endhint %}</w:t>
-      </w:r>
-    </w:p>
-    <w:bookmarkEnd w:id="28"/>
-    <w:bookmarkStart w:id="30" w:name="setup-wireguard-client-on-your-pc"/>
-    <w:p>
-      <w:pPr>
-        <w:pStyle w:val="Heading2"/>
-      </w:pPr>
-      <w:r>
-        <w:t xml:space="preserve">Setup Wireguard Client on your PC</w:t>
-      </w:r>
-    </w:p>
-    <w:p>
-      <w:pPr>
-        <w:pStyle w:val="Compact"/>
-        <w:numPr>
-          <w:ilvl w:val="0"/>
-          <w:numId w:val="1023"/>
-        </w:numPr>
-      </w:pPr>
-      <w:r>
-        <w:t xml:space="preserve">Install Wireguard client on your PC using</w:t>
-      </w:r>
-      <w:r>
-        <w:t xml:space="preserve"> </w:t>
-      </w:r>
-      <w:hyperlink r:id="rId29">
-        <w:r>
-          <w:rPr>
-            <w:rStyle w:val="Hyperlink"/>
-          </w:rPr>
-          <w:t xml:space="preserve">steps</w:t>
-        </w:r>
-      </w:hyperlink>
-      <w:r>
-        <w:t xml:space="preserve">.</w:t>
-      </w:r>
-    </w:p>
-    <w:p>
-      <w:pPr>
-        <w:pStyle w:val="Compact"/>
-        <w:numPr>
-          <w:ilvl w:val="0"/>
-          <w:numId w:val="1023"/>
-        </w:numPr>
-      </w:pPr>
-      <w:r>
-        <w:t xml:space="preserve">Assign</w:t>
-      </w:r>
-      <w:r>
-        <w:t xml:space="preserve"> </w:t>
-      </w:r>
-      <w:r>
-        <w:rPr>
-          <w:rStyle w:val="VerbatimChar"/>
-        </w:rPr>
-        <w:t xml:space="preserve">wireguard.conf</w:t>
-      </w:r>
-      <w:r>
-        <w:t xml:space="preserve">:</w:t>
-      </w:r>
-    </w:p>
-    <w:p>
-      <w:pPr>
-        <w:pStyle w:val="Compact"/>
-        <w:numPr>
-          <w:ilvl w:val="0"/>
-          <w:numId w:val="1023"/>
-        </w:numPr>
-      </w:pPr>
-      <w:r>
-        <w:t xml:space="preserve">SSH to the wireguard server VM.</w:t>
-      </w:r>
-    </w:p>
-    <w:p>
-      <w:pPr>
-        <w:pStyle w:val="Compact"/>
-        <w:numPr>
-          <w:ilvl w:val="0"/>
-          <w:numId w:val="1023"/>
-        </w:numPr>
-      </w:pPr>
-      <w:r>
-        <w:rPr>
-          <w:rStyle w:val="VerbatimChar"/>
-        </w:rPr>
-        <w:t xml:space="preserve">cd /home/ubuntu/wireguard/config</w:t>
-      </w:r>
-    </w:p>
-    <w:p>
-      <w:pPr>
-        <w:pStyle w:val="Compact"/>
-        <w:numPr>
-          <w:ilvl w:val="0"/>
-          <w:numId w:val="1023"/>
-        </w:numPr>
-      </w:pPr>
-      <w:r>
-        <w:t xml:space="preserve">assign one of the PR for yourself and use the same from the PC to connect to the server.</w:t>
-      </w:r>
-    </w:p>
-    <w:p>
-      <w:pPr>
-        <w:pStyle w:val="SourceCode"/>
-      </w:pPr>
-      <w:r>
-        <w:rPr>
-          <w:rStyle w:val="VerbatimChar"/>
-        </w:rPr>
-        <w:t xml:space="preserve">* create `assigned.txt` file to assign the keep track of peer files allocated and update everytime some peer is allocated to someone.</w:t>
-      </w:r>
-    </w:p>
-    <w:p>
-      <w:pPr>
-        <w:pStyle w:val="SourceCode"/>
-      </w:pPr>
-      <w:r>
-        <w:rPr>
-          <w:rStyle w:val="VerbatimChar"/>
-        </w:rPr>
-        <w:t xml:space="preserve">```sh</w:t>
-      </w:r>
-      <w:r>
-        <w:br/>
-      </w:r>
-      <w:r>
-        <w:rPr>
-          <w:rStyle w:val="VerbatimChar"/>
-        </w:rPr>
-        <w:t xml:space="preserve">peer1 :   peername</w:t>
-      </w:r>
-      <w:r>
-        <w:br/>
-      </w:r>
-      <w:r>
-        <w:rPr>
-          <w:rStyle w:val="VerbatimChar"/>
-        </w:rPr>
-        <w:t xml:space="preserve">peer2 :   xyz</w:t>
-      </w:r>
-      <w:r>
-        <w:br/>
-      </w:r>
-      <w:r>
-        <w:rPr>
-          <w:rStyle w:val="VerbatimChar"/>
-        </w:rPr>
-        <w:t xml:space="preserve">```</w:t>
-      </w:r>
-      <w:r>
-        <w:br/>
-      </w:r>
-      <w:r>
-        <w:br/>
-      </w:r>
-      <w:r>
-        <w:rPr>
-          <w:rStyle w:val="VerbatimChar"/>
-        </w:rPr>
-        <w:t xml:space="preserve">* use `ls` cmd to see the list of peers.</w:t>
-      </w:r>
-      <w:r>
-        <w:br/>
-      </w:r>
-      <w:r>
-        <w:rPr>
-          <w:rStyle w:val="VerbatimChar"/>
-        </w:rPr>
-        <w:t xml:space="preserve">* get inside your selected peer directory, and add mentioned changes in `peer.conf`:</w:t>
-      </w:r>
-      <w:r>
-        <w:br/>
-      </w:r>
-      <w:r>
-        <w:rPr>
-          <w:rStyle w:val="VerbatimChar"/>
-        </w:rPr>
-        <w:t xml:space="preserve">  * `cd peer1`</w:t>
-      </w:r>
-      <w:r>
-        <w:br/>
-      </w:r>
-      <w:r>
-        <w:rPr>
-          <w:rStyle w:val="VerbatimChar"/>
-        </w:rPr>
-        <w:t xml:space="preserve">  *   `nano peer1.conf`</w:t>
-      </w:r>
-      <w:r>
-        <w:br/>
-      </w:r>
-      <w:r>
-        <w:br/>
-      </w:r>
-      <w:r>
-        <w:rPr>
-          <w:rStyle w:val="VerbatimChar"/>
-        </w:rPr>
-        <w:t xml:space="preserve">    * Delete the DNS IP.</w:t>
-      </w:r>
-      <w:r>
-        <w:br/>
-      </w:r>
-      <w:r>
-        <w:rPr>
-          <w:rStyle w:val="VerbatimChar"/>
-        </w:rPr>
-        <w:t xml:space="preserve">    * Update the allowed IP's to subnets CIDR ip . e.g. 10.10.20.0/23</w:t>
-      </w:r>
-      <w:r>
-        <w:br/>
-      </w:r>
-      <w:r>
-        <w:br/>
-      </w:r>
-      <w:r>
-        <w:rPr>
-          <w:rStyle w:val="VerbatimChar"/>
-        </w:rPr>
-        <w:t xml:space="preserve">    &gt; Note:</w:t>
-      </w:r>
-      <w:r>
-        <w:br/>
-      </w:r>
-      <w:r>
-        <w:rPr>
-          <w:rStyle w:val="VerbatimChar"/>
-        </w:rPr>
-        <w:t xml:space="preserve">    &gt;</w:t>
-      </w:r>
-      <w:r>
-        <w:br/>
-      </w:r>
-      <w:r>
-        <w:rPr>
-          <w:rStyle w:val="VerbatimChar"/>
-        </w:rPr>
-        <w:t xml:space="preserve">    &gt; * CIDR Range will be shared by the Infra provider.</w:t>
-      </w:r>
-      <w:r>
-        <w:br/>
-      </w:r>
-      <w:r>
-        <w:rPr>
-          <w:rStyle w:val="VerbatimChar"/>
-        </w:rPr>
-        <w:t xml:space="preserve">    &gt; * Make sure all the nodes are covered in the provided CIDR range. (nginx server, K8 cluster nodes for observation as well as mosip).</w:t>
-      </w:r>
-      <w:r>
-        <w:br/>
-      </w:r>
-      <w:r>
-        <w:rPr>
-          <w:rStyle w:val="VerbatimChar"/>
-        </w:rPr>
-        <w:t xml:space="preserve">  * Share the updated `peer.conf` with respective peer to connect to wireguard server from Personel PC.</w:t>
-      </w:r>
-    </w:p>
-    <w:p>
-      <w:pPr>
-        <w:pStyle w:val="Compact"/>
-        <w:numPr>
-          <w:ilvl w:val="0"/>
-          <w:numId w:val="1024"/>
-        </w:numPr>
-      </w:pPr>
-      <w:r>
-        <w:t xml:space="preserve">Add</w:t>
-      </w:r>
-      <w:r>
-        <w:t xml:space="preserve"> </w:t>
-      </w:r>
-      <w:r>
-        <w:rPr>
-          <w:rStyle w:val="VerbatimChar"/>
-        </w:rPr>
-        <w:t xml:space="preserve">peer.conf</w:t>
-      </w:r>
-      <w:r>
-        <w:t xml:space="preserve"> </w:t>
-      </w:r>
-      <w:r>
-        <w:t xml:space="preserve">in your PC’s</w:t>
-      </w:r>
-      <w:r>
-        <w:t xml:space="preserve"> </w:t>
-      </w:r>
-      <w:r>
-        <w:rPr>
-          <w:rStyle w:val="VerbatimChar"/>
-        </w:rPr>
-        <w:t xml:space="preserve">/etc/wireguard</w:t>
-      </w:r>
-      <w:r>
-        <w:t xml:space="preserve"> </w:t>
-      </w:r>
-      <w:r>
-        <w:t xml:space="preserve">directory as</w:t>
-      </w:r>
-      <w:r>
-        <w:t xml:space="preserve"> </w:t>
-      </w:r>
-      <w:r>
-        <w:rPr>
-          <w:rStyle w:val="VerbatimChar"/>
-        </w:rPr>
-        <w:t xml:space="preserve">wg0.conf</w:t>
-      </w:r>
-      <w:r>
-        <w:t xml:space="preserve">.</w:t>
-      </w:r>
-    </w:p>
-    <w:p>
-      <w:pPr>
-        <w:pStyle w:val="Compact"/>
-        <w:numPr>
-          <w:ilvl w:val="0"/>
-          <w:numId w:val="1024"/>
-        </w:numPr>
-      </w:pPr>
-      <w:r>
-        <w:t xml:space="preserve">Start the wireguard client and check the status:</w:t>
-      </w:r>
-    </w:p>
-    <w:p>
-      <w:pPr>
-        <w:pStyle w:val="SourceCode"/>
-      </w:pPr>
-      <w:r>
-        <w:rPr>
-          <w:rStyle w:val="FunctionTok"/>
-        </w:rPr>
-        <w:t xml:space="preserve">sudo</w:t>
-      </w:r>
-      <w:r>
-        <w:rPr>
-          <w:rStyle w:val="NormalTok"/>
-        </w:rPr>
-        <w:t xml:space="preserve"> systemctl start wg-quick@wg0</w:t>
-      </w:r>
-      <w:r>
-        <w:br/>
-      </w:r>
-      <w:r>
-        <w:rPr>
-          <w:rStyle w:val="FunctionTok"/>
-        </w:rPr>
-        <w:t xml:space="preserve">sudo</w:t>
-      </w:r>
-      <w:r>
-        <w:rPr>
-          <w:rStyle w:val="NormalTok"/>
-        </w:rPr>
-        <w:t xml:space="preserve"> systemctl status wg-quick@wg0</w:t>
-      </w:r>
-    </w:p>
-    <w:p>
-      <w:pPr>
-        <w:pStyle w:val="Compact"/>
-        <w:numPr>
-          <w:ilvl w:val="0"/>
-          <w:numId w:val="1025"/>
-        </w:numPr>
-      </w:pPr>
-      <w:r>
-        <w:t xml:space="preserve">Once connected to wireguard, you should be now able to access and login using private IP’s.</w:t>
-      </w:r>
-    </w:p>
-    <w:bookmarkEnd w:id="30"/>
-    <w:bookmarkEnd w:id="31"/>
-    <w:bookmarkStart w:id="71" w:name="base-infrastructure-setup"/>
-    <w:p>
-      <w:pPr>
-        <w:pStyle w:val="Heading1"/>
-      </w:pPr>
-      <w:r>
-        <w:t xml:space="preserve">Base Infrastructure Setup</w:t>
-      </w:r>
-    </w:p>
-    <w:bookmarkStart w:id="32" w:name="Xbbfc2617d484b4a66d7b53367faf60915e5be46"/>
-    <w:p>
-      <w:pPr>
-        <w:pStyle w:val="Heading2"/>
-      </w:pPr>
-      <w:r>
-        <w:t xml:space="preserve">What is meant by</w:t>
-      </w:r>
-      <w:r>
-        <w:t xml:space="preserve"> </w:t>
-      </w:r>
-      <w:r>
-        <w:t xml:space="preserve">“Base Infrastructure Setup”</w:t>
-      </w:r>
-      <w:r>
-        <w:t xml:space="preserve"> </w:t>
-      </w:r>
-      <w:r>
-        <w:t xml:space="preserve">here?</w:t>
-      </w:r>
-    </w:p>
-    <w:p>
-      <w:pPr>
-        <w:pStyle w:val="FirstParagraph"/>
-      </w:pPr>
-      <w:r>
-        <w:t xml:space="preserve">“Base Infrastructure Setup”</w:t>
-      </w:r>
-      <w:r>
-        <w:t xml:space="preserve"> </w:t>
-      </w:r>
-      <w:r>
-        <w:t xml:space="preserve">refers to preparing all foundational resources and configurations needed before deploying the Inji stack. This includes provisioning servers/VMs, configuring networks and firewalls, setting up SSL certificates, installing Kubernetes clusters and required tools (Docker, kubectl, Helm, etc.), establishing secure access (e.g., Wireguard VPN), and deploying essential services like NGINX, storage, monitoring, and logging. It ensures the environment is ready for Inji stack installation.</w:t>
-      </w:r>
-    </w:p>
-    <w:p>
-      <w:pPr>
-        <w:pStyle w:val="Compact"/>
-        <w:numPr>
-          <w:ilvl w:val="0"/>
-          <w:numId w:val="1026"/>
-        </w:numPr>
-      </w:pPr>
-      <w:r>
-        <w:rPr>
-          <w:b/>
-          <w:bCs/>
-        </w:rPr>
-        <w:t xml:space="preserve">Provisioning foundational resources</w:t>
-      </w:r>
-      <w:r>
-        <w:t xml:space="preserve"> </w:t>
-      </w:r>
-      <w:r>
-        <w:t xml:space="preserve">required for the Inji stack, including:</w:t>
-      </w:r>
-    </w:p>
-    <w:p>
-      <w:pPr>
-        <w:pStyle w:val="Compact"/>
-        <w:numPr>
-          <w:ilvl w:val="1"/>
-          <w:numId w:val="1027"/>
-        </w:numPr>
-      </w:pPr>
-      <w:r>
-        <w:t xml:space="preserve">Virtual machines (VMs) or servers as per hardware requirements.</w:t>
-      </w:r>
-    </w:p>
-    <w:p>
-      <w:pPr>
-        <w:pStyle w:val="Compact"/>
-        <w:numPr>
-          <w:ilvl w:val="1"/>
-          <w:numId w:val="1027"/>
-        </w:numPr>
-      </w:pPr>
-      <w:r>
-        <w:t xml:space="preserve">Network configuration (internal connectivity, firewall rules, DNS).</w:t>
-      </w:r>
-    </w:p>
-    <w:p>
-      <w:pPr>
-        <w:pStyle w:val="Compact"/>
-        <w:numPr>
-          <w:ilvl w:val="1"/>
-          <w:numId w:val="1027"/>
-        </w:numPr>
-      </w:pPr>
-      <w:r>
-        <w:t xml:space="preserve">SSL certificate setup for secure communications.</w:t>
-      </w:r>
-    </w:p>
-    <w:p>
-      <w:pPr>
-        <w:pStyle w:val="Compact"/>
-        <w:numPr>
-          <w:ilvl w:val="0"/>
-          <w:numId w:val="1026"/>
-        </w:numPr>
-      </w:pPr>
-      <w:r>
-        <w:rPr>
-          <w:b/>
-          <w:bCs/>
-        </w:rPr>
-        <w:t xml:space="preserve">Setting up Kubernetes clusters</w:t>
-      </w:r>
-      <w:r>
-        <w:t xml:space="preserve">:</w:t>
-      </w:r>
-    </w:p>
-    <w:p>
-      <w:pPr>
-        <w:pStyle w:val="Compact"/>
-        <w:numPr>
-          <w:ilvl w:val="1"/>
-          <w:numId w:val="1028"/>
-        </w:numPr>
-      </w:pPr>
-      <w:r>
-        <w:t xml:space="preserve">Installing and configuring Kubernetes (using RKE, Rancher, etc.).</w:t>
-      </w:r>
-    </w:p>
-    <w:p>
-      <w:pPr>
-        <w:pStyle w:val="Compact"/>
-        <w:numPr>
-          <w:ilvl w:val="1"/>
-          <w:numId w:val="1028"/>
-        </w:numPr>
-      </w:pPr>
-      <w:r>
-        <w:t xml:space="preserve">Ensuring cluster nodes are accessible and properly networked.</w:t>
-      </w:r>
-    </w:p>
-    <w:p>
-      <w:pPr>
-        <w:pStyle w:val="Compact"/>
-        <w:numPr>
-          <w:ilvl w:val="0"/>
-          <w:numId w:val="1026"/>
-        </w:numPr>
-      </w:pPr>
-      <w:r>
-        <w:rPr>
-          <w:b/>
-          <w:bCs/>
-        </w:rPr>
-        <w:t xml:space="preserve">Configuring supporting infrastructure</w:t>
-      </w:r>
-      <w:r>
-        <w:t xml:space="preserve">:</w:t>
-      </w:r>
-    </w:p>
-    <w:p>
-      <w:pPr>
-        <w:pStyle w:val="Compact"/>
-        <w:numPr>
-          <w:ilvl w:val="1"/>
-          <w:numId w:val="1029"/>
-        </w:numPr>
-      </w:pPr>
-      <w:r>
-        <w:t xml:space="preserve">Installing Docker and required CLI tools (kubectl, helm, ansible, istioctl).</w:t>
-      </w:r>
-    </w:p>
-    <w:p>
-      <w:pPr>
-        <w:pStyle w:val="Compact"/>
-        <w:numPr>
-          <w:ilvl w:val="1"/>
-          <w:numId w:val="1029"/>
-        </w:numPr>
-      </w:pPr>
-      <w:r>
-        <w:t xml:space="preserve">Setting up passwordless SSH access to all nodes.</w:t>
-      </w:r>
-    </w:p>
-    <w:p>
-      <w:pPr>
-        <w:pStyle w:val="Compact"/>
-        <w:numPr>
-          <w:ilvl w:val="1"/>
-          <w:numId w:val="1029"/>
-        </w:numPr>
-      </w:pPr>
-      <w:r>
-        <w:t xml:space="preserve">Preparing configuration files (hosts.ini, values.yaml, etc.).</w:t>
-      </w:r>
-    </w:p>
-    <w:p>
-      <w:pPr>
-        <w:pStyle w:val="Compact"/>
-        <w:numPr>
-          <w:ilvl w:val="0"/>
-          <w:numId w:val="1026"/>
-        </w:numPr>
-      </w:pPr>
-      <w:r>
-        <w:rPr>
-          <w:b/>
-          <w:bCs/>
-        </w:rPr>
-        <w:t xml:space="preserve">Deploying essential services</w:t>
-      </w:r>
-      <w:r>
-        <w:t xml:space="preserve">:</w:t>
-      </w:r>
-    </w:p>
-    <w:p>
-      <w:pPr>
-        <w:pStyle w:val="Compact"/>
-        <w:numPr>
-          <w:ilvl w:val="1"/>
-          <w:numId w:val="1030"/>
-        </w:numPr>
-      </w:pPr>
-      <w:r>
-        <w:t xml:space="preserve">Setting up NGINX for SSL termination, reverse proxy, and load balancing.</w:t>
-      </w:r>
-    </w:p>
-    <w:p>
-      <w:pPr>
-        <w:pStyle w:val="Compact"/>
-        <w:numPr>
-          <w:ilvl w:val="1"/>
-          <w:numId w:val="1030"/>
-        </w:numPr>
-      </w:pPr>
-      <w:r>
-        <w:t xml:space="preserve">Configuring storage classes (e.g., NFS) for persistent storage.</w:t>
-      </w:r>
-    </w:p>
-    <w:p>
-      <w:pPr>
-        <w:pStyle w:val="Compact"/>
-        <w:numPr>
-          <w:ilvl w:val="1"/>
-          <w:numId w:val="1030"/>
-        </w:numPr>
-      </w:pPr>
-      <w:r>
-        <w:t xml:space="preserve">Setting up monitoring, logging, and alerting tools (Prometheus, Grafana, Fluentd, etc.).</w:t>
-      </w:r>
-    </w:p>
-    <w:p>
-      <w:pPr>
-        <w:pStyle w:val="Compact"/>
-        <w:numPr>
-          <w:ilvl w:val="0"/>
-          <w:numId w:val="1026"/>
-        </w:numPr>
-      </w:pPr>
-      <w:r>
-        <w:rPr>
-          <w:b/>
-          <w:bCs/>
-        </w:rPr>
-        <w:t xml:space="preserve">Establishing secure access</w:t>
-      </w:r>
-      <w:r>
-        <w:t xml:space="preserve">:</w:t>
-      </w:r>
-    </w:p>
-    <w:p>
-      <w:pPr>
-        <w:pStyle w:val="Compact"/>
-        <w:numPr>
-          <w:ilvl w:val="1"/>
-          <w:numId w:val="1031"/>
-        </w:numPr>
-      </w:pPr>
-      <w:r>
-        <w:t xml:space="preserve">Installing and configuring Wireguard VPN for secure cluster access.</w:t>
-      </w:r>
-    </w:p>
-    <w:p>
-      <w:pPr>
-        <w:pStyle w:val="Compact"/>
-        <w:numPr>
-          <w:ilvl w:val="1"/>
-          <w:numId w:val="1031"/>
-        </w:numPr>
-      </w:pPr>
-      <w:r>
-        <w:t xml:space="preserve">Ensuring only authorized users can access the infrastructure.</w:t>
-      </w:r>
-    </w:p>
-    <w:p>
-      <w:pPr>
-        <w:pStyle w:val="Compact"/>
-        <w:numPr>
-          <w:ilvl w:val="0"/>
-          <w:numId w:val="1026"/>
-        </w:numPr>
-      </w:pPr>
-      <w:r>
-        <w:rPr>
-          <w:b/>
-          <w:bCs/>
-        </w:rPr>
-        <w:t xml:space="preserve">Importing clusters into management tools</w:t>
-      </w:r>
-      <w:r>
-        <w:t xml:space="preserve"> </w:t>
-      </w:r>
-      <w:r>
-        <w:t xml:space="preserve">(e.g., Rancher) for centralized administration.</w:t>
-      </w:r>
-    </w:p>
-    <w:bookmarkEnd w:id="32"/>
-    <w:bookmarkStart w:id="36" w:name="prerequisites---base-infrastructure"/>
-    <w:p>
-      <w:pPr>
-        <w:pStyle w:val="Heading2"/>
-      </w:pPr>
-      <w:r>
-        <w:t xml:space="preserve">Prerequisites - (Base Infrastructure)</w:t>
-      </w:r>
-    </w:p>
-    <w:p>
-      <w:pPr>
-        <w:pStyle w:val="FirstParagraph"/>
-      </w:pPr>
-      <w:r>
-        <w:t xml:space="preserve">Before deploying any Inji Stack module, ensure that the following common prerequisites are met. These requirements apply to all modules and must be fulfilled to guarantee a smooth and successful deployment process.</w:t>
-      </w:r>
-    </w:p>
-    <w:bookmarkStart w:id="34" w:name="on-prem-server-requirements"/>
-    <w:p>
-      <w:pPr>
-        <w:pStyle w:val="Heading3"/>
-      </w:pPr>
-      <w:r>
-        <w:t xml:space="preserve">On-Prem Server Requirements</w:t>
-      </w:r>
-    </w:p>
-    <w:p>
-      <w:pPr>
-        <w:pStyle w:val="BlockText"/>
-      </w:pPr>
-      <w:r>
-        <w:rPr>
-          <w:b/>
-          <w:bCs/>
-        </w:rPr>
         <w:t xml:space="preserve">Note:</w:t>
       </w:r>
-      <w:r>
-        <w:t xml:space="preserve"> </w:t>
-      </w:r>
-      <w:r>
-        <w:t xml:space="preserve">You can deploy Inji on an environment and operating system that supports Kubernetes-based deployments. Ensure your chosen OS and infrastructure meet the prerequisites and compatibility requirements.</w:t>
-      </w:r>
-      <w:r>
-        <w:t xml:space="preserve"> </w:t>
-      </w:r>
-      <w:r>
-        <w:rPr>
-          <w:b/>
-          <w:bCs/>
-        </w:rPr>
-        <w:t xml:space="preserve">Note</w:t>
-      </w:r>
-      <w:r>
-        <w:t xml:space="preserve">: This guide refrences using</w:t>
-      </w:r>
-      <w:r>
-        <w:t xml:space="preserve"> </w:t>
-      </w:r>
-      <w:r>
-        <w:rPr>
-          <w:b/>
-          <w:bCs/>
-        </w:rPr>
-        <w:t xml:space="preserve">Ubuntu Server 22.04 LTS</w:t>
-      </w:r>
-      <w:r>
-        <w:t xml:space="preserve">.</w:t>
-      </w:r>
-      <w:r>
-        <w:t xml:space="preserve"> </w:t>
-      </w:r>
-      <w:r>
-        <w:rPr>
-          <w:b/>
-          <w:bCs/>
-        </w:rPr>
-        <w:t xml:space="preserve">Note:</w:t>
-      </w:r>
-      <w:r>
-        <w:t xml:space="preserve"> </w:t>
-      </w:r>
-      <w:r>
-        <w:t xml:space="preserve">For large-scale deployments or environments with strict security requirements, an on-premises setup is recommended. For pilot projects, demonstrations, or rapid prototyping, a cloud-based deployment may be more suitable.</w:t>
-      </w:r>
-    </w:p>
-    <w:p>
-      <w:pPr>
-        <w:pStyle w:val="BlockText"/>
-      </w:pPr>
-      <w:r>
-        <w:rPr>
-          <w:b/>
-          <w:bCs/>
-        </w:rPr>
-        <w:t xml:space="preserve">Note</w:t>
-      </w:r>
-      <w:r>
-        <w:t xml:space="preserve">: Virtual Machines (VMs) can use any operating system as per convenience. For this installation guide, Ubuntu OS is referenced throughout.</w:t>
-      </w:r>
-    </w:p>
-    <w:bookmarkStart w:id="33" w:name="X1ca4e372341ea4d15bac2905c301aec4c2b4e2d"/>
-    <w:p>
-      <w:pPr>
-        <w:pStyle w:val="Heading4"/>
-      </w:pPr>
-      <w:r>
-        <w:t xml:space="preserve">VMs-Virtual Machines (Hardware, Network, Certificate and DNS) - Along with Nginx server (use Loadbalancer if required)</w:t>
-      </w:r>
-    </w:p>
-    <w:p>
-      <w:pPr>
-        <w:pStyle w:val="Compact"/>
-        <w:numPr>
-          <w:ilvl w:val="0"/>
-          <w:numId w:val="1032"/>
-        </w:numPr>
-      </w:pPr>
-      <w:r>
-        <w:rPr>
-          <w:b/>
-          <w:bCs/>
-        </w:rPr>
-        <w:t xml:space="preserve">VMs and Hardware Specifications</w:t>
-      </w:r>
-    </w:p>
-    <w:p>
-      <w:pPr>
-        <w:pStyle w:val="Compact"/>
-        <w:numPr>
-          <w:ilvl w:val="1"/>
-          <w:numId w:val="1033"/>
-        </w:numPr>
-      </w:pPr>
-      <w:r>
-        <w:t xml:space="preserve">3 VMs (allocate etcd, control plane, and worker nodes accordingly for HA)</w:t>
-      </w:r>
-    </w:p>
-    <w:p>
-      <w:pPr>
-        <w:pStyle w:val="Compact"/>
-        <w:numPr>
-          <w:ilvl w:val="1"/>
-          <w:numId w:val="1033"/>
-        </w:numPr>
-      </w:pPr>
-      <w:r>
-        <w:t xml:space="preserve">Specification - 8 vCPUs, 32 GB RAM, 64 GB Storage (HDD)</w:t>
-      </w:r>
-    </w:p>
-    <w:p>
-      <w:pPr>
-        <w:pStyle w:val="Compact"/>
-        <w:numPr>
-          <w:ilvl w:val="0"/>
-          <w:numId w:val="1032"/>
-        </w:numPr>
-      </w:pPr>
-      <w:r>
-        <w:rPr>
-          <w:b/>
-          <w:bCs/>
-        </w:rPr>
-        <w:t xml:space="preserve">Network Interfaces</w:t>
-      </w:r>
-    </w:p>
-    <w:p>
-      <w:pPr>
-        <w:pStyle w:val="Compact"/>
-        <w:numPr>
-          <w:ilvl w:val="1"/>
-          <w:numId w:val="1034"/>
-        </w:numPr>
-      </w:pPr>
-      <w:r>
-        <w:t xml:space="preserve">Internal interface: On the same internal network as all other nodes, with internet access.</w:t>
-      </w:r>
-    </w:p>
-    <w:p>
-      <w:pPr>
-        <w:pStyle w:val="Compact"/>
-        <w:numPr>
-          <w:ilvl w:val="0"/>
-          <w:numId w:val="1032"/>
-        </w:numPr>
-      </w:pPr>
-      <w:r>
-        <w:rPr>
-          <w:b/>
-          <w:bCs/>
-        </w:rPr>
-        <w:t xml:space="preserve">Wildcard SSL Certificate for the Inji K8s Cluster</w:t>
-      </w:r>
-    </w:p>
-    <w:p>
-      <w:pPr>
-        <w:pStyle w:val="Compact"/>
-        <w:numPr>
-          <w:ilvl w:val="1"/>
-          <w:numId w:val="1035"/>
-        </w:numPr>
-      </w:pPr>
-      <w:r>
-        <w:t xml:space="preserve">A valid wildcard SSL certificate for the domain used to access the inji Kubernetes cluster.</w:t>
-      </w:r>
-    </w:p>
-    <w:p>
-      <w:pPr>
-        <w:pStyle w:val="Compact"/>
-        <w:numPr>
-          <w:ilvl w:val="1"/>
-          <w:numId w:val="1035"/>
-        </w:numPr>
-      </w:pPr>
-      <w:r>
-        <w:t xml:space="preserve">This certificate must be stored inside the Nginx server VM for the inji cluster.</w:t>
-      </w:r>
-    </w:p>
-    <w:p>
-      <w:pPr>
-        <w:pStyle w:val="Compact"/>
-        <w:numPr>
-          <w:ilvl w:val="1"/>
-          <w:numId w:val="1035"/>
-        </w:numPr>
-      </w:pPr>
-      <w:r>
-        <w:t xml:space="preserve">For example, a domain like *.sandbox.xyz.net could serve as the corresponding example.</w:t>
-      </w:r>
-    </w:p>
-    <w:p>
-      <w:pPr>
-        <w:pStyle w:val="FirstParagraph"/>
-      </w:pPr>
-      <w:r>
-        <w:t xml:space="preserve">{% hint style=</w:t>
-      </w:r>
-      <w:r>
-        <w:t xml:space="preserve">“success”</w:t>
-      </w:r>
-      <w:r>
-        <w:t xml:space="preserve"> </w:t>
-      </w:r>
-      <w:r>
-        <w:t xml:space="preserve">%}</w:t>
-      </w:r>
-      <w:r>
-        <w:t xml:space="preserve"> </w:t>
-      </w:r>
-      <w:r>
-        <w:rPr>
-          <w:b/>
-          <w:bCs/>
-        </w:rPr>
-        <w:t xml:space="preserve">Note</w:t>
-      </w:r>
-      <w:r>
-        <w:t xml:space="preserve">: Network Requirements</w:t>
-      </w:r>
-    </w:p>
-    <w:p>
-      <w:pPr>
-        <w:pStyle w:val="Compact"/>
-        <w:numPr>
-          <w:ilvl w:val="0"/>
-          <w:numId w:val="1036"/>
-        </w:numPr>
-      </w:pPr>
-      <w:r>
-        <w:t xml:space="preserve">All the VM’s should be able to communicate with each other.</w:t>
-      </w:r>
-    </w:p>
-    <w:p>
-      <w:pPr>
-        <w:pStyle w:val="Compact"/>
-        <w:numPr>
-          <w:ilvl w:val="0"/>
-          <w:numId w:val="1036"/>
-        </w:numPr>
-      </w:pPr>
-      <w:r>
-        <w:t xml:space="preserve">Need stable Intra network connectivity between these VM’s.</w:t>
-      </w:r>
-    </w:p>
-    <w:p>
-      <w:pPr>
-        <w:pStyle w:val="Compact"/>
-        <w:numPr>
-          <w:ilvl w:val="0"/>
-          <w:numId w:val="1036"/>
-        </w:numPr>
-      </w:pPr>
-      <w:r>
-        <w:t xml:space="preserve">All the VM’s should have stable internet connectivity for docker image download (in case of local setup ensure to have a locally accessible docker registry).</w:t>
-      </w:r>
-      <w:r>
-        <w:t xml:space="preserve"> </w:t>
-      </w:r>
-      <w:r>
-        <w:t xml:space="preserve">{% endhint %}</w:t>
-      </w:r>
-    </w:p>
-    <w:bookmarkEnd w:id="33"/>
-    <w:bookmarkEnd w:id="34"/>
-    <w:bookmarkStart w:id="35" w:name="pc-requirements"/>
-    <w:p>
-      <w:pPr>
-        <w:pStyle w:val="Heading3"/>
-      </w:pPr>
-      <w:r>
-        <w:t xml:space="preserve">PC Requirements</w:t>
-      </w:r>
-    </w:p>
-    <w:p>
-      <w:pPr>
-        <w:pStyle w:val="FirstParagraph"/>
-      </w:pPr>
-      <w:r>
-        <w:t xml:space="preserve">Refer to common prerequisites</w:t>
-      </w:r>
-      <w:r>
-        <w:t xml:space="preserve"> </w:t>
-      </w:r>
-      <w:hyperlink w:anchor="tools-and-utilities">
-        <w:r>
-          <w:rPr>
-            <w:rStyle w:val="Hyperlink"/>
-          </w:rPr>
-          <w:t xml:space="preserve">here</w:t>
-        </w:r>
-      </w:hyperlink>
-    </w:p>
-    <w:bookmarkEnd w:id="35"/>
-    <w:bookmarkEnd w:id="36"/>
-    <w:bookmarkStart w:id="70" w:name="setting-up-kubernetes-cluster"/>
-    <w:p>
-      <w:pPr>
-        <w:pStyle w:val="Heading2"/>
-      </w:pPr>
-      <w:r>
-        <w:t xml:space="preserve">Setting Up Kubernetes Cluster</w:t>
-      </w:r>
-    </w:p>
-    <w:p>
-      <w:pPr>
-        <w:pStyle w:val="BlockText"/>
-      </w:pPr>
-      <w:r>
-        <w:rPr>
-          <w:b/>
-          <w:bCs/>
-        </w:rPr>
-        <w:t xml:space="preserve">Note</w:t>
-      </w:r>
-      <w:r>
-        <w:t xml:space="preserve">: For VM provisioning and hardware/network requirements, refer to the</w:t>
-      </w:r>
-      <w:r>
-        <w:t xml:space="preserve"> </w:t>
-      </w:r>
-      <w:hyperlink w:anchor="on-prem-server-requirements">
-        <w:r>
-          <w:rPr>
-            <w:rStyle w:val="Hyperlink"/>
-          </w:rPr>
-          <w:t xml:space="preserve">System Requirements section</w:t>
-        </w:r>
-      </w:hyperlink>
-      <w:r>
-        <w:t xml:space="preserve">.</w:t>
-      </w:r>
-      <w:r>
-        <w:t xml:space="preserve"> </w:t>
-      </w:r>
-      <w:r>
-        <w:t xml:space="preserve">{% endhint %}</w:t>
-      </w:r>
-    </w:p>
-    <w:p>
-      <w:pPr>
-        <w:numPr>
-          <w:ilvl w:val="0"/>
-          <w:numId w:val="1037"/>
-        </w:numPr>
-      </w:pPr>
-      <w:r>
-        <w:t xml:space="preserve">Find the</w:t>
-      </w:r>
-      <w:r>
-        <w:t xml:space="preserve"> </w:t>
-      </w:r>
-      <w:r>
-        <w:rPr>
-          <w:b/>
-          <w:bCs/>
-        </w:rPr>
-        <w:t xml:space="preserve">kubernetes infrastructure repository</w:t>
-      </w:r>
-      <w:r>
-        <w:t xml:space="preserve"> </w:t>
-      </w:r>
-      <w:hyperlink r:id="rId37">
-        <w:r>
-          <w:rPr>
-            <w:rStyle w:val="Hyperlink"/>
-          </w:rPr>
-          <w:t xml:space="preserve">here</w:t>
-        </w:r>
-      </w:hyperlink>
-      <w:r>
-        <w:t xml:space="preserve"> </w:t>
-      </w:r>
-      <w:r>
-        <w:t xml:space="preserve">which contains the scripts to install and configure Kubernetes cluster with required monitoring, logging and alerting tools.</w:t>
-      </w:r>
-    </w:p>
-    <w:p>
-      <w:pPr>
-        <w:pStyle w:val="Compact"/>
-        <w:numPr>
-          <w:ilvl w:val="1"/>
-          <w:numId w:val="1038"/>
-        </w:numPr>
-      </w:pPr>
-      <w:r>
-        <w:t xml:space="preserve">After reviewing the</w:t>
-      </w:r>
-      <w:r>
-        <w:t xml:space="preserve"> </w:t>
-      </w:r>
-      <w:r>
-        <w:rPr>
-          <w:rStyle w:val="VerbatimChar"/>
-        </w:rPr>
-        <w:t xml:space="preserve">k8s-infra</w:t>
-      </w:r>
-      <w:r>
-        <w:t xml:space="preserve"> </w:t>
-      </w:r>
-      <w:r>
-        <w:t xml:space="preserve">repository and ensuring you have all required tools installed on your local machine, the next step is to provision and configure your Kubernetes cluster nodes (VMs or servers) according to the hardware and network requirements specified earlier. Once your nodes are ready and accessible, proceed to run the provided Ansible playbooks and scripts from the</w:t>
-      </w:r>
-      <w:r>
-        <w:t xml:space="preserve"> </w:t>
-      </w:r>
-      <w:r>
-        <w:rPr>
-          <w:rStyle w:val="VerbatimChar"/>
-        </w:rPr>
-        <w:t xml:space="preserve">k8s-infra</w:t>
-      </w:r>
-      <w:r>
-        <w:t xml:space="preserve"> </w:t>
-      </w:r>
-      <w:r>
-        <w:t xml:space="preserve">repository to set up the Kubernetes cluster, networking, and essential infrastructure components.</w:t>
-      </w:r>
-    </w:p>
-    <w:p>
-      <w:pPr>
-        <w:numPr>
-          <w:ilvl w:val="0"/>
-          <w:numId w:val="1037"/>
-        </w:numPr>
-      </w:pPr>
-      <w:r>
-        <w:t xml:space="preserve">Run</w:t>
-      </w:r>
-      <w:r>
-        <w:t xml:space="preserve"> </w:t>
-      </w:r>
-      <w:r>
-        <w:rPr>
-          <w:rStyle w:val="VerbatimChar"/>
-        </w:rPr>
-        <w:t xml:space="preserve">env-check-setup.yaml</w:t>
-      </w:r>
-      <w:r>
-        <w:t xml:space="preserve"> </w:t>
-      </w:r>
-      <w:r>
-        <w:t xml:space="preserve">to check if cluster nodes are fine and doesn’t have known issues in it.</w:t>
-      </w:r>
-    </w:p>
-    <w:p>
-      <w:pPr>
-        <w:pStyle w:val="Compact"/>
-        <w:numPr>
-          <w:ilvl w:val="1"/>
-          <w:numId w:val="1039"/>
-        </w:numPr>
-      </w:pPr>
-      <w:r>
-        <w:rPr>
-          <w:rStyle w:val="VerbatimChar"/>
-        </w:rPr>
-        <w:t xml:space="preserve">cd $K8_ROOT/rancher/on-prem</w:t>
-      </w:r>
-    </w:p>
-    <w:p>
-      <w:pPr>
-        <w:pStyle w:val="Compact"/>
-        <w:numPr>
-          <w:ilvl w:val="1"/>
-          <w:numId w:val="1039"/>
-        </w:numPr>
-      </w:pPr>
-      <w:r>
-        <w:t xml:space="preserve">Create copy of</w:t>
-      </w:r>
-      <w:r>
-        <w:t xml:space="preserve"> </w:t>
-      </w:r>
-      <w:r>
-        <w:rPr>
-          <w:rStyle w:val="VerbatimChar"/>
-        </w:rPr>
-        <w:t xml:space="preserve">hosts.ini.sample</w:t>
-      </w:r>
-      <w:r>
-        <w:t xml:space="preserve"> </w:t>
-      </w:r>
-      <w:r>
-        <w:t xml:space="preserve">as</w:t>
-      </w:r>
-      <w:r>
-        <w:t xml:space="preserve"> </w:t>
-      </w:r>
-      <w:r>
-        <w:rPr>
-          <w:rStyle w:val="VerbatimChar"/>
-        </w:rPr>
-        <w:t xml:space="preserve">hosts.ini</w:t>
-      </w:r>
-      <w:r>
-        <w:t xml:space="preserve"> </w:t>
-      </w:r>
-      <w:r>
-        <w:t xml:space="preserve">and update the required details for MOSIP k8 cluster nodes.</w:t>
-      </w:r>
-    </w:p>
-    <w:p>
-      <w:pPr>
-        <w:pStyle w:val="Compact"/>
-        <w:numPr>
-          <w:ilvl w:val="1"/>
-          <w:numId w:val="1039"/>
-        </w:numPr>
-      </w:pPr>
-      <w:r>
-        <w:rPr>
-          <w:rStyle w:val="VerbatimChar"/>
-        </w:rPr>
-        <w:t xml:space="preserve">cp hosts.ini.sample hosts.ini</w:t>
-      </w:r>
-    </w:p>
-    <w:p>
-      <w:pPr>
-        <w:pStyle w:val="BlockText"/>
-        <w:numPr>
-          <w:ilvl w:val="0"/>
-          <w:numId w:val="1000"/>
-        </w:numPr>
-      </w:pPr>
-      <w:r>
-        <w:t xml:space="preserve">Note:</w:t>
-      </w:r>
-    </w:p>
-    <w:p>
-      <w:pPr>
-        <w:pStyle w:val="Compact"/>
-        <w:numPr>
-          <w:ilvl w:val="1"/>
-          <w:numId w:val="1040"/>
-        </w:numPr>
-      </w:pPr>
-      <w:r>
-        <w:t xml:space="preserve">Ensure you are inside</w:t>
-      </w:r>
-      <w:r>
-        <w:t xml:space="preserve"> </w:t>
-      </w:r>
-      <w:r>
-        <w:rPr>
-          <w:rStyle w:val="VerbatimChar"/>
-        </w:rPr>
-        <w:t xml:space="preserve">on-prem</w:t>
-      </w:r>
-      <w:r>
-        <w:t xml:space="preserve"> </w:t>
-      </w:r>
-      <w:r>
-        <w:t xml:space="preserve">directory as mentioned above.</w:t>
-      </w:r>
-    </w:p>
-    <w:p>
-      <w:pPr>
-        <w:pStyle w:val="Compact"/>
-        <w:numPr>
-          <w:ilvl w:val="1"/>
-          <w:numId w:val="1040"/>
-        </w:numPr>
-      </w:pPr>
-      <w:r>
-        <w:t xml:space="preserve">ansible_host : internal IP of nodes. eg. 100.10.20.56, 100.10.20.57 …</w:t>
-      </w:r>
-    </w:p>
-    <w:p>
-      <w:pPr>
-        <w:pStyle w:val="Compact"/>
-        <w:numPr>
-          <w:ilvl w:val="1"/>
-          <w:numId w:val="1040"/>
-        </w:numPr>
-      </w:pPr>
-      <w:r>
-        <w:t xml:space="preserve">ansible_user : user to be used for installation. In this ref-implementation we use Ubuntu user.</w:t>
-      </w:r>
-    </w:p>
-    <w:p>
-      <w:pPr>
-        <w:pStyle w:val="Compact"/>
-        <w:numPr>
-          <w:ilvl w:val="1"/>
-          <w:numId w:val="1040"/>
-        </w:numPr>
-      </w:pPr>
-      <w:r>
-        <w:t xml:space="preserve">ansible_ssh_private_key_file : path to pem key for ssh to wireguard server. eg.</w:t>
-      </w:r>
-      <w:r>
-        <w:t xml:space="preserve"> </w:t>
-      </w:r>
-      <w:r>
-        <w:rPr>
-          <w:rStyle w:val="VerbatimChar"/>
-        </w:rPr>
-        <w:t xml:space="preserve">~/.ssh/nodes-ssh.pem</w:t>
-      </w:r>
-      <w:r>
-        <w:t xml:space="preserve">hosts.ini</w:t>
-      </w:r>
-    </w:p>
-    <w:p>
-      <w:pPr>
-        <w:pStyle w:val="Compact"/>
-        <w:numPr>
-          <w:ilvl w:val="1"/>
-          <w:numId w:val="1041"/>
-        </w:numPr>
-      </w:pPr>
-      <w:r>
-        <w:rPr>
-          <w:rStyle w:val="VerbatimChar"/>
-        </w:rPr>
-        <w:t xml:space="preserve">ansible-playbook -i hosts.ini env-check-setup.yaml</w:t>
-      </w:r>
-    </w:p>
-    <w:p>
-      <w:pPr>
-        <w:pStyle w:val="Compact"/>
-        <w:numPr>
-          <w:ilvl w:val="1"/>
-          <w:numId w:val="1041"/>
-        </w:numPr>
-      </w:pPr>
-      <w:r>
-        <w:t xml:space="preserve">This ansible checks if localhost mapping ia already present in</w:t>
-      </w:r>
-      <w:r>
-        <w:t xml:space="preserve"> </w:t>
-      </w:r>
-      <w:r>
-        <w:rPr>
-          <w:rStyle w:val="VerbatimChar"/>
-        </w:rPr>
-        <w:t xml:space="preserve">/etc/hosts</w:t>
-      </w:r>
-      <w:r>
-        <w:t xml:space="preserve"> </w:t>
-      </w:r>
-      <w:r>
-        <w:t xml:space="preserve">file in all cluster nodes, if not it adds the same.</w:t>
-      </w:r>
-    </w:p>
-    <w:p>
-      <w:pPr>
-        <w:numPr>
-          <w:ilvl w:val="0"/>
-          <w:numId w:val="1037"/>
-        </w:numPr>
-      </w:pPr>
-      <w:r>
-        <w:t xml:space="preserve">Setup passwordless ssh into the cluster nodes via pem keys. (Ignore if VM’s are accessible via pem’s).</w:t>
-      </w:r>
-    </w:p>
-    <w:p>
-      <w:pPr>
-        <w:pStyle w:val="Compact"/>
-        <w:numPr>
-          <w:ilvl w:val="1"/>
-          <w:numId w:val="1042"/>
-        </w:numPr>
-      </w:pPr>
-      <w:r>
-        <w:t xml:space="preserve">Generate keys on your PC</w:t>
-      </w:r>
     </w:p>
     <w:p>
       <w:pPr>
         <w:pStyle w:val="Compact"/>
         <w:numPr>
           <w:ilvl w:val="2"/>
-          <w:numId w:val="1043"/>
-        </w:numPr>
-      </w:pPr>
-      <w:r>
-        <w:rPr>
-          <w:rStyle w:val="VerbatimChar"/>
-        </w:rPr>
-        <w:t xml:space="preserve">ssh-keygen -t rsa</w:t>
-      </w:r>
-    </w:p>
-    <w:p>
-      <w:pPr>
-        <w:pStyle w:val="Compact"/>
-        <w:numPr>
-          <w:ilvl w:val="1"/>
-          <w:numId w:val="1042"/>
-        </w:numPr>
-      </w:pPr>
-      <w:r>
-        <w:t xml:space="preserve">Copy the keys to remote rancher node VM’s:</w:t>
+          <w:numId w:val="1048"/>
+        </w:numPr>
+      </w:pPr>
+      <w:r>
+        <w:t xml:space="preserve">CIDR Range will be shared by the Infra provider.</w:t>
       </w:r>
     </w:p>
     <w:p>
@@ -4191,64 +4499,11 @@
         <w:pStyle w:val="Compact"/>
         <w:numPr>
           <w:ilvl w:val="2"/>
-          <w:numId w:val="1044"/>
-        </w:numPr>
-      </w:pPr>
-      <w:r>
-        <w:rPr>
-          <w:rStyle w:val="VerbatimChar"/>
-        </w:rPr>
-        <w:t xml:space="preserve">ssh-copy-id &lt;remote-user&gt;@&lt;remote-ip&gt;</w:t>
-      </w:r>
-    </w:p>
-    <w:p>
-      <w:pPr>
-        <w:pStyle w:val="Compact"/>
-        <w:numPr>
-          <w:ilvl w:val="1"/>
-          <w:numId w:val="1042"/>
-        </w:numPr>
-      </w:pPr>
-      <w:r>
-        <w:t xml:space="preserve">SSH into the node to check password-less SSH</w:t>
-      </w:r>
-    </w:p>
-    <w:p>
-      <w:pPr>
-        <w:pStyle w:val="Compact"/>
-        <w:numPr>
-          <w:ilvl w:val="2"/>
-          <w:numId w:val="1045"/>
-        </w:numPr>
-      </w:pPr>
-      <w:r>
-        <w:rPr>
-          <w:rStyle w:val="VerbatimChar"/>
-        </w:rPr>
-        <w:t xml:space="preserve">ssh -i ~/.ssh/&lt;your private key&gt; &lt;remote-user&gt;@&lt;remote-ip&gt;</w:t>
-      </w:r>
-    </w:p>
-    <w:p>
-      <w:pPr>
-        <w:pStyle w:val="Compact"/>
-        <w:numPr>
-          <w:ilvl w:val="1"/>
-          <w:numId w:val="1042"/>
-        </w:numPr>
-      </w:pPr>
-      <w:r>
-        <w:t xml:space="preserve">Rancher UI : (deployed in Observation K8 cluster)</w:t>
-      </w:r>
-    </w:p>
-    <w:p>
-      <w:pPr>
-        <w:numPr>
-          <w:ilvl w:val="0"/>
-          <w:numId w:val="1037"/>
-        </w:numPr>
-      </w:pPr>
-      <w:r>
-        <w:t xml:space="preserve">Open ports and Install docker on Inji K8 Cluster node VM’s.</w:t>
+          <w:numId w:val="1048"/>
+        </w:numPr>
+      </w:pPr>
+      <w:r>
+        <w:t xml:space="preserve">Make sure all the nodes are covered in the provided CIDR range. (nginx server, K8 cluster nodes for observation as well as mosip).</w:t>
       </w:r>
     </w:p>
     <w:p>
@@ -4259,10 +4514,28 @@
         </w:numPr>
       </w:pPr>
       <w:r>
-        <w:rPr>
-          <w:rStyle w:val="VerbatimChar"/>
-        </w:rPr>
-        <w:t xml:space="preserve">cd $K8_ROOT/mosip/on-prem</w:t>
+        <w:t xml:space="preserve">execute</w:t>
+      </w:r>
+      <w:r>
+        <w:t xml:space="preserve"> </w:t>
+      </w:r>
+      <w:r>
+        <w:rPr>
+          <w:rStyle w:val="VerbatimChar"/>
+        </w:rPr>
+        <w:t xml:space="preserve">ports.yml</w:t>
+      </w:r>
+      <w:r>
+        <w:t xml:space="preserve"> </w:t>
+      </w:r>
+      <w:r>
+        <w:t xml:space="preserve">to enable ports on VM level using ufw:</w:t>
+      </w:r>
+      <w:r>
+        <w:rPr>
+          <w:rStyle w:val="VerbatimChar"/>
+        </w:rPr>
+        <w:t xml:space="preserve">ansible-playbook -i hosts.ini ports.yaml</w:t>
       </w:r>
     </w:p>
     <w:p>
@@ -4273,37 +4546,7 @@
         </w:numPr>
       </w:pPr>
       <w:r>
-        <w:t xml:space="preserve">create copy of</w:t>
-      </w:r>
-      <w:r>
-        <w:t xml:space="preserve"> </w:t>
-      </w:r>
-      <w:r>
-        <w:rPr>
-          <w:rStyle w:val="VerbatimChar"/>
-        </w:rPr>
-        <w:t xml:space="preserve">hosts.ini.sample</w:t>
-      </w:r>
-      <w:r>
-        <w:t xml:space="preserve"> </w:t>
-      </w:r>
-      <w:r>
-        <w:t xml:space="preserve">as</w:t>
-      </w:r>
-      <w:r>
-        <w:t xml:space="preserve"> </w:t>
-      </w:r>
-      <w:r>
-        <w:rPr>
-          <w:rStyle w:val="VerbatimChar"/>
-        </w:rPr>
-        <w:t xml:space="preserve">hosts.ini</w:t>
-      </w:r>
-      <w:r>
-        <w:t xml:space="preserve"> </w:t>
-      </w:r>
-      <w:r>
-        <w:t xml:space="preserve">and update the required details for wireguard VM.</w:t>
+        <w:t xml:space="preserve">Disable swap in cluster nodes. (Ignore if swap is already disabled)</w:t>
       </w:r>
     </w:p>
     <w:p>
@@ -4311,14 +4554,41 @@
         <w:pStyle w:val="Compact"/>
         <w:numPr>
           <w:ilvl w:val="2"/>
-          <w:numId w:val="1047"/>
-        </w:numPr>
-      </w:pPr>
-      <w:r>
-        <w:rPr>
-          <w:rStyle w:val="VerbatimChar"/>
-        </w:rPr>
-        <w:t xml:space="preserve">cp hosts.ini.sample hosts.ini</w:t>
+          <w:numId w:val="1049"/>
+        </w:numPr>
+      </w:pPr>
+      <w:r>
+        <w:rPr>
+          <w:rStyle w:val="VerbatimChar"/>
+        </w:rPr>
+        <w:t xml:space="preserve">ansible-playbook -i hosts.ini swap.yaml</w:t>
+      </w:r>
+    </w:p>
+    <w:p>
+      <w:pPr>
+        <w:pStyle w:val="BlockText"/>
+        <w:numPr>
+          <w:ilvl w:val="1"/>
+          <w:numId w:val="1000"/>
+        </w:numPr>
+      </w:pPr>
+      <w:r>
+        <w:t xml:space="preserve">Caution: Always verify swap status with</w:t>
+      </w:r>
+      <w:r>
+        <w:t xml:space="preserve"> </w:t>
+      </w:r>
+      <w:r>
+        <w:rPr>
+          <w:rStyle w:val="VerbatimChar"/>
+        </w:rPr>
+        <w:t xml:space="preserve">swapon --show</w:t>
+      </w:r>
+      <w:r>
+        <w:t xml:space="preserve"> </w:t>
+      </w:r>
+      <w:r>
+        <w:t xml:space="preserve">before running the playbook to avoid unnecessary operations.</w:t>
       </w:r>
     </w:p>
     <w:p>
@@ -4329,64 +4599,178 @@
         </w:numPr>
       </w:pPr>
       <w:r>
-        <w:t xml:space="preserve">Update</w:t>
-      </w:r>
-      <w:r>
-        <w:t xml:space="preserve"> </w:t>
-      </w:r>
-      <w:r>
-        <w:rPr>
-          <w:rStyle w:val="VerbatimChar"/>
-        </w:rPr>
-        <w:t xml:space="preserve">vpc_ip</w:t>
-      </w:r>
-      <w:r>
-        <w:t xml:space="preserve"> </w:t>
-      </w:r>
-      <w:r>
-        <w:t xml:space="preserve">variable in</w:t>
-      </w:r>
-      <w:r>
-        <w:t xml:space="preserve"> </w:t>
-      </w:r>
-      <w:r>
-        <w:rPr>
-          <w:rStyle w:val="VerbatimChar"/>
-        </w:rPr>
-        <w:t xml:space="preserve">ports.yaml</w:t>
-      </w:r>
-      <w:r>
-        <w:t xml:space="preserve"> </w:t>
-      </w:r>
-      <w:r>
-        <w:t xml:space="preserve">with</w:t>
-      </w:r>
-      <w:r>
-        <w:t xml:space="preserve"> </w:t>
-      </w:r>
-      <w:r>
-        <w:rPr>
-          <w:rStyle w:val="VerbatimChar"/>
-        </w:rPr>
-        <w:t xml:space="preserve">vpc CIDR ip</w:t>
-      </w:r>
-      <w:r>
-        <w:t xml:space="preserve"> </w:t>
-      </w:r>
-      <w:r>
-        <w:t xml:space="preserve">to allow access only from machines inside same vpc.</w:t>
-      </w:r>
-    </w:p>
-    <w:p>
-      <w:pPr>
-        <w:pStyle w:val="BlockText"/>
+        <w:t xml:space="preserve">execute</w:t>
+      </w:r>
+      <w:r>
+        <w:t xml:space="preserve"> </w:t>
+      </w:r>
+      <w:r>
+        <w:rPr>
+          <w:rStyle w:val="VerbatimChar"/>
+        </w:rPr>
+        <w:t xml:space="preserve">docker.yml</w:t>
+      </w:r>
+      <w:r>
+        <w:t xml:space="preserve"> </w:t>
+      </w:r>
+      <w:r>
+        <w:t xml:space="preserve">to install docker and add user to docker group:</w:t>
+      </w:r>
+      <w:r>
+        <w:rPr>
+          <w:rStyle w:val="VerbatimChar"/>
+        </w:rPr>
+        <w:t xml:space="preserve">ansible-playbook -i hosts.ini docker.yaml</w:t>
+      </w:r>
+    </w:p>
+    <w:p>
+      <w:pPr>
+        <w:numPr>
+          <w:ilvl w:val="0"/>
+          <w:numId w:val="1037"/>
+        </w:numPr>
+      </w:pPr>
+      <w:r>
+        <w:t xml:space="preserve">Creating RKE Cluster Configuration file</w:t>
+      </w:r>
+    </w:p>
+    <w:p>
+      <w:pPr>
+        <w:numPr>
+          <w:ilvl w:val="1"/>
+          <w:numId w:val="1050"/>
+        </w:numPr>
+      </w:pPr>
+      <w:r>
+        <w:rPr>
+          <w:rStyle w:val="VerbatimChar"/>
+        </w:rPr>
+        <w:t xml:space="preserve">rke config</w:t>
+      </w:r>
+    </w:p>
+    <w:p>
+      <w:pPr>
+        <w:numPr>
+          <w:ilvl w:val="1"/>
+          <w:numId w:val="1050"/>
+        </w:numPr>
+      </w:pPr>
+      <w:r>
+        <w:t xml:space="preserve">Command will prompt for nodal details related to cluster, provide inputs w.r.t below mentioned points:</w:t>
+      </w:r>
+    </w:p>
+    <w:p>
+      <w:pPr>
+        <w:pStyle w:val="Compact"/>
+        <w:numPr>
+          <w:ilvl w:val="2"/>
+          <w:numId w:val="1051"/>
+        </w:numPr>
+      </w:pPr>
+      <w:r>
+        <w:rPr>
+          <w:rStyle w:val="VerbatimChar"/>
+        </w:rPr>
+        <w:t xml:space="preserve">SSH Private Key Path</w:t>
+      </w:r>
+      <w:r>
+        <w:t xml:space="preserve"> </w:t>
+      </w:r>
+      <w:r>
+        <w:t xml:space="preserve">:</w:t>
+      </w:r>
+    </w:p>
+    <w:p>
+      <w:pPr>
+        <w:pStyle w:val="Compact"/>
+        <w:numPr>
+          <w:ilvl w:val="2"/>
+          <w:numId w:val="1051"/>
+        </w:numPr>
+      </w:pPr>
+      <w:r>
+        <w:rPr>
+          <w:rStyle w:val="VerbatimChar"/>
+        </w:rPr>
+        <w:t xml:space="preserve">Number of Hosts</w:t>
+      </w:r>
+      <w:r>
+        <w:t xml:space="preserve">:</w:t>
+      </w:r>
+    </w:p>
+    <w:p>
+      <w:pPr>
+        <w:pStyle w:val="Compact"/>
+        <w:numPr>
+          <w:ilvl w:val="2"/>
+          <w:numId w:val="1051"/>
+        </w:numPr>
+      </w:pPr>
+      <w:r>
+        <w:rPr>
+          <w:rStyle w:val="VerbatimChar"/>
+        </w:rPr>
+        <w:t xml:space="preserve">SSH Address of host</w:t>
+      </w:r>
+      <w:r>
+        <w:t xml:space="preserve"> </w:t>
+      </w:r>
+      <w:r>
+        <w:t xml:space="preserve">:</w:t>
+      </w:r>
+    </w:p>
+    <w:p>
+      <w:pPr>
+        <w:pStyle w:val="Compact"/>
+        <w:numPr>
+          <w:ilvl w:val="2"/>
+          <w:numId w:val="1051"/>
+        </w:numPr>
+      </w:pPr>
+      <w:r>
+        <w:rPr>
+          <w:rStyle w:val="VerbatimChar"/>
+        </w:rPr>
+        <w:t xml:space="preserve">SSH User of host</w:t>
+      </w:r>
+      <w:r>
+        <w:t xml:space="preserve"> </w:t>
+      </w:r>
+      <w:r>
+        <w:t xml:space="preserve">:</w:t>
+      </w:r>
+    </w:p>
+    <w:p>
+      <w:pPr>
+        <w:pStyle w:val="SourceCode"/>
         <w:numPr>
           <w:ilvl w:val="1"/>
           <w:numId w:val="1000"/>
         </w:numPr>
       </w:pPr>
       <w:r>
-        <w:t xml:space="preserve">Note:</w:t>
+        <w:rPr>
+          <w:rStyle w:val="VerbatimChar"/>
+        </w:rPr>
+        <w:t xml:space="preserve">Is host (&lt;node1-ip&gt;) a Control Plane host (y/n)? [y]: y</w:t>
+      </w:r>
+      <w:r>
+        <w:br/>
+      </w:r>
+      <w:r>
+        <w:rPr>
+          <w:rStyle w:val="VerbatimChar"/>
+        </w:rPr>
+        <w:t xml:space="preserve">Is host (&lt;node1-ip&gt;) a Worker host (y/n)? [n]: y</w:t>
+      </w:r>
+      <w:r>
+        <w:br/>
+      </w:r>
+      <w:r>
+        <w:rPr>
+          <w:rStyle w:val="VerbatimChar"/>
+        </w:rPr>
+        <w:t xml:space="preserve">Is host (&lt;node1-ip&gt;) an etcd host (y/n)? [n]: y</w:t>
       </w:r>
     </w:p>
     <w:p>
@@ -4394,11 +4778,26 @@
         <w:pStyle w:val="Compact"/>
         <w:numPr>
           <w:ilvl w:val="2"/>
-          <w:numId w:val="1048"/>
-        </w:numPr>
-      </w:pPr>
-      <w:r>
-        <w:t xml:space="preserve">CIDR Range will be shared by the Infra provider.</w:t>
+          <w:numId w:val="1052"/>
+        </w:numPr>
+      </w:pPr>
+      <w:r>
+        <w:t xml:space="preserve">Make all the nodes Worker</w:t>
+      </w:r>
+      <w:r>
+        <w:t xml:space="preserve"> </w:t>
+      </w:r>
+      <w:r>
+        <w:rPr>
+          <w:rStyle w:val="VerbatimChar"/>
+        </w:rPr>
+        <w:t xml:space="preserve">host</w:t>
+      </w:r>
+      <w:r>
+        <w:t xml:space="preserve"> </w:t>
+      </w:r>
+      <w:r>
+        <w:t xml:space="preserve">by default.</w:t>
       </w:r>
     </w:p>
     <w:p>
@@ -4406,245 +4805,164 @@
         <w:pStyle w:val="Compact"/>
         <w:numPr>
           <w:ilvl w:val="2"/>
-          <w:numId w:val="1048"/>
-        </w:numPr>
-      </w:pPr>
-      <w:r>
-        <w:t xml:space="preserve">Make sure all the nodes are covered in the provided CIDR range. (nginx server, K8 cluster nodes for observation as well as mosip).</w:t>
+          <w:numId w:val="1052"/>
+        </w:numPr>
+      </w:pPr>
+      <w:r>
+        <w:t xml:space="preserve">To create an HA cluster, specify more than one host with role</w:t>
+      </w:r>
+      <w:r>
+        <w:t xml:space="preserve"> </w:t>
+      </w:r>
+      <w:r>
+        <w:rPr>
+          <w:rStyle w:val="VerbatimChar"/>
+        </w:rPr>
+        <w:t xml:space="preserve">Control Plane</w:t>
+      </w:r>
+      <w:r>
+        <w:t xml:space="preserve"> </w:t>
+      </w:r>
+      <w:r>
+        <w:t xml:space="preserve">and</w:t>
+      </w:r>
+      <w:r>
+        <w:t xml:space="preserve"> </w:t>
+      </w:r>
+      <w:r>
+        <w:rPr>
+          <w:rStyle w:val="VerbatimChar"/>
+        </w:rPr>
+        <w:t xml:space="preserve">etcd host</w:t>
+      </w:r>
+      <w:r>
+        <w:t xml:space="preserve">.</w:t>
       </w:r>
     </w:p>
     <w:p>
       <w:pPr>
         <w:numPr>
           <w:ilvl w:val="1"/>
-          <w:numId w:val="1046"/>
-        </w:numPr>
-      </w:pPr>
-      <w:r>
-        <w:t xml:space="preserve">execute</w:t>
-      </w:r>
-      <w:r>
-        <w:t xml:space="preserve"> </w:t>
-      </w:r>
-      <w:r>
-        <w:rPr>
-          <w:rStyle w:val="VerbatimChar"/>
-        </w:rPr>
-        <w:t xml:space="preserve">ports.yml</w:t>
-      </w:r>
-      <w:r>
-        <w:t xml:space="preserve"> </w:t>
-      </w:r>
-      <w:r>
-        <w:t xml:space="preserve">to enable ports on VM level using ufw:</w:t>
-      </w:r>
-      <w:r>
-        <w:rPr>
-          <w:rStyle w:val="VerbatimChar"/>
-        </w:rPr>
-        <w:t xml:space="preserve">ansible-playbook -i hosts.ini ports.yaml</w:t>
+          <w:numId w:val="1050"/>
+        </w:numPr>
+      </w:pPr>
+      <w:r>
+        <w:rPr>
+          <w:rStyle w:val="VerbatimChar"/>
+        </w:rPr>
+        <w:t xml:space="preserve">Network Plugin Type</w:t>
+      </w:r>
+      <w:r>
+        <w:t xml:space="preserve"> </w:t>
+      </w:r>
+      <w:r>
+        <w:t xml:space="preserve">: Continue with canal as default network plugin.</w:t>
       </w:r>
     </w:p>
     <w:p>
       <w:pPr>
         <w:numPr>
           <w:ilvl w:val="1"/>
-          <w:numId w:val="1046"/>
-        </w:numPr>
-      </w:pPr>
-      <w:r>
-        <w:t xml:space="preserve">Disable swap in cluster nodes. (Ignore if swap is already disabled)</w:t>
-      </w:r>
-    </w:p>
-    <w:p>
-      <w:pPr>
-        <w:pStyle w:val="Compact"/>
-        <w:numPr>
-          <w:ilvl w:val="2"/>
-          <w:numId w:val="1049"/>
-        </w:numPr>
-      </w:pPr>
-      <w:r>
-        <w:rPr>
-          <w:rStyle w:val="VerbatimChar"/>
-        </w:rPr>
-        <w:t xml:space="preserve">ansible-playbook -i hosts.ini swap.yaml</w:t>
-      </w:r>
-    </w:p>
-    <w:p>
-      <w:pPr>
-        <w:pStyle w:val="BlockText"/>
+          <w:numId w:val="1050"/>
+        </w:numPr>
+      </w:pPr>
+      <w:r>
+        <w:t xml:space="preserve">For rest for other configuration opt the required or default value.</w:t>
+      </w:r>
+    </w:p>
+    <w:p>
+      <w:pPr>
+        <w:numPr>
+          <w:ilvl w:val="0"/>
+          <w:numId w:val="1037"/>
+        </w:numPr>
+      </w:pPr>
+      <w:r>
+        <w:t xml:space="preserve">As result of rke config command</w:t>
+      </w:r>
+      <w:r>
+        <w:t xml:space="preserve"> </w:t>
+      </w:r>
+      <w:r>
+        <w:rPr>
+          <w:rStyle w:val="VerbatimChar"/>
+        </w:rPr>
+        <w:t xml:space="preserve">cluster.yml</w:t>
+      </w:r>
+      <w:r>
+        <w:t xml:space="preserve"> </w:t>
+      </w:r>
+      <w:r>
+        <w:t xml:space="preserve">file will be generated inside same directory, update the below mentioned fields:</w:t>
+      </w:r>
+    </w:p>
+    <w:p>
+      <w:pPr>
+        <w:numPr>
+          <w:ilvl w:val="1"/>
+          <w:numId w:val="1053"/>
+        </w:numPr>
+      </w:pPr>
+      <w:r>
+        <w:rPr>
+          <w:rStyle w:val="VerbatimChar"/>
+        </w:rPr>
+        <w:t xml:space="preserve">nano cluster.yml</w:t>
+      </w:r>
+    </w:p>
+    <w:p>
+      <w:pPr>
+        <w:numPr>
+          <w:ilvl w:val="1"/>
+          <w:numId w:val="1053"/>
+        </w:numPr>
+      </w:pPr>
+      <w:r>
+        <w:t xml:space="preserve">Remove the default Ingress install</w:t>
+      </w:r>
+    </w:p>
+    <w:p>
+      <w:pPr>
+        <w:pStyle w:val="SourceCode"/>
         <w:numPr>
           <w:ilvl w:val="1"/>
           <w:numId w:val="1000"/>
         </w:numPr>
       </w:pPr>
       <w:r>
-        <w:t xml:space="preserve">Caution: Always verify swap status with</w:t>
-      </w:r>
-      <w:r>
-        <w:t xml:space="preserve"> </w:t>
-      </w:r>
-      <w:r>
-        <w:rPr>
-          <w:rStyle w:val="VerbatimChar"/>
-        </w:rPr>
-        <w:t xml:space="preserve">swapon --show</w:t>
-      </w:r>
-      <w:r>
-        <w:t xml:space="preserve"> </w:t>
-      </w:r>
-      <w:r>
-        <w:t xml:space="preserve">before running the playbook to avoid unnecessary operations.</w:t>
+        <w:rPr>
+          <w:rStyle w:val="VerbatimChar"/>
+        </w:rPr>
+        <w:t xml:space="preserve">ingress:</w:t>
+      </w:r>
+      <w:r>
+        <w:br/>
+      </w:r>
+      <w:r>
+        <w:rPr>
+          <w:rStyle w:val="VerbatimChar"/>
+        </w:rPr>
+        <w:t xml:space="preserve">provider: none</w:t>
       </w:r>
     </w:p>
     <w:p>
       <w:pPr>
         <w:numPr>
           <w:ilvl w:val="1"/>
-          <w:numId w:val="1046"/>
-        </w:numPr>
-      </w:pPr>
-      <w:r>
-        <w:t xml:space="preserve">execute</w:t>
-      </w:r>
-      <w:r>
-        <w:t xml:space="preserve"> </w:t>
-      </w:r>
-      <w:r>
-        <w:rPr>
-          <w:rStyle w:val="VerbatimChar"/>
-        </w:rPr>
-        <w:t xml:space="preserve">docker.yml</w:t>
-      </w:r>
-      <w:r>
-        <w:t xml:space="preserve"> </w:t>
-      </w:r>
-      <w:r>
-        <w:t xml:space="preserve">to install docker and add user to docker group:</w:t>
-      </w:r>
-      <w:r>
-        <w:rPr>
-          <w:rStyle w:val="VerbatimChar"/>
-        </w:rPr>
-        <w:t xml:space="preserve">ansible-playbook -i hosts.ini docker.yaml</w:t>
-      </w:r>
-    </w:p>
-    <w:p>
-      <w:pPr>
-        <w:numPr>
-          <w:ilvl w:val="0"/>
-          <w:numId w:val="1037"/>
-        </w:numPr>
-      </w:pPr>
-      <w:r>
-        <w:t xml:space="preserve">Creating RKE Cluster Configuration file</w:t>
-      </w:r>
-    </w:p>
-    <w:p>
-      <w:pPr>
-        <w:numPr>
-          <w:ilvl w:val="1"/>
-          <w:numId w:val="1050"/>
-        </w:numPr>
-      </w:pPr>
-      <w:r>
-        <w:rPr>
-          <w:rStyle w:val="VerbatimChar"/>
-        </w:rPr>
-        <w:t xml:space="preserve">rke config</w:t>
-      </w:r>
-    </w:p>
-    <w:p>
-      <w:pPr>
-        <w:numPr>
-          <w:ilvl w:val="1"/>
-          <w:numId w:val="1050"/>
-        </w:numPr>
-      </w:pPr>
-      <w:r>
-        <w:t xml:space="preserve">Command will prompt for nodal details related to cluster, provide inputs w.r.t below mentioned points:</w:t>
-      </w:r>
-    </w:p>
-    <w:p>
-      <w:pPr>
-        <w:pStyle w:val="Compact"/>
-        <w:numPr>
-          <w:ilvl w:val="2"/>
-          <w:numId w:val="1051"/>
-        </w:numPr>
-      </w:pPr>
-      <w:r>
-        <w:rPr>
-          <w:rStyle w:val="VerbatimChar"/>
-        </w:rPr>
-        <w:t xml:space="preserve">SSH Private Key Path</w:t>
-      </w:r>
-      <w:r>
-        <w:t xml:space="preserve"> </w:t>
-      </w:r>
-      <w:r>
-        <w:t xml:space="preserve">:</w:t>
-      </w:r>
-    </w:p>
-    <w:p>
-      <w:pPr>
-        <w:pStyle w:val="Compact"/>
-        <w:numPr>
-          <w:ilvl w:val="2"/>
-          <w:numId w:val="1051"/>
-        </w:numPr>
-      </w:pPr>
-      <w:r>
-        <w:rPr>
-          <w:rStyle w:val="VerbatimChar"/>
-        </w:rPr>
-        <w:t xml:space="preserve">Number of Hosts</w:t>
-      </w:r>
-      <w:r>
-        <w:t xml:space="preserve">:</w:t>
-      </w:r>
-    </w:p>
-    <w:p>
-      <w:pPr>
-        <w:pStyle w:val="Compact"/>
-        <w:numPr>
-          <w:ilvl w:val="2"/>
-          <w:numId w:val="1051"/>
-        </w:numPr>
-      </w:pPr>
-      <w:r>
-        <w:rPr>
-          <w:rStyle w:val="VerbatimChar"/>
-        </w:rPr>
-        <w:t xml:space="preserve">SSH Address of host</w:t>
-      </w:r>
-      <w:r>
-        <w:t xml:space="preserve"> </w:t>
-      </w:r>
-      <w:r>
-        <w:t xml:space="preserve">:</w:t>
-      </w:r>
-    </w:p>
-    <w:p>
-      <w:pPr>
-        <w:pStyle w:val="Compact"/>
-        <w:numPr>
-          <w:ilvl w:val="2"/>
-          <w:numId w:val="1051"/>
-        </w:numPr>
-      </w:pPr>
-      <w:r>
-        <w:rPr>
-          <w:rStyle w:val="VerbatimChar"/>
-        </w:rPr>
-        <w:t xml:space="preserve">SSH User of host</w:t>
-      </w:r>
-      <w:r>
-        <w:t xml:space="preserve"> </w:t>
-      </w:r>
-      <w:r>
-        <w:t xml:space="preserve">:</w:t>
+          <w:numId w:val="1053"/>
+        </w:numPr>
+      </w:pPr>
+      <w:r>
+        <w:t xml:space="preserve">Update the name of the kubernetes cluster in</w:t>
+      </w:r>
+      <w:r>
+        <w:t xml:space="preserve"> </w:t>
+      </w:r>
+      <w:r>
+        <w:rPr>
+          <w:rStyle w:val="VerbatimChar"/>
+        </w:rPr>
+        <w:t xml:space="preserve">cluster.yaml</w:t>
       </w:r>
     </w:p>
     <w:p>
@@ -4659,148 +4977,7 @@
         <w:rPr>
           <w:rStyle w:val="VerbatimChar"/>
         </w:rPr>
-        <w:t xml:space="preserve">Is host (&lt;node1-ip&gt;) a Control Plane host (y/n)? [y]: y</w:t>
-      </w:r>
-      <w:r>
-        <w:br/>
-      </w:r>
-      <w:r>
-        <w:rPr>
-          <w:rStyle w:val="VerbatimChar"/>
-        </w:rPr>
-        <w:t xml:space="preserve">Is host (&lt;node1-ip&gt;) a Worker host (y/n)? [n]: y</w:t>
-      </w:r>
-      <w:r>
-        <w:br/>
-      </w:r>
-      <w:r>
-        <w:rPr>
-          <w:rStyle w:val="VerbatimChar"/>
-        </w:rPr>
-        <w:t xml:space="preserve">Is host (&lt;node1-ip&gt;) an etcd host (y/n)? [n]: y</w:t>
-      </w:r>
-    </w:p>
-    <w:p>
-      <w:pPr>
-        <w:pStyle w:val="Compact"/>
-        <w:numPr>
-          <w:ilvl w:val="2"/>
-          <w:numId w:val="1052"/>
-        </w:numPr>
-      </w:pPr>
-      <w:r>
-        <w:t xml:space="preserve">Make all the nodes Worker</w:t>
-      </w:r>
-      <w:r>
-        <w:t xml:space="preserve"> </w:t>
-      </w:r>
-      <w:r>
-        <w:rPr>
-          <w:rStyle w:val="VerbatimChar"/>
-        </w:rPr>
-        <w:t xml:space="preserve">host</w:t>
-      </w:r>
-      <w:r>
-        <w:t xml:space="preserve"> </w:t>
-      </w:r>
-      <w:r>
-        <w:t xml:space="preserve">by default.</w:t>
-      </w:r>
-    </w:p>
-    <w:p>
-      <w:pPr>
-        <w:pStyle w:val="Compact"/>
-        <w:numPr>
-          <w:ilvl w:val="2"/>
-          <w:numId w:val="1052"/>
-        </w:numPr>
-      </w:pPr>
-      <w:r>
-        <w:t xml:space="preserve">To create an HA cluster, specify more than one host with role</w:t>
-      </w:r>
-      <w:r>
-        <w:t xml:space="preserve"> </w:t>
-      </w:r>
-      <w:r>
-        <w:rPr>
-          <w:rStyle w:val="VerbatimChar"/>
-        </w:rPr>
-        <w:t xml:space="preserve">Control Plane</w:t>
-      </w:r>
-      <w:r>
-        <w:t xml:space="preserve"> </w:t>
-      </w:r>
-      <w:r>
-        <w:t xml:space="preserve">and</w:t>
-      </w:r>
-      <w:r>
-        <w:t xml:space="preserve"> </w:t>
-      </w:r>
-      <w:r>
-        <w:rPr>
-          <w:rStyle w:val="VerbatimChar"/>
-        </w:rPr>
-        <w:t xml:space="preserve">etcd host</w:t>
-      </w:r>
-      <w:r>
-        <w:t xml:space="preserve">.</w:t>
-      </w:r>
-    </w:p>
-    <w:p>
-      <w:pPr>
-        <w:numPr>
-          <w:ilvl w:val="1"/>
-          <w:numId w:val="1050"/>
-        </w:numPr>
-      </w:pPr>
-      <w:r>
-        <w:rPr>
-          <w:rStyle w:val="VerbatimChar"/>
-        </w:rPr>
-        <w:t xml:space="preserve">Network Plugin Type</w:t>
-      </w:r>
-      <w:r>
-        <w:t xml:space="preserve"> </w:t>
-      </w:r>
-      <w:r>
-        <w:t xml:space="preserve">: Continue with canal as default network plugin.</w:t>
-      </w:r>
-    </w:p>
-    <w:p>
-      <w:pPr>
-        <w:numPr>
-          <w:ilvl w:val="1"/>
-          <w:numId w:val="1050"/>
-        </w:numPr>
-      </w:pPr>
-      <w:r>
-        <w:t xml:space="preserve">For rest for other configuration opt the required or default value.</w:t>
-      </w:r>
-    </w:p>
-    <w:p>
-      <w:pPr>
-        <w:numPr>
-          <w:ilvl w:val="0"/>
-          <w:numId w:val="1037"/>
-        </w:numPr>
-      </w:pPr>
-      <w:r>
-        <w:t xml:space="preserve">As result of rke config command</w:t>
-      </w:r>
-      <w:r>
-        <w:t xml:space="preserve"> </w:t>
-      </w:r>
-      <w:r>
-        <w:rPr>
-          <w:rStyle w:val="VerbatimChar"/>
-        </w:rPr>
-        <w:t xml:space="preserve">cluster.yml</w:t>
-      </w:r>
-      <w:r>
-        <w:t xml:space="preserve"> </w:t>
-      </w:r>
-      <w:r>
-        <w:t xml:space="preserve">file will be generated inside same directory, update the below mentioned fields:</w:t>
+        <w:t xml:space="preserve">`cluster_name: sandbox-name`</w:t>
       </w:r>
     </w:p>
     <w:p>
@@ -4811,90 +4988,6 @@
         </w:numPr>
       </w:pPr>
       <w:r>
-        <w:rPr>
-          <w:rStyle w:val="VerbatimChar"/>
-        </w:rPr>
-        <w:t xml:space="preserve">nano cluster.yml</w:t>
-      </w:r>
-    </w:p>
-    <w:p>
-      <w:pPr>
-        <w:numPr>
-          <w:ilvl w:val="1"/>
-          <w:numId w:val="1053"/>
-        </w:numPr>
-      </w:pPr>
-      <w:r>
-        <w:t xml:space="preserve">Remove the default Ingress install</w:t>
-      </w:r>
-    </w:p>
-    <w:p>
-      <w:pPr>
-        <w:pStyle w:val="SourceCode"/>
-        <w:numPr>
-          <w:ilvl w:val="1"/>
-          <w:numId w:val="1000"/>
-        </w:numPr>
-      </w:pPr>
-      <w:r>
-        <w:rPr>
-          <w:rStyle w:val="VerbatimChar"/>
-        </w:rPr>
-        <w:t xml:space="preserve">ingress:</w:t>
-      </w:r>
-      <w:r>
-        <w:br/>
-      </w:r>
-      <w:r>
-        <w:rPr>
-          <w:rStyle w:val="VerbatimChar"/>
-        </w:rPr>
-        <w:t xml:space="preserve">provider: none</w:t>
-      </w:r>
-    </w:p>
-    <w:p>
-      <w:pPr>
-        <w:numPr>
-          <w:ilvl w:val="1"/>
-          <w:numId w:val="1053"/>
-        </w:numPr>
-      </w:pPr>
-      <w:r>
-        <w:t xml:space="preserve">Update the name of the kubernetes cluster in</w:t>
-      </w:r>
-      <w:r>
-        <w:t xml:space="preserve"> </w:t>
-      </w:r>
-      <w:r>
-        <w:rPr>
-          <w:rStyle w:val="VerbatimChar"/>
-        </w:rPr>
-        <w:t xml:space="preserve">cluster.yaml</w:t>
-      </w:r>
-    </w:p>
-    <w:p>
-      <w:pPr>
-        <w:pStyle w:val="SourceCode"/>
-        <w:numPr>
-          <w:ilvl w:val="1"/>
-          <w:numId w:val="1000"/>
-        </w:numPr>
-      </w:pPr>
-      <w:r>
-        <w:rPr>
-          <w:rStyle w:val="VerbatimChar"/>
-        </w:rPr>
-        <w:t xml:space="preserve">`cluster_name: sandbox-name`</w:t>
-      </w:r>
-    </w:p>
-    <w:p>
-      <w:pPr>
-        <w:numPr>
-          <w:ilvl w:val="1"/>
-          <w:numId w:val="1053"/>
-        </w:numPr>
-      </w:pPr>
-      <w:r>
         <w:t xml:space="preserve">For production deplopyments edit the</w:t>
       </w:r>
       <w:r>
@@ -4912,7 +5005,7 @@
       <w:r>
         <w:t xml:space="preserve"> </w:t>
       </w:r>
-      <w:hyperlink r:id="rId38">
+      <w:hyperlink r:id="rId39">
         <w:r>
           <w:rPr>
             <w:rStyle w:val="Hyperlink"/>
@@ -5272,7 +5365,7 @@
       <w:r>
         <w:t xml:space="preserve"> </w:t>
       </w:r>
-      <w:hyperlink r:id="rId39">
+      <w:hyperlink r:id="rId40">
         <w:r>
           <w:rPr>
             <w:rStyle w:val="Hyperlink"/>
@@ -5307,7 +5400,7 @@
       <w:r>
         <w:t xml:space="preserve"> </w:t>
       </w:r>
-      <w:hyperlink r:id="rId40">
+      <w:hyperlink r:id="rId41">
         <w:r>
           <w:rPr>
             <w:rStyle w:val="Hyperlink"/>
@@ -5319,27 +5412,28 @@
         <w:t xml:space="preserve">, this file contains credentials for full access to the cluster.</w:t>
       </w:r>
     </w:p>
-    <w:bookmarkStart w:id="44" w:name="Xbcdf1275cd4351c4e8a37b34d70e4808936f73f"/>
+    <w:bookmarkEnd w:id="42"/>
+    <w:bookmarkStart w:id="46" w:name="Xbcdf1275cd4351c4e8a37b34d70e4808936f73f"/>
+    <w:p>
+      <w:pPr>
+        <w:pStyle w:val="Heading2"/>
+      </w:pPr>
+      <w:r>
+        <w:t xml:space="preserve">Inji K8 (Kubernetes) Cluster, Ingress and Storage Class setup</w:t>
+      </w:r>
+    </w:p>
+    <w:bookmarkStart w:id="44" w:name="a.-istio-ingress-setup"/>
     <w:p>
       <w:pPr>
         <w:pStyle w:val="Heading3"/>
       </w:pPr>
       <w:r>
-        <w:t xml:space="preserve">Inji K8 (Kubernetes) Cluster, Ingress and Storage Class setup</w:t>
-      </w:r>
-    </w:p>
-    <w:bookmarkStart w:id="42" w:name="a.-istio-ingress-setup"/>
-    <w:p>
-      <w:pPr>
-        <w:pStyle w:val="Heading4"/>
-      </w:pPr>
-      <w:r>
         <w:t xml:space="preserve">a.</w:t>
       </w:r>
       <w:r>
         <w:t xml:space="preserve"> </w:t>
       </w:r>
-      <w:hyperlink r:id="rId41">
+      <w:hyperlink r:id="rId43">
         <w:r>
           <w:rPr>
             <w:rStyle w:val="Hyperlink"/>
@@ -5493,11 +5587,11 @@
         <w:t xml:space="preserve">: Istio daemon for replicating the changes to all envoy filters.</w:t>
       </w:r>
     </w:p>
-    <w:bookmarkEnd w:id="42"/>
-    <w:bookmarkStart w:id="43" w:name="b.-storage-classes"/>
-    <w:p>
-      <w:pPr>
-        <w:pStyle w:val="Heading4"/>
+    <w:bookmarkEnd w:id="44"/>
+    <w:bookmarkStart w:id="45" w:name="b.-storage-classes"/>
+    <w:p>
+      <w:pPr>
+        <w:pStyle w:val="Heading3"/>
       </w:pPr>
       <w:r>
         <w:t xml:space="preserve">b. Storage classes</w:t>
@@ -6304,21 +6398,21 @@
         <w:t xml:space="preserve">           cluster.local/nfs-client-provisioner   Delete          Immediate           true                   40s</w:t>
       </w:r>
     </w:p>
-    <w:bookmarkEnd w:id="43"/>
-    <w:bookmarkEnd w:id="44"/>
-    <w:bookmarkStart w:id="49" w:name="Xd6d4ddb9a865e9a49bc4807774aec73c0b5b6b7"/>
+    <w:bookmarkEnd w:id="45"/>
+    <w:bookmarkEnd w:id="46"/>
+    <w:bookmarkStart w:id="51" w:name="Xd6d4ddb9a865e9a49bc4807774aec73c0b5b6b7"/>
+    <w:p>
+      <w:pPr>
+        <w:pStyle w:val="Heading2"/>
+      </w:pPr>
+      <w:r>
+        <w:t xml:space="preserve">Inji K8 (Kubernetes) cluster Nginx server setup</w:t>
+      </w:r>
+    </w:p>
+    <w:bookmarkStart w:id="48" w:name="a.-ssl-certificates-creation"/>
     <w:p>
       <w:pPr>
         <w:pStyle w:val="Heading3"/>
-      </w:pPr>
-      <w:r>
-        <w:t xml:space="preserve">Inji K8 (Kubernetes) cluster Nginx server setup</w:t>
-      </w:r>
-    </w:p>
-    <w:bookmarkStart w:id="46" w:name="a.-ssl-certificates-creation"/>
-    <w:p>
-      <w:pPr>
-        <w:pStyle w:val="Heading4"/>
       </w:pPr>
       <w:r>
         <w:t xml:space="preserve">a. SSL certificates creation</w:t>
@@ -6757,7 +6851,7 @@
       <w:r>
         <w:t xml:space="preserve"> </w:t>
       </w:r>
-      <w:hyperlink r:id="rId45">
+      <w:hyperlink r:id="rId47">
         <w:r>
           <w:rPr>
             <w:rStyle w:val="Hyperlink"/>
@@ -6769,11 +6863,11 @@
         <w:t xml:space="preserve">. This will increase the validity of the certificate for next 3 months.</w:t>
       </w:r>
     </w:p>
-    <w:bookmarkEnd w:id="46"/>
-    <w:bookmarkStart w:id="47" w:name="X4f6fd10121623750523beb9e9953957b28b9912"/>
-    <w:p>
-      <w:pPr>
-        <w:pStyle w:val="Heading4"/>
+    <w:bookmarkEnd w:id="48"/>
+    <w:bookmarkStart w:id="49" w:name="X4f6fd10121623750523beb9e9953957b28b9912"/>
+    <w:p>
+      <w:pPr>
+        <w:pStyle w:val="Heading3"/>
       </w:pPr>
       <w:r>
         <w:t xml:space="preserve">b. Nginx server setup for MOSIP K8’s cluster</w:t>
@@ -7241,11 +7335,11 @@
         <w:t xml:space="preserve">: Once nginx server is installed sucessfully, create DNS mapping for observation cluster related domains as mentioned in DNS requirement section.</w:t>
       </w:r>
     </w:p>
-    <w:bookmarkEnd w:id="47"/>
-    <w:bookmarkStart w:id="48" w:name="c.-check-overall-nginx-and-istio-wiring"/>
-    <w:p>
-      <w:pPr>
-        <w:pStyle w:val="Heading4"/>
+    <w:bookmarkEnd w:id="49"/>
+    <w:bookmarkStart w:id="50" w:name="c.-check-overall-nginx-and-istio-wiring"/>
+    <w:p>
+      <w:pPr>
+        <w:pStyle w:val="Heading3"/>
       </w:pPr>
       <w:r>
         <w:t xml:space="preserve">c. Check Overall nginx and istio wiring</w:t>
@@ -7414,12 +7508,12 @@
         <w:t xml:space="preserve">show_env=true</w:t>
       </w:r>
     </w:p>
-    <w:bookmarkEnd w:id="48"/>
-    <w:bookmarkEnd w:id="49"/>
-    <w:bookmarkStart w:id="50" w:name="optional-monitoring-module-deployment"/>
-    <w:p>
-      <w:pPr>
-        <w:pStyle w:val="Heading3"/>
+    <w:bookmarkEnd w:id="50"/>
+    <w:bookmarkEnd w:id="51"/>
+    <w:bookmarkStart w:id="52" w:name="optional-monitoring-module-deployment"/>
+    <w:p>
+      <w:pPr>
+        <w:pStyle w:val="Heading2"/>
       </w:pPr>
       <w:r>
         <w:t xml:space="preserve">[Optional] Monitoring module deployment</w:t>
@@ -7623,11 +7717,11 @@
         <w:t xml:space="preserve">.</w:t>
       </w:r>
     </w:p>
-    <w:bookmarkEnd w:id="50"/>
-    <w:bookmarkStart w:id="52" w:name="optional-alerting-setup"/>
-    <w:p>
-      <w:pPr>
-        <w:pStyle w:val="Heading3"/>
+    <w:bookmarkEnd w:id="52"/>
+    <w:bookmarkStart w:id="54" w:name="optional-alerting-setup"/>
+    <w:p>
+      <w:pPr>
+        <w:pStyle w:val="Heading2"/>
       </w:pPr>
       <w:r>
         <w:t xml:space="preserve">[Optional] Alerting setup</w:t>
@@ -7716,7 +7810,7 @@
       <w:r>
         <w:t xml:space="preserve"> </w:t>
       </w:r>
-      <w:hyperlink r:id="rId51">
+      <w:hyperlink r:id="rId53">
         <w:r>
           <w:rPr>
             <w:rStyle w:val="Hyperlink"/>
@@ -8042,11 +8136,11 @@
         <w:t xml:space="preserve">Alerting is installed.</w:t>
       </w:r>
     </w:p>
-    <w:bookmarkEnd w:id="52"/>
-    <w:bookmarkStart w:id="58" w:name="Xfb65d17027ef1454399ad5b387d69498da66b6d"/>
-    <w:p>
-      <w:pPr>
-        <w:pStyle w:val="Heading3"/>
+    <w:bookmarkEnd w:id="54"/>
+    <w:bookmarkStart w:id="60" w:name="Xfb65d17027ef1454399ad5b387d69498da66b6d"/>
+    <w:p>
+      <w:pPr>
+        <w:pStyle w:val="Heading2"/>
       </w:pPr>
       <w:r>
         <w:t xml:space="preserve">[Optional] Logging module setup and installation</w:t>
@@ -8106,7 +8200,7 @@
       <w:r>
         <w:t xml:space="preserve"> </w:t>
       </w:r>
-      <w:hyperlink r:id="rId53">
+      <w:hyperlink r:id="rId55">
         <w:r>
           <w:rPr>
             <w:rStyle w:val="Hyperlink"/>
@@ -8408,7 +8502,7 @@
           <w:numId w:val="1104"/>
         </w:numPr>
       </w:pPr>
-      <w:hyperlink r:id="rId54">
+      <w:hyperlink r:id="rId56">
         <w:r>
           <w:rPr>
             <w:rStyle w:val="Hyperlink"/>
@@ -8447,7 +8541,7 @@
           <w:numId w:val="1104"/>
         </w:numPr>
       </w:pPr>
-      <w:hyperlink r:id="rId55">
+      <w:hyperlink r:id="rId57">
         <w:r>
           <w:rPr>
             <w:rStyle w:val="Hyperlink"/>
@@ -8485,7 +8579,7 @@
           <w:numId w:val="1104"/>
         </w:numPr>
       </w:pPr>
-      <w:hyperlink r:id="rId55">
+      <w:hyperlink r:id="rId57">
         <w:r>
           <w:rPr>
             <w:rStyle w:val="Hyperlink"/>
@@ -8508,7 +8602,7 @@
           <w:numId w:val="1104"/>
         </w:numPr>
       </w:pPr>
-      <w:hyperlink r:id="rId56">
+      <w:hyperlink r:id="rId58">
         <w:r>
           <w:rPr>
             <w:rStyle w:val="Hyperlink"/>
@@ -8546,7 +8640,7 @@
           <w:numId w:val="1104"/>
         </w:numPr>
       </w:pPr>
-      <w:hyperlink r:id="rId57">
+      <w:hyperlink r:id="rId59">
         <w:r>
           <w:rPr>
             <w:rStyle w:val="Hyperlink"/>
@@ -8658,28 +8752,28 @@
         <w:t xml:space="preserve">Kibana –&gt; Menu (on top left) –&gt; Dashboard –&gt; Select the dashboard.</w:t>
       </w:r>
     </w:p>
-    <w:bookmarkEnd w:id="58"/>
+    <w:bookmarkEnd w:id="60"/>
     <w:bookmarkStart w:id="69" w:name="core-infrastructure-components-setup"/>
     <w:p>
       <w:pPr>
+        <w:pStyle w:val="Heading2"/>
+      </w:pPr>
+      <w:r>
+        <w:t xml:space="preserve">Core Infrastructure Components Setup</w:t>
+      </w:r>
+    </w:p>
+    <w:p>
+      <w:pPr>
+        <w:pStyle w:val="FirstParagraph"/>
+      </w:pPr>
+      <w:r>
+        <w:t xml:space="preserve">This section covers the installation and configuration of essential infrastructure components required for the Inji stack, including configmaps, databases, object storage, secrets management, configuration server, and artifactory.</w:t>
+      </w:r>
+    </w:p>
+    <w:bookmarkStart w:id="61" w:name="inji-stack-configmap-for-inji-k8s-env"/>
+    <w:p>
+      <w:pPr>
         <w:pStyle w:val="Heading3"/>
-      </w:pPr>
-      <w:r>
-        <w:t xml:space="preserve">Core Infrastructure Components Setup</w:t>
-      </w:r>
-    </w:p>
-    <w:p>
-      <w:pPr>
-        <w:pStyle w:val="FirstParagraph"/>
-      </w:pPr>
-      <w:r>
-        <w:t xml:space="preserve">This section covers the installation and configuration of essential infrastructure components required for the Inji stack, including configmaps, databases, object storage, secrets management, configuration server, and artifactory.</w:t>
-      </w:r>
-    </w:p>
-    <w:bookmarkStart w:id="59" w:name="inji-stack-configmap-for-inji-k8s-env"/>
-    <w:p>
-      <w:pPr>
-        <w:pStyle w:val="Heading4"/>
       </w:pPr>
       <w:r>
         <w:t xml:space="preserve">Inji Stack Configmap: For inji K8’s env</w:t>
@@ -9401,11 +9495,11 @@
         <w:t xml:space="preserve">EOF</w:t>
       </w:r>
     </w:p>
-    <w:bookmarkEnd w:id="59"/>
-    <w:bookmarkStart w:id="61" w:name="postgres-installation"/>
-    <w:p>
-      <w:pPr>
-        <w:pStyle w:val="Heading4"/>
+    <w:bookmarkEnd w:id="61"/>
+    <w:bookmarkStart w:id="63" w:name="postgres-installation"/>
+    <w:p>
+      <w:pPr>
+        <w:pStyle w:val="Heading3"/>
       </w:pPr>
       <w:r>
         <w:t xml:space="preserve">Postgres installation</w:t>
@@ -9419,7 +9513,7 @@
           <w:numId w:val="1107"/>
         </w:numPr>
       </w:pPr>
-      <w:hyperlink r:id="rId60">
+      <w:hyperlink r:id="rId62">
         <w:r>
           <w:rPr>
             <w:rStyle w:val="Hyperlink"/>
@@ -9428,11 +9522,11 @@
         </w:r>
       </w:hyperlink>
     </w:p>
-    <w:bookmarkEnd w:id="61"/>
-    <w:bookmarkStart w:id="63" w:name="object-store-installation"/>
-    <w:p>
-      <w:pPr>
-        <w:pStyle w:val="Heading4"/>
+    <w:bookmarkEnd w:id="63"/>
+    <w:bookmarkStart w:id="65" w:name="object-store-installation"/>
+    <w:p>
+      <w:pPr>
+        <w:pStyle w:val="Heading3"/>
       </w:pPr>
       <w:r>
         <w:t xml:space="preserve">Object store installation</w:t>
@@ -9446,7 +9540,7 @@
           <w:numId w:val="1108"/>
         </w:numPr>
       </w:pPr>
-      <w:hyperlink r:id="rId62">
+      <w:hyperlink r:id="rId64">
         <w:r>
           <w:rPr>
             <w:rStyle w:val="Hyperlink"/>
@@ -9455,11 +9549,11 @@
         </w:r>
       </w:hyperlink>
     </w:p>
-    <w:bookmarkEnd w:id="63"/>
-    <w:bookmarkStart w:id="65" w:name="conf-secret-installation"/>
-    <w:p>
-      <w:pPr>
-        <w:pStyle w:val="Heading4"/>
+    <w:bookmarkEnd w:id="65"/>
+    <w:bookmarkStart w:id="67" w:name="conf-secret-installation"/>
+    <w:p>
+      <w:pPr>
+        <w:pStyle w:val="Heading3"/>
       </w:pPr>
       <w:r>
         <w:t xml:space="preserve">conf-secret installation</w:t>
@@ -9473,7 +9567,7 @@
           <w:numId w:val="1109"/>
         </w:numPr>
       </w:pPr>
-      <w:hyperlink r:id="rId64">
+      <w:hyperlink r:id="rId66">
         <w:r>
           <w:rPr>
             <w:rStyle w:val="Hyperlink"/>
@@ -9482,11 +9576,11 @@
         </w:r>
       </w:hyperlink>
     </w:p>
-    <w:bookmarkEnd w:id="65"/>
-    <w:bookmarkStart w:id="66" w:name="config-server-installation"/>
-    <w:p>
-      <w:pPr>
-        <w:pStyle w:val="Heading4"/>
+    <w:bookmarkEnd w:id="67"/>
+    <w:bookmarkStart w:id="68" w:name="config-server-installation"/>
+    <w:p>
+      <w:pPr>
+        <w:pStyle w:val="Heading3"/>
       </w:pPr>
       <w:r>
         <w:t xml:space="preserve">Config Server Installation</w:t>
@@ -15195,11 +15289,12 @@
         <w:t xml:space="preserve">./configserver.sh</w:t>
       </w:r>
     </w:p>
-    <w:bookmarkEnd w:id="66"/>
-    <w:bookmarkStart w:id="68" w:name="artifactory-installation"/>
-    <w:p>
-      <w:pPr>
-        <w:pStyle w:val="Heading4"/>
+    <w:bookmarkEnd w:id="68"/>
+    <w:bookmarkEnd w:id="69"/>
+    <w:bookmarkStart w:id="71" w:name="artifactory-installation"/>
+    <w:p>
+      <w:pPr>
+        <w:pStyle w:val="Heading2"/>
       </w:pPr>
       <w:r>
         <w:t xml:space="preserve">Artifactory Installation</w:t>
@@ -15210,7 +15305,7 @@
         <w:pStyle w:val="FirstParagraph"/>
       </w:pPr>
       <w:r>
-        <w:t xml:space="preserve">Artifactory is a universal artifact repository manager used to store, manage, and distribute build artifacts (such as Docker images, Helm charts, binaries, and other deployment packages) required by the Inji stack and related services. Installing Artifactory ensures that all deployment dependencies are securely managed and easily accessible during automated deployments and upgrades.</w:t>
+        <w:t xml:space="preserve">Artifactory is used to store, manage, and distribute build artifacts (such as Docker images, Helm charts, binaries, and other deployment packages) required by the Inji stack and related services. Installing Artifactory ensures that all deployment dependencies are securely managed and easily accessible during automated deployments and upgrades.</w:t>
       </w:r>
     </w:p>
     <w:p>
@@ -15283,7 +15378,7 @@
       <w:r>
         <w:t xml:space="preserve"> </w:t>
       </w:r>
-      <w:hyperlink r:id="rId67">
+      <w:hyperlink r:id="rId70">
         <w:r>
           <w:rPr>
             <w:rStyle w:val="Hyperlink"/>
@@ -15295,11 +15390,9 @@
         <w:t xml:space="preserve">.</w:t>
       </w:r>
     </w:p>
-    <w:bookmarkEnd w:id="68"/>
-    <w:bookmarkEnd w:id="69"/>
-    <w:bookmarkEnd w:id="70"/>
     <w:bookmarkEnd w:id="71"/>
-    <w:bookmarkStart w:id="110" w:name="inji-stack-deployment"/>
+    <w:bookmarkEnd w:id="72"/>
+    <w:bookmarkStart w:id="111" w:name="inji-stack-deployment"/>
     <w:p>
       <w:pPr>
         <w:pStyle w:val="Heading1"/>
@@ -15358,7 +15451,7 @@
         <w:t xml:space="preserve">are complete, now you can proceed with the deployment of the Inji stack components.</w:t>
       </w:r>
     </w:p>
-    <w:bookmarkStart w:id="84" w:name="deploying-inji-certify"/>
+    <w:bookmarkStart w:id="85" w:name="deploying-inji-certify"/>
     <w:p>
       <w:pPr>
         <w:pStyle w:val="Heading2"/>
@@ -15385,7 +15478,7 @@
       <w:r>
         <w:t xml:space="preserve"> </w:t>
       </w:r>
-      <w:hyperlink r:id="rId72">
+      <w:hyperlink r:id="rId73">
         <w:r>
           <w:rPr>
             <w:rStyle w:val="Hyperlink"/>
@@ -15429,7 +15522,7 @@
       <w:r>
         <w:t xml:space="preserve"> </w:t>
       </w:r>
-      <w:hyperlink r:id="rId73">
+      <w:hyperlink r:id="rId74">
         <w:r>
           <w:rPr>
             <w:rStyle w:val="Hyperlink"/>
@@ -15455,7 +15548,7 @@
       <w:r>
         <w:t xml:space="preserve"> </w:t>
       </w:r>
-      <w:hyperlink r:id="rId74">
+      <w:hyperlink r:id="rId75">
         <w:r>
           <w:rPr>
             <w:rStyle w:val="Hyperlink"/>
@@ -15467,7 +15560,7 @@
         <w:t xml:space="preserve">.</w:t>
       </w:r>
     </w:p>
-    <w:bookmarkStart w:id="75" w:name="understanding-the-deployment-model"/>
+    <w:bookmarkStart w:id="76" w:name="understanding-the-deployment-model"/>
     <w:p>
       <w:pPr>
         <w:pStyle w:val="Heading3"/>
@@ -15500,8 +15593,8 @@
         <w:t xml:space="preserve">in your Kubernetes cluster.</w:t>
       </w:r>
     </w:p>
-    <w:bookmarkEnd w:id="75"/>
-    <w:bookmarkStart w:id="76" w:name="deployment-flow"/>
+    <w:bookmarkEnd w:id="76"/>
+    <w:bookmarkStart w:id="77" w:name="deployment-flow"/>
     <w:p>
       <w:pPr>
         <w:pStyle w:val="Heading3"/>
@@ -15750,8 +15843,8 @@
         <w:t xml:space="preserve">: For configuration and credentials</w:t>
       </w:r>
     </w:p>
-    <w:bookmarkEnd w:id="76"/>
-    <w:bookmarkStart w:id="79" w:name="deployment-process"/>
+    <w:bookmarkEnd w:id="77"/>
+    <w:bookmarkStart w:id="80" w:name="deployment-process"/>
     <w:p>
       <w:pPr>
         <w:pStyle w:val="Heading3"/>
@@ -15798,7 +15891,7 @@
           <w:numId w:val="1119"/>
         </w:numPr>
       </w:pPr>
-      <w:hyperlink r:id="rId77">
+      <w:hyperlink r:id="rId78">
         <w:r>
           <w:rPr>
             <w:rStyle w:val="Hyperlink"/>
@@ -15815,7 +15908,7 @@
           <w:numId w:val="1119"/>
         </w:numPr>
       </w:pPr>
-      <w:hyperlink r:id="rId77">
+      <w:hyperlink r:id="rId78">
         <w:r>
           <w:rPr>
             <w:rStyle w:val="Hyperlink"/>
@@ -15832,7 +15925,7 @@
           <w:numId w:val="1119"/>
         </w:numPr>
       </w:pPr>
-      <w:hyperlink r:id="rId77">
+      <w:hyperlink r:id="rId78">
         <w:r>
           <w:rPr>
             <w:rStyle w:val="Hyperlink"/>
@@ -15849,7 +15942,7 @@
           <w:numId w:val="1119"/>
         </w:numPr>
       </w:pPr>
-      <w:hyperlink r:id="rId77">
+      <w:hyperlink r:id="rId78">
         <w:r>
           <w:rPr>
             <w:rStyle w:val="Hyperlink"/>
@@ -15866,7 +15959,7 @@
           <w:numId w:val="1119"/>
         </w:numPr>
       </w:pPr>
-      <w:hyperlink r:id="rId77">
+      <w:hyperlink r:id="rId78">
         <w:r>
           <w:rPr>
             <w:rStyle w:val="Hyperlink"/>
@@ -15883,7 +15976,7 @@
           <w:numId w:val="1119"/>
         </w:numPr>
       </w:pPr>
-      <w:hyperlink r:id="rId77">
+      <w:hyperlink r:id="rId78">
         <w:r>
           <w:rPr>
             <w:rStyle w:val="Hyperlink"/>
@@ -15900,7 +15993,7 @@
           <w:numId w:val="1118"/>
         </w:numPr>
       </w:pPr>
-      <w:hyperlink r:id="rId77">
+      <w:hyperlink r:id="rId78">
         <w:r>
           <w:rPr>
             <w:rStyle w:val="Hyperlink"/>
@@ -15917,7 +16010,7 @@
           <w:numId w:val="1118"/>
         </w:numPr>
       </w:pPr>
-      <w:hyperlink r:id="rId60">
+      <w:hyperlink r:id="rId62">
         <w:r>
           <w:rPr>
             <w:rStyle w:val="Hyperlink"/>
@@ -15976,7 +16069,7 @@
           <w:numId w:val="1118"/>
         </w:numPr>
       </w:pPr>
-      <w:hyperlink r:id="rId64">
+      <w:hyperlink r:id="rId66">
         <w:r>
           <w:rPr>
             <w:rStyle w:val="Hyperlink"/>
@@ -15993,7 +16086,7 @@
           <w:numId w:val="1118"/>
         </w:numPr>
       </w:pPr>
-      <w:hyperlink r:id="rId77">
+      <w:hyperlink r:id="rId78">
         <w:r>
           <w:rPr>
             <w:rStyle w:val="Hyperlink"/>
@@ -16010,7 +16103,7 @@
           <w:numId w:val="1118"/>
         </w:numPr>
       </w:pPr>
-      <w:hyperlink r:id="rId78">
+      <w:hyperlink r:id="rId79">
         <w:r>
           <w:rPr>
             <w:rStyle w:val="Hyperlink"/>
@@ -16027,7 +16120,7 @@
           <w:numId w:val="1118"/>
         </w:numPr>
       </w:pPr>
-      <w:hyperlink r:id="rId77">
+      <w:hyperlink r:id="rId78">
         <w:r>
           <w:rPr>
             <w:rStyle w:val="Hyperlink"/>
@@ -16290,8 +16383,8 @@
         <w:t xml:space="preserve">./install.sh</w:t>
       </w:r>
     </w:p>
-    <w:bookmarkEnd w:id="79"/>
-    <w:bookmarkStart w:id="80" w:name="what-happens-during-installation"/>
+    <w:bookmarkEnd w:id="80"/>
+    <w:bookmarkStart w:id="81" w:name="what-happens-during-installation"/>
     <w:p>
       <w:pPr>
         <w:pStyle w:val="Heading3"/>
@@ -16395,8 +16488,8 @@
         <w:t xml:space="preserve">: Verifies all pods are running and healthy</w:t>
       </w:r>
     </w:p>
-    <w:bookmarkEnd w:id="80"/>
-    <w:bookmarkStart w:id="81" w:name="verification-steps"/>
+    <w:bookmarkEnd w:id="81"/>
+    <w:bookmarkStart w:id="82" w:name="verification-steps"/>
     <w:p>
       <w:pPr>
         <w:pStyle w:val="Heading3"/>
@@ -16528,8 +16621,8 @@
         <w:t xml:space="preserve"> https://injicertify.sandbox.xyz.net/health</w:t>
       </w:r>
     </w:p>
-    <w:bookmarkEnd w:id="81"/>
-    <w:bookmarkStart w:id="82" w:name="important-notes"/>
+    <w:bookmarkEnd w:id="82"/>
+    <w:bookmarkStart w:id="83" w:name="important-notes"/>
     <w:p>
       <w:pPr>
         <w:pStyle w:val="Heading3"/>
@@ -16595,8 +16688,8 @@
         <w:t xml:space="preserve">: All configuration comes from your config-server and configmaps</w:t>
       </w:r>
     </w:p>
-    <w:bookmarkEnd w:id="82"/>
-    <w:bookmarkStart w:id="83" w:name="troubleshooting"/>
+    <w:bookmarkEnd w:id="83"/>
+    <w:bookmarkStart w:id="84" w:name="troubleshooting"/>
     <w:p>
       <w:pPr>
         <w:pStyle w:val="Heading3"/>
@@ -16698,9 +16791,9 @@
         <w:t xml:space="preserve">: Ensure ingress and DNS are properly configured</w:t>
       </w:r>
     </w:p>
-    <w:bookmarkEnd w:id="83"/>
     <w:bookmarkEnd w:id="84"/>
-    <w:bookmarkStart w:id="93" w:name="deploying-mimoto"/>
+    <w:bookmarkEnd w:id="85"/>
+    <w:bookmarkStart w:id="94" w:name="deploying-mimoto"/>
     <w:p>
       <w:pPr>
         <w:pStyle w:val="Heading2"/>
@@ -16717,7 +16810,7 @@
         <w:t xml:space="preserve">This section provides a structured, step-by-step guide to deploy Mimoto, which serves as the backend for Inji Mobile Wallet and Inji Web. Follow these instructions to ensure a successful and reproducible deployment.</w:t>
       </w:r>
     </w:p>
-    <w:bookmarkStart w:id="85" w:name="understanding-the-deployment-model-1"/>
+    <w:bookmarkStart w:id="86" w:name="understanding-the-deployment-model-1"/>
     <w:p>
       <w:pPr>
         <w:pStyle w:val="Heading3"/>
@@ -16993,8 +17086,8 @@
         <w:t xml:space="preserve">: For configuration and credentials</w:t>
       </w:r>
     </w:p>
-    <w:bookmarkEnd w:id="85"/>
-    <w:bookmarkStart w:id="86" w:name="deployment-process-1"/>
+    <w:bookmarkEnd w:id="86"/>
+    <w:bookmarkStart w:id="87" w:name="deployment-process-1"/>
     <w:p>
       <w:pPr>
         <w:pStyle w:val="Heading3"/>
@@ -17035,7 +17128,7 @@
           <w:numId w:val="1128"/>
         </w:numPr>
       </w:pPr>
-      <w:hyperlink r:id="rId77">
+      <w:hyperlink r:id="rId78">
         <w:r>
           <w:rPr>
             <w:rStyle w:val="Hyperlink"/>
@@ -17052,7 +17145,7 @@
           <w:numId w:val="1128"/>
         </w:numPr>
       </w:pPr>
-      <w:hyperlink r:id="rId77">
+      <w:hyperlink r:id="rId78">
         <w:r>
           <w:rPr>
             <w:rStyle w:val="Hyperlink"/>
@@ -17069,7 +17162,7 @@
           <w:numId w:val="1128"/>
         </w:numPr>
       </w:pPr>
-      <w:hyperlink r:id="rId77">
+      <w:hyperlink r:id="rId78">
         <w:r>
           <w:rPr>
             <w:rStyle w:val="Hyperlink"/>
@@ -17086,7 +17179,7 @@
           <w:numId w:val="1128"/>
         </w:numPr>
       </w:pPr>
-      <w:hyperlink r:id="rId77">
+      <w:hyperlink r:id="rId78">
         <w:r>
           <w:rPr>
             <w:rStyle w:val="Hyperlink"/>
@@ -17103,7 +17196,7 @@
           <w:numId w:val="1128"/>
         </w:numPr>
       </w:pPr>
-      <w:hyperlink r:id="rId77">
+      <w:hyperlink r:id="rId78">
         <w:r>
           <w:rPr>
             <w:rStyle w:val="Hyperlink"/>
@@ -17120,7 +17213,7 @@
           <w:numId w:val="1128"/>
         </w:numPr>
       </w:pPr>
-      <w:hyperlink r:id="rId77">
+      <w:hyperlink r:id="rId78">
         <w:r>
           <w:rPr>
             <w:rStyle w:val="Hyperlink"/>
@@ -17722,8 +17815,8 @@
         <w:t xml:space="preserve">For more details, refer to the official documentation or the relevant section in the repository.</w:t>
       </w:r>
     </w:p>
-    <w:bookmarkEnd w:id="86"/>
-    <w:bookmarkStart w:id="87" w:name="verification-steps-1"/>
+    <w:bookmarkEnd w:id="87"/>
+    <w:bookmarkStart w:id="88" w:name="verification-steps-1"/>
     <w:p>
       <w:pPr>
         <w:pStyle w:val="Heading3"/>
@@ -17900,8 +17993,8 @@
         <w:t xml:space="preserve">/health</w:t>
       </w:r>
     </w:p>
-    <w:bookmarkEnd w:id="87"/>
-    <w:bookmarkStart w:id="88" w:name="important-notes-1"/>
+    <w:bookmarkEnd w:id="88"/>
+    <w:bookmarkStart w:id="89" w:name="important-notes-1"/>
     <w:p>
       <w:pPr>
         <w:pStyle w:val="Heading3"/>
@@ -17967,8 +18060,8 @@
         <w:t xml:space="preserve">: All configuration comes from your config-server and configmaps.</w:t>
       </w:r>
     </w:p>
-    <w:bookmarkEnd w:id="88"/>
-    <w:bookmarkStart w:id="92" w:name="troubleshooting-1"/>
+    <w:bookmarkEnd w:id="89"/>
+    <w:bookmarkStart w:id="93" w:name="troubleshooting-1"/>
     <w:p>
       <w:pPr>
         <w:pStyle w:val="Heading3"/>
@@ -18108,7 +18201,7 @@
       <w:r>
         <w:t xml:space="preserve"> </w:t>
       </w:r>
-      <w:hyperlink r:id="rId89">
+      <w:hyperlink r:id="rId90">
         <w:r>
           <w:rPr>
             <w:rStyle w:val="Hyperlink"/>
@@ -18130,7 +18223,7 @@
       <w:r>
         <w:t xml:space="preserve"> </w:t>
       </w:r>
-      <w:hyperlink r:id="rId90">
+      <w:hyperlink r:id="rId91">
         <w:r>
           <w:rPr>
             <w:rStyle w:val="Hyperlink"/>
@@ -18147,7 +18240,7 @@
       <w:r>
         <w:t xml:space="preserve"> </w:t>
       </w:r>
-      <w:hyperlink r:id="rId91">
+      <w:hyperlink r:id="rId92">
         <w:r>
           <w:rPr>
             <w:rStyle w:val="Hyperlink"/>
@@ -18159,9 +18252,9 @@
         <w:t xml:space="preserve">.</w:t>
       </w:r>
     </w:p>
-    <w:bookmarkEnd w:id="92"/>
     <w:bookmarkEnd w:id="93"/>
-    <w:bookmarkStart w:id="99" w:name="deploying-inji-web-ui-and-datashare"/>
+    <w:bookmarkEnd w:id="94"/>
+    <w:bookmarkStart w:id="100" w:name="deploying-inji-web-ui-and-datashare"/>
     <w:p>
       <w:pPr>
         <w:pStyle w:val="Heading2"/>
@@ -18178,7 +18271,7 @@
         <w:t xml:space="preserve">This section provides a clear, step-by-step guide to deploy the Inji Web UI and DataShare modules. Follow these instructions to ensure a successful and reproducible deployment.</w:t>
       </w:r>
     </w:p>
-    <w:bookmarkStart w:id="94" w:name="understanding-the-deployment-model-2"/>
+    <w:bookmarkStart w:id="95" w:name="understanding-the-deployment-model-2"/>
     <w:p>
       <w:pPr>
         <w:pStyle w:val="Heading3"/>
@@ -18469,8 +18562,8 @@
         <w:t xml:space="preserve">: For configuration and credentials</w:t>
       </w:r>
     </w:p>
-    <w:bookmarkEnd w:id="94"/>
-    <w:bookmarkStart w:id="95" w:name="deployment-process-2"/>
+    <w:bookmarkEnd w:id="95"/>
+    <w:bookmarkStart w:id="96" w:name="deployment-process-2"/>
     <w:p>
       <w:pPr>
         <w:pStyle w:val="Heading3"/>
@@ -18511,7 +18604,7 @@
           <w:numId w:val="1138"/>
         </w:numPr>
       </w:pPr>
-      <w:hyperlink r:id="rId77">
+      <w:hyperlink r:id="rId78">
         <w:r>
           <w:rPr>
             <w:rStyle w:val="Hyperlink"/>
@@ -18528,7 +18621,7 @@
           <w:numId w:val="1138"/>
         </w:numPr>
       </w:pPr>
-      <w:hyperlink r:id="rId77">
+      <w:hyperlink r:id="rId78">
         <w:r>
           <w:rPr>
             <w:rStyle w:val="Hyperlink"/>
@@ -18545,7 +18638,7 @@
           <w:numId w:val="1138"/>
         </w:numPr>
       </w:pPr>
-      <w:hyperlink r:id="rId77">
+      <w:hyperlink r:id="rId78">
         <w:r>
           <w:rPr>
             <w:rStyle w:val="Hyperlink"/>
@@ -18562,7 +18655,7 @@
           <w:numId w:val="1138"/>
         </w:numPr>
       </w:pPr>
-      <w:hyperlink r:id="rId77">
+      <w:hyperlink r:id="rId78">
         <w:r>
           <w:rPr>
             <w:rStyle w:val="Hyperlink"/>
@@ -18579,7 +18672,7 @@
           <w:numId w:val="1138"/>
         </w:numPr>
       </w:pPr>
-      <w:hyperlink r:id="rId77">
+      <w:hyperlink r:id="rId78">
         <w:r>
           <w:rPr>
             <w:rStyle w:val="Hyperlink"/>
@@ -18596,7 +18689,7 @@
           <w:numId w:val="1138"/>
         </w:numPr>
       </w:pPr>
-      <w:hyperlink r:id="rId77">
+      <w:hyperlink r:id="rId78">
         <w:r>
           <w:rPr>
             <w:rStyle w:val="Hyperlink"/>
@@ -19213,8 +19306,8 @@
         <w:t xml:space="preserve">and any DataShare endpoints are correctly mapped to your ingress controller.</w:t>
       </w:r>
     </w:p>
-    <w:bookmarkEnd w:id="95"/>
-    <w:bookmarkStart w:id="96" w:name="important-notes-2"/>
+    <w:bookmarkEnd w:id="96"/>
+    <w:bookmarkStart w:id="97" w:name="important-notes-2"/>
     <w:p>
       <w:pPr>
         <w:pStyle w:val="Heading3"/>
@@ -19280,8 +19373,8 @@
         <w:t xml:space="preserve">: All configuration comes from your config-server and configmaps</w:t>
       </w:r>
     </w:p>
-    <w:bookmarkEnd w:id="96"/>
-    <w:bookmarkStart w:id="98" w:name="troubleshooting-2"/>
+    <w:bookmarkEnd w:id="97"/>
+    <w:bookmarkStart w:id="99" w:name="troubleshooting-2"/>
     <w:p>
       <w:pPr>
         <w:pStyle w:val="Heading3"/>
@@ -19421,7 +19514,7 @@
       <w:r>
         <w:t xml:space="preserve"> </w:t>
       </w:r>
-      <w:hyperlink r:id="rId97">
+      <w:hyperlink r:id="rId98">
         <w:r>
           <w:rPr>
             <w:rStyle w:val="Hyperlink"/>
@@ -19433,9 +19526,9 @@
         <w:t xml:space="preserve">.</w:t>
       </w:r>
     </w:p>
-    <w:bookmarkEnd w:id="98"/>
     <w:bookmarkEnd w:id="99"/>
-    <w:bookmarkStart w:id="109" w:name="deploying-inji-verify"/>
+    <w:bookmarkEnd w:id="100"/>
+    <w:bookmarkStart w:id="110" w:name="deploying-inji-verify"/>
     <w:p>
       <w:pPr>
         <w:pStyle w:val="Heading2"/>
@@ -19462,7 +19555,7 @@
       <w:r>
         <w:t xml:space="preserve"> </w:t>
       </w:r>
-      <w:hyperlink r:id="rId100">
+      <w:hyperlink r:id="rId101">
         <w:r>
           <w:rPr>
             <w:rStyle w:val="Hyperlink"/>
@@ -19477,7 +19570,7 @@
         <w:t xml:space="preserve">for the latest deployment details.</w:t>
       </w:r>
     </w:p>
-    <w:bookmarkStart w:id="101" w:name="understanding-the-deployment-model-3"/>
+    <w:bookmarkStart w:id="102" w:name="understanding-the-deployment-model-3"/>
     <w:p>
       <w:pPr>
         <w:pStyle w:val="Heading3"/>
@@ -19510,8 +19603,8 @@
         <w:t xml:space="preserve">in your Kubernetes cluster.</w:t>
       </w:r>
     </w:p>
-    <w:bookmarkEnd w:id="101"/>
-    <w:bookmarkStart w:id="102" w:name="deployment-flow-1"/>
+    <w:bookmarkEnd w:id="102"/>
+    <w:bookmarkStart w:id="103" w:name="deployment-flow-1"/>
     <w:p>
       <w:pPr>
         <w:pStyle w:val="Heading3"/>
@@ -19760,8 +19853,8 @@
         <w:t xml:space="preserve">: For configuration and credentials</w:t>
       </w:r>
     </w:p>
-    <w:bookmarkEnd w:id="102"/>
-    <w:bookmarkStart w:id="103" w:name="deployment-process-3"/>
+    <w:bookmarkEnd w:id="103"/>
+    <w:bookmarkStart w:id="104" w:name="deployment-process-3"/>
     <w:p>
       <w:pPr>
         <w:pStyle w:val="Heading3"/>
@@ -19802,7 +19895,7 @@
           <w:numId w:val="1149"/>
         </w:numPr>
       </w:pPr>
-      <w:hyperlink r:id="rId77">
+      <w:hyperlink r:id="rId78">
         <w:r>
           <w:rPr>
             <w:rStyle w:val="Hyperlink"/>
@@ -19819,7 +19912,7 @@
           <w:numId w:val="1149"/>
         </w:numPr>
       </w:pPr>
-      <w:hyperlink r:id="rId77">
+      <w:hyperlink r:id="rId78">
         <w:r>
           <w:rPr>
             <w:rStyle w:val="Hyperlink"/>
@@ -19836,7 +19929,7 @@
           <w:numId w:val="1149"/>
         </w:numPr>
       </w:pPr>
-      <w:hyperlink r:id="rId77">
+      <w:hyperlink r:id="rId78">
         <w:r>
           <w:rPr>
             <w:rStyle w:val="Hyperlink"/>
@@ -19853,7 +19946,7 @@
           <w:numId w:val="1149"/>
         </w:numPr>
       </w:pPr>
-      <w:hyperlink r:id="rId77">
+      <w:hyperlink r:id="rId78">
         <w:r>
           <w:rPr>
             <w:rStyle w:val="Hyperlink"/>
@@ -19870,7 +19963,7 @@
           <w:numId w:val="1149"/>
         </w:numPr>
       </w:pPr>
-      <w:hyperlink r:id="rId77">
+      <w:hyperlink r:id="rId78">
         <w:r>
           <w:rPr>
             <w:rStyle w:val="Hyperlink"/>
@@ -19887,7 +19980,7 @@
           <w:numId w:val="1149"/>
         </w:numPr>
       </w:pPr>
-      <w:hyperlink r:id="rId77">
+      <w:hyperlink r:id="rId78">
         <w:r>
           <w:rPr>
             <w:rStyle w:val="Hyperlink"/>
@@ -20147,8 +20240,8 @@
         <w:t xml:space="preserve">./install-all.sh</w:t>
       </w:r>
     </w:p>
-    <w:bookmarkEnd w:id="103"/>
-    <w:bookmarkStart w:id="104" w:name="what-happens-during-installation-1"/>
+    <w:bookmarkEnd w:id="104"/>
+    <w:bookmarkStart w:id="105" w:name="what-happens-during-installation-1"/>
     <w:p>
       <w:pPr>
         <w:pStyle w:val="Heading3"/>
@@ -20252,8 +20345,8 @@
         <w:t xml:space="preserve">: Verifies all pods are running and healthy</w:t>
       </w:r>
     </w:p>
-    <w:bookmarkEnd w:id="104"/>
-    <w:bookmarkStart w:id="105" w:name="verification-steps-2"/>
+    <w:bookmarkEnd w:id="105"/>
+    <w:bookmarkStart w:id="106" w:name="verification-steps-2"/>
     <w:p>
       <w:pPr>
         <w:pStyle w:val="Heading3"/>
@@ -20385,8 +20478,8 @@
         <w:t xml:space="preserve"> https://injiverify.sandbox.xyz.net/health</w:t>
       </w:r>
     </w:p>
-    <w:bookmarkEnd w:id="105"/>
-    <w:bookmarkStart w:id="106" w:name="managing-inji-verify-services"/>
+    <w:bookmarkEnd w:id="106"/>
+    <w:bookmarkStart w:id="107" w:name="managing-inji-verify-services"/>
     <w:p>
       <w:pPr>
         <w:pStyle w:val="Heading3"/>
@@ -20455,8 +20548,8 @@
         <w:t xml:space="preserve">./restart-all.sh</w:t>
       </w:r>
     </w:p>
-    <w:bookmarkEnd w:id="106"/>
-    <w:bookmarkStart w:id="107" w:name="important-notes-3"/>
+    <w:bookmarkEnd w:id="107"/>
+    <w:bookmarkStart w:id="108" w:name="important-notes-3"/>
     <w:p>
       <w:pPr>
         <w:pStyle w:val="Heading3"/>
@@ -20522,8 +20615,8 @@
         <w:t xml:space="preserve">: All configuration comes from your config-server and configmaps</w:t>
       </w:r>
     </w:p>
-    <w:bookmarkEnd w:id="107"/>
-    <w:bookmarkStart w:id="108" w:name="troubleshooting-3"/>
+    <w:bookmarkEnd w:id="108"/>
+    <w:bookmarkStart w:id="109" w:name="troubleshooting-3"/>
     <w:p>
       <w:pPr>
         <w:pStyle w:val="Heading3"/>
@@ -20733,9 +20826,9 @@
         <w:t xml:space="preserve">–&gt;</w:t>
       </w:r>
     </w:p>
-    <w:bookmarkEnd w:id="108"/>
     <w:bookmarkEnd w:id="109"/>
     <w:bookmarkEnd w:id="110"/>
+    <w:bookmarkEnd w:id="111"/>
     <w:sectPr>
       <w:footnotePr>
         <w:numRestart w:val="eachSect"/>

--- a/docs/readme/setup/inji-dg3.docx
+++ b/docs/readme/setup/inji-dg3.docx
@@ -43,7 +43,7 @@
         <w:pStyle w:val="FirstParagraph"/>
       </w:pPr>
       <w:r>
-        <w:t xml:space="preserve">The diagram below illustrates the high-level deployment architecture for Inji Web, showing how core components interact within the Kubernetes cluster, including ingress, services, and external integrations.</w:t>
+        <w:t xml:space="preserve">The diagram below illustrates the high-level deployment architecture for Inji Stack, showing how core components interact within the Kubernetes cluster, including ingress, services, and external integrations.</w:t>
       </w:r>
     </w:p>
     <w:p>
@@ -83,7 +83,7 @@
         <w:pStyle w:val="FirstParagraph"/>
       </w:pPr>
       <w:r>
-        <w:t xml:space="preserve">This is the first question anyone would ask and the answer is No! If you have the Infrastructure ready and you just want to deploy the Inji stack you can directly jump to the</w:t>
+        <w:t xml:space="preserve">This is the first question anyone could ask and the answer is No! If you have the Infrastructure ready and you just want to deploy the Inji stack you can directly jump to the</w:t>
       </w:r>
       <w:r>
         <w:t xml:space="preserve"> </w:t>
@@ -272,7 +272,7 @@
         <w:pStyle w:val="FirstParagraph"/>
       </w:pPr>
       <w:r>
-        <w:t xml:space="preserve">Deploying Inji Stack is easier if you have Base Infrastructure ready, still, if you want to deploy it</w:t>
+        <w:t xml:space="preserve">Deploying Inji Stack is easier while you have Base Infrastructure ready, still, if you want to deploy it</w:t>
       </w:r>
       <w:r>
         <w:t xml:space="preserve"> </w:t>
@@ -284,7 +284,7 @@
         <w:t xml:space="preserve"> </w:t>
       </w:r>
       <w:r>
-        <w:t xml:space="preserve">and from scratch, this guide will help you with the instructions to achieve this.</w:t>
+        <w:t xml:space="preserve">and from scratch, this guide helps you with the instructions to achieve this.</w:t>
       </w:r>
     </w:p>
     <w:p>
@@ -329,7 +329,7 @@
         <w:t xml:space="preserve"> </w:t>
       </w:r>
       <w:r>
-        <w:t xml:space="preserve">However in case you want to eevangelize Inji in your organization and want to have a hands-on with the deployment, this guide will help you with the steps and instructions to achieve this.</w:t>
+        <w:t xml:space="preserve">However in case you want to evangelize Inji in your organization and want to have a hands-on with the deployment, this guide helps you with the steps and instructions to achieve this.</w:t>
       </w:r>
       <w:r>
         <w:t xml:space="preserve"> </w:t>
@@ -823,7 +823,7 @@
     <w:bookmarkEnd w:id="16"/>
     <w:bookmarkEnd w:id="17"/>
     <w:bookmarkEnd w:id="18"/>
-    <w:bookmarkStart w:id="26" w:name="prerequisites"/>
+    <w:bookmarkStart w:id="25" w:name="prerequisites"/>
     <w:p>
       <w:pPr>
         <w:pStyle w:val="Heading1"/>
@@ -868,655 +868,76 @@
         <w:t xml:space="preserve">lists the common ones here which you will need no matter which component you are deploying such as Wireguard, PC - Tools and Utilities etc.</w:t>
       </w:r>
     </w:p>
-    <w:p>
-      <w:pPr>
-        <w:pStyle w:val="BodyText"/>
+    <w:bookmarkStart w:id="24" w:name="personal-computer"/>
+    <w:p>
+      <w:pPr>
+        <w:pStyle w:val="Heading2"/>
+      </w:pPr>
+      <w:r>
+        <w:t xml:space="preserve">Personal Computer</w:t>
+      </w:r>
+    </w:p>
+    <w:p>
+      <w:pPr>
+        <w:pStyle w:val="FirstParagraph"/>
+      </w:pPr>
+      <w:r>
+        <w:t xml:space="preserve">Follow the steps mentioned here to install the required tools on your personal computer to create and manage the k8 cluster using RKE1.</w:t>
+      </w:r>
+    </w:p>
+    <w:bookmarkStart w:id="19" w:name="operating-systems"/>
+    <w:p>
+      <w:pPr>
+        <w:pStyle w:val="Heading3"/>
+      </w:pPr>
+      <w:r>
+        <w:t xml:space="preserve">Operating Systems</w:t>
+      </w:r>
+    </w:p>
+    <w:p>
+      <w:pPr>
+        <w:pStyle w:val="FirstParagraph"/>
+      </w:pPr>
+      <w:r>
+        <w:t xml:space="preserve">The Inji stack can be deployed with a PC having one of the following operating systems, however for this guide we have considered a linux machine with Ubuntu 22.04 LTS.</w:t>
+      </w:r>
+    </w:p>
+    <w:p>
+      <w:pPr>
+        <w:pStyle w:val="Compact"/>
+        <w:numPr>
+          <w:ilvl w:val="0"/>
+          <w:numId w:val="1008"/>
+        </w:numPr>
       </w:pPr>
       <w:r>
         <w:rPr>
           <w:b/>
           <w:bCs/>
         </w:rPr>
-        <w:t xml:space="preserve">DNS requirements [TODO]</w:t>
-      </w:r>
-    </w:p>
-    <w:bookmarkStart w:id="19" w:name="dns-requirements"/>
-    <w:p>
-      <w:pPr>
-        <w:pStyle w:val="Heading2"/>
-      </w:pPr>
-      <w:r>
-        <w:t xml:space="preserve">DNS Requirements</w:t>
-      </w:r>
-    </w:p>
-    <w:p>
-      <w:pPr>
-        <w:pStyle w:val="FirstParagraph"/>
-      </w:pPr>
-      <w:r>
-        <w:t xml:space="preserve">Below is a sample mapping of domain names to their respective IP addresses and purposes for a typical Inji deployment. Update these as per your environment.</w:t>
-      </w:r>
-    </w:p>
-    <w:tbl>
-      <w:tblPr>
-        <w:tblStyle w:val="Table"/>
-        <w:tblW w:type="pct" w:w="5000"/>
-        <w:tblLayout w:type="fixed"/>
-        <w:tblLook w:firstRow="1" w:lastRow="0" w:firstColumn="0" w:lastColumn="0" w:noHBand="0" w:noVBand="0" w:val="0020"/>
-      </w:tblPr>
-      <w:tblGrid>
-        <w:gridCol w:w="326"/>
-        <w:gridCol w:w="1388"/>
-        <w:gridCol w:w="2490"/>
-        <w:gridCol w:w="3715"/>
-      </w:tblGrid>
-      <w:tr>
-        <w:trPr>
-          <w:tblHeader w:val="on"/>
-        </w:trPr>
-        <w:tc>
-          <w:tcPr/>
-          <w:p>
-            <w:pPr>
-              <w:pStyle w:val="Compact"/>
-            </w:pPr>
-            <w:r>
-              <w:t xml:space="preserve">Sl No.</w:t>
-            </w:r>
-          </w:p>
-        </w:tc>
-        <w:tc>
-          <w:tcPr/>
-          <w:p>
-            <w:pPr>
-              <w:pStyle w:val="Compact"/>
-            </w:pPr>
-            <w:r>
-              <w:t xml:space="preserve">Domain Name</w:t>
-            </w:r>
-          </w:p>
-        </w:tc>
-        <w:tc>
-          <w:tcPr/>
-          <w:p>
-            <w:pPr>
-              <w:pStyle w:val="Compact"/>
-            </w:pPr>
-            <w:r>
-              <w:t xml:space="preserve">Mapping Details</w:t>
-            </w:r>
-          </w:p>
-        </w:tc>
-        <w:tc>
-          <w:tcPr/>
-          <w:p>
-            <w:pPr>
-              <w:pStyle w:val="Compact"/>
-            </w:pPr>
-            <w:r>
-              <w:t xml:space="preserve">Purpose</w:t>
-            </w:r>
-          </w:p>
-        </w:tc>
-      </w:tr>
-      <w:tr>
-        <w:tc>
-          <w:tcPr/>
-          <w:p>
-            <w:pPr>
-              <w:pStyle w:val="Compact"/>
-            </w:pPr>
-            <w:r>
-              <w:t xml:space="preserve">1.</w:t>
-            </w:r>
-          </w:p>
-        </w:tc>
-        <w:tc>
-          <w:tcPr/>
-          <w:p>
-            <w:pPr>
-              <w:pStyle w:val="Compact"/>
-            </w:pPr>
-            <w:r>
-              <w:t xml:space="preserve">rancher.xyz.net</w:t>
-            </w:r>
-          </w:p>
-        </w:tc>
-        <w:tc>
-          <w:tcPr/>
-          <w:p>
-            <w:pPr>
-              <w:pStyle w:val="Compact"/>
-            </w:pPr>
-            <w:r>
-              <w:t xml:space="preserve">Private IP of Nginx server or load balancer (Observation cluster)</w:t>
-            </w:r>
-          </w:p>
-        </w:tc>
-        <w:tc>
-          <w:tcPr/>
-          <w:p>
-            <w:pPr>
-              <w:pStyle w:val="Compact"/>
-            </w:pPr>
-            <w:r>
-              <w:t xml:space="preserve">Rancher dashboard for monitoring and managing the Kubernetes cluster.</w:t>
-            </w:r>
-          </w:p>
-        </w:tc>
-      </w:tr>
-      <w:tr>
-        <w:tc>
-          <w:tcPr/>
-          <w:p>
-            <w:pPr>
-              <w:pStyle w:val="Compact"/>
-            </w:pPr>
-            <w:r>
-              <w:t xml:space="preserve">2.</w:t>
-            </w:r>
-          </w:p>
-        </w:tc>
-        <w:tc>
-          <w:tcPr/>
-          <w:p>
-            <w:pPr>
-              <w:pStyle w:val="Compact"/>
-            </w:pPr>
-            <w:r>
-              <w:t xml:space="preserve">keycloak.xyz.net</w:t>
-            </w:r>
-          </w:p>
-        </w:tc>
-        <w:tc>
-          <w:tcPr/>
-          <w:p>
-            <w:pPr>
-              <w:pStyle w:val="Compact"/>
-            </w:pPr>
-            <w:r>
-              <w:t xml:space="preserve">Private IP of Nginx server (Observation cluster)</w:t>
-            </w:r>
-          </w:p>
-        </w:tc>
-        <w:tc>
-          <w:tcPr/>
-          <w:p>
-            <w:pPr>
-              <w:pStyle w:val="Compact"/>
-            </w:pPr>
-            <w:r>
-              <w:t xml:space="preserve">Administrative IAM tool (Keycloak) for Kubernetes administration.</w:t>
-            </w:r>
-          </w:p>
-        </w:tc>
-      </w:tr>
-      <w:tr>
-        <w:tc>
-          <w:tcPr/>
-          <w:p>
-            <w:pPr>
-              <w:pStyle w:val="Compact"/>
-            </w:pPr>
-            <w:r>
-              <w:t xml:space="preserve">3.</w:t>
-            </w:r>
-          </w:p>
-        </w:tc>
-        <w:tc>
-          <w:tcPr/>
-          <w:p>
-            <w:pPr>
-              <w:pStyle w:val="Compact"/>
-            </w:pPr>
-            <w:r>
-              <w:t xml:space="preserve">sandbox.xyz.net</w:t>
-            </w:r>
-          </w:p>
-        </w:tc>
-        <w:tc>
-          <w:tcPr/>
-          <w:p>
-            <w:pPr>
-              <w:pStyle w:val="Compact"/>
-            </w:pPr>
-            <w:r>
-              <w:t xml:space="preserve">Private IP of Nginx server (MOSIP cluster)</w:t>
-            </w:r>
-          </w:p>
-        </w:tc>
-        <w:tc>
-          <w:tcPr/>
-          <w:p>
-            <w:pPr>
-              <w:pStyle w:val="Compact"/>
-            </w:pPr>
-            <w:r>
-              <w:t xml:space="preserve">Index page for links to MOSIP environment dashboards (not for production/UAT use).</w:t>
-            </w:r>
-          </w:p>
-        </w:tc>
-      </w:tr>
-      <w:tr>
-        <w:tc>
-          <w:tcPr/>
-          <w:p>
-            <w:pPr>
-              <w:pStyle w:val="Compact"/>
-            </w:pPr>
-            <w:r>
-              <w:t xml:space="preserve">4.</w:t>
-            </w:r>
-          </w:p>
-        </w:tc>
-        <w:tc>
-          <w:tcPr/>
-          <w:p>
-            <w:pPr>
-              <w:pStyle w:val="Compact"/>
-            </w:pPr>
-            <w:r>
-              <w:t xml:space="preserve">api-internal.sandbox.xyz.net</w:t>
-            </w:r>
-          </w:p>
-        </w:tc>
-        <w:tc>
-          <w:tcPr/>
-          <w:p>
-            <w:pPr>
-              <w:pStyle w:val="Compact"/>
-            </w:pPr>
-            <w:r>
-              <w:t xml:space="preserve">Private IP of Nginx server (MOSIP cluster)</w:t>
-            </w:r>
-          </w:p>
-        </w:tc>
-        <w:tc>
-          <w:tcPr/>
-          <w:p>
-            <w:pPr>
-              <w:pStyle w:val="Compact"/>
-            </w:pPr>
-            <w:r>
-              <w:t xml:space="preserve">Internal APIs, accessible privately over Wireguard.</w:t>
-            </w:r>
-          </w:p>
-        </w:tc>
-      </w:tr>
-      <w:tr>
-        <w:tc>
-          <w:tcPr/>
-          <w:p>
-            <w:pPr>
-              <w:pStyle w:val="Compact"/>
-            </w:pPr>
-            <w:r>
-              <w:t xml:space="preserve">5.</w:t>
-            </w:r>
-          </w:p>
-        </w:tc>
-        <w:tc>
-          <w:tcPr/>
-          <w:p>
-            <w:pPr>
-              <w:pStyle w:val="Compact"/>
-            </w:pPr>
-            <w:r>
-              <w:t xml:space="preserve">api.sandbox.xyz.net</w:t>
-            </w:r>
-          </w:p>
-        </w:tc>
-        <w:tc>
-          <w:tcPr/>
-          <w:p>
-            <w:pPr>
-              <w:pStyle w:val="Compact"/>
-            </w:pPr>
-            <w:r>
-              <w:t xml:space="preserve">Public IP of Nginx server (MOSIP cluster)</w:t>
-            </w:r>
-          </w:p>
-        </w:tc>
-        <w:tc>
-          <w:tcPr/>
-          <w:p>
-            <w:pPr>
-              <w:pStyle w:val="Compact"/>
-            </w:pPr>
-            <w:r>
-              <w:t xml:space="preserve">Publicly exposed APIs.</w:t>
-            </w:r>
-          </w:p>
-        </w:tc>
-      </w:tr>
-      <w:tr>
-        <w:tc>
-          <w:tcPr/>
-          <w:p>
-            <w:pPr>
-              <w:pStyle w:val="Compact"/>
-            </w:pPr>
-            <w:r>
-              <w:t xml:space="preserve">6.</w:t>
-            </w:r>
-          </w:p>
-        </w:tc>
-        <w:tc>
-          <w:tcPr/>
-          <w:p>
-            <w:pPr>
-              <w:pStyle w:val="Compact"/>
-            </w:pPr>
-            <w:r>
-              <w:t xml:space="preserve">iam.sandbox.xyz.net</w:t>
-            </w:r>
-          </w:p>
-        </w:tc>
-        <w:tc>
-          <w:tcPr/>
-          <w:p>
-            <w:pPr>
-              <w:pStyle w:val="Compact"/>
-            </w:pPr>
-            <w:r>
-              <w:t xml:space="preserve">Private IP of Nginx server (MOSIP cluster)</w:t>
-            </w:r>
-          </w:p>
-        </w:tc>
-        <w:tc>
-          <w:tcPr/>
-          <w:p>
-            <w:pPr>
-              <w:pStyle w:val="Compact"/>
-            </w:pPr>
-            <w:r>
-              <w:t xml:space="preserve">OpenID Connect server (default: Keycloak) for service access, accessible over Wireguard.</w:t>
-            </w:r>
-          </w:p>
-        </w:tc>
-      </w:tr>
-      <w:tr>
-        <w:tc>
-          <w:tcPr/>
-          <w:p>
-            <w:pPr>
-              <w:pStyle w:val="Compact"/>
-            </w:pPr>
-            <w:r>
-              <w:t xml:space="preserve">7.</w:t>
-            </w:r>
-          </w:p>
-        </w:tc>
-        <w:tc>
-          <w:tcPr/>
-          <w:p>
-            <w:pPr>
-              <w:pStyle w:val="Compact"/>
-            </w:pPr>
-            <w:r>
-              <w:t xml:space="preserve">postgres.sandbox.xyz.net</w:t>
-            </w:r>
-          </w:p>
-        </w:tc>
-        <w:tc>
-          <w:tcPr/>
-          <w:p>
-            <w:pPr>
-              <w:pStyle w:val="Compact"/>
-            </w:pPr>
-            <w:r>
-              <w:t xml:space="preserve">Private IP of Nginx server (MOSIP cluster)</w:t>
-            </w:r>
-          </w:p>
-        </w:tc>
-        <w:tc>
-          <w:tcPr/>
-          <w:p>
-            <w:pPr>
-              <w:pStyle w:val="Compact"/>
-            </w:pPr>
-            <w:r>
-              <w:t xml:space="preserve">Points to Postgres server, connect via port forwarding over Wireguard.</w:t>
-            </w:r>
-          </w:p>
-        </w:tc>
-      </w:tr>
-      <w:tr>
-        <w:tc>
-          <w:tcPr/>
-          <w:p>
-            <w:pPr>
-              <w:pStyle w:val="Compact"/>
-            </w:pPr>
-            <w:r>
-              <w:t xml:space="preserve">8.</w:t>
-            </w:r>
-          </w:p>
-        </w:tc>
-        <w:tc>
-          <w:tcPr/>
-          <w:p>
-            <w:pPr>
-              <w:pStyle w:val="Compact"/>
-            </w:pPr>
-            <w:r>
-              <w:t xml:space="preserve">onboarder.sandbox.xyz.net</w:t>
-            </w:r>
-          </w:p>
-        </w:tc>
-        <w:tc>
-          <w:tcPr/>
-          <w:p>
-            <w:pPr>
-              <w:pStyle w:val="Compact"/>
-            </w:pPr>
-            <w:r>
-              <w:t xml:space="preserve">Private IP of Nginx server (MOSIP cluster)</w:t>
-            </w:r>
-          </w:p>
-        </w:tc>
-        <w:tc>
-          <w:tcPr/>
-          <w:p>
-            <w:pPr>
-              <w:pStyle w:val="Compact"/>
-            </w:pPr>
-            <w:r>
-              <w:t xml:space="preserve">Access MOSIP partner onboarding reports over Wireguard.</w:t>
-            </w:r>
-          </w:p>
-        </w:tc>
-      </w:tr>
-      <w:tr>
-        <w:tc>
-          <w:tcPr/>
-          <w:p>
-            <w:pPr>
-              <w:pStyle w:val="Compact"/>
-            </w:pPr>
-            <w:r>
-              <w:t xml:space="preserve">9.</w:t>
-            </w:r>
-          </w:p>
-        </w:tc>
-        <w:tc>
-          <w:tcPr/>
-          <w:p>
-            <w:pPr>
-              <w:pStyle w:val="Compact"/>
-            </w:pPr>
-            <w:r>
-              <w:t xml:space="preserve">injiweb.sandbox.xyz.net</w:t>
-            </w:r>
-          </w:p>
-        </w:tc>
-        <w:tc>
-          <w:tcPr/>
-          <w:p>
-            <w:pPr>
-              <w:pStyle w:val="Compact"/>
-            </w:pPr>
-            <w:r>
-              <w:t xml:space="preserve">Public IP of Nginx server (MOSIP cluster)</w:t>
-            </w:r>
-          </w:p>
-        </w:tc>
-        <w:tc>
-          <w:tcPr/>
-          <w:p>
-            <w:pPr>
-              <w:pStyle w:val="Compact"/>
-            </w:pPr>
-            <w:r>
-              <w:t xml:space="preserve">Public access to Inji Web portal.</w:t>
-            </w:r>
-          </w:p>
-        </w:tc>
-      </w:tr>
-      <w:tr>
-        <w:tc>
-          <w:tcPr/>
-          <w:p>
-            <w:pPr>
-              <w:pStyle w:val="Compact"/>
-            </w:pPr>
-            <w:r>
-              <w:t xml:space="preserve">10.</w:t>
-            </w:r>
-          </w:p>
-        </w:tc>
-        <w:tc>
-          <w:tcPr/>
-          <w:p>
-            <w:pPr>
-              <w:pStyle w:val="Compact"/>
-            </w:pPr>
-            <w:r>
-              <w:t xml:space="preserve">injicertify.sandbox.xyz.net</w:t>
-            </w:r>
-          </w:p>
-        </w:tc>
-        <w:tc>
-          <w:tcPr/>
-          <w:p>
-            <w:pPr>
-              <w:pStyle w:val="Compact"/>
-            </w:pPr>
-            <w:r>
-              <w:t xml:space="preserve">Public IP of Nginx server (MOSIP cluster)</w:t>
-            </w:r>
-          </w:p>
-        </w:tc>
-        <w:tc>
-          <w:tcPr/>
-          <w:p>
-            <w:pPr>
-              <w:pStyle w:val="Compact"/>
-            </w:pPr>
-            <w:r>
-              <w:t xml:space="preserve">Public access to Inji Certify portal.</w:t>
-            </w:r>
-          </w:p>
-        </w:tc>
-      </w:tr>
-      <w:tr>
-        <w:tc>
-          <w:tcPr/>
-          <w:p>
-            <w:pPr>
-              <w:pStyle w:val="Compact"/>
-            </w:pPr>
-            <w:r>
-              <w:t xml:space="preserve">11.</w:t>
-            </w:r>
-          </w:p>
-        </w:tc>
-        <w:tc>
-          <w:tcPr/>
-          <w:p>
-            <w:pPr>
-              <w:pStyle w:val="Compact"/>
-            </w:pPr>
-            <w:r>
-              <w:t xml:space="preserve">injiverify.sandbox.xyz.net</w:t>
-            </w:r>
-          </w:p>
-        </w:tc>
-        <w:tc>
-          <w:tcPr/>
-          <w:p>
-            <w:pPr>
-              <w:pStyle w:val="Compact"/>
-            </w:pPr>
-            <w:r>
-              <w:t xml:space="preserve">Public IP of Nginx server (MOSIP cluster)</w:t>
-            </w:r>
-          </w:p>
-        </w:tc>
-        <w:tc>
-          <w:tcPr/>
-          <w:p>
-            <w:pPr>
-              <w:pStyle w:val="Compact"/>
-            </w:pPr>
-            <w:r>
-              <w:t xml:space="preserve">Public access to Inji Verify portal.</w:t>
-            </w:r>
-          </w:p>
-        </w:tc>
-      </w:tr>
-    </w:tbl>
-    <w:p>
-      <w:pPr>
-        <w:pStyle w:val="BlockText"/>
+        <w:t xml:space="preserve">Linux</w:t>
+      </w:r>
+      <w:r>
+        <w:t xml:space="preserve"> </w:t>
+      </w:r>
+      <w:r>
+        <w:t xml:space="preserve">(Ubuntu 22.04 LTS - recommended for production deployments)</w:t>
+      </w:r>
+    </w:p>
+    <w:p>
+      <w:pPr>
+        <w:pStyle w:val="Compact"/>
+        <w:numPr>
+          <w:ilvl w:val="0"/>
+          <w:numId w:val="1008"/>
+        </w:numPr>
       </w:pPr>
       <w:r>
         <w:rPr>
           <w:b/>
           <w:bCs/>
         </w:rPr>
-        <w:t xml:space="preserve">Note:</w:t>
-      </w:r>
-      <w:r>
-        <w:t xml:space="preserve"> </w:t>
-      </w:r>
-      <w:r>
-        <w:t xml:space="preserve">Ensure all DNS records are created and point to the correct IP addresses (public or private) as per your network design. For private domains, access is typically restricted via Wireguard VPN.</w:t>
-      </w:r>
-    </w:p>
-    <w:bookmarkEnd w:id="19"/>
-    <w:bookmarkStart w:id="25" w:name="personal-computer"/>
-    <w:p>
-      <w:pPr>
-        <w:pStyle w:val="Heading2"/>
-      </w:pPr>
-      <w:r>
-        <w:t xml:space="preserve">Personal Computer</w:t>
-      </w:r>
-    </w:p>
-    <w:p>
-      <w:pPr>
-        <w:pStyle w:val="FirstParagraph"/>
-      </w:pPr>
-      <w:r>
-        <w:t xml:space="preserve">Follow the steps mentioned here to install the required tools on your personal computer to create and manage the k8 cluster using RKE1.</w:t>
-      </w:r>
-    </w:p>
-    <w:bookmarkStart w:id="20" w:name="operating-systems"/>
-    <w:p>
-      <w:pPr>
-        <w:pStyle w:val="Heading3"/>
-      </w:pPr>
-      <w:r>
-        <w:t xml:space="preserve">Operating Systems</w:t>
-      </w:r>
-    </w:p>
-    <w:p>
-      <w:pPr>
-        <w:pStyle w:val="FirstParagraph"/>
-      </w:pPr>
-      <w:r>
-        <w:t xml:space="preserve">The Inji stack can be deployed with a PC having one of the following operating systems, however for this guide we have considered a linux machine with Ubuntu 22.04 LTS.</w:t>
+        <w:t xml:space="preserve">Windows</w:t>
       </w:r>
     </w:p>
     <w:p>
@@ -1532,45 +953,56 @@
           <w:b/>
           <w:bCs/>
         </w:rPr>
-        <w:t xml:space="preserve">Linux</w:t>
-      </w:r>
-      <w:r>
-        <w:t xml:space="preserve"> </w:t>
-      </w:r>
-      <w:r>
-        <w:t xml:space="preserve">(Ubuntu 22.04 LTS - recommended for production deployments)</w:t>
-      </w:r>
-    </w:p>
-    <w:p>
-      <w:pPr>
-        <w:pStyle w:val="Compact"/>
-        <w:numPr>
-          <w:ilvl w:val="0"/>
-          <w:numId w:val="1008"/>
-        </w:numPr>
-      </w:pPr>
+        <w:t xml:space="preserve">macOS (OSX)</w:t>
+      </w:r>
+    </w:p>
+    <w:p>
+      <w:pPr>
+        <w:pStyle w:val="FirstParagraph"/>
+      </w:pPr>
+      <w:r>
+        <w:t xml:space="preserve">{% hint style=</w:t>
+      </w:r>
+      <w:r>
+        <w:t xml:space="preserve">“success”</w:t>
+      </w:r>
+      <w:r>
+        <w:t xml:space="preserve"> </w:t>
+      </w:r>
+      <w:r>
+        <w:t xml:space="preserve">%}</w:t>
+      </w:r>
+      <w:r>
+        <w:t xml:space="preserve"> </w:t>
+      </w:r>
       <w:r>
         <w:rPr>
           <w:b/>
           <w:bCs/>
         </w:rPr>
-        <w:t xml:space="preserve">Windows</w:t>
-      </w:r>
-    </w:p>
-    <w:p>
-      <w:pPr>
-        <w:pStyle w:val="Compact"/>
-        <w:numPr>
-          <w:ilvl w:val="0"/>
-          <w:numId w:val="1008"/>
-        </w:numPr>
-      </w:pPr>
-      <w:r>
-        <w:rPr>
-          <w:b/>
-          <w:bCs/>
-        </w:rPr>
-        <w:t xml:space="preserve">macOS (OSX)</w:t>
+        <w:t xml:space="preserve">Note:</w:t>
+      </w:r>
+      <w:r>
+        <w:t xml:space="preserve"> </w:t>
+      </w:r>
+      <w:r>
+        <w:t xml:space="preserve">Most deployment scripts and tools are tested primarily on Linux.</w:t>
+      </w:r>
+      <w:r>
+        <w:t xml:space="preserve"> </w:t>
+      </w:r>
+      <w:r>
+        <w:t xml:space="preserve">{% endhint %}</w:t>
+      </w:r>
+    </w:p>
+    <w:bookmarkEnd w:id="19"/>
+    <w:bookmarkStart w:id="22" w:name="tools-and-utilities"/>
+    <w:p>
+      <w:pPr>
+        <w:pStyle w:val="Heading3"/>
+      </w:pPr>
+      <w:r>
+        <w:t xml:space="preserve">Tools and Utilities</w:t>
       </w:r>
     </w:p>
     <w:p>
@@ -1578,55 +1010,6 @@
         <w:pStyle w:val="FirstParagraph"/>
       </w:pPr>
       <w:r>
-        <w:t xml:space="preserve">{% hint style=</w:t>
-      </w:r>
-      <w:r>
-        <w:t xml:space="preserve">“success”</w:t>
-      </w:r>
-      <w:r>
-        <w:t xml:space="preserve"> </w:t>
-      </w:r>
-      <w:r>
-        <w:t xml:space="preserve">%}</w:t>
-      </w:r>
-      <w:r>
-        <w:t xml:space="preserve"> </w:t>
-      </w:r>
-      <w:r>
-        <w:rPr>
-          <w:b/>
-          <w:bCs/>
-        </w:rPr>
-        <w:t xml:space="preserve">Note:</w:t>
-      </w:r>
-      <w:r>
-        <w:t xml:space="preserve"> </w:t>
-      </w:r>
-      <w:r>
-        <w:t xml:space="preserve">Most deployment scripts and tools are tested primarily on Linux.</w:t>
-      </w:r>
-      <w:r>
-        <w:t xml:space="preserve"> </w:t>
-      </w:r>
-      <w:r>
-        <w:t xml:space="preserve">{% endhint %}</w:t>
-      </w:r>
-    </w:p>
-    <w:bookmarkEnd w:id="20"/>
-    <w:bookmarkStart w:id="23" w:name="tools-and-utilities"/>
-    <w:p>
-      <w:pPr>
-        <w:pStyle w:val="Heading3"/>
-      </w:pPr>
-      <w:r>
-        <w:t xml:space="preserve">Tools and Utilities</w:t>
-      </w:r>
-    </w:p>
-    <w:p>
-      <w:pPr>
-        <w:pStyle w:val="FirstParagraph"/>
-      </w:pPr>
-      <w:r>
         <w:t xml:space="preserve">You should have these tools installed on your local machine from where you will be running the ansible playbooks to create and manage the k8 cluster using RKE1.</w:t>
       </w:r>
     </w:p>
@@ -1637,7 +1020,7 @@
           <w:numId w:val="1009"/>
         </w:numPr>
       </w:pPr>
-      <w:hyperlink r:id="rId21">
+      <w:hyperlink r:id="rId20">
         <w:r>
           <w:rPr>
             <w:rStyle w:val="Hyperlink"/>
@@ -1656,7 +1039,7 @@
           <w:numId w:val="1009"/>
         </w:numPr>
       </w:pPr>
-      <w:hyperlink r:id="rId22">
+      <w:hyperlink r:id="rId21">
         <w:r>
           <w:rPr>
             <w:rStyle w:val="Hyperlink"/>
@@ -1774,8 +1157,8 @@
         <w:t xml:space="preserve"> repo add mosip https://mosip.github.io/mosip-helm</w:t>
       </w:r>
     </w:p>
-    <w:bookmarkEnd w:id="23"/>
-    <w:bookmarkStart w:id="24" w:name="wireguard-on-pc"/>
+    <w:bookmarkEnd w:id="22"/>
+    <w:bookmarkStart w:id="23" w:name="wireguard-on-pc"/>
     <w:p>
       <w:pPr>
         <w:pStyle w:val="Heading3"/>
@@ -1809,10 +1192,10 @@
         <w:t xml:space="preserve">section for the instructions.</w:t>
       </w:r>
     </w:p>
+    <w:bookmarkEnd w:id="23"/>
     <w:bookmarkEnd w:id="24"/>
     <w:bookmarkEnd w:id="25"/>
-    <w:bookmarkEnd w:id="26"/>
-    <w:bookmarkStart w:id="32" w:name="setting-up-wireguard"/>
+    <w:bookmarkStart w:id="31" w:name="setting-up-wireguard"/>
     <w:p>
       <w:pPr>
         <w:pStyle w:val="Heading1"/>
@@ -1941,7 +1324,7 @@
       <w:r>
         <w:t xml:space="preserve"> </w:t>
       </w:r>
-      <w:hyperlink r:id="rId27">
+      <w:hyperlink r:id="rId26">
         <w:r>
           <w:rPr>
             <w:rStyle w:val="Hyperlink"/>
@@ -1962,7 +1345,7 @@
         <w:t xml:space="preserve">{% endhint %}</w:t>
       </w:r>
     </w:p>
-    <w:bookmarkStart w:id="28" w:name="prerequisites-1"/>
+    <w:bookmarkStart w:id="27" w:name="prerequisites-1"/>
     <w:p>
       <w:pPr>
         <w:pStyle w:val="Heading2"/>
@@ -2063,8 +1446,8 @@
         <w:t xml:space="preserve">Public interface: Either a direct public IP or a firewall/NAT rule forwarding UDP port 51820 to this interface’s IP address.</w:t>
       </w:r>
     </w:p>
-    <w:bookmarkEnd w:id="28"/>
-    <w:bookmarkStart w:id="29" w:name="Xcb1beef08ab42e328082d0e1f8ec5e102e89a52"/>
+    <w:bookmarkEnd w:id="27"/>
+    <w:bookmarkStart w:id="28" w:name="Xcb1beef08ab42e328082d0e1f8ec5e102e89a52"/>
     <w:p>
       <w:pPr>
         <w:pStyle w:val="Heading2"/>
@@ -2849,8 +2232,8 @@
         <w:t xml:space="preserve">{% endhint %}</w:t>
       </w:r>
     </w:p>
-    <w:bookmarkEnd w:id="29"/>
-    <w:bookmarkStart w:id="31" w:name="setup-wireguard-client-on-your-pc"/>
+    <w:bookmarkEnd w:id="28"/>
+    <w:bookmarkStart w:id="30" w:name="setup-wireguard-client-on-your-pc"/>
     <w:p>
       <w:pPr>
         <w:pStyle w:val="Heading2"/>
@@ -2873,7 +2256,7 @@
       <w:r>
         <w:t xml:space="preserve"> </w:t>
       </w:r>
-      <w:hyperlink r:id="rId30">
+      <w:hyperlink r:id="rId29">
         <w:r>
           <w:rPr>
             <w:rStyle w:val="Hyperlink"/>
@@ -3215,8 +2598,8 @@
         <w:t xml:space="preserve">Once connected to wireguard, you should be now able to access and login using private IP’s.</w:t>
       </w:r>
     </w:p>
+    <w:bookmarkEnd w:id="30"/>
     <w:bookmarkEnd w:id="31"/>
-    <w:bookmarkEnd w:id="32"/>
     <w:bookmarkStart w:id="72" w:name="base-infrastructure-setup"/>
     <w:p>
       <w:pPr>
@@ -3226,7 +2609,7 @@
         <w:t xml:space="preserve">Base Infrastructure Setup</w:t>
       </w:r>
     </w:p>
-    <w:bookmarkStart w:id="33" w:name="X7b64cad5576af2044819bf60b514cbcb3373eec"/>
+    <w:bookmarkStart w:id="32" w:name="X7b64cad5576af2044819bf60b514cbcb3373eec"/>
     <w:p>
       <w:pPr>
         <w:pStyle w:val="Heading2"/>
@@ -3525,7 +2908,7 @@
         <w:t xml:space="preserve">(e.g., Rancher) for centralized administration.</w:t>
       </w:r>
     </w:p>
-    <w:bookmarkEnd w:id="33"/>
+    <w:bookmarkEnd w:id="32"/>
     <w:bookmarkStart w:id="37" w:name="prerequisites---base-infrastructure"/>
     <w:p>
       <w:pPr>
@@ -3627,7 +3010,7 @@
         <w:t xml:space="preserve">: Virtual Machines (VMs) can use any operating system as per convenience. For this installation guide, Ubuntu OS is referenced throughout.</w:t>
       </w:r>
     </w:p>
-    <w:bookmarkStart w:id="34" w:name="X1ca4e372341ea4d15bac2905c301aec4c2b4e2d"/>
+    <w:bookmarkStart w:id="33" w:name="X1ca4e372341ea4d15bac2905c301aec4c2b4e2d"/>
     <w:p>
       <w:pPr>
         <w:pStyle w:val="Heading4"/>
@@ -3826,6 +3209,515 @@
       </w:r>
       <w:r>
         <w:t xml:space="preserve">{% endhint %}</w:t>
+      </w:r>
+    </w:p>
+    <w:bookmarkEnd w:id="33"/>
+    <w:bookmarkStart w:id="34" w:name="dns-requirements"/>
+    <w:p>
+      <w:pPr>
+        <w:pStyle w:val="Heading4"/>
+      </w:pPr>
+      <w:r>
+        <w:t xml:space="preserve">DNS Requirements</w:t>
+      </w:r>
+    </w:p>
+    <w:p>
+      <w:pPr>
+        <w:pStyle w:val="FirstParagraph"/>
+      </w:pPr>
+      <w:r>
+        <w:t xml:space="preserve">Below is a sample mapping of domain names to their respective IP addresses and purposes for a typical Inji deployment. Update these as per your environment.</w:t>
+      </w:r>
+    </w:p>
+    <w:p>
+      <w:pPr>
+        <w:pStyle w:val="Compact"/>
+        <w:numPr>
+          <w:ilvl w:val="0"/>
+          <w:numId w:val="1037"/>
+        </w:numPr>
+      </w:pPr>
+      <w:r>
+        <w:rPr>
+          <w:b/>
+          <w:bCs/>
+        </w:rPr>
+        <w:t xml:space="preserve">rancher.xyz.net</w:t>
+      </w:r>
+    </w:p>
+    <w:p>
+      <w:pPr>
+        <w:pStyle w:val="Compact"/>
+        <w:numPr>
+          <w:ilvl w:val="1"/>
+          <w:numId w:val="1038"/>
+        </w:numPr>
+      </w:pPr>
+      <w:r>
+        <w:t xml:space="preserve">Maps to: Private IP of Nginx server or load balancer (Observation cluster)</w:t>
+      </w:r>
+      <w:r>
+        <w:br/>
+      </w:r>
+    </w:p>
+    <w:p>
+      <w:pPr>
+        <w:pStyle w:val="Compact"/>
+        <w:numPr>
+          <w:ilvl w:val="1"/>
+          <w:numId w:val="1038"/>
+        </w:numPr>
+      </w:pPr>
+      <w:r>
+        <w:t xml:space="preserve">Purpose: Rancher dashboard for monitoring and managing the Kubernetes cluster.</w:t>
+      </w:r>
+    </w:p>
+    <w:p>
+      <w:pPr>
+        <w:pStyle w:val="Compact"/>
+        <w:numPr>
+          <w:ilvl w:val="0"/>
+          <w:numId w:val="1037"/>
+        </w:numPr>
+      </w:pPr>
+      <w:r>
+        <w:rPr>
+          <w:b/>
+          <w:bCs/>
+        </w:rPr>
+        <w:t xml:space="preserve">keycloak.xyz.net</w:t>
+      </w:r>
+    </w:p>
+    <w:p>
+      <w:pPr>
+        <w:pStyle w:val="Compact"/>
+        <w:numPr>
+          <w:ilvl w:val="1"/>
+          <w:numId w:val="1039"/>
+        </w:numPr>
+      </w:pPr>
+      <w:r>
+        <w:t xml:space="preserve">Maps to: Private IP of Nginx server (Observation cluster)</w:t>
+      </w:r>
+      <w:r>
+        <w:br/>
+      </w:r>
+    </w:p>
+    <w:p>
+      <w:pPr>
+        <w:pStyle w:val="Compact"/>
+        <w:numPr>
+          <w:ilvl w:val="1"/>
+          <w:numId w:val="1039"/>
+        </w:numPr>
+      </w:pPr>
+      <w:r>
+        <w:t xml:space="preserve">Purpose: Administrative IAM tool (Keycloak) for Kubernetes administration.</w:t>
+      </w:r>
+    </w:p>
+    <w:p>
+      <w:pPr>
+        <w:pStyle w:val="Compact"/>
+        <w:numPr>
+          <w:ilvl w:val="0"/>
+          <w:numId w:val="1037"/>
+        </w:numPr>
+      </w:pPr>
+      <w:r>
+        <w:rPr>
+          <w:b/>
+          <w:bCs/>
+        </w:rPr>
+        <w:t xml:space="preserve">sandbox.xyz.net</w:t>
+      </w:r>
+    </w:p>
+    <w:p>
+      <w:pPr>
+        <w:pStyle w:val="Compact"/>
+        <w:numPr>
+          <w:ilvl w:val="1"/>
+          <w:numId w:val="1040"/>
+        </w:numPr>
+      </w:pPr>
+      <w:r>
+        <w:t xml:space="preserve">Maps to: Private IP of Nginx server (MOSIP cluster)</w:t>
+      </w:r>
+      <w:r>
+        <w:br/>
+      </w:r>
+    </w:p>
+    <w:p>
+      <w:pPr>
+        <w:pStyle w:val="Compact"/>
+        <w:numPr>
+          <w:ilvl w:val="1"/>
+          <w:numId w:val="1040"/>
+        </w:numPr>
+      </w:pPr>
+      <w:r>
+        <w:t xml:space="preserve">Purpose: Index page for links to MOSIP environment dashboards (not for production/UAT use).</w:t>
+      </w:r>
+    </w:p>
+    <w:p>
+      <w:pPr>
+        <w:pStyle w:val="Compact"/>
+        <w:numPr>
+          <w:ilvl w:val="0"/>
+          <w:numId w:val="1037"/>
+        </w:numPr>
+      </w:pPr>
+      <w:r>
+        <w:rPr>
+          <w:b/>
+          <w:bCs/>
+        </w:rPr>
+        <w:t xml:space="preserve">api-internal.sandbox.xyz.net</w:t>
+      </w:r>
+    </w:p>
+    <w:p>
+      <w:pPr>
+        <w:pStyle w:val="Compact"/>
+        <w:numPr>
+          <w:ilvl w:val="1"/>
+          <w:numId w:val="1041"/>
+        </w:numPr>
+      </w:pPr>
+      <w:r>
+        <w:t xml:space="preserve">Maps to: Private IP of Nginx server (MOSIP cluster)</w:t>
+      </w:r>
+      <w:r>
+        <w:br/>
+      </w:r>
+    </w:p>
+    <w:p>
+      <w:pPr>
+        <w:pStyle w:val="Compact"/>
+        <w:numPr>
+          <w:ilvl w:val="1"/>
+          <w:numId w:val="1041"/>
+        </w:numPr>
+      </w:pPr>
+      <w:r>
+        <w:t xml:space="preserve">Purpose: Internal APIs, accessible privately over Wireguard.</w:t>
+      </w:r>
+    </w:p>
+    <w:p>
+      <w:pPr>
+        <w:pStyle w:val="Compact"/>
+        <w:numPr>
+          <w:ilvl w:val="0"/>
+          <w:numId w:val="1037"/>
+        </w:numPr>
+      </w:pPr>
+      <w:r>
+        <w:rPr>
+          <w:b/>
+          <w:bCs/>
+        </w:rPr>
+        <w:t xml:space="preserve">api.sandbox.xyz.net</w:t>
+      </w:r>
+    </w:p>
+    <w:p>
+      <w:pPr>
+        <w:pStyle w:val="Compact"/>
+        <w:numPr>
+          <w:ilvl w:val="1"/>
+          <w:numId w:val="1042"/>
+        </w:numPr>
+      </w:pPr>
+      <w:r>
+        <w:t xml:space="preserve">Maps to: Public IP of Nginx server (MOSIP cluster)</w:t>
+      </w:r>
+      <w:r>
+        <w:br/>
+      </w:r>
+    </w:p>
+    <w:p>
+      <w:pPr>
+        <w:pStyle w:val="Compact"/>
+        <w:numPr>
+          <w:ilvl w:val="1"/>
+          <w:numId w:val="1042"/>
+        </w:numPr>
+      </w:pPr>
+      <w:r>
+        <w:t xml:space="preserve">Purpose: Publicly exposed APIs.</w:t>
+      </w:r>
+    </w:p>
+    <w:p>
+      <w:pPr>
+        <w:pStyle w:val="Compact"/>
+        <w:numPr>
+          <w:ilvl w:val="0"/>
+          <w:numId w:val="1037"/>
+        </w:numPr>
+      </w:pPr>
+      <w:r>
+        <w:rPr>
+          <w:b/>
+          <w:bCs/>
+        </w:rPr>
+        <w:t xml:space="preserve">iam.sandbox.xyz.net</w:t>
+      </w:r>
+    </w:p>
+    <w:p>
+      <w:pPr>
+        <w:pStyle w:val="Compact"/>
+        <w:numPr>
+          <w:ilvl w:val="1"/>
+          <w:numId w:val="1043"/>
+        </w:numPr>
+      </w:pPr>
+      <w:r>
+        <w:t xml:space="preserve">Maps to: Private IP of Nginx server (MOSIP cluster)</w:t>
+      </w:r>
+      <w:r>
+        <w:br/>
+      </w:r>
+    </w:p>
+    <w:p>
+      <w:pPr>
+        <w:pStyle w:val="Compact"/>
+        <w:numPr>
+          <w:ilvl w:val="1"/>
+          <w:numId w:val="1043"/>
+        </w:numPr>
+      </w:pPr>
+      <w:r>
+        <w:t xml:space="preserve">Purpose: OpenID Connect server (default: Keycloak) for service access, accessible over Wireguard.</w:t>
+      </w:r>
+    </w:p>
+    <w:p>
+      <w:pPr>
+        <w:pStyle w:val="Compact"/>
+        <w:numPr>
+          <w:ilvl w:val="0"/>
+          <w:numId w:val="1037"/>
+        </w:numPr>
+      </w:pPr>
+      <w:r>
+        <w:rPr>
+          <w:b/>
+          <w:bCs/>
+        </w:rPr>
+        <w:t xml:space="preserve">postgres.sandbox.xyz.net</w:t>
+      </w:r>
+    </w:p>
+    <w:p>
+      <w:pPr>
+        <w:pStyle w:val="Compact"/>
+        <w:numPr>
+          <w:ilvl w:val="1"/>
+          <w:numId w:val="1044"/>
+        </w:numPr>
+      </w:pPr>
+      <w:r>
+        <w:t xml:space="preserve">Maps to: Private IP of Nginx server (MOSIP cluster)</w:t>
+      </w:r>
+      <w:r>
+        <w:br/>
+      </w:r>
+    </w:p>
+    <w:p>
+      <w:pPr>
+        <w:pStyle w:val="Compact"/>
+        <w:numPr>
+          <w:ilvl w:val="1"/>
+          <w:numId w:val="1044"/>
+        </w:numPr>
+      </w:pPr>
+      <w:r>
+        <w:t xml:space="preserve">Purpose: Points to Postgres server, connect via port forwarding over Wireguard.</w:t>
+      </w:r>
+    </w:p>
+    <w:p>
+      <w:pPr>
+        <w:pStyle w:val="Compact"/>
+        <w:numPr>
+          <w:ilvl w:val="0"/>
+          <w:numId w:val="1037"/>
+        </w:numPr>
+      </w:pPr>
+      <w:r>
+        <w:rPr>
+          <w:b/>
+          <w:bCs/>
+        </w:rPr>
+        <w:t xml:space="preserve">onboarder.sandbox.xyz.net</w:t>
+      </w:r>
+    </w:p>
+    <w:p>
+      <w:pPr>
+        <w:pStyle w:val="Compact"/>
+        <w:numPr>
+          <w:ilvl w:val="1"/>
+          <w:numId w:val="1045"/>
+        </w:numPr>
+      </w:pPr>
+      <w:r>
+        <w:t xml:space="preserve">Maps to: Private IP of Nginx server (MOSIP cluster)</w:t>
+      </w:r>
+      <w:r>
+        <w:br/>
+      </w:r>
+    </w:p>
+    <w:p>
+      <w:pPr>
+        <w:pStyle w:val="Compact"/>
+        <w:numPr>
+          <w:ilvl w:val="1"/>
+          <w:numId w:val="1045"/>
+        </w:numPr>
+      </w:pPr>
+      <w:r>
+        <w:t xml:space="preserve">Purpose: Access MOSIP partner onboarding reports over Wireguard.</w:t>
+      </w:r>
+    </w:p>
+    <w:p>
+      <w:pPr>
+        <w:pStyle w:val="Compact"/>
+        <w:numPr>
+          <w:ilvl w:val="0"/>
+          <w:numId w:val="1037"/>
+        </w:numPr>
+      </w:pPr>
+      <w:r>
+        <w:rPr>
+          <w:b/>
+          <w:bCs/>
+        </w:rPr>
+        <w:t xml:space="preserve">injiweb.sandbox.xyz.net</w:t>
+      </w:r>
+    </w:p>
+    <w:p>
+      <w:pPr>
+        <w:pStyle w:val="Compact"/>
+        <w:numPr>
+          <w:ilvl w:val="1"/>
+          <w:numId w:val="1046"/>
+        </w:numPr>
+      </w:pPr>
+      <w:r>
+        <w:t xml:space="preserve">Maps to: Public IP of Nginx server (MOSIP cluster)</w:t>
+      </w:r>
+      <w:r>
+        <w:br/>
+      </w:r>
+    </w:p>
+    <w:p>
+      <w:pPr>
+        <w:pStyle w:val="Compact"/>
+        <w:numPr>
+          <w:ilvl w:val="1"/>
+          <w:numId w:val="1046"/>
+        </w:numPr>
+      </w:pPr>
+      <w:r>
+        <w:t xml:space="preserve">Purpose: Public access to Inji Web portal.</w:t>
+      </w:r>
+    </w:p>
+    <w:p>
+      <w:pPr>
+        <w:pStyle w:val="Compact"/>
+        <w:numPr>
+          <w:ilvl w:val="0"/>
+          <w:numId w:val="1037"/>
+        </w:numPr>
+      </w:pPr>
+      <w:r>
+        <w:rPr>
+          <w:b/>
+          <w:bCs/>
+        </w:rPr>
+        <w:t xml:space="preserve">injicertify.sandbox.xyz.net</w:t>
+      </w:r>
+    </w:p>
+    <w:p>
+      <w:pPr>
+        <w:pStyle w:val="Compact"/>
+        <w:numPr>
+          <w:ilvl w:val="1"/>
+          <w:numId w:val="1047"/>
+        </w:numPr>
+      </w:pPr>
+      <w:r>
+        <w:t xml:space="preserve">Maps to: Public IP of Nginx server (MOSIP cluster)</w:t>
+      </w:r>
+      <w:r>
+        <w:br/>
+      </w:r>
+    </w:p>
+    <w:p>
+      <w:pPr>
+        <w:pStyle w:val="Compact"/>
+        <w:numPr>
+          <w:ilvl w:val="1"/>
+          <w:numId w:val="1047"/>
+        </w:numPr>
+      </w:pPr>
+      <w:r>
+        <w:t xml:space="preserve">Purpose: Public access to Inji Certify portal.</w:t>
+      </w:r>
+    </w:p>
+    <w:p>
+      <w:pPr>
+        <w:pStyle w:val="Compact"/>
+        <w:numPr>
+          <w:ilvl w:val="0"/>
+          <w:numId w:val="1037"/>
+        </w:numPr>
+      </w:pPr>
+      <w:r>
+        <w:rPr>
+          <w:b/>
+          <w:bCs/>
+        </w:rPr>
+        <w:t xml:space="preserve">injiverify.sandbox.xyz.net</w:t>
+      </w:r>
+    </w:p>
+    <w:p>
+      <w:pPr>
+        <w:pStyle w:val="Compact"/>
+        <w:numPr>
+          <w:ilvl w:val="1"/>
+          <w:numId w:val="1048"/>
+        </w:numPr>
+      </w:pPr>
+      <w:r>
+        <w:t xml:space="preserve">Maps to: Public IP of Nginx server (MOSIP cluster)</w:t>
+      </w:r>
+      <w:r>
+        <w:br/>
+      </w:r>
+    </w:p>
+    <w:p>
+      <w:pPr>
+        <w:pStyle w:val="Compact"/>
+        <w:numPr>
+          <w:ilvl w:val="1"/>
+          <w:numId w:val="1048"/>
+        </w:numPr>
+      </w:pPr>
+      <w:r>
+        <w:t xml:space="preserve">Purpose: Public access to Inji Verify portal.</w:t>
+      </w:r>
+    </w:p>
+    <w:p>
+      <w:pPr>
+        <w:pStyle w:val="BlockText"/>
+      </w:pPr>
+      <w:r>
+        <w:rPr>
+          <w:b/>
+          <w:bCs/>
+        </w:rPr>
+        <w:t xml:space="preserve">Note:</w:t>
+      </w:r>
+      <w:r>
+        <w:t xml:space="preserve"> </w:t>
+      </w:r>
+      <w:r>
+        <w:t xml:space="preserve">Ensure all DNS records are created and point to the correct IP addresses (public or private) as per your network design. For private domains, access is typically restricted via Wireguard VPN.</w:t>
       </w:r>
     </w:p>
     <w:bookmarkEnd w:id="34"/>
@@ -3914,7 +3806,7 @@
       <w:pPr>
         <w:numPr>
           <w:ilvl w:val="0"/>
-          <w:numId w:val="1037"/>
+          <w:numId w:val="1049"/>
         </w:numPr>
       </w:pPr>
       <w:r>
@@ -3953,7 +3845,7 @@
         <w:pStyle w:val="Compact"/>
         <w:numPr>
           <w:ilvl w:val="1"/>
-          <w:numId w:val="1038"/>
+          <w:numId w:val="1050"/>
         </w:numPr>
       </w:pPr>
       <w:r>
@@ -3972,7 +3864,7 @@
         <w:t xml:space="preserve"> </w:t>
       </w:r>
       <w:r>
-        <w:t xml:space="preserve">repository and ensuring that you have all the required tools installed on your local machine, the next step is to provision and configure your Kubernetes cluster nodes (VMs or servers) according to the hardware and network requirements specified under</w:t>
+        <w:t xml:space="preserve">repository and ensuring that you also have all the required tools and utilities installed on your local machine, the next step is to provision and configure your Kubernetes cluster nodes (VMs or servers) according to the hardware and network requirements specified under</w:t>
       </w:r>
       <w:r>
         <w:t xml:space="preserve"> </w:t>
@@ -4006,7 +3898,7 @@
       <w:pPr>
         <w:numPr>
           <w:ilvl w:val="0"/>
-          <w:numId w:val="1037"/>
+          <w:numId w:val="1049"/>
         </w:numPr>
       </w:pPr>
       <w:r>
@@ -4033,7 +3925,7 @@
         <w:pStyle w:val="Compact"/>
         <w:numPr>
           <w:ilvl w:val="1"/>
-          <w:numId w:val="1039"/>
+          <w:numId w:val="1051"/>
         </w:numPr>
       </w:pPr>
       <w:r>
@@ -4048,7 +3940,7 @@
         <w:pStyle w:val="Compact"/>
         <w:numPr>
           <w:ilvl w:val="1"/>
-          <w:numId w:val="1039"/>
+          <w:numId w:val="1051"/>
         </w:numPr>
       </w:pPr>
       <w:r>
@@ -4090,7 +3982,7 @@
         <w:pStyle w:val="Compact"/>
         <w:numPr>
           <w:ilvl w:val="1"/>
-          <w:numId w:val="1039"/>
+          <w:numId w:val="1051"/>
         </w:numPr>
       </w:pPr>
       <w:r>
@@ -4117,7 +4009,7 @@
         <w:pStyle w:val="Compact"/>
         <w:numPr>
           <w:ilvl w:val="1"/>
-          <w:numId w:val="1040"/>
+          <w:numId w:val="1052"/>
         </w:numPr>
       </w:pPr>
       <w:r>
@@ -4144,7 +4036,7 @@
         <w:pStyle w:val="Compact"/>
         <w:numPr>
           <w:ilvl w:val="1"/>
-          <w:numId w:val="1040"/>
+          <w:numId w:val="1052"/>
         </w:numPr>
       </w:pPr>
       <w:r>
@@ -4156,7 +4048,7 @@
         <w:pStyle w:val="Compact"/>
         <w:numPr>
           <w:ilvl w:val="1"/>
-          <w:numId w:val="1040"/>
+          <w:numId w:val="1052"/>
         </w:numPr>
       </w:pPr>
       <w:r>
@@ -4168,7 +4060,7 @@
         <w:pStyle w:val="Compact"/>
         <w:numPr>
           <w:ilvl w:val="1"/>
-          <w:numId w:val="1040"/>
+          <w:numId w:val="1052"/>
         </w:numPr>
       </w:pPr>
       <w:r>
@@ -4192,7 +4084,7 @@
         <w:pStyle w:val="Compact"/>
         <w:numPr>
           <w:ilvl w:val="1"/>
-          <w:numId w:val="1041"/>
+          <w:numId w:val="1053"/>
         </w:numPr>
       </w:pPr>
       <w:r>
@@ -4207,7 +4099,7 @@
         <w:pStyle w:val="Compact"/>
         <w:numPr>
           <w:ilvl w:val="1"/>
-          <w:numId w:val="1041"/>
+          <w:numId w:val="1053"/>
         </w:numPr>
       </w:pPr>
       <w:r>
@@ -4233,7 +4125,7 @@
       <w:pPr>
         <w:numPr>
           <w:ilvl w:val="0"/>
-          <w:numId w:val="1037"/>
+          <w:numId w:val="1049"/>
         </w:numPr>
       </w:pPr>
       <w:r>
@@ -4245,7 +4137,7 @@
         <w:pStyle w:val="Compact"/>
         <w:numPr>
           <w:ilvl w:val="1"/>
-          <w:numId w:val="1042"/>
+          <w:numId w:val="1054"/>
         </w:numPr>
       </w:pPr>
       <w:r>
@@ -4257,7 +4149,7 @@
         <w:pStyle w:val="Compact"/>
         <w:numPr>
           <w:ilvl w:val="2"/>
-          <w:numId w:val="1043"/>
+          <w:numId w:val="1055"/>
         </w:numPr>
       </w:pPr>
       <w:r>
@@ -4272,7 +4164,7 @@
         <w:pStyle w:val="Compact"/>
         <w:numPr>
           <w:ilvl w:val="1"/>
-          <w:numId w:val="1042"/>
+          <w:numId w:val="1054"/>
         </w:numPr>
       </w:pPr>
       <w:r>
@@ -4284,7 +4176,7 @@
         <w:pStyle w:val="Compact"/>
         <w:numPr>
           <w:ilvl w:val="2"/>
-          <w:numId w:val="1044"/>
+          <w:numId w:val="1056"/>
         </w:numPr>
       </w:pPr>
       <w:r>
@@ -4299,7 +4191,7 @@
         <w:pStyle w:val="Compact"/>
         <w:numPr>
           <w:ilvl w:val="1"/>
-          <w:numId w:val="1042"/>
+          <w:numId w:val="1054"/>
         </w:numPr>
       </w:pPr>
       <w:r>
@@ -4311,7 +4203,7 @@
         <w:pStyle w:val="Compact"/>
         <w:numPr>
           <w:ilvl w:val="2"/>
-          <w:numId w:val="1045"/>
+          <w:numId w:val="1057"/>
         </w:numPr>
       </w:pPr>
       <w:r>
@@ -4326,7 +4218,7 @@
         <w:pStyle w:val="Compact"/>
         <w:numPr>
           <w:ilvl w:val="1"/>
-          <w:numId w:val="1042"/>
+          <w:numId w:val="1054"/>
         </w:numPr>
       </w:pPr>
       <w:r>
@@ -4337,7 +4229,7 @@
       <w:pPr>
         <w:numPr>
           <w:ilvl w:val="0"/>
-          <w:numId w:val="1037"/>
+          <w:numId w:val="1049"/>
         </w:numPr>
       </w:pPr>
       <w:r>
@@ -4348,7 +4240,7 @@
       <w:pPr>
         <w:numPr>
           <w:ilvl w:val="1"/>
-          <w:numId w:val="1046"/>
+          <w:numId w:val="1058"/>
         </w:numPr>
       </w:pPr>
       <w:r>
@@ -4362,7 +4254,7 @@
       <w:pPr>
         <w:numPr>
           <w:ilvl w:val="1"/>
-          <w:numId w:val="1046"/>
+          <w:numId w:val="1058"/>
         </w:numPr>
       </w:pPr>
       <w:r>
@@ -4404,7 +4296,7 @@
         <w:pStyle w:val="Compact"/>
         <w:numPr>
           <w:ilvl w:val="2"/>
-          <w:numId w:val="1047"/>
+          <w:numId w:val="1059"/>
         </w:numPr>
       </w:pPr>
       <w:r>
@@ -4418,7 +4310,7 @@
       <w:pPr>
         <w:numPr>
           <w:ilvl w:val="1"/>
-          <w:numId w:val="1046"/>
+          <w:numId w:val="1058"/>
         </w:numPr>
       </w:pPr>
       <w:r>
@@ -4487,7 +4379,7 @@
         <w:pStyle w:val="Compact"/>
         <w:numPr>
           <w:ilvl w:val="2"/>
-          <w:numId w:val="1048"/>
+          <w:numId w:val="1060"/>
         </w:numPr>
       </w:pPr>
       <w:r>
@@ -4499,7 +4391,7 @@
         <w:pStyle w:val="Compact"/>
         <w:numPr>
           <w:ilvl w:val="2"/>
-          <w:numId w:val="1048"/>
+          <w:numId w:val="1060"/>
         </w:numPr>
       </w:pPr>
       <w:r>
@@ -4510,7 +4402,7 @@
       <w:pPr>
         <w:numPr>
           <w:ilvl w:val="1"/>
-          <w:numId w:val="1046"/>
+          <w:numId w:val="1058"/>
         </w:numPr>
       </w:pPr>
       <w:r>
@@ -4542,7 +4434,7 @@
       <w:pPr>
         <w:numPr>
           <w:ilvl w:val="1"/>
-          <w:numId w:val="1046"/>
+          <w:numId w:val="1058"/>
         </w:numPr>
       </w:pPr>
       <w:r>
@@ -4554,7 +4446,7 @@
         <w:pStyle w:val="Compact"/>
         <w:numPr>
           <w:ilvl w:val="2"/>
-          <w:numId w:val="1049"/>
+          <w:numId w:val="1061"/>
         </w:numPr>
       </w:pPr>
       <w:r>
@@ -4595,7 +4487,7 @@
       <w:pPr>
         <w:numPr>
           <w:ilvl w:val="1"/>
-          <w:numId w:val="1046"/>
+          <w:numId w:val="1058"/>
         </w:numPr>
       </w:pPr>
       <w:r>
@@ -4627,7 +4519,7 @@
       <w:pPr>
         <w:numPr>
           <w:ilvl w:val="0"/>
-          <w:numId w:val="1037"/>
+          <w:numId w:val="1049"/>
         </w:numPr>
       </w:pPr>
       <w:r>
@@ -4638,7 +4530,7 @@
       <w:pPr>
         <w:numPr>
           <w:ilvl w:val="1"/>
-          <w:numId w:val="1050"/>
+          <w:numId w:val="1062"/>
         </w:numPr>
       </w:pPr>
       <w:r>
@@ -4652,7 +4544,7 @@
       <w:pPr>
         <w:numPr>
           <w:ilvl w:val="1"/>
-          <w:numId w:val="1050"/>
+          <w:numId w:val="1062"/>
         </w:numPr>
       </w:pPr>
       <w:r>
@@ -4664,7 +4556,7 @@
         <w:pStyle w:val="Compact"/>
         <w:numPr>
           <w:ilvl w:val="2"/>
-          <w:numId w:val="1051"/>
+          <w:numId w:val="1063"/>
         </w:numPr>
       </w:pPr>
       <w:r>
@@ -4685,7 +4577,7 @@
         <w:pStyle w:val="Compact"/>
         <w:numPr>
           <w:ilvl w:val="2"/>
-          <w:numId w:val="1051"/>
+          <w:numId w:val="1063"/>
         </w:numPr>
       </w:pPr>
       <w:r>
@@ -4703,7 +4595,7 @@
         <w:pStyle w:val="Compact"/>
         <w:numPr>
           <w:ilvl w:val="2"/>
-          <w:numId w:val="1051"/>
+          <w:numId w:val="1063"/>
         </w:numPr>
       </w:pPr>
       <w:r>
@@ -4724,7 +4616,7 @@
         <w:pStyle w:val="Compact"/>
         <w:numPr>
           <w:ilvl w:val="2"/>
-          <w:numId w:val="1051"/>
+          <w:numId w:val="1063"/>
         </w:numPr>
       </w:pPr>
       <w:r>
@@ -4778,7 +4670,7 @@
         <w:pStyle w:val="Compact"/>
         <w:numPr>
           <w:ilvl w:val="2"/>
-          <w:numId w:val="1052"/>
+          <w:numId w:val="1064"/>
         </w:numPr>
       </w:pPr>
       <w:r>
@@ -4805,7 +4697,7 @@
         <w:pStyle w:val="Compact"/>
         <w:numPr>
           <w:ilvl w:val="2"/>
-          <w:numId w:val="1052"/>
+          <w:numId w:val="1064"/>
         </w:numPr>
       </w:pPr>
       <w:r>
@@ -4843,7 +4735,7 @@
       <w:pPr>
         <w:numPr>
           <w:ilvl w:val="1"/>
-          <w:numId w:val="1050"/>
+          <w:numId w:val="1062"/>
         </w:numPr>
       </w:pPr>
       <w:r>
@@ -4863,7 +4755,7 @@
       <w:pPr>
         <w:numPr>
           <w:ilvl w:val="1"/>
-          <w:numId w:val="1050"/>
+          <w:numId w:val="1062"/>
         </w:numPr>
       </w:pPr>
       <w:r>
@@ -4874,7 +4766,7 @@
       <w:pPr>
         <w:numPr>
           <w:ilvl w:val="0"/>
-          <w:numId w:val="1037"/>
+          <w:numId w:val="1049"/>
         </w:numPr>
       </w:pPr>
       <w:r>
@@ -4900,7 +4792,7 @@
       <w:pPr>
         <w:numPr>
           <w:ilvl w:val="1"/>
-          <w:numId w:val="1053"/>
+          <w:numId w:val="1065"/>
         </w:numPr>
       </w:pPr>
       <w:r>
@@ -4914,7 +4806,7 @@
       <w:pPr>
         <w:numPr>
           <w:ilvl w:val="1"/>
-          <w:numId w:val="1053"/>
+          <w:numId w:val="1065"/>
         </w:numPr>
       </w:pPr>
       <w:r>
@@ -4949,7 +4841,7 @@
       <w:pPr>
         <w:numPr>
           <w:ilvl w:val="1"/>
-          <w:numId w:val="1053"/>
+          <w:numId w:val="1065"/>
         </w:numPr>
       </w:pPr>
       <w:r>
@@ -4984,7 +4876,7 @@
       <w:pPr>
         <w:numPr>
           <w:ilvl w:val="1"/>
-          <w:numId w:val="1053"/>
+          <w:numId w:val="1065"/>
         </w:numPr>
       </w:pPr>
       <w:r>
@@ -5021,7 +4913,7 @@
       <w:pPr>
         <w:numPr>
           <w:ilvl w:val="0"/>
-          <w:numId w:val="1037"/>
+          <w:numId w:val="1049"/>
         </w:numPr>
       </w:pPr>
       <w:r>
@@ -5033,7 +4925,7 @@
         <w:pStyle w:val="Compact"/>
         <w:numPr>
           <w:ilvl w:val="1"/>
-          <w:numId w:val="1054"/>
+          <w:numId w:val="1066"/>
         </w:numPr>
       </w:pPr>
       <w:r>
@@ -5059,7 +4951,7 @@
       <w:pPr>
         <w:numPr>
           <w:ilvl w:val="2"/>
-          <w:numId w:val="1055"/>
+          <w:numId w:val="1067"/>
         </w:numPr>
       </w:pPr>
       <w:r>
@@ -5086,7 +4978,7 @@
         <w:pStyle w:val="Compact"/>
         <w:numPr>
           <w:ilvl w:val="3"/>
-          <w:numId w:val="1056"/>
+          <w:numId w:val="1068"/>
         </w:numPr>
       </w:pPr>
       <w:r>
@@ -5160,7 +5052,7 @@
       <w:pPr>
         <w:numPr>
           <w:ilvl w:val="2"/>
-          <w:numId w:val="1055"/>
+          <w:numId w:val="1067"/>
         </w:numPr>
       </w:pPr>
       <w:r>
@@ -5186,7 +5078,7 @@
       <w:pPr>
         <w:numPr>
           <w:ilvl w:val="2"/>
-          <w:numId w:val="1055"/>
+          <w:numId w:val="1067"/>
         </w:numPr>
       </w:pPr>
       <w:r>
@@ -5222,7 +5114,7 @@
         <w:pStyle w:val="Compact"/>
         <w:numPr>
           <w:ilvl w:val="1"/>
-          <w:numId w:val="1054"/>
+          <w:numId w:val="1066"/>
         </w:numPr>
       </w:pPr>
       <w:r>
@@ -5234,7 +5126,7 @@
         <w:pStyle w:val="Compact"/>
         <w:numPr>
           <w:ilvl w:val="1"/>
-          <w:numId w:val="1054"/>
+          <w:numId w:val="1066"/>
         </w:numPr>
       </w:pPr>
       <w:r>
@@ -5270,7 +5162,7 @@
       <w:pPr>
         <w:numPr>
           <w:ilvl w:val="0"/>
-          <w:numId w:val="1037"/>
+          <w:numId w:val="1049"/>
         </w:numPr>
       </w:pPr>
       <w:r>
@@ -5282,7 +5174,7 @@
         <w:pStyle w:val="Compact"/>
         <w:numPr>
           <w:ilvl w:val="1"/>
-          <w:numId w:val="1057"/>
+          <w:numId w:val="1069"/>
         </w:numPr>
       </w:pPr>
       <w:r>
@@ -5297,7 +5189,7 @@
         <w:pStyle w:val="Compact"/>
         <w:numPr>
           <w:ilvl w:val="1"/>
-          <w:numId w:val="1057"/>
+          <w:numId w:val="1069"/>
         </w:numPr>
       </w:pPr>
       <w:r>
@@ -5308,7 +5200,7 @@
       <w:pPr>
         <w:numPr>
           <w:ilvl w:val="0"/>
-          <w:numId w:val="1037"/>
+          <w:numId w:val="1049"/>
         </w:numPr>
       </w:pPr>
       <w:r>
@@ -5320,7 +5212,7 @@
         <w:pStyle w:val="Compact"/>
         <w:numPr>
           <w:ilvl w:val="1"/>
-          <w:numId w:val="1058"/>
+          <w:numId w:val="1070"/>
         </w:numPr>
       </w:pPr>
       <w:r>
@@ -5332,7 +5224,7 @@
         <w:pStyle w:val="Compact"/>
         <w:numPr>
           <w:ilvl w:val="2"/>
-          <w:numId w:val="1059"/>
+          <w:numId w:val="1071"/>
         </w:numPr>
       </w:pPr>
       <w:r>
@@ -5350,7 +5242,7 @@
         <w:pStyle w:val="Compact"/>
         <w:numPr>
           <w:ilvl w:val="2"/>
-          <w:numId w:val="1059"/>
+          <w:numId w:val="1071"/>
         </w:numPr>
       </w:pPr>
       <w:r>
@@ -5385,7 +5277,7 @@
         <w:pStyle w:val="Compact"/>
         <w:numPr>
           <w:ilvl w:val="2"/>
-          <w:numId w:val="1059"/>
+          <w:numId w:val="1071"/>
         </w:numPr>
       </w:pPr>
       <w:r>
@@ -5460,7 +5352,7 @@
       <w:pPr>
         <w:numPr>
           <w:ilvl w:val="0"/>
-          <w:numId w:val="1060"/>
+          <w:numId w:val="1072"/>
         </w:numPr>
       </w:pPr>
       <w:r>
@@ -5474,7 +5366,7 @@
       <w:pPr>
         <w:numPr>
           <w:ilvl w:val="0"/>
-          <w:numId w:val="1060"/>
+          <w:numId w:val="1072"/>
         </w:numPr>
       </w:pPr>
       <w:r>
@@ -5488,7 +5380,7 @@
       <w:pPr>
         <w:numPr>
           <w:ilvl w:val="0"/>
-          <w:numId w:val="1060"/>
+          <w:numId w:val="1072"/>
         </w:numPr>
       </w:pPr>
       <w:r>
@@ -5499,7 +5391,7 @@
       <w:pPr>
         <w:numPr>
           <w:ilvl w:val="0"/>
-          <w:numId w:val="1060"/>
+          <w:numId w:val="1072"/>
         </w:numPr>
       </w:pPr>
       <w:r>
@@ -5511,7 +5403,7 @@
         <w:pStyle w:val="Compact"/>
         <w:numPr>
           <w:ilvl w:val="1"/>
-          <w:numId w:val="1061"/>
+          <w:numId w:val="1073"/>
         </w:numPr>
       </w:pPr>
       <w:r>
@@ -5538,7 +5430,7 @@
         <w:pStyle w:val="Compact"/>
         <w:numPr>
           <w:ilvl w:val="1"/>
-          <w:numId w:val="1062"/>
+          <w:numId w:val="1074"/>
         </w:numPr>
       </w:pPr>
       <w:r>
@@ -5556,7 +5448,7 @@
         <w:pStyle w:val="Compact"/>
         <w:numPr>
           <w:ilvl w:val="1"/>
-          <w:numId w:val="1062"/>
+          <w:numId w:val="1074"/>
         </w:numPr>
       </w:pPr>
       <w:r>
@@ -5574,7 +5466,7 @@
         <w:pStyle w:val="Compact"/>
         <w:numPr>
           <w:ilvl w:val="1"/>
-          <w:numId w:val="1062"/>
+          <w:numId w:val="1074"/>
         </w:numPr>
       </w:pPr>
       <w:r>
@@ -5610,7 +5502,7 @@
         <w:pStyle w:val="Compact"/>
         <w:numPr>
           <w:ilvl w:val="0"/>
-          <w:numId w:val="1063"/>
+          <w:numId w:val="1075"/>
         </w:numPr>
       </w:pPr>
       <w:r>
@@ -5651,7 +5543,7 @@
         <w:pStyle w:val="Compact"/>
         <w:numPr>
           <w:ilvl w:val="0"/>
-          <w:numId w:val="1064"/>
+          <w:numId w:val="1076"/>
         </w:numPr>
       </w:pPr>
       <w:r>
@@ -5679,7 +5571,7 @@
       <w:pPr>
         <w:numPr>
           <w:ilvl w:val="0"/>
-          <w:numId w:val="1065"/>
+          <w:numId w:val="1077"/>
         </w:numPr>
       </w:pPr>
       <w:r>
@@ -5718,7 +5610,7 @@
         <w:pStyle w:val="Compact"/>
         <w:numPr>
           <w:ilvl w:val="1"/>
-          <w:numId w:val="1066"/>
+          <w:numId w:val="1078"/>
         </w:numPr>
       </w:pPr>
       <w:r>
@@ -5730,7 +5622,7 @@
         <w:pStyle w:val="Compact"/>
         <w:numPr>
           <w:ilvl w:val="1"/>
-          <w:numId w:val="1066"/>
+          <w:numId w:val="1078"/>
         </w:numPr>
       </w:pPr>
       <w:r>
@@ -5742,7 +5634,7 @@
         <w:pStyle w:val="Compact"/>
         <w:numPr>
           <w:ilvl w:val="1"/>
-          <w:numId w:val="1066"/>
+          <w:numId w:val="1078"/>
         </w:numPr>
       </w:pPr>
       <w:r>
@@ -5754,7 +5646,7 @@
         <w:pStyle w:val="Compact"/>
         <w:numPr>
           <w:ilvl w:val="1"/>
-          <w:numId w:val="1066"/>
+          <w:numId w:val="1078"/>
         </w:numPr>
       </w:pPr>
       <w:r>
@@ -5783,7 +5675,7 @@
       <w:pPr>
         <w:numPr>
           <w:ilvl w:val="0"/>
-          <w:numId w:val="1065"/>
+          <w:numId w:val="1077"/>
         </w:numPr>
       </w:pPr>
       <w:r>
@@ -5842,7 +5734,7 @@
         <w:pStyle w:val="Compact"/>
         <w:numPr>
           <w:ilvl w:val="0"/>
-          <w:numId w:val="1067"/>
+          <w:numId w:val="1079"/>
         </w:numPr>
       </w:pPr>
       <w:r>
@@ -5854,7 +5746,7 @@
         <w:pStyle w:val="Compact"/>
         <w:numPr>
           <w:ilvl w:val="0"/>
-          <w:numId w:val="1067"/>
+          <w:numId w:val="1079"/>
         </w:numPr>
       </w:pPr>
       <w:r>
@@ -5866,7 +5758,7 @@
         <w:pStyle w:val="Compact"/>
         <w:numPr>
           <w:ilvl w:val="0"/>
-          <w:numId w:val="1067"/>
+          <w:numId w:val="1079"/>
         </w:numPr>
       </w:pPr>
       <w:r>
@@ -5919,7 +5811,7 @@
         <w:pStyle w:val="Compact"/>
         <w:numPr>
           <w:ilvl w:val="0"/>
-          <w:numId w:val="1068"/>
+          <w:numId w:val="1080"/>
         </w:numPr>
       </w:pPr>
       <w:r>
@@ -5978,7 +5870,7 @@
         <w:pStyle w:val="Compact"/>
         <w:numPr>
           <w:ilvl w:val="0"/>
-          <w:numId w:val="1069"/>
+          <w:numId w:val="1081"/>
         </w:numPr>
       </w:pPr>
       <w:r>
@@ -6034,7 +5926,7 @@
         <w:pStyle w:val="Compact"/>
         <w:numPr>
           <w:ilvl w:val="0"/>
-          <w:numId w:val="1070"/>
+          <w:numId w:val="1082"/>
         </w:numPr>
       </w:pPr>
       <w:r>
@@ -6063,7 +5955,7 @@
         <w:pStyle w:val="Compact"/>
         <w:numPr>
           <w:ilvl w:val="0"/>
-          <w:numId w:val="1071"/>
+          <w:numId w:val="1083"/>
         </w:numPr>
       </w:pPr>
       <w:r>
@@ -6115,7 +6007,7 @@
         <w:pStyle w:val="Compact"/>
         <w:numPr>
           <w:ilvl w:val="0"/>
-          <w:numId w:val="1072"/>
+          <w:numId w:val="1084"/>
         </w:numPr>
       </w:pPr>
       <w:r>
@@ -6216,7 +6108,7 @@
         <w:pStyle w:val="Compact"/>
         <w:numPr>
           <w:ilvl w:val="0"/>
-          <w:numId w:val="1073"/>
+          <w:numId w:val="1085"/>
         </w:numPr>
       </w:pPr>
       <w:r>
@@ -6228,7 +6120,7 @@
         <w:pStyle w:val="Compact"/>
         <w:numPr>
           <w:ilvl w:val="1"/>
-          <w:numId w:val="1074"/>
+          <w:numId w:val="1086"/>
         </w:numPr>
       </w:pPr>
       <w:r>
@@ -6269,7 +6161,7 @@
         <w:pStyle w:val="Compact"/>
         <w:numPr>
           <w:ilvl w:val="0"/>
-          <w:numId w:val="1075"/>
+          <w:numId w:val="1087"/>
         </w:numPr>
       </w:pPr>
       <w:r>
@@ -6423,7 +6315,7 @@
         <w:pStyle w:val="Compact"/>
         <w:numPr>
           <w:ilvl w:val="0"/>
-          <w:numId w:val="1076"/>
+          <w:numId w:val="1088"/>
         </w:numPr>
       </w:pPr>
       <w:r>
@@ -6435,7 +6327,7 @@
         <w:pStyle w:val="Compact"/>
         <w:numPr>
           <w:ilvl w:val="0"/>
-          <w:numId w:val="1076"/>
+          <w:numId w:val="1088"/>
         </w:numPr>
       </w:pPr>
       <w:r>
@@ -6447,7 +6339,7 @@
         <w:pStyle w:val="Compact"/>
         <w:numPr>
           <w:ilvl w:val="1"/>
-          <w:numId w:val="1077"/>
+          <w:numId w:val="1089"/>
         </w:numPr>
       </w:pPr>
       <w:r>
@@ -6459,7 +6351,7 @@
         <w:pStyle w:val="Compact"/>
         <w:numPr>
           <w:ilvl w:val="1"/>
-          <w:numId w:val="1077"/>
+          <w:numId w:val="1089"/>
         </w:numPr>
       </w:pPr>
       <w:r>
@@ -6656,7 +6548,7 @@
         <w:pStyle w:val="Compact"/>
         <w:numPr>
           <w:ilvl w:val="0"/>
-          <w:numId w:val="1078"/>
+          <w:numId w:val="1090"/>
         </w:numPr>
       </w:pPr>
       <w:r>
@@ -6668,7 +6560,7 @@
         <w:pStyle w:val="Compact"/>
         <w:numPr>
           <w:ilvl w:val="1"/>
-          <w:numId w:val="1079"/>
+          <w:numId w:val="1091"/>
         </w:numPr>
       </w:pPr>
       <w:r>
@@ -6683,7 +6575,7 @@
         <w:pStyle w:val="Compact"/>
         <w:numPr>
           <w:ilvl w:val="2"/>
-          <w:numId w:val="1080"/>
+          <w:numId w:val="1092"/>
         </w:numPr>
       </w:pPr>
       <w:r>
@@ -6710,7 +6602,7 @@
         <w:pStyle w:val="Compact"/>
         <w:numPr>
           <w:ilvl w:val="2"/>
-          <w:numId w:val="1080"/>
+          <w:numId w:val="1092"/>
         </w:numPr>
       </w:pPr>
       <w:r>
@@ -6722,7 +6614,7 @@
         <w:pStyle w:val="Compact"/>
         <w:numPr>
           <w:ilvl w:val="2"/>
-          <w:numId w:val="1080"/>
+          <w:numId w:val="1092"/>
         </w:numPr>
       </w:pPr>
       <w:r>
@@ -6746,7 +6638,7 @@
         <w:pStyle w:val="Compact"/>
         <w:numPr>
           <w:ilvl w:val="2"/>
-          <w:numId w:val="1080"/>
+          <w:numId w:val="1092"/>
         </w:numPr>
       </w:pPr>
       <w:r>
@@ -6773,7 +6665,7 @@
         <w:pStyle w:val="Compact"/>
         <w:numPr>
           <w:ilvl w:val="2"/>
-          <w:numId w:val="1080"/>
+          <w:numId w:val="1092"/>
         </w:numPr>
       </w:pPr>
       <w:r>
@@ -6800,7 +6692,7 @@
         <w:pStyle w:val="Compact"/>
         <w:numPr>
           <w:ilvl w:val="2"/>
-          <w:numId w:val="1080"/>
+          <w:numId w:val="1092"/>
         </w:numPr>
       </w:pPr>
       <w:r>
@@ -6827,7 +6719,7 @@
         <w:pStyle w:val="Compact"/>
         <w:numPr>
           <w:ilvl w:val="2"/>
-          <w:numId w:val="1080"/>
+          <w:numId w:val="1092"/>
         </w:numPr>
       </w:pPr>
       <w:r>
@@ -6839,7 +6731,7 @@
         <w:pStyle w:val="Compact"/>
         <w:numPr>
           <w:ilvl w:val="0"/>
-          <w:numId w:val="1078"/>
+          <w:numId w:val="1090"/>
         </w:numPr>
       </w:pPr>
       <w:r>
@@ -6878,7 +6770,7 @@
         <w:pStyle w:val="Compact"/>
         <w:numPr>
           <w:ilvl w:val="0"/>
-          <w:numId w:val="1081"/>
+          <w:numId w:val="1093"/>
         </w:numPr>
       </w:pPr>
       <w:r>
@@ -6890,7 +6782,7 @@
         <w:pStyle w:val="Compact"/>
         <w:numPr>
           <w:ilvl w:val="0"/>
-          <w:numId w:val="1081"/>
+          <w:numId w:val="1093"/>
         </w:numPr>
       </w:pPr>
       <w:r>
@@ -6905,7 +6797,7 @@
         <w:pStyle w:val="Compact"/>
         <w:numPr>
           <w:ilvl w:val="0"/>
-          <w:numId w:val="1081"/>
+          <w:numId w:val="1093"/>
         </w:numPr>
       </w:pPr>
       <w:r>
@@ -6917,7 +6809,7 @@
         <w:pStyle w:val="Compact"/>
         <w:numPr>
           <w:ilvl w:val="1"/>
-          <w:numId w:val="1082"/>
+          <w:numId w:val="1094"/>
         </w:numPr>
       </w:pPr>
       <w:r>
@@ -6967,7 +6859,7 @@
         <w:pStyle w:val="Compact"/>
         <w:numPr>
           <w:ilvl w:val="0"/>
-          <w:numId w:val="1083"/>
+          <w:numId w:val="1095"/>
         </w:numPr>
       </w:pPr>
       <w:r>
@@ -7062,7 +6954,7 @@
         <w:pStyle w:val="Compact"/>
         <w:numPr>
           <w:ilvl w:val="0"/>
-          <w:numId w:val="1084"/>
+          <w:numId w:val="1096"/>
         </w:numPr>
       </w:pPr>
       <w:r>
@@ -7109,7 +7001,7 @@
         <w:pStyle w:val="Compact"/>
         <w:numPr>
           <w:ilvl w:val="0"/>
-          <w:numId w:val="1085"/>
+          <w:numId w:val="1097"/>
         </w:numPr>
       </w:pPr>
       <w:r>
@@ -7121,7 +7013,7 @@
         <w:pStyle w:val="Compact"/>
         <w:numPr>
           <w:ilvl w:val="0"/>
-          <w:numId w:val="1085"/>
+          <w:numId w:val="1097"/>
         </w:numPr>
       </w:pPr>
       <w:r>
@@ -7189,7 +7081,7 @@
         <w:pStyle w:val="Compact"/>
         <w:numPr>
           <w:ilvl w:val="0"/>
-          <w:numId w:val="1086"/>
+          <w:numId w:val="1098"/>
         </w:numPr>
       </w:pPr>
       <w:r>
@@ -7201,7 +7093,7 @@
         <w:pStyle w:val="Compact"/>
         <w:numPr>
           <w:ilvl w:val="1"/>
-          <w:numId w:val="1087"/>
+          <w:numId w:val="1099"/>
         </w:numPr>
       </w:pPr>
       <w:r>
@@ -7213,7 +7105,7 @@
         <w:pStyle w:val="Compact"/>
         <w:numPr>
           <w:ilvl w:val="1"/>
-          <w:numId w:val="1087"/>
+          <w:numId w:val="1099"/>
         </w:numPr>
       </w:pPr>
       <w:r>
@@ -7225,7 +7117,7 @@
         <w:pStyle w:val="Compact"/>
         <w:numPr>
           <w:ilvl w:val="1"/>
-          <w:numId w:val="1087"/>
+          <w:numId w:val="1099"/>
         </w:numPr>
       </w:pPr>
       <w:r>
@@ -7237,7 +7129,7 @@
         <w:pStyle w:val="Compact"/>
         <w:numPr>
           <w:ilvl w:val="1"/>
-          <w:numId w:val="1087"/>
+          <w:numId w:val="1099"/>
         </w:numPr>
       </w:pPr>
       <w:r>
@@ -7249,7 +7141,7 @@
         <w:pStyle w:val="Compact"/>
         <w:numPr>
           <w:ilvl w:val="1"/>
-          <w:numId w:val="1087"/>
+          <w:numId w:val="1099"/>
         </w:numPr>
       </w:pPr>
       <w:r>
@@ -7261,7 +7153,7 @@
         <w:pStyle w:val="Compact"/>
         <w:numPr>
           <w:ilvl w:val="1"/>
-          <w:numId w:val="1087"/>
+          <w:numId w:val="1099"/>
         </w:numPr>
       </w:pPr>
       <w:r>
@@ -7273,7 +7165,7 @@
         <w:pStyle w:val="Compact"/>
         <w:numPr>
           <w:ilvl w:val="0"/>
-          <w:numId w:val="1086"/>
+          <w:numId w:val="1098"/>
         </w:numPr>
       </w:pPr>
       <w:r>
@@ -7285,7 +7177,7 @@
         <w:pStyle w:val="Compact"/>
         <w:numPr>
           <w:ilvl w:val="1"/>
-          <w:numId w:val="1088"/>
+          <w:numId w:val="1100"/>
         </w:numPr>
       </w:pPr>
       <w:r>
@@ -7300,7 +7192,7 @@
         <w:pStyle w:val="Compact"/>
         <w:numPr>
           <w:ilvl w:val="1"/>
-          <w:numId w:val="1088"/>
+          <w:numId w:val="1100"/>
         </w:numPr>
       </w:pPr>
       <w:r>
@@ -7321,7 +7213,7 @@
         <w:pStyle w:val="Compact"/>
         <w:numPr>
           <w:ilvl w:val="1"/>
-          <w:numId w:val="1088"/>
+          <w:numId w:val="1100"/>
         </w:numPr>
       </w:pPr>
       <w:r>
@@ -7350,7 +7242,7 @@
         <w:pStyle w:val="Compact"/>
         <w:numPr>
           <w:ilvl w:val="0"/>
-          <w:numId w:val="1089"/>
+          <w:numId w:val="1101"/>
         </w:numPr>
       </w:pPr>
       <w:r>
@@ -7374,7 +7266,7 @@
         <w:pStyle w:val="Compact"/>
         <w:numPr>
           <w:ilvl w:val="0"/>
-          <w:numId w:val="1089"/>
+          <w:numId w:val="1101"/>
         </w:numPr>
       </w:pPr>
       <w:r>
@@ -7445,7 +7337,7 @@
         <w:pStyle w:val="Compact"/>
         <w:numPr>
           <w:ilvl w:val="0"/>
-          <w:numId w:val="1090"/>
+          <w:numId w:val="1102"/>
         </w:numPr>
       </w:pPr>
       <w:r>
@@ -7532,7 +7424,7 @@
         <w:pStyle w:val="Compact"/>
         <w:numPr>
           <w:ilvl w:val="0"/>
-          <w:numId w:val="1091"/>
+          <w:numId w:val="1103"/>
         </w:numPr>
       </w:pPr>
       <w:r>
@@ -7544,7 +7436,7 @@
         <w:pStyle w:val="Compact"/>
         <w:numPr>
           <w:ilvl w:val="0"/>
-          <w:numId w:val="1091"/>
+          <w:numId w:val="1103"/>
         </w:numPr>
       </w:pPr>
       <w:r>
@@ -7556,7 +7448,7 @@
         <w:pStyle w:val="Compact"/>
         <w:numPr>
           <w:ilvl w:val="0"/>
-          <w:numId w:val="1091"/>
+          <w:numId w:val="1103"/>
         </w:numPr>
       </w:pPr>
       <w:r>
@@ -7568,7 +7460,7 @@
         <w:pStyle w:val="Compact"/>
         <w:numPr>
           <w:ilvl w:val="0"/>
-          <w:numId w:val="1091"/>
+          <w:numId w:val="1103"/>
         </w:numPr>
       </w:pPr>
       <w:r>
@@ -7617,7 +7509,7 @@
       <w:pPr>
         <w:numPr>
           <w:ilvl w:val="0"/>
-          <w:numId w:val="1092"/>
+          <w:numId w:val="1104"/>
         </w:numPr>
       </w:pPr>
       <w:r>
@@ -7628,7 +7520,7 @@
       <w:pPr>
         <w:numPr>
           <w:ilvl w:val="0"/>
-          <w:numId w:val="1092"/>
+          <w:numId w:val="1104"/>
         </w:numPr>
       </w:pPr>
       <w:r>
@@ -7663,7 +7555,7 @@
       <w:pPr>
         <w:numPr>
           <w:ilvl w:val="0"/>
-          <w:numId w:val="1092"/>
+          <w:numId w:val="1104"/>
         </w:numPr>
       </w:pPr>
       <w:r>
@@ -7698,7 +7590,7 @@
       <w:pPr>
         <w:numPr>
           <w:ilvl w:val="0"/>
-          <w:numId w:val="1092"/>
+          <w:numId w:val="1104"/>
         </w:numPr>
       </w:pPr>
       <w:r>
@@ -7746,7 +7638,7 @@
       <w:pPr>
         <w:numPr>
           <w:ilvl w:val="0"/>
-          <w:numId w:val="1093"/>
+          <w:numId w:val="1105"/>
         </w:numPr>
       </w:pPr>
       <w:r>
@@ -7757,7 +7649,7 @@
       <w:pPr>
         <w:numPr>
           <w:ilvl w:val="0"/>
-          <w:numId w:val="1093"/>
+          <w:numId w:val="1105"/>
         </w:numPr>
       </w:pPr>
       <w:r>
@@ -7768,7 +7660,7 @@
       <w:pPr>
         <w:numPr>
           <w:ilvl w:val="0"/>
-          <w:numId w:val="1093"/>
+          <w:numId w:val="1105"/>
         </w:numPr>
       </w:pPr>
       <w:r>
@@ -7779,7 +7671,7 @@
       <w:pPr>
         <w:numPr>
           <w:ilvl w:val="0"/>
-          <w:numId w:val="1093"/>
+          <w:numId w:val="1105"/>
         </w:numPr>
       </w:pPr>
       <w:r>
@@ -7790,7 +7682,7 @@
       <w:pPr>
         <w:numPr>
           <w:ilvl w:val="0"/>
-          <w:numId w:val="1093"/>
+          <w:numId w:val="1105"/>
         </w:numPr>
       </w:pPr>
       <w:r>
@@ -7801,7 +7693,7 @@
       <w:pPr>
         <w:numPr>
           <w:ilvl w:val="0"/>
-          <w:numId w:val="1093"/>
+          <w:numId w:val="1105"/>
         </w:numPr>
       </w:pPr>
       <w:r>
@@ -7826,7 +7718,7 @@
       <w:pPr>
         <w:numPr>
           <w:ilvl w:val="0"/>
-          <w:numId w:val="1093"/>
+          <w:numId w:val="1105"/>
         </w:numPr>
       </w:pPr>
       <w:r>
@@ -7880,7 +7772,7 @@
         <w:pStyle w:val="Compact"/>
         <w:numPr>
           <w:ilvl w:val="1"/>
-          <w:numId w:val="1094"/>
+          <w:numId w:val="1106"/>
         </w:numPr>
       </w:pPr>
       <w:r>
@@ -7895,7 +7787,7 @@
         <w:pStyle w:val="Compact"/>
         <w:numPr>
           <w:ilvl w:val="1"/>
-          <w:numId w:val="1094"/>
+          <w:numId w:val="1106"/>
         </w:numPr>
       </w:pPr>
       <w:r>
@@ -7910,7 +7802,7 @@
         <w:pStyle w:val="Compact"/>
         <w:numPr>
           <w:ilvl w:val="1"/>
-          <w:numId w:val="1094"/>
+          <w:numId w:val="1106"/>
         </w:numPr>
       </w:pPr>
       <w:r>
@@ -7990,7 +7882,7 @@
       <w:pPr>
         <w:numPr>
           <w:ilvl w:val="0"/>
-          <w:numId w:val="1093"/>
+          <w:numId w:val="1105"/>
         </w:numPr>
       </w:pPr>
       <w:r>
@@ -8028,7 +7920,7 @@
       <w:pPr>
         <w:numPr>
           <w:ilvl w:val="0"/>
-          <w:numId w:val="1093"/>
+          <w:numId w:val="1105"/>
         </w:numPr>
       </w:pPr>
       <w:r>
@@ -8042,7 +7934,7 @@
       <w:pPr>
         <w:numPr>
           <w:ilvl w:val="0"/>
-          <w:numId w:val="1093"/>
+          <w:numId w:val="1105"/>
         </w:numPr>
       </w:pPr>
       <w:r>
@@ -8056,7 +7948,7 @@
       <w:pPr>
         <w:numPr>
           <w:ilvl w:val="0"/>
-          <w:numId w:val="1093"/>
+          <w:numId w:val="1105"/>
         </w:numPr>
       </w:pPr>
       <w:r>
@@ -8097,7 +7989,7 @@
         <w:pStyle w:val="Compact"/>
         <w:numPr>
           <w:ilvl w:val="0"/>
-          <w:numId w:val="1095"/>
+          <w:numId w:val="1107"/>
         </w:numPr>
       </w:pPr>
       <w:r>
@@ -8129,7 +8021,7 @@
         <w:pStyle w:val="Compact"/>
         <w:numPr>
           <w:ilvl w:val="0"/>
-          <w:numId w:val="1096"/>
+          <w:numId w:val="1108"/>
         </w:numPr>
       </w:pPr>
       <w:r>
@@ -8159,7 +8051,7 @@
         <w:pStyle w:val="Compact"/>
         <w:numPr>
           <w:ilvl w:val="0"/>
-          <w:numId w:val="1097"/>
+          <w:numId w:val="1109"/>
         </w:numPr>
       </w:pPr>
       <w:r>
@@ -8171,7 +8063,7 @@
         <w:pStyle w:val="Compact"/>
         <w:numPr>
           <w:ilvl w:val="0"/>
-          <w:numId w:val="1097"/>
+          <w:numId w:val="1109"/>
         </w:numPr>
       </w:pPr>
       <w:r>
@@ -8183,7 +8075,7 @@
         <w:pStyle w:val="Compact"/>
         <w:numPr>
           <w:ilvl w:val="0"/>
-          <w:numId w:val="1097"/>
+          <w:numId w:val="1109"/>
         </w:numPr>
       </w:pPr>
       <w:r>
@@ -8220,7 +8112,7 @@
         <w:pStyle w:val="Compact"/>
         <w:numPr>
           <w:ilvl w:val="0"/>
-          <w:numId w:val="1098"/>
+          <w:numId w:val="1110"/>
         </w:numPr>
       </w:pPr>
       <w:r>
@@ -8232,7 +8124,7 @@
         <w:pStyle w:val="Compact"/>
         <w:numPr>
           <w:ilvl w:val="1"/>
-          <w:numId w:val="1099"/>
+          <w:numId w:val="1111"/>
         </w:numPr>
       </w:pPr>
       <w:r>
@@ -8244,7 +8136,7 @@
         <w:pStyle w:val="Compact"/>
         <w:numPr>
           <w:ilvl w:val="1"/>
-          <w:numId w:val="1099"/>
+          <w:numId w:val="1111"/>
         </w:numPr>
       </w:pPr>
       <w:r>
@@ -8271,7 +8163,7 @@
         <w:pStyle w:val="Compact"/>
         <w:numPr>
           <w:ilvl w:val="0"/>
-          <w:numId w:val="1098"/>
+          <w:numId w:val="1110"/>
         </w:numPr>
       </w:pPr>
       <w:r>
@@ -8282,7 +8174,7 @@
       <w:pPr>
         <w:numPr>
           <w:ilvl w:val="1"/>
-          <w:numId w:val="1100"/>
+          <w:numId w:val="1112"/>
         </w:numPr>
       </w:pPr>
       <w:r>
@@ -8303,7 +8195,7 @@
         <w:pStyle w:val="Compact"/>
         <w:numPr>
           <w:ilvl w:val="2"/>
-          <w:numId w:val="1101"/>
+          <w:numId w:val="1113"/>
         </w:numPr>
       </w:pPr>
       <w:r>
@@ -8317,7 +8209,7 @@
       <w:pPr>
         <w:numPr>
           <w:ilvl w:val="1"/>
-          <w:numId w:val="1100"/>
+          <w:numId w:val="1112"/>
         </w:numPr>
       </w:pPr>
       <w:r>
@@ -8338,7 +8230,7 @@
         <w:pStyle w:val="Compact"/>
         <w:numPr>
           <w:ilvl w:val="2"/>
-          <w:numId w:val="1102"/>
+          <w:numId w:val="1114"/>
         </w:numPr>
       </w:pPr>
       <w:r>
@@ -8352,7 +8244,7 @@
       <w:pPr>
         <w:numPr>
           <w:ilvl w:val="1"/>
-          <w:numId w:val="1100"/>
+          <w:numId w:val="1112"/>
         </w:numPr>
       </w:pPr>
       <w:r>
@@ -8387,7 +8279,7 @@
       <w:pPr>
         <w:numPr>
           <w:ilvl w:val="1"/>
-          <w:numId w:val="1100"/>
+          <w:numId w:val="1112"/>
         </w:numPr>
       </w:pPr>
       <w:r>
@@ -8428,7 +8320,7 @@
       <w:pPr>
         <w:numPr>
           <w:ilvl w:val="1"/>
-          <w:numId w:val="1100"/>
+          <w:numId w:val="1112"/>
         </w:numPr>
       </w:pPr>
       <w:r>
@@ -8475,7 +8367,7 @@
       <w:pPr>
         <w:numPr>
           <w:ilvl w:val="1"/>
-          <w:numId w:val="1100"/>
+          <w:numId w:val="1112"/>
         </w:numPr>
       </w:pPr>
       <w:r>
@@ -8487,7 +8379,7 @@
         <w:pStyle w:val="Compact"/>
         <w:numPr>
           <w:ilvl w:val="2"/>
-          <w:numId w:val="1103"/>
+          <w:numId w:val="1115"/>
         </w:numPr>
       </w:pPr>
       <w:r>
@@ -8499,7 +8391,7 @@
         <w:pStyle w:val="Compact"/>
         <w:numPr>
           <w:ilvl w:val="3"/>
-          <w:numId w:val="1104"/>
+          <w:numId w:val="1116"/>
         </w:numPr>
       </w:pPr>
       <w:hyperlink r:id="rId56">
@@ -8538,7 +8430,7 @@
         <w:pStyle w:val="Compact"/>
         <w:numPr>
           <w:ilvl w:val="3"/>
-          <w:numId w:val="1104"/>
+          <w:numId w:val="1116"/>
         </w:numPr>
       </w:pPr>
       <w:hyperlink r:id="rId57">
@@ -8576,7 +8468,7 @@
         <w:pStyle w:val="Compact"/>
         <w:numPr>
           <w:ilvl w:val="3"/>
-          <w:numId w:val="1104"/>
+          <w:numId w:val="1116"/>
         </w:numPr>
       </w:pPr>
       <w:hyperlink r:id="rId57">
@@ -8599,7 +8491,7 @@
         <w:pStyle w:val="Compact"/>
         <w:numPr>
           <w:ilvl w:val="3"/>
-          <w:numId w:val="1104"/>
+          <w:numId w:val="1116"/>
         </w:numPr>
       </w:pPr>
       <w:hyperlink r:id="rId58">
@@ -8637,7 +8529,7 @@
         <w:pStyle w:val="Compact"/>
         <w:numPr>
           <w:ilvl w:val="3"/>
-          <w:numId w:val="1104"/>
+          <w:numId w:val="1116"/>
         </w:numPr>
       </w:pPr>
       <w:hyperlink r:id="rId59">
@@ -8675,7 +8567,7 @@
         <w:pStyle w:val="Compact"/>
         <w:numPr>
           <w:ilvl w:val="0"/>
-          <w:numId w:val="1098"/>
+          <w:numId w:val="1110"/>
         </w:numPr>
       </w:pPr>
       <w:r>
@@ -8687,7 +8579,7 @@
         <w:pStyle w:val="Compact"/>
         <w:numPr>
           <w:ilvl w:val="1"/>
-          <w:numId w:val="1105"/>
+          <w:numId w:val="1117"/>
         </w:numPr>
       </w:pPr>
       <w:r>
@@ -8702,7 +8594,7 @@
         <w:pStyle w:val="Compact"/>
         <w:numPr>
           <w:ilvl w:val="1"/>
-          <w:numId w:val="1105"/>
+          <w:numId w:val="1117"/>
         </w:numPr>
       </w:pPr>
       <w:r>
@@ -8717,7 +8609,7 @@
         <w:pStyle w:val="Compact"/>
         <w:numPr>
           <w:ilvl w:val="0"/>
-          <w:numId w:val="1098"/>
+          <w:numId w:val="1110"/>
         </w:numPr>
       </w:pPr>
       <w:r>
@@ -8784,7 +8676,7 @@
         <w:pStyle w:val="Compact"/>
         <w:numPr>
           <w:ilvl w:val="0"/>
-          <w:numId w:val="1106"/>
+          <w:numId w:val="1118"/>
         </w:numPr>
       </w:pPr>
       <w:r>
@@ -8850,7 +8742,7 @@
         <w:pStyle w:val="Compact"/>
         <w:numPr>
           <w:ilvl w:val="0"/>
-          <w:numId w:val="1106"/>
+          <w:numId w:val="1118"/>
         </w:numPr>
       </w:pPr>
       <w:r>
@@ -9510,7 +9402,7 @@
         <w:pStyle w:val="Compact"/>
         <w:numPr>
           <w:ilvl w:val="0"/>
-          <w:numId w:val="1107"/>
+          <w:numId w:val="1119"/>
         </w:numPr>
       </w:pPr>
       <w:hyperlink r:id="rId62">
@@ -9537,7 +9429,7 @@
         <w:pStyle w:val="Compact"/>
         <w:numPr>
           <w:ilvl w:val="0"/>
-          <w:numId w:val="1108"/>
+          <w:numId w:val="1120"/>
         </w:numPr>
       </w:pPr>
       <w:hyperlink r:id="rId64">
@@ -9564,7 +9456,7 @@
         <w:pStyle w:val="Compact"/>
         <w:numPr>
           <w:ilvl w:val="0"/>
-          <w:numId w:val="1109"/>
+          <w:numId w:val="1121"/>
         </w:numPr>
       </w:pPr>
       <w:hyperlink r:id="rId66">
@@ -9658,7 +9550,7 @@
         <w:pStyle w:val="Compact"/>
         <w:numPr>
           <w:ilvl w:val="0"/>
-          <w:numId w:val="1110"/>
+          <w:numId w:val="1122"/>
         </w:numPr>
       </w:pPr>
       <w:r>
@@ -9708,7 +9600,7 @@
         <w:pStyle w:val="Compact"/>
         <w:numPr>
           <w:ilvl w:val="0"/>
-          <w:numId w:val="1111"/>
+          <w:numId w:val="1123"/>
         </w:numPr>
       </w:pPr>
       <w:r>
@@ -13469,7 +13361,7 @@
         <w:pStyle w:val="Compact"/>
         <w:numPr>
           <w:ilvl w:val="0"/>
-          <w:numId w:val="1112"/>
+          <w:numId w:val="1124"/>
         </w:numPr>
       </w:pPr>
       <w:r>
@@ -15244,7 +15136,7 @@
         <w:pStyle w:val="Compact"/>
         <w:numPr>
           <w:ilvl w:val="0"/>
-          <w:numId w:val="1113"/>
+          <w:numId w:val="1125"/>
         </w:numPr>
       </w:pPr>
       <w:r>
@@ -15325,7 +15217,7 @@
         <w:pStyle w:val="Compact"/>
         <w:numPr>
           <w:ilvl w:val="0"/>
-          <w:numId w:val="1114"/>
+          <w:numId w:val="1126"/>
         </w:numPr>
       </w:pPr>
       <w:r>
@@ -15337,7 +15229,7 @@
         <w:pStyle w:val="Compact"/>
         <w:numPr>
           <w:ilvl w:val="0"/>
-          <w:numId w:val="1114"/>
+          <w:numId w:val="1126"/>
         </w:numPr>
       </w:pPr>
       <w:r>
@@ -15349,7 +15241,7 @@
         <w:pStyle w:val="Compact"/>
         <w:numPr>
           <w:ilvl w:val="0"/>
-          <w:numId w:val="1114"/>
+          <w:numId w:val="1126"/>
         </w:numPr>
       </w:pPr>
       <w:r>
@@ -15361,7 +15253,7 @@
         <w:pStyle w:val="Compact"/>
         <w:numPr>
           <w:ilvl w:val="0"/>
-          <w:numId w:val="1114"/>
+          <w:numId w:val="1126"/>
         </w:numPr>
       </w:pPr>
       <w:r>
@@ -15392,7 +15284,7 @@
     </w:p>
     <w:bookmarkEnd w:id="71"/>
     <w:bookmarkEnd w:id="72"/>
-    <w:bookmarkStart w:id="111" w:name="inji-stack-deployment"/>
+    <w:bookmarkStart w:id="112" w:name="inji-stack-deployment"/>
     <w:p>
       <w:pPr>
         <w:pStyle w:val="Heading1"/>
@@ -15451,7 +15343,7 @@
         <w:t xml:space="preserve">are complete, now you can proceed with the deployment of the Inji stack components.</w:t>
       </w:r>
     </w:p>
-    <w:bookmarkStart w:id="85" w:name="deploying-inji-certify"/>
+    <w:bookmarkStart w:id="86" w:name="deploying-inji-certify"/>
     <w:p>
       <w:pPr>
         <w:pStyle w:val="Heading2"/>
@@ -15513,7 +15405,7 @@
         <w:pStyle w:val="Compact"/>
         <w:numPr>
           <w:ilvl w:val="0"/>
-          <w:numId w:val="1115"/>
+          <w:numId w:val="1127"/>
         </w:numPr>
       </w:pPr>
       <w:r>
@@ -15539,7 +15431,7 @@
         <w:pStyle w:val="Compact"/>
         <w:numPr>
           <w:ilvl w:val="0"/>
-          <w:numId w:val="1115"/>
+          <w:numId w:val="1127"/>
         </w:numPr>
       </w:pPr>
       <w:r>
@@ -15694,7 +15586,7 @@
         <w:pStyle w:val="Compact"/>
         <w:numPr>
           <w:ilvl w:val="0"/>
-          <w:numId w:val="1116"/>
+          <w:numId w:val="1128"/>
         </w:numPr>
       </w:pPr>
       <w:r>
@@ -15713,7 +15605,7 @@
         <w:pStyle w:val="Compact"/>
         <w:numPr>
           <w:ilvl w:val="0"/>
-          <w:numId w:val="1116"/>
+          <w:numId w:val="1128"/>
         </w:numPr>
       </w:pPr>
       <w:r>
@@ -15732,7 +15624,7 @@
         <w:pStyle w:val="Compact"/>
         <w:numPr>
           <w:ilvl w:val="0"/>
-          <w:numId w:val="1116"/>
+          <w:numId w:val="1128"/>
         </w:numPr>
       </w:pPr>
       <w:r>
@@ -15772,7 +15664,7 @@
         <w:pStyle w:val="Compact"/>
         <w:numPr>
           <w:ilvl w:val="0"/>
-          <w:numId w:val="1117"/>
+          <w:numId w:val="1129"/>
         </w:numPr>
       </w:pPr>
       <w:r>
@@ -15791,7 +15683,7 @@
         <w:pStyle w:val="Compact"/>
         <w:numPr>
           <w:ilvl w:val="0"/>
-          <w:numId w:val="1117"/>
+          <w:numId w:val="1129"/>
         </w:numPr>
       </w:pPr>
       <w:r>
@@ -15810,7 +15702,7 @@
         <w:pStyle w:val="Compact"/>
         <w:numPr>
           <w:ilvl w:val="0"/>
-          <w:numId w:val="1117"/>
+          <w:numId w:val="1129"/>
         </w:numPr>
       </w:pPr>
       <w:r>
@@ -15829,7 +15721,7 @@
         <w:pStyle w:val="Compact"/>
         <w:numPr>
           <w:ilvl w:val="0"/>
-          <w:numId w:val="1117"/>
+          <w:numId w:val="1129"/>
         </w:numPr>
       </w:pPr>
       <w:r>
@@ -15844,7 +15736,7 @@
       </w:r>
     </w:p>
     <w:bookmarkEnd w:id="77"/>
-    <w:bookmarkStart w:id="80" w:name="deployment-process"/>
+    <w:bookmarkStart w:id="81" w:name="deployment-process"/>
     <w:p>
       <w:pPr>
         <w:pStyle w:val="Heading3"/>
@@ -15876,7 +15768,7 @@
         <w:pStyle w:val="Compact"/>
         <w:numPr>
           <w:ilvl w:val="0"/>
-          <w:numId w:val="1118"/>
+          <w:numId w:val="1130"/>
         </w:numPr>
       </w:pPr>
       <w:r>
@@ -15888,10 +15780,10 @@
         <w:pStyle w:val="Compact"/>
         <w:numPr>
           <w:ilvl w:val="1"/>
-          <w:numId w:val="1119"/>
-        </w:numPr>
-      </w:pPr>
-      <w:hyperlink r:id="rId78">
+          <w:numId w:val="1131"/>
+        </w:numPr>
+      </w:pPr>
+      <w:hyperlink w:anchor="tools-and-utilities">
         <w:r>
           <w:rPr>
             <w:rStyle w:val="Hyperlink"/>
@@ -15905,7 +15797,7 @@
         <w:pStyle w:val="Compact"/>
         <w:numPr>
           <w:ilvl w:val="1"/>
-          <w:numId w:val="1119"/>
+          <w:numId w:val="1131"/>
         </w:numPr>
       </w:pPr>
       <w:hyperlink r:id="rId78">
@@ -15922,10 +15814,10 @@
         <w:pStyle w:val="Compact"/>
         <w:numPr>
           <w:ilvl w:val="1"/>
-          <w:numId w:val="1119"/>
-        </w:numPr>
-      </w:pPr>
-      <w:hyperlink r:id="rId78">
+          <w:numId w:val="1131"/>
+        </w:numPr>
+      </w:pPr>
+      <w:hyperlink w:anchor="setting-up-wireguard">
         <w:r>
           <w:rPr>
             <w:rStyle w:val="Hyperlink"/>
@@ -15939,10 +15831,10 @@
         <w:pStyle w:val="Compact"/>
         <w:numPr>
           <w:ilvl w:val="1"/>
-          <w:numId w:val="1119"/>
-        </w:numPr>
-      </w:pPr>
-      <w:hyperlink r:id="rId78">
+          <w:numId w:val="1131"/>
+        </w:numPr>
+      </w:pPr>
+      <w:hyperlink w:anchor="base-infrastructure-setup">
         <w:r>
           <w:rPr>
             <w:rStyle w:val="Hyperlink"/>
@@ -15956,10 +15848,10 @@
         <w:pStyle w:val="Compact"/>
         <w:numPr>
           <w:ilvl w:val="1"/>
-          <w:numId w:val="1119"/>
-        </w:numPr>
-      </w:pPr>
-      <w:hyperlink r:id="rId78">
+          <w:numId w:val="1131"/>
+        </w:numPr>
+      </w:pPr>
+      <w:hyperlink w:anchor="Xf87e0c24820adf2bd3d3959b7e276c7ef3fbe96">
         <w:r>
           <w:rPr>
             <w:rStyle w:val="Hyperlink"/>
@@ -15973,10 +15865,10 @@
         <w:pStyle w:val="Compact"/>
         <w:numPr>
           <w:ilvl w:val="1"/>
-          <w:numId w:val="1119"/>
-        </w:numPr>
-      </w:pPr>
-      <w:hyperlink r:id="rId78">
+          <w:numId w:val="1131"/>
+        </w:numPr>
+      </w:pPr>
+      <w:hyperlink r:id="rId79">
         <w:r>
           <w:rPr>
             <w:rStyle w:val="Hyperlink"/>
@@ -15990,10 +15882,10 @@
         <w:pStyle w:val="Compact"/>
         <w:numPr>
           <w:ilvl w:val="0"/>
-          <w:numId w:val="1118"/>
-        </w:numPr>
-      </w:pPr>
-      <w:hyperlink r:id="rId78">
+          <w:numId w:val="1130"/>
+        </w:numPr>
+      </w:pPr>
+      <w:hyperlink w:anchor="inji-stack-config-for-inji-k8s-env">
         <w:r>
           <w:rPr>
             <w:rStyle w:val="Hyperlink"/>
@@ -16007,7 +15899,7 @@
         <w:pStyle w:val="Compact"/>
         <w:numPr>
           <w:ilvl w:val="0"/>
-          <w:numId w:val="1118"/>
+          <w:numId w:val="1130"/>
         </w:numPr>
       </w:pPr>
       <w:hyperlink r:id="rId62">
@@ -16024,7 +15916,7 @@
         <w:pStyle w:val="Compact"/>
         <w:numPr>
           <w:ilvl w:val="1"/>
-          <w:numId w:val="1120"/>
+          <w:numId w:val="1132"/>
         </w:numPr>
       </w:pPr>
       <w:r>
@@ -16066,7 +15958,7 @@
         <w:pStyle w:val="Compact"/>
         <w:numPr>
           <w:ilvl w:val="0"/>
-          <w:numId w:val="1118"/>
+          <w:numId w:val="1130"/>
         </w:numPr>
       </w:pPr>
       <w:hyperlink r:id="rId66">
@@ -16083,10 +15975,10 @@
         <w:pStyle w:val="Compact"/>
         <w:numPr>
           <w:ilvl w:val="0"/>
-          <w:numId w:val="1118"/>
-        </w:numPr>
-      </w:pPr>
-      <w:hyperlink r:id="rId78">
+          <w:numId w:val="1130"/>
+        </w:numPr>
+      </w:pPr>
+      <w:hyperlink w:anchor="config-server-installation">
         <w:r>
           <w:rPr>
             <w:rStyle w:val="Hyperlink"/>
@@ -16100,10 +15992,10 @@
         <w:pStyle w:val="Compact"/>
         <w:numPr>
           <w:ilvl w:val="0"/>
-          <w:numId w:val="1118"/>
-        </w:numPr>
-      </w:pPr>
-      <w:hyperlink r:id="rId79">
+          <w:numId w:val="1130"/>
+        </w:numPr>
+      </w:pPr>
+      <w:hyperlink r:id="rId80">
         <w:r>
           <w:rPr>
             <w:rStyle w:val="Hyperlink"/>
@@ -16117,7 +16009,7 @@
         <w:pStyle w:val="Compact"/>
         <w:numPr>
           <w:ilvl w:val="0"/>
-          <w:numId w:val="1118"/>
+          <w:numId w:val="1130"/>
         </w:numPr>
       </w:pPr>
       <w:hyperlink r:id="rId78">
@@ -16167,7 +16059,7 @@
         <w:pStyle w:val="Compact"/>
         <w:numPr>
           <w:ilvl w:val="0"/>
-          <w:numId w:val="1121"/>
+          <w:numId w:val="1133"/>
         </w:numPr>
       </w:pPr>
       <w:r>
@@ -16188,7 +16080,7 @@
         <w:pStyle w:val="Compact"/>
         <w:numPr>
           <w:ilvl w:val="0"/>
-          <w:numId w:val="1121"/>
+          <w:numId w:val="1133"/>
         </w:numPr>
       </w:pPr>
       <w:r>
@@ -16200,7 +16092,7 @@
         <w:pStyle w:val="Compact"/>
         <w:numPr>
           <w:ilvl w:val="0"/>
-          <w:numId w:val="1121"/>
+          <w:numId w:val="1133"/>
         </w:numPr>
       </w:pPr>
       <w:r>
@@ -16383,8 +16275,8 @@
         <w:t xml:space="preserve">./install.sh</w:t>
       </w:r>
     </w:p>
-    <w:bookmarkEnd w:id="80"/>
-    <w:bookmarkStart w:id="81" w:name="what-happens-during-installation"/>
+    <w:bookmarkEnd w:id="81"/>
+    <w:bookmarkStart w:id="82" w:name="what-happens-during-installation"/>
     <w:p>
       <w:pPr>
         <w:pStyle w:val="Heading3"/>
@@ -16398,7 +16290,7 @@
         <w:pStyle w:val="Compact"/>
         <w:numPr>
           <w:ilvl w:val="0"/>
-          <w:numId w:val="1122"/>
+          <w:numId w:val="1134"/>
         </w:numPr>
       </w:pPr>
       <w:r>
@@ -16417,7 +16309,7 @@
         <w:pStyle w:val="Compact"/>
         <w:numPr>
           <w:ilvl w:val="0"/>
-          <w:numId w:val="1122"/>
+          <w:numId w:val="1134"/>
         </w:numPr>
       </w:pPr>
       <w:r>
@@ -16436,7 +16328,7 @@
         <w:pStyle w:val="Compact"/>
         <w:numPr>
           <w:ilvl w:val="0"/>
-          <w:numId w:val="1122"/>
+          <w:numId w:val="1134"/>
         </w:numPr>
       </w:pPr>
       <w:r>
@@ -16455,7 +16347,7 @@
         <w:pStyle w:val="Compact"/>
         <w:numPr>
           <w:ilvl w:val="0"/>
-          <w:numId w:val="1122"/>
+          <w:numId w:val="1134"/>
         </w:numPr>
       </w:pPr>
       <w:r>
@@ -16474,7 +16366,7 @@
         <w:pStyle w:val="Compact"/>
         <w:numPr>
           <w:ilvl w:val="0"/>
-          <w:numId w:val="1122"/>
+          <w:numId w:val="1134"/>
         </w:numPr>
       </w:pPr>
       <w:r>
@@ -16488,8 +16380,8 @@
         <w:t xml:space="preserve">: Verifies all pods are running and healthy</w:t>
       </w:r>
     </w:p>
-    <w:bookmarkEnd w:id="81"/>
-    <w:bookmarkStart w:id="82" w:name="verification-steps"/>
+    <w:bookmarkEnd w:id="82"/>
+    <w:bookmarkStart w:id="83" w:name="verification-steps"/>
     <w:p>
       <w:pPr>
         <w:pStyle w:val="Heading3"/>
@@ -16621,8 +16513,8 @@
         <w:t xml:space="preserve"> https://injicertify.sandbox.xyz.net/health</w:t>
       </w:r>
     </w:p>
-    <w:bookmarkEnd w:id="82"/>
-    <w:bookmarkStart w:id="83" w:name="important-notes"/>
+    <w:bookmarkEnd w:id="83"/>
+    <w:bookmarkStart w:id="84" w:name="important-notes"/>
     <w:p>
       <w:pPr>
         <w:pStyle w:val="Heading3"/>
@@ -16636,7 +16528,7 @@
         <w:pStyle w:val="Compact"/>
         <w:numPr>
           <w:ilvl w:val="0"/>
-          <w:numId w:val="1123"/>
+          <w:numId w:val="1135"/>
         </w:numPr>
       </w:pPr>
       <w:r>
@@ -16655,7 +16547,7 @@
         <w:pStyle w:val="Compact"/>
         <w:numPr>
           <w:ilvl w:val="0"/>
-          <w:numId w:val="1123"/>
+          <w:numId w:val="1135"/>
         </w:numPr>
       </w:pPr>
       <w:r>
@@ -16674,7 +16566,7 @@
         <w:pStyle w:val="Compact"/>
         <w:numPr>
           <w:ilvl w:val="0"/>
-          <w:numId w:val="1123"/>
+          <w:numId w:val="1135"/>
         </w:numPr>
       </w:pPr>
       <w:r>
@@ -16688,8 +16580,8 @@
         <w:t xml:space="preserve">: All configuration comes from your config-server and configmaps</w:t>
       </w:r>
     </w:p>
-    <w:bookmarkEnd w:id="83"/>
-    <w:bookmarkStart w:id="84" w:name="troubleshooting"/>
+    <w:bookmarkEnd w:id="84"/>
+    <w:bookmarkStart w:id="85" w:name="troubleshooting"/>
     <w:p>
       <w:pPr>
         <w:pStyle w:val="Heading3"/>
@@ -16711,7 +16603,7 @@
         <w:pStyle w:val="Compact"/>
         <w:numPr>
           <w:ilvl w:val="0"/>
-          <w:numId w:val="1124"/>
+          <w:numId w:val="1136"/>
         </w:numPr>
       </w:pPr>
       <w:r>
@@ -16739,7 +16631,7 @@
         <w:pStyle w:val="Compact"/>
         <w:numPr>
           <w:ilvl w:val="0"/>
-          <w:numId w:val="1124"/>
+          <w:numId w:val="1136"/>
         </w:numPr>
       </w:pPr>
       <w:r>
@@ -16758,7 +16650,7 @@
         <w:pStyle w:val="Compact"/>
         <w:numPr>
           <w:ilvl w:val="0"/>
-          <w:numId w:val="1124"/>
+          <w:numId w:val="1136"/>
         </w:numPr>
       </w:pPr>
       <w:r>
@@ -16777,7 +16669,7 @@
         <w:pStyle w:val="Compact"/>
         <w:numPr>
           <w:ilvl w:val="0"/>
-          <w:numId w:val="1124"/>
+          <w:numId w:val="1136"/>
         </w:numPr>
       </w:pPr>
       <w:r>
@@ -16791,9 +16683,9 @@
         <w:t xml:space="preserve">: Ensure ingress and DNS are properly configured</w:t>
       </w:r>
     </w:p>
-    <w:bookmarkEnd w:id="84"/>
     <w:bookmarkEnd w:id="85"/>
-    <w:bookmarkStart w:id="94" w:name="deploying-mimoto"/>
+    <w:bookmarkEnd w:id="86"/>
+    <w:bookmarkStart w:id="95" w:name="deploying-mimoto"/>
     <w:p>
       <w:pPr>
         <w:pStyle w:val="Heading2"/>
@@ -16810,7 +16702,7 @@
         <w:t xml:space="preserve">This section provides a structured, step-by-step guide to deploy Mimoto, which serves as the backend for Inji Mobile Wallet and Inji Web. Follow these instructions to ensure a successful and reproducible deployment.</w:t>
       </w:r>
     </w:p>
-    <w:bookmarkStart w:id="86" w:name="understanding-the-deployment-model-1"/>
+    <w:bookmarkStart w:id="87" w:name="understanding-the-deployment-model-1"/>
     <w:p>
       <w:pPr>
         <w:pStyle w:val="Heading3"/>
@@ -16946,7 +16838,7 @@
         <w:pStyle w:val="Compact"/>
         <w:numPr>
           <w:ilvl w:val="0"/>
-          <w:numId w:val="1125"/>
+          <w:numId w:val="1137"/>
         </w:numPr>
       </w:pPr>
       <w:r>
@@ -16965,7 +16857,7 @@
         <w:pStyle w:val="Compact"/>
         <w:numPr>
           <w:ilvl w:val="0"/>
-          <w:numId w:val="1125"/>
+          <w:numId w:val="1137"/>
         </w:numPr>
       </w:pPr>
       <w:r>
@@ -16984,7 +16876,7 @@
         <w:pStyle w:val="Compact"/>
         <w:numPr>
           <w:ilvl w:val="0"/>
-          <w:numId w:val="1125"/>
+          <w:numId w:val="1137"/>
         </w:numPr>
       </w:pPr>
       <w:r>
@@ -17015,7 +16907,7 @@
         <w:pStyle w:val="Compact"/>
         <w:numPr>
           <w:ilvl w:val="0"/>
-          <w:numId w:val="1126"/>
+          <w:numId w:val="1138"/>
         </w:numPr>
       </w:pPr>
       <w:r>
@@ -17034,7 +16926,7 @@
         <w:pStyle w:val="Compact"/>
         <w:numPr>
           <w:ilvl w:val="0"/>
-          <w:numId w:val="1126"/>
+          <w:numId w:val="1138"/>
         </w:numPr>
       </w:pPr>
       <w:r>
@@ -17053,7 +16945,7 @@
         <w:pStyle w:val="Compact"/>
         <w:numPr>
           <w:ilvl w:val="0"/>
-          <w:numId w:val="1126"/>
+          <w:numId w:val="1138"/>
         </w:numPr>
       </w:pPr>
       <w:r>
@@ -17072,7 +16964,7 @@
         <w:pStyle w:val="Compact"/>
         <w:numPr>
           <w:ilvl w:val="0"/>
-          <w:numId w:val="1126"/>
+          <w:numId w:val="1138"/>
         </w:numPr>
       </w:pPr>
       <w:r>
@@ -17086,8 +16978,8 @@
         <w:t xml:space="preserve">: For configuration and credentials</w:t>
       </w:r>
     </w:p>
-    <w:bookmarkEnd w:id="86"/>
-    <w:bookmarkStart w:id="87" w:name="deployment-process-1"/>
+    <w:bookmarkEnd w:id="87"/>
+    <w:bookmarkStart w:id="88" w:name="deployment-process-1"/>
     <w:p>
       <w:pPr>
         <w:pStyle w:val="Heading3"/>
@@ -17113,7 +17005,7 @@
         <w:pStyle w:val="Compact"/>
         <w:numPr>
           <w:ilvl w:val="0"/>
-          <w:numId w:val="1127"/>
+          <w:numId w:val="1139"/>
         </w:numPr>
       </w:pPr>
       <w:r>
@@ -17125,10 +17017,10 @@
         <w:pStyle w:val="Compact"/>
         <w:numPr>
           <w:ilvl w:val="1"/>
-          <w:numId w:val="1128"/>
-        </w:numPr>
-      </w:pPr>
-      <w:hyperlink r:id="rId78">
+          <w:numId w:val="1140"/>
+        </w:numPr>
+      </w:pPr>
+      <w:hyperlink r:id="rId79">
         <w:r>
           <w:rPr>
             <w:rStyle w:val="Hyperlink"/>
@@ -17142,10 +17034,10 @@
         <w:pStyle w:val="Compact"/>
         <w:numPr>
           <w:ilvl w:val="1"/>
-          <w:numId w:val="1128"/>
-        </w:numPr>
-      </w:pPr>
-      <w:hyperlink r:id="rId78">
+          <w:numId w:val="1140"/>
+        </w:numPr>
+      </w:pPr>
+      <w:hyperlink r:id="rId79">
         <w:r>
           <w:rPr>
             <w:rStyle w:val="Hyperlink"/>
@@ -17159,10 +17051,10 @@
         <w:pStyle w:val="Compact"/>
         <w:numPr>
           <w:ilvl w:val="1"/>
-          <w:numId w:val="1128"/>
-        </w:numPr>
-      </w:pPr>
-      <w:hyperlink r:id="rId78">
+          <w:numId w:val="1140"/>
+        </w:numPr>
+      </w:pPr>
+      <w:hyperlink r:id="rId79">
         <w:r>
           <w:rPr>
             <w:rStyle w:val="Hyperlink"/>
@@ -17176,10 +17068,10 @@
         <w:pStyle w:val="Compact"/>
         <w:numPr>
           <w:ilvl w:val="1"/>
-          <w:numId w:val="1128"/>
-        </w:numPr>
-      </w:pPr>
-      <w:hyperlink r:id="rId78">
+          <w:numId w:val="1140"/>
+        </w:numPr>
+      </w:pPr>
+      <w:hyperlink r:id="rId79">
         <w:r>
           <w:rPr>
             <w:rStyle w:val="Hyperlink"/>
@@ -17193,10 +17085,10 @@
         <w:pStyle w:val="Compact"/>
         <w:numPr>
           <w:ilvl w:val="1"/>
-          <w:numId w:val="1128"/>
-        </w:numPr>
-      </w:pPr>
-      <w:hyperlink r:id="rId78">
+          <w:numId w:val="1140"/>
+        </w:numPr>
+      </w:pPr>
+      <w:hyperlink r:id="rId79">
         <w:r>
           <w:rPr>
             <w:rStyle w:val="Hyperlink"/>
@@ -17210,10 +17102,10 @@
         <w:pStyle w:val="Compact"/>
         <w:numPr>
           <w:ilvl w:val="1"/>
-          <w:numId w:val="1128"/>
-        </w:numPr>
-      </w:pPr>
-      <w:hyperlink r:id="rId78">
+          <w:numId w:val="1140"/>
+        </w:numPr>
+      </w:pPr>
+      <w:hyperlink r:id="rId79">
         <w:r>
           <w:rPr>
             <w:rStyle w:val="Hyperlink"/>
@@ -17227,7 +17119,7 @@
         <w:pStyle w:val="Compact"/>
         <w:numPr>
           <w:ilvl w:val="0"/>
-          <w:numId w:val="1127"/>
+          <w:numId w:val="1139"/>
         </w:numPr>
       </w:pPr>
       <w:r>
@@ -17239,7 +17131,7 @@
         <w:pStyle w:val="Compact"/>
         <w:numPr>
           <w:ilvl w:val="0"/>
-          <w:numId w:val="1127"/>
+          <w:numId w:val="1139"/>
         </w:numPr>
       </w:pPr>
       <w:r>
@@ -17251,7 +17143,7 @@
         <w:pStyle w:val="Compact"/>
         <w:numPr>
           <w:ilvl w:val="1"/>
-          <w:numId w:val="1129"/>
+          <w:numId w:val="1141"/>
         </w:numPr>
       </w:pPr>
       <w:r>
@@ -17263,7 +17155,7 @@
         <w:pStyle w:val="Compact"/>
         <w:numPr>
           <w:ilvl w:val="0"/>
-          <w:numId w:val="1127"/>
+          <w:numId w:val="1139"/>
         </w:numPr>
       </w:pPr>
       <w:r>
@@ -17275,7 +17167,7 @@
         <w:pStyle w:val="Compact"/>
         <w:numPr>
           <w:ilvl w:val="0"/>
-          <w:numId w:val="1127"/>
+          <w:numId w:val="1139"/>
         </w:numPr>
       </w:pPr>
       <w:r>
@@ -17287,7 +17179,7 @@
         <w:pStyle w:val="Compact"/>
         <w:numPr>
           <w:ilvl w:val="0"/>
-          <w:numId w:val="1127"/>
+          <w:numId w:val="1139"/>
         </w:numPr>
       </w:pPr>
       <w:r>
@@ -17299,7 +17191,7 @@
         <w:pStyle w:val="Compact"/>
         <w:numPr>
           <w:ilvl w:val="0"/>
-          <w:numId w:val="1127"/>
+          <w:numId w:val="1139"/>
         </w:numPr>
       </w:pPr>
       <w:r>
@@ -17641,7 +17533,7 @@
         <w:pStyle w:val="Compact"/>
         <w:numPr>
           <w:ilvl w:val="0"/>
-          <w:numId w:val="1130"/>
+          <w:numId w:val="1142"/>
         </w:numPr>
       </w:pPr>
       <w:r>
@@ -17737,7 +17629,7 @@
         <w:pStyle w:val="Compact"/>
         <w:numPr>
           <w:ilvl w:val="0"/>
-          <w:numId w:val="1131"/>
+          <w:numId w:val="1143"/>
         </w:numPr>
       </w:pPr>
       <w:r>
@@ -17764,7 +17656,7 @@
         <w:pStyle w:val="Compact"/>
         <w:numPr>
           <w:ilvl w:val="0"/>
-          <w:numId w:val="1131"/>
+          <w:numId w:val="1143"/>
         </w:numPr>
       </w:pPr>
       <w:r>
@@ -17800,7 +17692,7 @@
         <w:pStyle w:val="Compact"/>
         <w:numPr>
           <w:ilvl w:val="0"/>
-          <w:numId w:val="1131"/>
+          <w:numId w:val="1143"/>
         </w:numPr>
       </w:pPr>
       <w:r>
@@ -17815,8 +17707,8 @@
         <w:t xml:space="preserve">For more details, refer to the official documentation or the relevant section in the repository.</w:t>
       </w:r>
     </w:p>
-    <w:bookmarkEnd w:id="87"/>
-    <w:bookmarkStart w:id="88" w:name="verification-steps-1"/>
+    <w:bookmarkEnd w:id="88"/>
+    <w:bookmarkStart w:id="89" w:name="verification-steps-1"/>
     <w:p>
       <w:pPr>
         <w:pStyle w:val="Heading3"/>
@@ -17829,7 +17721,7 @@
       <w:pPr>
         <w:numPr>
           <w:ilvl w:val="0"/>
-          <w:numId w:val="1132"/>
+          <w:numId w:val="1144"/>
         </w:numPr>
       </w:pPr>
       <w:r>
@@ -17877,7 +17769,7 @@
       <w:pPr>
         <w:numPr>
           <w:ilvl w:val="0"/>
-          <w:numId w:val="1132"/>
+          <w:numId w:val="1144"/>
         </w:numPr>
       </w:pPr>
       <w:r>
@@ -17925,7 +17817,7 @@
       <w:pPr>
         <w:numPr>
           <w:ilvl w:val="0"/>
-          <w:numId w:val="1132"/>
+          <w:numId w:val="1144"/>
         </w:numPr>
       </w:pPr>
       <w:r>
@@ -17993,8 +17885,8 @@
         <w:t xml:space="preserve">/health</w:t>
       </w:r>
     </w:p>
-    <w:bookmarkEnd w:id="88"/>
-    <w:bookmarkStart w:id="89" w:name="important-notes-1"/>
+    <w:bookmarkEnd w:id="89"/>
+    <w:bookmarkStart w:id="90" w:name="important-notes-1"/>
     <w:p>
       <w:pPr>
         <w:pStyle w:val="Heading3"/>
@@ -18008,7 +17900,7 @@
         <w:pStyle w:val="Compact"/>
         <w:numPr>
           <w:ilvl w:val="0"/>
-          <w:numId w:val="1133"/>
+          <w:numId w:val="1145"/>
         </w:numPr>
       </w:pPr>
       <w:r>
@@ -18027,7 +17919,7 @@
         <w:pStyle w:val="Compact"/>
         <w:numPr>
           <w:ilvl w:val="0"/>
-          <w:numId w:val="1133"/>
+          <w:numId w:val="1145"/>
         </w:numPr>
       </w:pPr>
       <w:r>
@@ -18046,7 +17938,7 @@
         <w:pStyle w:val="Compact"/>
         <w:numPr>
           <w:ilvl w:val="0"/>
-          <w:numId w:val="1133"/>
+          <w:numId w:val="1145"/>
         </w:numPr>
       </w:pPr>
       <w:r>
@@ -18060,8 +17952,8 @@
         <w:t xml:space="preserve">: All configuration comes from your config-server and configmaps.</w:t>
       </w:r>
     </w:p>
-    <w:bookmarkEnd w:id="89"/>
-    <w:bookmarkStart w:id="93" w:name="troubleshooting-1"/>
+    <w:bookmarkEnd w:id="90"/>
+    <w:bookmarkStart w:id="94" w:name="troubleshooting-1"/>
     <w:p>
       <w:pPr>
         <w:pStyle w:val="Heading3"/>
@@ -18083,7 +17975,7 @@
         <w:pStyle w:val="Compact"/>
         <w:numPr>
           <w:ilvl w:val="0"/>
-          <w:numId w:val="1134"/>
+          <w:numId w:val="1146"/>
         </w:numPr>
       </w:pPr>
       <w:r>
@@ -18111,7 +18003,7 @@
         <w:pStyle w:val="Compact"/>
         <w:numPr>
           <w:ilvl w:val="0"/>
-          <w:numId w:val="1134"/>
+          <w:numId w:val="1146"/>
         </w:numPr>
       </w:pPr>
       <w:r>
@@ -18130,7 +18022,7 @@
         <w:pStyle w:val="Compact"/>
         <w:numPr>
           <w:ilvl w:val="0"/>
-          <w:numId w:val="1134"/>
+          <w:numId w:val="1146"/>
         </w:numPr>
       </w:pPr>
       <w:r>
@@ -18149,7 +18041,7 @@
         <w:pStyle w:val="Compact"/>
         <w:numPr>
           <w:ilvl w:val="0"/>
-          <w:numId w:val="1134"/>
+          <w:numId w:val="1146"/>
         </w:numPr>
       </w:pPr>
       <w:r>
@@ -18168,7 +18060,7 @@
         <w:pStyle w:val="Compact"/>
         <w:numPr>
           <w:ilvl w:val="0"/>
-          <w:numId w:val="1134"/>
+          <w:numId w:val="1146"/>
         </w:numPr>
       </w:pPr>
       <w:r>
@@ -18201,7 +18093,7 @@
       <w:r>
         <w:t xml:space="preserve"> </w:t>
       </w:r>
-      <w:hyperlink r:id="rId90">
+      <w:hyperlink r:id="rId91">
         <w:r>
           <w:rPr>
             <w:rStyle w:val="Hyperlink"/>
@@ -18223,7 +18115,7 @@
       <w:r>
         <w:t xml:space="preserve"> </w:t>
       </w:r>
-      <w:hyperlink r:id="rId91">
+      <w:hyperlink r:id="rId92">
         <w:r>
           <w:rPr>
             <w:rStyle w:val="Hyperlink"/>
@@ -18240,7 +18132,7 @@
       <w:r>
         <w:t xml:space="preserve"> </w:t>
       </w:r>
-      <w:hyperlink r:id="rId92">
+      <w:hyperlink r:id="rId93">
         <w:r>
           <w:rPr>
             <w:rStyle w:val="Hyperlink"/>
@@ -18252,9 +18144,9 @@
         <w:t xml:space="preserve">.</w:t>
       </w:r>
     </w:p>
-    <w:bookmarkEnd w:id="93"/>
     <w:bookmarkEnd w:id="94"/>
-    <w:bookmarkStart w:id="100" w:name="deploying-inji-web-ui-and-datashare"/>
+    <w:bookmarkEnd w:id="95"/>
+    <w:bookmarkStart w:id="101" w:name="deploying-inji-web-ui-and-datashare"/>
     <w:p>
       <w:pPr>
         <w:pStyle w:val="Heading2"/>
@@ -18271,7 +18163,7 @@
         <w:t xml:space="preserve">This section provides a clear, step-by-step guide to deploy the Inji Web UI and DataShare modules. Follow these instructions to ensure a successful and reproducible deployment.</w:t>
       </w:r>
     </w:p>
-    <w:bookmarkStart w:id="95" w:name="understanding-the-deployment-model-2"/>
+    <w:bookmarkStart w:id="96" w:name="understanding-the-deployment-model-2"/>
     <w:p>
       <w:pPr>
         <w:pStyle w:val="Heading3"/>
@@ -18407,7 +18299,7 @@
         <w:pStyle w:val="Compact"/>
         <w:numPr>
           <w:ilvl w:val="0"/>
-          <w:numId w:val="1135"/>
+          <w:numId w:val="1147"/>
         </w:numPr>
       </w:pPr>
       <w:r>
@@ -18426,7 +18318,7 @@
         <w:pStyle w:val="Compact"/>
         <w:numPr>
           <w:ilvl w:val="0"/>
-          <w:numId w:val="1135"/>
+          <w:numId w:val="1147"/>
         </w:numPr>
       </w:pPr>
       <w:r>
@@ -18445,7 +18337,7 @@
         <w:pStyle w:val="Compact"/>
         <w:numPr>
           <w:ilvl w:val="0"/>
-          <w:numId w:val="1135"/>
+          <w:numId w:val="1147"/>
         </w:numPr>
       </w:pPr>
       <w:r>
@@ -18491,7 +18383,7 @@
         <w:pStyle w:val="Compact"/>
         <w:numPr>
           <w:ilvl w:val="0"/>
-          <w:numId w:val="1136"/>
+          <w:numId w:val="1148"/>
         </w:numPr>
       </w:pPr>
       <w:r>
@@ -18510,7 +18402,7 @@
         <w:pStyle w:val="Compact"/>
         <w:numPr>
           <w:ilvl w:val="0"/>
-          <w:numId w:val="1136"/>
+          <w:numId w:val="1148"/>
         </w:numPr>
       </w:pPr>
       <w:r>
@@ -18529,7 +18421,7 @@
         <w:pStyle w:val="Compact"/>
         <w:numPr>
           <w:ilvl w:val="0"/>
-          <w:numId w:val="1136"/>
+          <w:numId w:val="1148"/>
         </w:numPr>
       </w:pPr>
       <w:r>
@@ -18548,7 +18440,7 @@
         <w:pStyle w:val="Compact"/>
         <w:numPr>
           <w:ilvl w:val="0"/>
-          <w:numId w:val="1136"/>
+          <w:numId w:val="1148"/>
         </w:numPr>
       </w:pPr>
       <w:r>
@@ -18562,8 +18454,8 @@
         <w:t xml:space="preserve">: For configuration and credentials</w:t>
       </w:r>
     </w:p>
-    <w:bookmarkEnd w:id="95"/>
-    <w:bookmarkStart w:id="96" w:name="deployment-process-2"/>
+    <w:bookmarkEnd w:id="96"/>
+    <w:bookmarkStart w:id="97" w:name="deployment-process-2"/>
     <w:p>
       <w:pPr>
         <w:pStyle w:val="Heading3"/>
@@ -18589,7 +18481,7 @@
         <w:pStyle w:val="Compact"/>
         <w:numPr>
           <w:ilvl w:val="0"/>
-          <w:numId w:val="1137"/>
+          <w:numId w:val="1149"/>
         </w:numPr>
       </w:pPr>
       <w:r>
@@ -18601,10 +18493,10 @@
         <w:pStyle w:val="Compact"/>
         <w:numPr>
           <w:ilvl w:val="1"/>
-          <w:numId w:val="1138"/>
-        </w:numPr>
-      </w:pPr>
-      <w:hyperlink r:id="rId78">
+          <w:numId w:val="1150"/>
+        </w:numPr>
+      </w:pPr>
+      <w:hyperlink r:id="rId79">
         <w:r>
           <w:rPr>
             <w:rStyle w:val="Hyperlink"/>
@@ -18618,10 +18510,10 @@
         <w:pStyle w:val="Compact"/>
         <w:numPr>
           <w:ilvl w:val="1"/>
-          <w:numId w:val="1138"/>
-        </w:numPr>
-      </w:pPr>
-      <w:hyperlink r:id="rId78">
+          <w:numId w:val="1150"/>
+        </w:numPr>
+      </w:pPr>
+      <w:hyperlink r:id="rId79">
         <w:r>
           <w:rPr>
             <w:rStyle w:val="Hyperlink"/>
@@ -18635,10 +18527,10 @@
         <w:pStyle w:val="Compact"/>
         <w:numPr>
           <w:ilvl w:val="1"/>
-          <w:numId w:val="1138"/>
-        </w:numPr>
-      </w:pPr>
-      <w:hyperlink r:id="rId78">
+          <w:numId w:val="1150"/>
+        </w:numPr>
+      </w:pPr>
+      <w:hyperlink r:id="rId79">
         <w:r>
           <w:rPr>
             <w:rStyle w:val="Hyperlink"/>
@@ -18652,10 +18544,10 @@
         <w:pStyle w:val="Compact"/>
         <w:numPr>
           <w:ilvl w:val="1"/>
-          <w:numId w:val="1138"/>
-        </w:numPr>
-      </w:pPr>
-      <w:hyperlink r:id="rId78">
+          <w:numId w:val="1150"/>
+        </w:numPr>
+      </w:pPr>
+      <w:hyperlink r:id="rId79">
         <w:r>
           <w:rPr>
             <w:rStyle w:val="Hyperlink"/>
@@ -18669,10 +18561,10 @@
         <w:pStyle w:val="Compact"/>
         <w:numPr>
           <w:ilvl w:val="1"/>
-          <w:numId w:val="1138"/>
-        </w:numPr>
-      </w:pPr>
-      <w:hyperlink r:id="rId78">
+          <w:numId w:val="1150"/>
+        </w:numPr>
+      </w:pPr>
+      <w:hyperlink r:id="rId79">
         <w:r>
           <w:rPr>
             <w:rStyle w:val="Hyperlink"/>
@@ -18686,10 +18578,10 @@
         <w:pStyle w:val="Compact"/>
         <w:numPr>
           <w:ilvl w:val="1"/>
-          <w:numId w:val="1138"/>
-        </w:numPr>
-      </w:pPr>
-      <w:hyperlink r:id="rId78">
+          <w:numId w:val="1150"/>
+        </w:numPr>
+      </w:pPr>
+      <w:hyperlink r:id="rId79">
         <w:r>
           <w:rPr>
             <w:rStyle w:val="Hyperlink"/>
@@ -18703,7 +18595,7 @@
         <w:pStyle w:val="Compact"/>
         <w:numPr>
           <w:ilvl w:val="0"/>
-          <w:numId w:val="1137"/>
+          <w:numId w:val="1149"/>
         </w:numPr>
       </w:pPr>
       <w:r>
@@ -18715,7 +18607,7 @@
         <w:pStyle w:val="Compact"/>
         <w:numPr>
           <w:ilvl w:val="0"/>
-          <w:numId w:val="1137"/>
+          <w:numId w:val="1149"/>
         </w:numPr>
       </w:pPr>
       <w:r>
@@ -18727,7 +18619,7 @@
         <w:pStyle w:val="Compact"/>
         <w:numPr>
           <w:ilvl w:val="0"/>
-          <w:numId w:val="1137"/>
+          <w:numId w:val="1149"/>
         </w:numPr>
       </w:pPr>
       <w:r>
@@ -18739,7 +18631,7 @@
         <w:pStyle w:val="Compact"/>
         <w:numPr>
           <w:ilvl w:val="0"/>
-          <w:numId w:val="1137"/>
+          <w:numId w:val="1149"/>
         </w:numPr>
       </w:pPr>
       <w:r>
@@ -18751,7 +18643,7 @@
         <w:pStyle w:val="Compact"/>
         <w:numPr>
           <w:ilvl w:val="1"/>
-          <w:numId w:val="1139"/>
+          <w:numId w:val="1151"/>
         </w:numPr>
       </w:pPr>
       <w:r>
@@ -18796,7 +18688,7 @@
         <w:pStyle w:val="Compact"/>
         <w:numPr>
           <w:ilvl w:val="0"/>
-          <w:numId w:val="1140"/>
+          <w:numId w:val="1152"/>
         </w:numPr>
       </w:pPr>
       <w:r>
@@ -18817,7 +18709,7 @@
         <w:pStyle w:val="Compact"/>
         <w:numPr>
           <w:ilvl w:val="0"/>
-          <w:numId w:val="1140"/>
+          <w:numId w:val="1152"/>
         </w:numPr>
       </w:pPr>
       <w:r>
@@ -18829,7 +18721,7 @@
         <w:pStyle w:val="Compact"/>
         <w:numPr>
           <w:ilvl w:val="0"/>
-          <w:numId w:val="1140"/>
+          <w:numId w:val="1152"/>
         </w:numPr>
       </w:pPr>
       <w:r>
@@ -18896,7 +18788,7 @@
       <w:pPr>
         <w:numPr>
           <w:ilvl w:val="0"/>
-          <w:numId w:val="1141"/>
+          <w:numId w:val="1153"/>
         </w:numPr>
       </w:pPr>
       <w:r>
@@ -18922,7 +18814,7 @@
       <w:pPr>
         <w:numPr>
           <w:ilvl w:val="0"/>
-          <w:numId w:val="1141"/>
+          <w:numId w:val="1153"/>
         </w:numPr>
       </w:pPr>
       <w:r>
@@ -19112,7 +19004,7 @@
       <w:pPr>
         <w:numPr>
           <w:ilvl w:val="0"/>
-          <w:numId w:val="1142"/>
+          <w:numId w:val="1154"/>
         </w:numPr>
       </w:pPr>
       <w:r>
@@ -19156,7 +19048,7 @@
       <w:pPr>
         <w:numPr>
           <w:ilvl w:val="0"/>
-          <w:numId w:val="1142"/>
+          <w:numId w:val="1154"/>
         </w:numPr>
       </w:pPr>
       <w:r>
@@ -19200,7 +19092,7 @@
       <w:pPr>
         <w:numPr>
           <w:ilvl w:val="0"/>
-          <w:numId w:val="1142"/>
+          <w:numId w:val="1154"/>
         </w:numPr>
       </w:pPr>
       <w:r>
@@ -19257,7 +19149,7 @@
         <w:pStyle w:val="Compact"/>
         <w:numPr>
           <w:ilvl w:val="0"/>
-          <w:numId w:val="1143"/>
+          <w:numId w:val="1155"/>
         </w:numPr>
       </w:pPr>
       <w:r>
@@ -19284,7 +19176,7 @@
         <w:pStyle w:val="Compact"/>
         <w:numPr>
           <w:ilvl w:val="0"/>
-          <w:numId w:val="1143"/>
+          <w:numId w:val="1155"/>
         </w:numPr>
       </w:pPr>
       <w:r>
@@ -19306,8 +19198,8 @@
         <w:t xml:space="preserve">and any DataShare endpoints are correctly mapped to your ingress controller.</w:t>
       </w:r>
     </w:p>
-    <w:bookmarkEnd w:id="96"/>
-    <w:bookmarkStart w:id="97" w:name="important-notes-2"/>
+    <w:bookmarkEnd w:id="97"/>
+    <w:bookmarkStart w:id="98" w:name="important-notes-2"/>
     <w:p>
       <w:pPr>
         <w:pStyle w:val="Heading3"/>
@@ -19321,7 +19213,7 @@
         <w:pStyle w:val="Compact"/>
         <w:numPr>
           <w:ilvl w:val="0"/>
-          <w:numId w:val="1144"/>
+          <w:numId w:val="1156"/>
         </w:numPr>
       </w:pPr>
       <w:r>
@@ -19340,7 +19232,7 @@
         <w:pStyle w:val="Compact"/>
         <w:numPr>
           <w:ilvl w:val="0"/>
-          <w:numId w:val="1144"/>
+          <w:numId w:val="1156"/>
         </w:numPr>
       </w:pPr>
       <w:r>
@@ -19359,7 +19251,7 @@
         <w:pStyle w:val="Compact"/>
         <w:numPr>
           <w:ilvl w:val="0"/>
-          <w:numId w:val="1144"/>
+          <w:numId w:val="1156"/>
         </w:numPr>
       </w:pPr>
       <w:r>
@@ -19373,8 +19265,8 @@
         <w:t xml:space="preserve">: All configuration comes from your config-server and configmaps</w:t>
       </w:r>
     </w:p>
-    <w:bookmarkEnd w:id="97"/>
-    <w:bookmarkStart w:id="99" w:name="troubleshooting-2"/>
+    <w:bookmarkEnd w:id="98"/>
+    <w:bookmarkStart w:id="100" w:name="troubleshooting-2"/>
     <w:p>
       <w:pPr>
         <w:pStyle w:val="Heading3"/>
@@ -19396,7 +19288,7 @@
         <w:pStyle w:val="Compact"/>
         <w:numPr>
           <w:ilvl w:val="0"/>
-          <w:numId w:val="1145"/>
+          <w:numId w:val="1157"/>
         </w:numPr>
       </w:pPr>
       <w:r>
@@ -19424,7 +19316,7 @@
         <w:pStyle w:val="Compact"/>
         <w:numPr>
           <w:ilvl w:val="0"/>
-          <w:numId w:val="1145"/>
+          <w:numId w:val="1157"/>
         </w:numPr>
       </w:pPr>
       <w:r>
@@ -19443,7 +19335,7 @@
         <w:pStyle w:val="Compact"/>
         <w:numPr>
           <w:ilvl w:val="0"/>
-          <w:numId w:val="1145"/>
+          <w:numId w:val="1157"/>
         </w:numPr>
       </w:pPr>
       <w:r>
@@ -19462,7 +19354,7 @@
         <w:pStyle w:val="Compact"/>
         <w:numPr>
           <w:ilvl w:val="0"/>
-          <w:numId w:val="1145"/>
+          <w:numId w:val="1157"/>
         </w:numPr>
       </w:pPr>
       <w:r>
@@ -19481,7 +19373,7 @@
         <w:pStyle w:val="Compact"/>
         <w:numPr>
           <w:ilvl w:val="0"/>
-          <w:numId w:val="1145"/>
+          <w:numId w:val="1157"/>
         </w:numPr>
       </w:pPr>
       <w:r>
@@ -19514,7 +19406,7 @@
       <w:r>
         <w:t xml:space="preserve"> </w:t>
       </w:r>
-      <w:hyperlink r:id="rId98">
+      <w:hyperlink r:id="rId99">
         <w:r>
           <w:rPr>
             <w:rStyle w:val="Hyperlink"/>
@@ -19526,9 +19418,9 @@
         <w:t xml:space="preserve">.</w:t>
       </w:r>
     </w:p>
-    <w:bookmarkEnd w:id="99"/>
     <w:bookmarkEnd w:id="100"/>
-    <w:bookmarkStart w:id="110" w:name="deploying-inji-verify"/>
+    <w:bookmarkEnd w:id="101"/>
+    <w:bookmarkStart w:id="111" w:name="deploying-inji-verify"/>
     <w:p>
       <w:pPr>
         <w:pStyle w:val="Heading2"/>
@@ -19555,7 +19447,7 @@
       <w:r>
         <w:t xml:space="preserve"> </w:t>
       </w:r>
-      <w:hyperlink r:id="rId101">
+      <w:hyperlink r:id="rId102">
         <w:r>
           <w:rPr>
             <w:rStyle w:val="Hyperlink"/>
@@ -19570,7 +19462,7 @@
         <w:t xml:space="preserve">for the latest deployment details.</w:t>
       </w:r>
     </w:p>
-    <w:bookmarkStart w:id="102" w:name="understanding-the-deployment-model-3"/>
+    <w:bookmarkStart w:id="103" w:name="understanding-the-deployment-model-3"/>
     <w:p>
       <w:pPr>
         <w:pStyle w:val="Heading3"/>
@@ -19603,8 +19495,8 @@
         <w:t xml:space="preserve">in your Kubernetes cluster.</w:t>
       </w:r>
     </w:p>
-    <w:bookmarkEnd w:id="102"/>
-    <w:bookmarkStart w:id="103" w:name="deployment-flow-1"/>
+    <w:bookmarkEnd w:id="103"/>
+    <w:bookmarkStart w:id="104" w:name="deployment-flow-1"/>
     <w:p>
       <w:pPr>
         <w:pStyle w:val="Heading3"/>
@@ -19704,7 +19596,7 @@
         <w:pStyle w:val="Compact"/>
         <w:numPr>
           <w:ilvl w:val="0"/>
-          <w:numId w:val="1146"/>
+          <w:numId w:val="1158"/>
         </w:numPr>
       </w:pPr>
       <w:r>
@@ -19723,7 +19615,7 @@
         <w:pStyle w:val="Compact"/>
         <w:numPr>
           <w:ilvl w:val="0"/>
-          <w:numId w:val="1146"/>
+          <w:numId w:val="1158"/>
         </w:numPr>
       </w:pPr>
       <w:r>
@@ -19742,7 +19634,7 @@
         <w:pStyle w:val="Compact"/>
         <w:numPr>
           <w:ilvl w:val="0"/>
-          <w:numId w:val="1146"/>
+          <w:numId w:val="1158"/>
         </w:numPr>
       </w:pPr>
       <w:r>
@@ -19782,7 +19674,7 @@
         <w:pStyle w:val="Compact"/>
         <w:numPr>
           <w:ilvl w:val="0"/>
-          <w:numId w:val="1147"/>
+          <w:numId w:val="1159"/>
         </w:numPr>
       </w:pPr>
       <w:r>
@@ -19801,7 +19693,7 @@
         <w:pStyle w:val="Compact"/>
         <w:numPr>
           <w:ilvl w:val="0"/>
-          <w:numId w:val="1147"/>
+          <w:numId w:val="1159"/>
         </w:numPr>
       </w:pPr>
       <w:r>
@@ -19820,7 +19712,7 @@
         <w:pStyle w:val="Compact"/>
         <w:numPr>
           <w:ilvl w:val="0"/>
-          <w:numId w:val="1147"/>
+          <w:numId w:val="1159"/>
         </w:numPr>
       </w:pPr>
       <w:r>
@@ -19839,7 +19731,7 @@
         <w:pStyle w:val="Compact"/>
         <w:numPr>
           <w:ilvl w:val="0"/>
-          <w:numId w:val="1147"/>
+          <w:numId w:val="1159"/>
         </w:numPr>
       </w:pPr>
       <w:r>
@@ -19853,8 +19745,8 @@
         <w:t xml:space="preserve">: For configuration and credentials</w:t>
       </w:r>
     </w:p>
-    <w:bookmarkEnd w:id="103"/>
-    <w:bookmarkStart w:id="104" w:name="deployment-process-3"/>
+    <w:bookmarkEnd w:id="104"/>
+    <w:bookmarkStart w:id="105" w:name="deployment-process-3"/>
     <w:p>
       <w:pPr>
         <w:pStyle w:val="Heading3"/>
@@ -19880,7 +19772,7 @@
         <w:pStyle w:val="Compact"/>
         <w:numPr>
           <w:ilvl w:val="0"/>
-          <w:numId w:val="1148"/>
+          <w:numId w:val="1160"/>
         </w:numPr>
       </w:pPr>
       <w:r>
@@ -19892,10 +19784,10 @@
         <w:pStyle w:val="Compact"/>
         <w:numPr>
           <w:ilvl w:val="1"/>
-          <w:numId w:val="1149"/>
-        </w:numPr>
-      </w:pPr>
-      <w:hyperlink r:id="rId78">
+          <w:numId w:val="1161"/>
+        </w:numPr>
+      </w:pPr>
+      <w:hyperlink r:id="rId79">
         <w:r>
           <w:rPr>
             <w:rStyle w:val="Hyperlink"/>
@@ -19909,10 +19801,10 @@
         <w:pStyle w:val="Compact"/>
         <w:numPr>
           <w:ilvl w:val="1"/>
-          <w:numId w:val="1149"/>
-        </w:numPr>
-      </w:pPr>
-      <w:hyperlink r:id="rId78">
+          <w:numId w:val="1161"/>
+        </w:numPr>
+      </w:pPr>
+      <w:hyperlink r:id="rId79">
         <w:r>
           <w:rPr>
             <w:rStyle w:val="Hyperlink"/>
@@ -19926,10 +19818,10 @@
         <w:pStyle w:val="Compact"/>
         <w:numPr>
           <w:ilvl w:val="1"/>
-          <w:numId w:val="1149"/>
-        </w:numPr>
-      </w:pPr>
-      <w:hyperlink r:id="rId78">
+          <w:numId w:val="1161"/>
+        </w:numPr>
+      </w:pPr>
+      <w:hyperlink r:id="rId79">
         <w:r>
           <w:rPr>
             <w:rStyle w:val="Hyperlink"/>
@@ -19943,10 +19835,10 @@
         <w:pStyle w:val="Compact"/>
         <w:numPr>
           <w:ilvl w:val="1"/>
-          <w:numId w:val="1149"/>
-        </w:numPr>
-      </w:pPr>
-      <w:hyperlink r:id="rId78">
+          <w:numId w:val="1161"/>
+        </w:numPr>
+      </w:pPr>
+      <w:hyperlink r:id="rId79">
         <w:r>
           <w:rPr>
             <w:rStyle w:val="Hyperlink"/>
@@ -19960,10 +19852,10 @@
         <w:pStyle w:val="Compact"/>
         <w:numPr>
           <w:ilvl w:val="1"/>
-          <w:numId w:val="1149"/>
-        </w:numPr>
-      </w:pPr>
-      <w:hyperlink r:id="rId78">
+          <w:numId w:val="1161"/>
+        </w:numPr>
+      </w:pPr>
+      <w:hyperlink r:id="rId79">
         <w:r>
           <w:rPr>
             <w:rStyle w:val="Hyperlink"/>
@@ -19977,10 +19869,10 @@
         <w:pStyle w:val="Compact"/>
         <w:numPr>
           <w:ilvl w:val="1"/>
-          <w:numId w:val="1149"/>
-        </w:numPr>
-      </w:pPr>
-      <w:hyperlink r:id="rId78">
+          <w:numId w:val="1161"/>
+        </w:numPr>
+      </w:pPr>
+      <w:hyperlink r:id="rId79">
         <w:r>
           <w:rPr>
             <w:rStyle w:val="Hyperlink"/>
@@ -19994,7 +19886,7 @@
         <w:pStyle w:val="Compact"/>
         <w:numPr>
           <w:ilvl w:val="0"/>
-          <w:numId w:val="1148"/>
+          <w:numId w:val="1160"/>
         </w:numPr>
       </w:pPr>
       <w:r>
@@ -20006,7 +19898,7 @@
         <w:pStyle w:val="Compact"/>
         <w:numPr>
           <w:ilvl w:val="0"/>
-          <w:numId w:val="1148"/>
+          <w:numId w:val="1160"/>
         </w:numPr>
       </w:pPr>
       <w:r>
@@ -20018,7 +19910,7 @@
         <w:pStyle w:val="Compact"/>
         <w:numPr>
           <w:ilvl w:val="1"/>
-          <w:numId w:val="1150"/>
+          <w:numId w:val="1162"/>
         </w:numPr>
       </w:pPr>
       <w:r>
@@ -20063,7 +19955,7 @@
         <w:pStyle w:val="Compact"/>
         <w:numPr>
           <w:ilvl w:val="0"/>
-          <w:numId w:val="1151"/>
+          <w:numId w:val="1163"/>
         </w:numPr>
       </w:pPr>
       <w:r>
@@ -20084,7 +19976,7 @@
         <w:pStyle w:val="Compact"/>
         <w:numPr>
           <w:ilvl w:val="0"/>
-          <w:numId w:val="1151"/>
+          <w:numId w:val="1163"/>
         </w:numPr>
       </w:pPr>
       <w:r>
@@ -20096,7 +19988,7 @@
         <w:pStyle w:val="Compact"/>
         <w:numPr>
           <w:ilvl w:val="0"/>
-          <w:numId w:val="1151"/>
+          <w:numId w:val="1163"/>
         </w:numPr>
       </w:pPr>
       <w:r>
@@ -20240,8 +20132,8 @@
         <w:t xml:space="preserve">./install-all.sh</w:t>
       </w:r>
     </w:p>
-    <w:bookmarkEnd w:id="104"/>
-    <w:bookmarkStart w:id="105" w:name="what-happens-during-installation-1"/>
+    <w:bookmarkEnd w:id="105"/>
+    <w:bookmarkStart w:id="106" w:name="what-happens-during-installation-1"/>
     <w:p>
       <w:pPr>
         <w:pStyle w:val="Heading3"/>
@@ -20255,7 +20147,7 @@
         <w:pStyle w:val="Compact"/>
         <w:numPr>
           <w:ilvl w:val="0"/>
-          <w:numId w:val="1152"/>
+          <w:numId w:val="1164"/>
         </w:numPr>
       </w:pPr>
       <w:r>
@@ -20274,7 +20166,7 @@
         <w:pStyle w:val="Compact"/>
         <w:numPr>
           <w:ilvl w:val="0"/>
-          <w:numId w:val="1152"/>
+          <w:numId w:val="1164"/>
         </w:numPr>
       </w:pPr>
       <w:r>
@@ -20293,7 +20185,7 @@
         <w:pStyle w:val="Compact"/>
         <w:numPr>
           <w:ilvl w:val="0"/>
-          <w:numId w:val="1152"/>
+          <w:numId w:val="1164"/>
         </w:numPr>
       </w:pPr>
       <w:r>
@@ -20312,7 +20204,7 @@
         <w:pStyle w:val="Compact"/>
         <w:numPr>
           <w:ilvl w:val="0"/>
-          <w:numId w:val="1152"/>
+          <w:numId w:val="1164"/>
         </w:numPr>
       </w:pPr>
       <w:r>
@@ -20331,7 +20223,7 @@
         <w:pStyle w:val="Compact"/>
         <w:numPr>
           <w:ilvl w:val="0"/>
-          <w:numId w:val="1152"/>
+          <w:numId w:val="1164"/>
         </w:numPr>
       </w:pPr>
       <w:r>
@@ -20345,8 +20237,8 @@
         <w:t xml:space="preserve">: Verifies all pods are running and healthy</w:t>
       </w:r>
     </w:p>
-    <w:bookmarkEnd w:id="105"/>
-    <w:bookmarkStart w:id="106" w:name="verification-steps-2"/>
+    <w:bookmarkEnd w:id="106"/>
+    <w:bookmarkStart w:id="107" w:name="verification-steps-2"/>
     <w:p>
       <w:pPr>
         <w:pStyle w:val="Heading3"/>
@@ -20478,8 +20370,8 @@
         <w:t xml:space="preserve"> https://injiverify.sandbox.xyz.net/health</w:t>
       </w:r>
     </w:p>
-    <w:bookmarkEnd w:id="106"/>
-    <w:bookmarkStart w:id="107" w:name="managing-inji-verify-services"/>
+    <w:bookmarkEnd w:id="107"/>
+    <w:bookmarkStart w:id="108" w:name="managing-inji-verify-services"/>
     <w:p>
       <w:pPr>
         <w:pStyle w:val="Heading3"/>
@@ -20492,7 +20384,7 @@
       <w:pPr>
         <w:numPr>
           <w:ilvl w:val="0"/>
-          <w:numId w:val="1153"/>
+          <w:numId w:val="1165"/>
         </w:numPr>
       </w:pPr>
       <w:r>
@@ -20522,7 +20414,7 @@
       <w:pPr>
         <w:numPr>
           <w:ilvl w:val="0"/>
-          <w:numId w:val="1153"/>
+          <w:numId w:val="1165"/>
         </w:numPr>
       </w:pPr>
       <w:r>
@@ -20548,8 +20440,8 @@
         <w:t xml:space="preserve">./restart-all.sh</w:t>
       </w:r>
     </w:p>
-    <w:bookmarkEnd w:id="107"/>
-    <w:bookmarkStart w:id="108" w:name="important-notes-3"/>
+    <w:bookmarkEnd w:id="108"/>
+    <w:bookmarkStart w:id="109" w:name="important-notes-3"/>
     <w:p>
       <w:pPr>
         <w:pStyle w:val="Heading3"/>
@@ -20563,7 +20455,7 @@
         <w:pStyle w:val="Compact"/>
         <w:numPr>
           <w:ilvl w:val="0"/>
-          <w:numId w:val="1154"/>
+          <w:numId w:val="1166"/>
         </w:numPr>
       </w:pPr>
       <w:r>
@@ -20582,7 +20474,7 @@
         <w:pStyle w:val="Compact"/>
         <w:numPr>
           <w:ilvl w:val="0"/>
-          <w:numId w:val="1154"/>
+          <w:numId w:val="1166"/>
         </w:numPr>
       </w:pPr>
       <w:r>
@@ -20601,7 +20493,7 @@
         <w:pStyle w:val="Compact"/>
         <w:numPr>
           <w:ilvl w:val="0"/>
-          <w:numId w:val="1154"/>
+          <w:numId w:val="1166"/>
         </w:numPr>
       </w:pPr>
       <w:r>
@@ -20615,8 +20507,8 @@
         <w:t xml:space="preserve">: All configuration comes from your config-server and configmaps</w:t>
       </w:r>
     </w:p>
-    <w:bookmarkEnd w:id="108"/>
-    <w:bookmarkStart w:id="109" w:name="troubleshooting-3"/>
+    <w:bookmarkEnd w:id="109"/>
+    <w:bookmarkStart w:id="110" w:name="troubleshooting-3"/>
     <w:p>
       <w:pPr>
         <w:pStyle w:val="Heading3"/>
@@ -20638,7 +20530,7 @@
         <w:pStyle w:val="Compact"/>
         <w:numPr>
           <w:ilvl w:val="0"/>
-          <w:numId w:val="1155"/>
+          <w:numId w:val="1167"/>
         </w:numPr>
       </w:pPr>
       <w:r>
@@ -20666,7 +20558,7 @@
         <w:pStyle w:val="Compact"/>
         <w:numPr>
           <w:ilvl w:val="0"/>
-          <w:numId w:val="1155"/>
+          <w:numId w:val="1167"/>
         </w:numPr>
       </w:pPr>
       <w:r>
@@ -20685,7 +20577,7 @@
         <w:pStyle w:val="Compact"/>
         <w:numPr>
           <w:ilvl w:val="0"/>
-          <w:numId w:val="1155"/>
+          <w:numId w:val="1167"/>
         </w:numPr>
       </w:pPr>
       <w:r>
@@ -20704,7 +20596,7 @@
         <w:pStyle w:val="Compact"/>
         <w:numPr>
           <w:ilvl w:val="0"/>
-          <w:numId w:val="1155"/>
+          <w:numId w:val="1167"/>
         </w:numPr>
       </w:pPr>
       <w:r>
@@ -20723,7 +20615,7 @@
         <w:pStyle w:val="Compact"/>
         <w:numPr>
           <w:ilvl w:val="0"/>
-          <w:numId w:val="1155"/>
+          <w:numId w:val="1167"/>
         </w:numPr>
       </w:pPr>
       <w:r>
@@ -20826,9 +20718,9 @@
         <w:t xml:space="preserve">–&gt;</w:t>
       </w:r>
     </w:p>
-    <w:bookmarkEnd w:id="109"/>
     <w:bookmarkEnd w:id="110"/>
     <w:bookmarkEnd w:id="111"/>
+    <w:bookmarkEnd w:id="112"/>
     <w:sectPr>
       <w:footnotePr>
         <w:numRestart w:val="eachSect"/>
@@ -21506,6 +21398,42 @@
     <w:abstractNumId w:val="991"/>
   </w:num>
   <w:num w:numId="1117">
+    <w:abstractNumId w:val="991"/>
+  </w:num>
+  <w:num w:numId="1118">
+    <w:abstractNumId w:val="991"/>
+  </w:num>
+  <w:num w:numId="1119">
+    <w:abstractNumId w:val="991"/>
+  </w:num>
+  <w:num w:numId="1120">
+    <w:abstractNumId w:val="991"/>
+  </w:num>
+  <w:num w:numId="1121">
+    <w:abstractNumId w:val="991"/>
+  </w:num>
+  <w:num w:numId="1122">
+    <w:abstractNumId w:val="991"/>
+  </w:num>
+  <w:num w:numId="1123">
+    <w:abstractNumId w:val="991"/>
+  </w:num>
+  <w:num w:numId="1124">
+    <w:abstractNumId w:val="991"/>
+  </w:num>
+  <w:num w:numId="1125">
+    <w:abstractNumId w:val="991"/>
+  </w:num>
+  <w:num w:numId="1126">
+    <w:abstractNumId w:val="991"/>
+  </w:num>
+  <w:num w:numId="1127">
+    <w:abstractNumId w:val="991"/>
+  </w:num>
+  <w:num w:numId="1128">
+    <w:abstractNumId w:val="991"/>
+  </w:num>
+  <w:num w:numId="1129">
     <w:abstractNumId w:val="99411"/>
     <w:lvlOverride w:ilvl="0">
       <w:startOverride w:val="1"/>
@@ -21535,155 +21463,11 @@
       <w:startOverride w:val="1"/>
     </w:lvlOverride>
   </w:num>
-  <w:num w:numId="1118">
-    <w:abstractNumId w:val="991"/>
-  </w:num>
-  <w:num w:numId="1119">
-    <w:abstractNumId w:val="991"/>
-  </w:num>
-  <w:num w:numId="1120">
-    <w:abstractNumId w:val="991"/>
-  </w:num>
-  <w:num w:numId="1121">
-    <w:abstractNumId w:val="991"/>
-  </w:num>
-  <w:num w:numId="1122">
-    <w:abstractNumId w:val="99411"/>
-    <w:lvlOverride w:ilvl="0">
-      <w:startOverride w:val="1"/>
-    </w:lvlOverride>
-    <w:lvlOverride w:ilvl="1">
-      <w:startOverride w:val="1"/>
-    </w:lvlOverride>
-    <w:lvlOverride w:ilvl="2">
-      <w:startOverride w:val="1"/>
-    </w:lvlOverride>
-    <w:lvlOverride w:ilvl="3">
-      <w:startOverride w:val="1"/>
-    </w:lvlOverride>
-    <w:lvlOverride w:ilvl="4">
-      <w:startOverride w:val="1"/>
-    </w:lvlOverride>
-    <w:lvlOverride w:ilvl="5">
-      <w:startOverride w:val="1"/>
-    </w:lvlOverride>
-    <w:lvlOverride w:ilvl="6">
-      <w:startOverride w:val="1"/>
-    </w:lvlOverride>
-    <w:lvlOverride w:ilvl="7">
-      <w:startOverride w:val="1"/>
-    </w:lvlOverride>
-    <w:lvlOverride w:ilvl="8">
-      <w:startOverride w:val="1"/>
-    </w:lvlOverride>
-  </w:num>
-  <w:num w:numId="1123">
-    <w:abstractNumId w:val="991"/>
-  </w:num>
-  <w:num w:numId="1124">
-    <w:abstractNumId w:val="99411"/>
-    <w:lvlOverride w:ilvl="0">
-      <w:startOverride w:val="1"/>
-    </w:lvlOverride>
-    <w:lvlOverride w:ilvl="1">
-      <w:startOverride w:val="1"/>
-    </w:lvlOverride>
-    <w:lvlOverride w:ilvl="2">
-      <w:startOverride w:val="1"/>
-    </w:lvlOverride>
-    <w:lvlOverride w:ilvl="3">
-      <w:startOverride w:val="1"/>
-    </w:lvlOverride>
-    <w:lvlOverride w:ilvl="4">
-      <w:startOverride w:val="1"/>
-    </w:lvlOverride>
-    <w:lvlOverride w:ilvl="5">
-      <w:startOverride w:val="1"/>
-    </w:lvlOverride>
-    <w:lvlOverride w:ilvl="6">
-      <w:startOverride w:val="1"/>
-    </w:lvlOverride>
-    <w:lvlOverride w:ilvl="7">
-      <w:startOverride w:val="1"/>
-    </w:lvlOverride>
-    <w:lvlOverride w:ilvl="8">
-      <w:startOverride w:val="1"/>
-    </w:lvlOverride>
-  </w:num>
-  <w:num w:numId="1125">
-    <w:abstractNumId w:val="991"/>
-  </w:num>
-  <w:num w:numId="1126">
-    <w:abstractNumId w:val="99411"/>
-    <w:lvlOverride w:ilvl="0">
-      <w:startOverride w:val="1"/>
-    </w:lvlOverride>
-    <w:lvlOverride w:ilvl="1">
-      <w:startOverride w:val="1"/>
-    </w:lvlOverride>
-    <w:lvlOverride w:ilvl="2">
-      <w:startOverride w:val="1"/>
-    </w:lvlOverride>
-    <w:lvlOverride w:ilvl="3">
-      <w:startOverride w:val="1"/>
-    </w:lvlOverride>
-    <w:lvlOverride w:ilvl="4">
-      <w:startOverride w:val="1"/>
-    </w:lvlOverride>
-    <w:lvlOverride w:ilvl="5">
-      <w:startOverride w:val="1"/>
-    </w:lvlOverride>
-    <w:lvlOverride w:ilvl="6">
-      <w:startOverride w:val="1"/>
-    </w:lvlOverride>
-    <w:lvlOverride w:ilvl="7">
-      <w:startOverride w:val="1"/>
-    </w:lvlOverride>
-    <w:lvlOverride w:ilvl="8">
-      <w:startOverride w:val="1"/>
-    </w:lvlOverride>
-  </w:num>
-  <w:num w:numId="1127">
-    <w:abstractNumId w:val="991"/>
-  </w:num>
-  <w:num w:numId="1128">
-    <w:abstractNumId w:val="991"/>
-  </w:num>
-  <w:num w:numId="1129">
-    <w:abstractNumId w:val="991"/>
-  </w:num>
   <w:num w:numId="1130">
     <w:abstractNumId w:val="991"/>
   </w:num>
   <w:num w:numId="1131">
-    <w:abstractNumId w:val="99411"/>
-    <w:lvlOverride w:ilvl="0">
-      <w:startOverride w:val="1"/>
-    </w:lvlOverride>
-    <w:lvlOverride w:ilvl="1">
-      <w:startOverride w:val="1"/>
-    </w:lvlOverride>
-    <w:lvlOverride w:ilvl="2">
-      <w:startOverride w:val="1"/>
-    </w:lvlOverride>
-    <w:lvlOverride w:ilvl="3">
-      <w:startOverride w:val="1"/>
-    </w:lvlOverride>
-    <w:lvlOverride w:ilvl="4">
-      <w:startOverride w:val="1"/>
-    </w:lvlOverride>
-    <w:lvlOverride w:ilvl="5">
-      <w:startOverride w:val="1"/>
-    </w:lvlOverride>
-    <w:lvlOverride w:ilvl="6">
-      <w:startOverride w:val="1"/>
-    </w:lvlOverride>
-    <w:lvlOverride w:ilvl="7">
-      <w:startOverride w:val="1"/>
-    </w:lvlOverride>
-    <w:lvlOverride w:ilvl="8">
-      <w:startOverride w:val="1"/>
-    </w:lvlOverride>
+    <w:abstractNumId w:val="991"/>
   </w:num>
   <w:num w:numId="1132">
     <w:abstractNumId w:val="991"/>
@@ -21758,27 +21542,6 @@
     <w:abstractNumId w:val="991"/>
   </w:num>
   <w:num w:numId="1138">
-    <w:abstractNumId w:val="991"/>
-  </w:num>
-  <w:num w:numId="1139">
-    <w:abstractNumId w:val="991"/>
-  </w:num>
-  <w:num w:numId="1140">
-    <w:abstractNumId w:val="991"/>
-  </w:num>
-  <w:num w:numId="1141">
-    <w:abstractNumId w:val="991"/>
-  </w:num>
-  <w:num w:numId="1142">
-    <w:abstractNumId w:val="991"/>
-  </w:num>
-  <w:num w:numId="1143">
-    <w:abstractNumId w:val="991"/>
-  </w:num>
-  <w:num w:numId="1144">
-    <w:abstractNumId w:val="991"/>
-  </w:num>
-  <w:num w:numId="1145">
     <w:abstractNumId w:val="99411"/>
     <w:lvlOverride w:ilvl="0">
       <w:startOverride w:val="1"/>
@@ -21808,10 +21571,19 @@
       <w:startOverride w:val="1"/>
     </w:lvlOverride>
   </w:num>
-  <w:num w:numId="1146">
+  <w:num w:numId="1139">
     <w:abstractNumId w:val="991"/>
   </w:num>
-  <w:num w:numId="1147">
+  <w:num w:numId="1140">
+    <w:abstractNumId w:val="991"/>
+  </w:num>
+  <w:num w:numId="1141">
+    <w:abstractNumId w:val="991"/>
+  </w:num>
+  <w:num w:numId="1142">
+    <w:abstractNumId w:val="991"/>
+  </w:num>
+  <w:num w:numId="1143">
     <w:abstractNumId w:val="99411"/>
     <w:lvlOverride w:ilvl="0">
       <w:startOverride w:val="1"/>
@@ -21841,19 +21613,13 @@
       <w:startOverride w:val="1"/>
     </w:lvlOverride>
   </w:num>
-  <w:num w:numId="1148">
+  <w:num w:numId="1144">
     <w:abstractNumId w:val="991"/>
   </w:num>
-  <w:num w:numId="1149">
+  <w:num w:numId="1145">
     <w:abstractNumId w:val="991"/>
   </w:num>
-  <w:num w:numId="1150">
-    <w:abstractNumId w:val="991"/>
-  </w:num>
-  <w:num w:numId="1151">
-    <w:abstractNumId w:val="991"/>
-  </w:num>
-  <w:num w:numId="1152">
+  <w:num w:numId="1146">
     <w:abstractNumId w:val="99411"/>
     <w:lvlOverride w:ilvl="0">
       <w:startOverride w:val="1"/>
@@ -21883,6 +21649,51 @@
       <w:startOverride w:val="1"/>
     </w:lvlOverride>
   </w:num>
+  <w:num w:numId="1147">
+    <w:abstractNumId w:val="991"/>
+  </w:num>
+  <w:num w:numId="1148">
+    <w:abstractNumId w:val="99411"/>
+    <w:lvlOverride w:ilvl="0">
+      <w:startOverride w:val="1"/>
+    </w:lvlOverride>
+    <w:lvlOverride w:ilvl="1">
+      <w:startOverride w:val="1"/>
+    </w:lvlOverride>
+    <w:lvlOverride w:ilvl="2">
+      <w:startOverride w:val="1"/>
+    </w:lvlOverride>
+    <w:lvlOverride w:ilvl="3">
+      <w:startOverride w:val="1"/>
+    </w:lvlOverride>
+    <w:lvlOverride w:ilvl="4">
+      <w:startOverride w:val="1"/>
+    </w:lvlOverride>
+    <w:lvlOverride w:ilvl="5">
+      <w:startOverride w:val="1"/>
+    </w:lvlOverride>
+    <w:lvlOverride w:ilvl="6">
+      <w:startOverride w:val="1"/>
+    </w:lvlOverride>
+    <w:lvlOverride w:ilvl="7">
+      <w:startOverride w:val="1"/>
+    </w:lvlOverride>
+    <w:lvlOverride w:ilvl="8">
+      <w:startOverride w:val="1"/>
+    </w:lvlOverride>
+  </w:num>
+  <w:num w:numId="1149">
+    <w:abstractNumId w:val="991"/>
+  </w:num>
+  <w:num w:numId="1150">
+    <w:abstractNumId w:val="991"/>
+  </w:num>
+  <w:num w:numId="1151">
+    <w:abstractNumId w:val="991"/>
+  </w:num>
+  <w:num w:numId="1152">
+    <w:abstractNumId w:val="991"/>
+  </w:num>
   <w:num w:numId="1153">
     <w:abstractNumId w:val="991"/>
   </w:num>
@@ -21890,6 +21701,123 @@
     <w:abstractNumId w:val="991"/>
   </w:num>
   <w:num w:numId="1155">
+    <w:abstractNumId w:val="991"/>
+  </w:num>
+  <w:num w:numId="1156">
+    <w:abstractNumId w:val="991"/>
+  </w:num>
+  <w:num w:numId="1157">
+    <w:abstractNumId w:val="99411"/>
+    <w:lvlOverride w:ilvl="0">
+      <w:startOverride w:val="1"/>
+    </w:lvlOverride>
+    <w:lvlOverride w:ilvl="1">
+      <w:startOverride w:val="1"/>
+    </w:lvlOverride>
+    <w:lvlOverride w:ilvl="2">
+      <w:startOverride w:val="1"/>
+    </w:lvlOverride>
+    <w:lvlOverride w:ilvl="3">
+      <w:startOverride w:val="1"/>
+    </w:lvlOverride>
+    <w:lvlOverride w:ilvl="4">
+      <w:startOverride w:val="1"/>
+    </w:lvlOverride>
+    <w:lvlOverride w:ilvl="5">
+      <w:startOverride w:val="1"/>
+    </w:lvlOverride>
+    <w:lvlOverride w:ilvl="6">
+      <w:startOverride w:val="1"/>
+    </w:lvlOverride>
+    <w:lvlOverride w:ilvl="7">
+      <w:startOverride w:val="1"/>
+    </w:lvlOverride>
+    <w:lvlOverride w:ilvl="8">
+      <w:startOverride w:val="1"/>
+    </w:lvlOverride>
+  </w:num>
+  <w:num w:numId="1158">
+    <w:abstractNumId w:val="991"/>
+  </w:num>
+  <w:num w:numId="1159">
+    <w:abstractNumId w:val="99411"/>
+    <w:lvlOverride w:ilvl="0">
+      <w:startOverride w:val="1"/>
+    </w:lvlOverride>
+    <w:lvlOverride w:ilvl="1">
+      <w:startOverride w:val="1"/>
+    </w:lvlOverride>
+    <w:lvlOverride w:ilvl="2">
+      <w:startOverride w:val="1"/>
+    </w:lvlOverride>
+    <w:lvlOverride w:ilvl="3">
+      <w:startOverride w:val="1"/>
+    </w:lvlOverride>
+    <w:lvlOverride w:ilvl="4">
+      <w:startOverride w:val="1"/>
+    </w:lvlOverride>
+    <w:lvlOverride w:ilvl="5">
+      <w:startOverride w:val="1"/>
+    </w:lvlOverride>
+    <w:lvlOverride w:ilvl="6">
+      <w:startOverride w:val="1"/>
+    </w:lvlOverride>
+    <w:lvlOverride w:ilvl="7">
+      <w:startOverride w:val="1"/>
+    </w:lvlOverride>
+    <w:lvlOverride w:ilvl="8">
+      <w:startOverride w:val="1"/>
+    </w:lvlOverride>
+  </w:num>
+  <w:num w:numId="1160">
+    <w:abstractNumId w:val="991"/>
+  </w:num>
+  <w:num w:numId="1161">
+    <w:abstractNumId w:val="991"/>
+  </w:num>
+  <w:num w:numId="1162">
+    <w:abstractNumId w:val="991"/>
+  </w:num>
+  <w:num w:numId="1163">
+    <w:abstractNumId w:val="991"/>
+  </w:num>
+  <w:num w:numId="1164">
+    <w:abstractNumId w:val="99411"/>
+    <w:lvlOverride w:ilvl="0">
+      <w:startOverride w:val="1"/>
+    </w:lvlOverride>
+    <w:lvlOverride w:ilvl="1">
+      <w:startOverride w:val="1"/>
+    </w:lvlOverride>
+    <w:lvlOverride w:ilvl="2">
+      <w:startOverride w:val="1"/>
+    </w:lvlOverride>
+    <w:lvlOverride w:ilvl="3">
+      <w:startOverride w:val="1"/>
+    </w:lvlOverride>
+    <w:lvlOverride w:ilvl="4">
+      <w:startOverride w:val="1"/>
+    </w:lvlOverride>
+    <w:lvlOverride w:ilvl="5">
+      <w:startOverride w:val="1"/>
+    </w:lvlOverride>
+    <w:lvlOverride w:ilvl="6">
+      <w:startOverride w:val="1"/>
+    </w:lvlOverride>
+    <w:lvlOverride w:ilvl="7">
+      <w:startOverride w:val="1"/>
+    </w:lvlOverride>
+    <w:lvlOverride w:ilvl="8">
+      <w:startOverride w:val="1"/>
+    </w:lvlOverride>
+  </w:num>
+  <w:num w:numId="1165">
+    <w:abstractNumId w:val="991"/>
+  </w:num>
+  <w:num w:numId="1166">
+    <w:abstractNumId w:val="991"/>
+  </w:num>
+  <w:num w:numId="1167">
     <w:abstractNumId w:val="99411"/>
     <w:lvlOverride w:ilvl="0">
       <w:startOverride w:val="1"/>

--- a/docs/readme/setup/inji-dg3.docx
+++ b/docs/readme/setup/inji-dg3.docx
@@ -2600,7 +2600,7 @@
     </w:p>
     <w:bookmarkEnd w:id="30"/>
     <w:bookmarkEnd w:id="31"/>
-    <w:bookmarkStart w:id="72" w:name="base-infrastructure-setup"/>
+    <w:bookmarkStart w:id="77" w:name="base-infrastructure-setup"/>
     <w:p>
       <w:pPr>
         <w:pStyle w:val="Heading1"/>
@@ -7402,12 +7402,91 @@
     </w:p>
     <w:bookmarkEnd w:id="50"/>
     <w:bookmarkEnd w:id="51"/>
-    <w:bookmarkStart w:id="52" w:name="optional-monitoring-module-deployment"/>
+    <w:bookmarkStart w:id="53" w:name="nginx-for-inji-k8-cluster"/>
     <w:p>
       <w:pPr>
         <w:pStyle w:val="Heading2"/>
       </w:pPr>
       <w:r>
+        <w:t xml:space="preserve">Nginx for Inji K8 Cluster</w:t>
+      </w:r>
+    </w:p>
+    <w:p>
+      <w:pPr>
+        <w:pStyle w:val="FirstParagraph"/>
+      </w:pPr>
+      <w:r>
+        <w:t xml:space="preserve">Setup</w:t>
+      </w:r>
+      <w:r>
+        <w:t xml:space="preserve"> </w:t>
+      </w:r>
+      <w:hyperlink r:id="rId52">
+        <w:r>
+          <w:rPr>
+            <w:rStyle w:val="Hyperlink"/>
+          </w:rPr>
+          <w:t xml:space="preserve">Nginx</w:t>
+        </w:r>
+      </w:hyperlink>
+      <w:r>
+        <w:t xml:space="preserve"> </w:t>
+      </w:r>
+      <w:r>
+        <w:t xml:space="preserve">for exposing services from newly created Inji K8 cluster.</w:t>
+      </w:r>
+    </w:p>
+    <w:bookmarkEnd w:id="53"/>
+    <w:bookmarkStart w:id="65" w:name="k8scluster-configuration"/>
+    <w:p>
+      <w:pPr>
+        <w:pStyle w:val="Heading2"/>
+      </w:pPr>
+      <w:r>
+        <w:t xml:space="preserve">K8sCluster Configuration</w:t>
+      </w:r>
+    </w:p>
+    <w:bookmarkStart w:id="55" w:name="setup-nfs"/>
+    <w:p>
+      <w:pPr>
+        <w:pStyle w:val="Heading3"/>
+      </w:pPr>
+      <w:r>
+        <w:t xml:space="preserve">Setup NFS</w:t>
+      </w:r>
+    </w:p>
+    <w:p>
+      <w:pPr>
+        <w:pStyle w:val="FirstParagraph"/>
+      </w:pPr>
+      <w:r>
+        <w:t xml:space="preserve">Setup</w:t>
+      </w:r>
+      <w:r>
+        <w:t xml:space="preserve"> </w:t>
+      </w:r>
+      <w:hyperlink r:id="rId54">
+        <w:r>
+          <w:rPr>
+            <w:rStyle w:val="Hyperlink"/>
+          </w:rPr>
+          <w:t xml:space="preserve">NFS</w:t>
+        </w:r>
+      </w:hyperlink>
+      <w:r>
+        <w:t xml:space="preserve"> </w:t>
+      </w:r>
+      <w:r>
+        <w:t xml:space="preserve">for persistence in k8 cluster as well as standalone VM (Nginx VM).</w:t>
+      </w:r>
+    </w:p>
+    <w:bookmarkEnd w:id="55"/>
+    <w:bookmarkStart w:id="56" w:name="optional-monitoring-module-deployment"/>
+    <w:p>
+      <w:pPr>
+        <w:pStyle w:val="Heading3"/>
+      </w:pPr>
+      <w:r>
         <w:t xml:space="preserve">[Optional] Monitoring module deployment</w:t>
       </w:r>
     </w:p>
@@ -7609,11 +7688,11 @@
         <w:t xml:space="preserve">.</w:t>
       </w:r>
     </w:p>
-    <w:bookmarkEnd w:id="52"/>
-    <w:bookmarkStart w:id="54" w:name="optional-alerting-setup"/>
-    <w:p>
-      <w:pPr>
-        <w:pStyle w:val="Heading2"/>
+    <w:bookmarkEnd w:id="56"/>
+    <w:bookmarkStart w:id="58" w:name="optional-alerting-setup"/>
+    <w:p>
+      <w:pPr>
+        <w:pStyle w:val="Heading3"/>
       </w:pPr>
       <w:r>
         <w:t xml:space="preserve">[Optional] Alerting setup</w:t>
@@ -7702,7 +7781,7 @@
       <w:r>
         <w:t xml:space="preserve"> </w:t>
       </w:r>
-      <w:hyperlink r:id="rId53">
+      <w:hyperlink r:id="rId57">
         <w:r>
           <w:rPr>
             <w:rStyle w:val="Hyperlink"/>
@@ -8028,11 +8107,11 @@
         <w:t xml:space="preserve">Alerting is installed.</w:t>
       </w:r>
     </w:p>
-    <w:bookmarkEnd w:id="54"/>
-    <w:bookmarkStart w:id="60" w:name="Xfb65d17027ef1454399ad5b387d69498da66b6d"/>
-    <w:p>
-      <w:pPr>
-        <w:pStyle w:val="Heading2"/>
+    <w:bookmarkEnd w:id="58"/>
+    <w:bookmarkStart w:id="64" w:name="Xfb65d17027ef1454399ad5b387d69498da66b6d"/>
+    <w:p>
+      <w:pPr>
+        <w:pStyle w:val="Heading3"/>
       </w:pPr>
       <w:r>
         <w:t xml:space="preserve">[Optional] Logging module setup and installation</w:t>
@@ -8092,7 +8171,7 @@
       <w:r>
         <w:t xml:space="preserve"> </w:t>
       </w:r>
-      <w:hyperlink r:id="rId55">
+      <w:hyperlink r:id="rId59">
         <w:r>
           <w:rPr>
             <w:rStyle w:val="Hyperlink"/>
@@ -8394,7 +8473,7 @@
           <w:numId w:val="1116"/>
         </w:numPr>
       </w:pPr>
-      <w:hyperlink r:id="rId56">
+      <w:hyperlink r:id="rId60">
         <w:r>
           <w:rPr>
             <w:rStyle w:val="Hyperlink"/>
@@ -8433,7 +8512,7 @@
           <w:numId w:val="1116"/>
         </w:numPr>
       </w:pPr>
-      <w:hyperlink r:id="rId57">
+      <w:hyperlink r:id="rId61">
         <w:r>
           <w:rPr>
             <w:rStyle w:val="Hyperlink"/>
@@ -8471,7 +8550,7 @@
           <w:numId w:val="1116"/>
         </w:numPr>
       </w:pPr>
-      <w:hyperlink r:id="rId57">
+      <w:hyperlink r:id="rId61">
         <w:r>
           <w:rPr>
             <w:rStyle w:val="Hyperlink"/>
@@ -8494,7 +8573,7 @@
           <w:numId w:val="1116"/>
         </w:numPr>
       </w:pPr>
-      <w:hyperlink r:id="rId58">
+      <w:hyperlink r:id="rId62">
         <w:r>
           <w:rPr>
             <w:rStyle w:val="Hyperlink"/>
@@ -8532,7 +8611,7 @@
           <w:numId w:val="1116"/>
         </w:numPr>
       </w:pPr>
-      <w:hyperlink r:id="rId59">
+      <w:hyperlink r:id="rId63">
         <w:r>
           <w:rPr>
             <w:rStyle w:val="Hyperlink"/>
@@ -8644,8 +8723,9 @@
         <w:t xml:space="preserve">Kibana –&gt; Menu (on top left) –&gt; Dashboard –&gt; Select the dashboard.</w:t>
       </w:r>
     </w:p>
-    <w:bookmarkEnd w:id="60"/>
-    <w:bookmarkStart w:id="69" w:name="core-infrastructure-components-setup"/>
+    <w:bookmarkEnd w:id="64"/>
+    <w:bookmarkEnd w:id="65"/>
+    <w:bookmarkStart w:id="74" w:name="core-infrastructure-components-setup"/>
     <w:p>
       <w:pPr>
         <w:pStyle w:val="Heading2"/>
@@ -8662,7 +8742,7 @@
         <w:t xml:space="preserve">This section covers the installation and configuration of essential infrastructure components required for the Inji stack, including configmaps, databases, object storage, secrets management, configuration server, and artifactory.</w:t>
       </w:r>
     </w:p>
-    <w:bookmarkStart w:id="61" w:name="inji-stack-configmap-for-inji-k8s-env"/>
+    <w:bookmarkStart w:id="66" w:name="inji-stack-configmap-for-inji-k8s-env"/>
     <w:p>
       <w:pPr>
         <w:pStyle w:val="Heading3"/>
@@ -9387,8 +9467,8 @@
         <w:t xml:space="preserve">EOF</w:t>
       </w:r>
     </w:p>
-    <w:bookmarkEnd w:id="61"/>
-    <w:bookmarkStart w:id="63" w:name="postgres-installation"/>
+    <w:bookmarkEnd w:id="66"/>
+    <w:bookmarkStart w:id="68" w:name="postgres-installation"/>
     <w:p>
       <w:pPr>
         <w:pStyle w:val="Heading3"/>
@@ -9405,7 +9485,7 @@
           <w:numId w:val="1119"/>
         </w:numPr>
       </w:pPr>
-      <w:hyperlink r:id="rId62">
+      <w:hyperlink r:id="rId67">
         <w:r>
           <w:rPr>
             <w:rStyle w:val="Hyperlink"/>
@@ -9414,8 +9494,8 @@
         </w:r>
       </w:hyperlink>
     </w:p>
-    <w:bookmarkEnd w:id="63"/>
-    <w:bookmarkStart w:id="65" w:name="object-store-installation"/>
+    <w:bookmarkEnd w:id="68"/>
+    <w:bookmarkStart w:id="70" w:name="object-store-installation"/>
     <w:p>
       <w:pPr>
         <w:pStyle w:val="Heading3"/>
@@ -9432,7 +9512,7 @@
           <w:numId w:val="1120"/>
         </w:numPr>
       </w:pPr>
-      <w:hyperlink r:id="rId64">
+      <w:hyperlink r:id="rId69">
         <w:r>
           <w:rPr>
             <w:rStyle w:val="Hyperlink"/>
@@ -9441,8 +9521,8 @@
         </w:r>
       </w:hyperlink>
     </w:p>
-    <w:bookmarkEnd w:id="65"/>
-    <w:bookmarkStart w:id="67" w:name="conf-secret-installation"/>
+    <w:bookmarkEnd w:id="70"/>
+    <w:bookmarkStart w:id="72" w:name="conf-secret-installation"/>
     <w:p>
       <w:pPr>
         <w:pStyle w:val="Heading3"/>
@@ -9459,7 +9539,7 @@
           <w:numId w:val="1121"/>
         </w:numPr>
       </w:pPr>
-      <w:hyperlink r:id="rId66">
+      <w:hyperlink r:id="rId71">
         <w:r>
           <w:rPr>
             <w:rStyle w:val="Hyperlink"/>
@@ -9468,8 +9548,8 @@
         </w:r>
       </w:hyperlink>
     </w:p>
-    <w:bookmarkEnd w:id="67"/>
-    <w:bookmarkStart w:id="68" w:name="config-server-installation"/>
+    <w:bookmarkEnd w:id="72"/>
+    <w:bookmarkStart w:id="73" w:name="config-server-installation"/>
     <w:p>
       <w:pPr>
         <w:pStyle w:val="Heading3"/>
@@ -15181,9 +15261,9 @@
         <w:t xml:space="preserve">./configserver.sh</w:t>
       </w:r>
     </w:p>
-    <w:bookmarkEnd w:id="68"/>
-    <w:bookmarkEnd w:id="69"/>
-    <w:bookmarkStart w:id="71" w:name="artifactory-installation"/>
+    <w:bookmarkEnd w:id="73"/>
+    <w:bookmarkEnd w:id="74"/>
+    <w:bookmarkStart w:id="76" w:name="artifactory-installation"/>
     <w:p>
       <w:pPr>
         <w:pStyle w:val="Heading2"/>
@@ -15270,7 +15350,7 @@
       <w:r>
         <w:t xml:space="preserve"> </w:t>
       </w:r>
-      <w:hyperlink r:id="rId70">
+      <w:hyperlink r:id="rId75">
         <w:r>
           <w:rPr>
             <w:rStyle w:val="Hyperlink"/>
@@ -15282,9 +15362,9 @@
         <w:t xml:space="preserve">.</w:t>
       </w:r>
     </w:p>
-    <w:bookmarkEnd w:id="71"/>
-    <w:bookmarkEnd w:id="72"/>
-    <w:bookmarkStart w:id="112" w:name="inji-stack-deployment"/>
+    <w:bookmarkEnd w:id="76"/>
+    <w:bookmarkEnd w:id="77"/>
+    <w:bookmarkStart w:id="117" w:name="inji-stack-deployment"/>
     <w:p>
       <w:pPr>
         <w:pStyle w:val="Heading1"/>
@@ -15343,7 +15423,7 @@
         <w:t xml:space="preserve">are complete, now you can proceed with the deployment of the Inji stack components.</w:t>
       </w:r>
     </w:p>
-    <w:bookmarkStart w:id="86" w:name="deploying-inji-certify"/>
+    <w:bookmarkStart w:id="91" w:name="deploying-inji-certify"/>
     <w:p>
       <w:pPr>
         <w:pStyle w:val="Heading2"/>
@@ -15370,7 +15450,7 @@
       <w:r>
         <w:t xml:space="preserve"> </w:t>
       </w:r>
-      <w:hyperlink r:id="rId73">
+      <w:hyperlink r:id="rId78">
         <w:r>
           <w:rPr>
             <w:rStyle w:val="Hyperlink"/>
@@ -15414,7 +15494,7 @@
       <w:r>
         <w:t xml:space="preserve"> </w:t>
       </w:r>
-      <w:hyperlink r:id="rId74">
+      <w:hyperlink r:id="rId79">
         <w:r>
           <w:rPr>
             <w:rStyle w:val="Hyperlink"/>
@@ -15440,7 +15520,7 @@
       <w:r>
         <w:t xml:space="preserve"> </w:t>
       </w:r>
-      <w:hyperlink r:id="rId75">
+      <w:hyperlink r:id="rId80">
         <w:r>
           <w:rPr>
             <w:rStyle w:val="Hyperlink"/>
@@ -15452,7 +15532,7 @@
         <w:t xml:space="preserve">.</w:t>
       </w:r>
     </w:p>
-    <w:bookmarkStart w:id="76" w:name="understanding-the-deployment-model"/>
+    <w:bookmarkStart w:id="81" w:name="understanding-the-deployment-model"/>
     <w:p>
       <w:pPr>
         <w:pStyle w:val="Heading3"/>
@@ -15485,8 +15565,8 @@
         <w:t xml:space="preserve">in your Kubernetes cluster.</w:t>
       </w:r>
     </w:p>
-    <w:bookmarkEnd w:id="76"/>
-    <w:bookmarkStart w:id="77" w:name="deployment-flow"/>
+    <w:bookmarkEnd w:id="81"/>
+    <w:bookmarkStart w:id="82" w:name="deployment-flow"/>
     <w:p>
       <w:pPr>
         <w:pStyle w:val="Heading3"/>
@@ -15735,8 +15815,8 @@
         <w:t xml:space="preserve">: For configuration and credentials</w:t>
       </w:r>
     </w:p>
-    <w:bookmarkEnd w:id="77"/>
-    <w:bookmarkStart w:id="81" w:name="deployment-process"/>
+    <w:bookmarkEnd w:id="82"/>
+    <w:bookmarkStart w:id="86" w:name="deployment-process"/>
     <w:p>
       <w:pPr>
         <w:pStyle w:val="Heading3"/>
@@ -15800,7 +15880,7 @@
           <w:numId w:val="1131"/>
         </w:numPr>
       </w:pPr>
-      <w:hyperlink r:id="rId78">
+      <w:hyperlink r:id="rId83">
         <w:r>
           <w:rPr>
             <w:rStyle w:val="Hyperlink"/>
@@ -15868,7 +15948,7 @@
           <w:numId w:val="1131"/>
         </w:numPr>
       </w:pPr>
-      <w:hyperlink r:id="rId79">
+      <w:hyperlink r:id="rId84">
         <w:r>
           <w:rPr>
             <w:rStyle w:val="Hyperlink"/>
@@ -15902,7 +15982,7 @@
           <w:numId w:val="1130"/>
         </w:numPr>
       </w:pPr>
-      <w:hyperlink r:id="rId62">
+      <w:hyperlink r:id="rId67">
         <w:r>
           <w:rPr>
             <w:rStyle w:val="Hyperlink"/>
@@ -15961,7 +16041,7 @@
           <w:numId w:val="1130"/>
         </w:numPr>
       </w:pPr>
-      <w:hyperlink r:id="rId66">
+      <w:hyperlink r:id="rId71">
         <w:r>
           <w:rPr>
             <w:rStyle w:val="Hyperlink"/>
@@ -15995,7 +16075,7 @@
           <w:numId w:val="1130"/>
         </w:numPr>
       </w:pPr>
-      <w:hyperlink r:id="rId80">
+      <w:hyperlink r:id="rId85">
         <w:r>
           <w:rPr>
             <w:rStyle w:val="Hyperlink"/>
@@ -16012,7 +16092,7 @@
           <w:numId w:val="1130"/>
         </w:numPr>
       </w:pPr>
-      <w:hyperlink r:id="rId78">
+      <w:hyperlink r:id="rId83">
         <w:r>
           <w:rPr>
             <w:rStyle w:val="Hyperlink"/>
@@ -16275,8 +16355,8 @@
         <w:t xml:space="preserve">./install.sh</w:t>
       </w:r>
     </w:p>
-    <w:bookmarkEnd w:id="81"/>
-    <w:bookmarkStart w:id="82" w:name="what-happens-during-installation"/>
+    <w:bookmarkEnd w:id="86"/>
+    <w:bookmarkStart w:id="87" w:name="what-happens-during-installation"/>
     <w:p>
       <w:pPr>
         <w:pStyle w:val="Heading3"/>
@@ -16380,8 +16460,8 @@
         <w:t xml:space="preserve">: Verifies all pods are running and healthy</w:t>
       </w:r>
     </w:p>
-    <w:bookmarkEnd w:id="82"/>
-    <w:bookmarkStart w:id="83" w:name="verification-steps"/>
+    <w:bookmarkEnd w:id="87"/>
+    <w:bookmarkStart w:id="88" w:name="verification-steps"/>
     <w:p>
       <w:pPr>
         <w:pStyle w:val="Heading3"/>
@@ -16513,8 +16593,8 @@
         <w:t xml:space="preserve"> https://injicertify.sandbox.xyz.net/health</w:t>
       </w:r>
     </w:p>
-    <w:bookmarkEnd w:id="83"/>
-    <w:bookmarkStart w:id="84" w:name="important-notes"/>
+    <w:bookmarkEnd w:id="88"/>
+    <w:bookmarkStart w:id="89" w:name="important-notes"/>
     <w:p>
       <w:pPr>
         <w:pStyle w:val="Heading3"/>
@@ -16580,8 +16660,8 @@
         <w:t xml:space="preserve">: All configuration comes from your config-server and configmaps</w:t>
       </w:r>
     </w:p>
-    <w:bookmarkEnd w:id="84"/>
-    <w:bookmarkStart w:id="85" w:name="troubleshooting"/>
+    <w:bookmarkEnd w:id="89"/>
+    <w:bookmarkStart w:id="90" w:name="troubleshooting"/>
     <w:p>
       <w:pPr>
         <w:pStyle w:val="Heading3"/>
@@ -16683,9 +16763,9 @@
         <w:t xml:space="preserve">: Ensure ingress and DNS are properly configured</w:t>
       </w:r>
     </w:p>
-    <w:bookmarkEnd w:id="85"/>
-    <w:bookmarkEnd w:id="86"/>
-    <w:bookmarkStart w:id="95" w:name="deploying-mimoto"/>
+    <w:bookmarkEnd w:id="90"/>
+    <w:bookmarkEnd w:id="91"/>
+    <w:bookmarkStart w:id="100" w:name="deploying-mimoto"/>
     <w:p>
       <w:pPr>
         <w:pStyle w:val="Heading2"/>
@@ -16702,7 +16782,7 @@
         <w:t xml:space="preserve">This section provides a structured, step-by-step guide to deploy Mimoto, which serves as the backend for Inji Mobile Wallet and Inji Web. Follow these instructions to ensure a successful and reproducible deployment.</w:t>
       </w:r>
     </w:p>
-    <w:bookmarkStart w:id="87" w:name="understanding-the-deployment-model-1"/>
+    <w:bookmarkStart w:id="92" w:name="understanding-the-deployment-model-1"/>
     <w:p>
       <w:pPr>
         <w:pStyle w:val="Heading3"/>
@@ -16978,8 +17058,8 @@
         <w:t xml:space="preserve">: For configuration and credentials</w:t>
       </w:r>
     </w:p>
-    <w:bookmarkEnd w:id="87"/>
-    <w:bookmarkStart w:id="88" w:name="deployment-process-1"/>
+    <w:bookmarkEnd w:id="92"/>
+    <w:bookmarkStart w:id="93" w:name="deployment-process-1"/>
     <w:p>
       <w:pPr>
         <w:pStyle w:val="Heading3"/>
@@ -17020,7 +17100,7 @@
           <w:numId w:val="1140"/>
         </w:numPr>
       </w:pPr>
-      <w:hyperlink r:id="rId79">
+      <w:hyperlink r:id="rId84">
         <w:r>
           <w:rPr>
             <w:rStyle w:val="Hyperlink"/>
@@ -17037,7 +17117,7 @@
           <w:numId w:val="1140"/>
         </w:numPr>
       </w:pPr>
-      <w:hyperlink r:id="rId79">
+      <w:hyperlink r:id="rId84">
         <w:r>
           <w:rPr>
             <w:rStyle w:val="Hyperlink"/>
@@ -17054,7 +17134,7 @@
           <w:numId w:val="1140"/>
         </w:numPr>
       </w:pPr>
-      <w:hyperlink r:id="rId79">
+      <w:hyperlink r:id="rId84">
         <w:r>
           <w:rPr>
             <w:rStyle w:val="Hyperlink"/>
@@ -17071,7 +17151,7 @@
           <w:numId w:val="1140"/>
         </w:numPr>
       </w:pPr>
-      <w:hyperlink r:id="rId79">
+      <w:hyperlink r:id="rId84">
         <w:r>
           <w:rPr>
             <w:rStyle w:val="Hyperlink"/>
@@ -17088,7 +17168,7 @@
           <w:numId w:val="1140"/>
         </w:numPr>
       </w:pPr>
-      <w:hyperlink r:id="rId79">
+      <w:hyperlink r:id="rId84">
         <w:r>
           <w:rPr>
             <w:rStyle w:val="Hyperlink"/>
@@ -17105,7 +17185,7 @@
           <w:numId w:val="1140"/>
         </w:numPr>
       </w:pPr>
-      <w:hyperlink r:id="rId79">
+      <w:hyperlink r:id="rId84">
         <w:r>
           <w:rPr>
             <w:rStyle w:val="Hyperlink"/>
@@ -17707,8 +17787,8 @@
         <w:t xml:space="preserve">For more details, refer to the official documentation or the relevant section in the repository.</w:t>
       </w:r>
     </w:p>
-    <w:bookmarkEnd w:id="88"/>
-    <w:bookmarkStart w:id="89" w:name="verification-steps-1"/>
+    <w:bookmarkEnd w:id="93"/>
+    <w:bookmarkStart w:id="94" w:name="verification-steps-1"/>
     <w:p>
       <w:pPr>
         <w:pStyle w:val="Heading3"/>
@@ -17885,8 +17965,8 @@
         <w:t xml:space="preserve">/health</w:t>
       </w:r>
     </w:p>
-    <w:bookmarkEnd w:id="89"/>
-    <w:bookmarkStart w:id="90" w:name="important-notes-1"/>
+    <w:bookmarkEnd w:id="94"/>
+    <w:bookmarkStart w:id="95" w:name="important-notes-1"/>
     <w:p>
       <w:pPr>
         <w:pStyle w:val="Heading3"/>
@@ -17952,8 +18032,8 @@
         <w:t xml:space="preserve">: All configuration comes from your config-server and configmaps.</w:t>
       </w:r>
     </w:p>
-    <w:bookmarkEnd w:id="90"/>
-    <w:bookmarkStart w:id="94" w:name="troubleshooting-1"/>
+    <w:bookmarkEnd w:id="95"/>
+    <w:bookmarkStart w:id="99" w:name="troubleshooting-1"/>
     <w:p>
       <w:pPr>
         <w:pStyle w:val="Heading3"/>
@@ -18093,7 +18173,7 @@
       <w:r>
         <w:t xml:space="preserve"> </w:t>
       </w:r>
-      <w:hyperlink r:id="rId91">
+      <w:hyperlink r:id="rId96">
         <w:r>
           <w:rPr>
             <w:rStyle w:val="Hyperlink"/>
@@ -18115,7 +18195,7 @@
       <w:r>
         <w:t xml:space="preserve"> </w:t>
       </w:r>
-      <w:hyperlink r:id="rId92">
+      <w:hyperlink r:id="rId97">
         <w:r>
           <w:rPr>
             <w:rStyle w:val="Hyperlink"/>
@@ -18132,7 +18212,7 @@
       <w:r>
         <w:t xml:space="preserve"> </w:t>
       </w:r>
-      <w:hyperlink r:id="rId93">
+      <w:hyperlink r:id="rId98">
         <w:r>
           <w:rPr>
             <w:rStyle w:val="Hyperlink"/>
@@ -18144,9 +18224,9 @@
         <w:t xml:space="preserve">.</w:t>
       </w:r>
     </w:p>
-    <w:bookmarkEnd w:id="94"/>
-    <w:bookmarkEnd w:id="95"/>
-    <w:bookmarkStart w:id="101" w:name="deploying-inji-web-ui-and-datashare"/>
+    <w:bookmarkEnd w:id="99"/>
+    <w:bookmarkEnd w:id="100"/>
+    <w:bookmarkStart w:id="106" w:name="deploying-inji-web-ui-and-datashare"/>
     <w:p>
       <w:pPr>
         <w:pStyle w:val="Heading2"/>
@@ -18163,7 +18243,7 @@
         <w:t xml:space="preserve">This section provides a clear, step-by-step guide to deploy the Inji Web UI and DataShare modules. Follow these instructions to ensure a successful and reproducible deployment.</w:t>
       </w:r>
     </w:p>
-    <w:bookmarkStart w:id="96" w:name="understanding-the-deployment-model-2"/>
+    <w:bookmarkStart w:id="101" w:name="understanding-the-deployment-model-2"/>
     <w:p>
       <w:pPr>
         <w:pStyle w:val="Heading3"/>
@@ -18454,8 +18534,8 @@
         <w:t xml:space="preserve">: For configuration and credentials</w:t>
       </w:r>
     </w:p>
-    <w:bookmarkEnd w:id="96"/>
-    <w:bookmarkStart w:id="97" w:name="deployment-process-2"/>
+    <w:bookmarkEnd w:id="101"/>
+    <w:bookmarkStart w:id="102" w:name="deployment-process-2"/>
     <w:p>
       <w:pPr>
         <w:pStyle w:val="Heading3"/>
@@ -18496,7 +18576,7 @@
           <w:numId w:val="1150"/>
         </w:numPr>
       </w:pPr>
-      <w:hyperlink r:id="rId79">
+      <w:hyperlink r:id="rId84">
         <w:r>
           <w:rPr>
             <w:rStyle w:val="Hyperlink"/>
@@ -18513,7 +18593,7 @@
           <w:numId w:val="1150"/>
         </w:numPr>
       </w:pPr>
-      <w:hyperlink r:id="rId79">
+      <w:hyperlink r:id="rId84">
         <w:r>
           <w:rPr>
             <w:rStyle w:val="Hyperlink"/>
@@ -18530,7 +18610,7 @@
           <w:numId w:val="1150"/>
         </w:numPr>
       </w:pPr>
-      <w:hyperlink r:id="rId79">
+      <w:hyperlink r:id="rId84">
         <w:r>
           <w:rPr>
             <w:rStyle w:val="Hyperlink"/>
@@ -18547,7 +18627,7 @@
           <w:numId w:val="1150"/>
         </w:numPr>
       </w:pPr>
-      <w:hyperlink r:id="rId79">
+      <w:hyperlink r:id="rId84">
         <w:r>
           <w:rPr>
             <w:rStyle w:val="Hyperlink"/>
@@ -18564,7 +18644,7 @@
           <w:numId w:val="1150"/>
         </w:numPr>
       </w:pPr>
-      <w:hyperlink r:id="rId79">
+      <w:hyperlink r:id="rId84">
         <w:r>
           <w:rPr>
             <w:rStyle w:val="Hyperlink"/>
@@ -18581,7 +18661,7 @@
           <w:numId w:val="1150"/>
         </w:numPr>
       </w:pPr>
-      <w:hyperlink r:id="rId79">
+      <w:hyperlink r:id="rId84">
         <w:r>
           <w:rPr>
             <w:rStyle w:val="Hyperlink"/>
@@ -19198,8 +19278,8 @@
         <w:t xml:space="preserve">and any DataShare endpoints are correctly mapped to your ingress controller.</w:t>
       </w:r>
     </w:p>
-    <w:bookmarkEnd w:id="97"/>
-    <w:bookmarkStart w:id="98" w:name="important-notes-2"/>
+    <w:bookmarkEnd w:id="102"/>
+    <w:bookmarkStart w:id="103" w:name="important-notes-2"/>
     <w:p>
       <w:pPr>
         <w:pStyle w:val="Heading3"/>
@@ -19265,8 +19345,8 @@
         <w:t xml:space="preserve">: All configuration comes from your config-server and configmaps</w:t>
       </w:r>
     </w:p>
-    <w:bookmarkEnd w:id="98"/>
-    <w:bookmarkStart w:id="100" w:name="troubleshooting-2"/>
+    <w:bookmarkEnd w:id="103"/>
+    <w:bookmarkStart w:id="105" w:name="troubleshooting-2"/>
     <w:p>
       <w:pPr>
         <w:pStyle w:val="Heading3"/>
@@ -19406,7 +19486,7 @@
       <w:r>
         <w:t xml:space="preserve"> </w:t>
       </w:r>
-      <w:hyperlink r:id="rId99">
+      <w:hyperlink r:id="rId104">
         <w:r>
           <w:rPr>
             <w:rStyle w:val="Hyperlink"/>
@@ -19418,9 +19498,9 @@
         <w:t xml:space="preserve">.</w:t>
       </w:r>
     </w:p>
-    <w:bookmarkEnd w:id="100"/>
-    <w:bookmarkEnd w:id="101"/>
-    <w:bookmarkStart w:id="111" w:name="deploying-inji-verify"/>
+    <w:bookmarkEnd w:id="105"/>
+    <w:bookmarkEnd w:id="106"/>
+    <w:bookmarkStart w:id="116" w:name="deploying-inji-verify"/>
     <w:p>
       <w:pPr>
         <w:pStyle w:val="Heading2"/>
@@ -19447,7 +19527,7 @@
       <w:r>
         <w:t xml:space="preserve"> </w:t>
       </w:r>
-      <w:hyperlink r:id="rId102">
+      <w:hyperlink r:id="rId107">
         <w:r>
           <w:rPr>
             <w:rStyle w:val="Hyperlink"/>
@@ -19462,7 +19542,7 @@
         <w:t xml:space="preserve">for the latest deployment details.</w:t>
       </w:r>
     </w:p>
-    <w:bookmarkStart w:id="103" w:name="understanding-the-deployment-model-3"/>
+    <w:bookmarkStart w:id="108" w:name="understanding-the-deployment-model-3"/>
     <w:p>
       <w:pPr>
         <w:pStyle w:val="Heading3"/>
@@ -19495,8 +19575,8 @@
         <w:t xml:space="preserve">in your Kubernetes cluster.</w:t>
       </w:r>
     </w:p>
-    <w:bookmarkEnd w:id="103"/>
-    <w:bookmarkStart w:id="104" w:name="deployment-flow-1"/>
+    <w:bookmarkEnd w:id="108"/>
+    <w:bookmarkStart w:id="109" w:name="deployment-flow-1"/>
     <w:p>
       <w:pPr>
         <w:pStyle w:val="Heading3"/>
@@ -19745,8 +19825,8 @@
         <w:t xml:space="preserve">: For configuration and credentials</w:t>
       </w:r>
     </w:p>
-    <w:bookmarkEnd w:id="104"/>
-    <w:bookmarkStart w:id="105" w:name="deployment-process-3"/>
+    <w:bookmarkEnd w:id="109"/>
+    <w:bookmarkStart w:id="110" w:name="deployment-process-3"/>
     <w:p>
       <w:pPr>
         <w:pStyle w:val="Heading3"/>
@@ -19787,7 +19867,7 @@
           <w:numId w:val="1161"/>
         </w:numPr>
       </w:pPr>
-      <w:hyperlink r:id="rId79">
+      <w:hyperlink r:id="rId84">
         <w:r>
           <w:rPr>
             <w:rStyle w:val="Hyperlink"/>
@@ -19804,7 +19884,7 @@
           <w:numId w:val="1161"/>
         </w:numPr>
       </w:pPr>
-      <w:hyperlink r:id="rId79">
+      <w:hyperlink r:id="rId84">
         <w:r>
           <w:rPr>
             <w:rStyle w:val="Hyperlink"/>
@@ -19821,7 +19901,7 @@
           <w:numId w:val="1161"/>
         </w:numPr>
       </w:pPr>
-      <w:hyperlink r:id="rId79">
+      <w:hyperlink r:id="rId84">
         <w:r>
           <w:rPr>
             <w:rStyle w:val="Hyperlink"/>
@@ -19838,7 +19918,7 @@
           <w:numId w:val="1161"/>
         </w:numPr>
       </w:pPr>
-      <w:hyperlink r:id="rId79">
+      <w:hyperlink r:id="rId84">
         <w:r>
           <w:rPr>
             <w:rStyle w:val="Hyperlink"/>
@@ -19855,7 +19935,7 @@
           <w:numId w:val="1161"/>
         </w:numPr>
       </w:pPr>
-      <w:hyperlink r:id="rId79">
+      <w:hyperlink r:id="rId84">
         <w:r>
           <w:rPr>
             <w:rStyle w:val="Hyperlink"/>
@@ -19872,7 +19952,7 @@
           <w:numId w:val="1161"/>
         </w:numPr>
       </w:pPr>
-      <w:hyperlink r:id="rId79">
+      <w:hyperlink r:id="rId84">
         <w:r>
           <w:rPr>
             <w:rStyle w:val="Hyperlink"/>
@@ -20132,8 +20212,8 @@
         <w:t xml:space="preserve">./install-all.sh</w:t>
       </w:r>
     </w:p>
-    <w:bookmarkEnd w:id="105"/>
-    <w:bookmarkStart w:id="106" w:name="what-happens-during-installation-1"/>
+    <w:bookmarkEnd w:id="110"/>
+    <w:bookmarkStart w:id="111" w:name="what-happens-during-installation-1"/>
     <w:p>
       <w:pPr>
         <w:pStyle w:val="Heading3"/>
@@ -20237,8 +20317,8 @@
         <w:t xml:space="preserve">: Verifies all pods are running and healthy</w:t>
       </w:r>
     </w:p>
-    <w:bookmarkEnd w:id="106"/>
-    <w:bookmarkStart w:id="107" w:name="verification-steps-2"/>
+    <w:bookmarkEnd w:id="111"/>
+    <w:bookmarkStart w:id="112" w:name="verification-steps-2"/>
     <w:p>
       <w:pPr>
         <w:pStyle w:val="Heading3"/>
@@ -20370,8 +20450,8 @@
         <w:t xml:space="preserve"> https://injiverify.sandbox.xyz.net/health</w:t>
       </w:r>
     </w:p>
-    <w:bookmarkEnd w:id="107"/>
-    <w:bookmarkStart w:id="108" w:name="managing-inji-verify-services"/>
+    <w:bookmarkEnd w:id="112"/>
+    <w:bookmarkStart w:id="113" w:name="managing-inji-verify-services"/>
     <w:p>
       <w:pPr>
         <w:pStyle w:val="Heading3"/>
@@ -20440,8 +20520,8 @@
         <w:t xml:space="preserve">./restart-all.sh</w:t>
       </w:r>
     </w:p>
-    <w:bookmarkEnd w:id="108"/>
-    <w:bookmarkStart w:id="109" w:name="important-notes-3"/>
+    <w:bookmarkEnd w:id="113"/>
+    <w:bookmarkStart w:id="114" w:name="important-notes-3"/>
     <w:p>
       <w:pPr>
         <w:pStyle w:val="Heading3"/>
@@ -20507,8 +20587,8 @@
         <w:t xml:space="preserve">: All configuration comes from your config-server and configmaps</w:t>
       </w:r>
     </w:p>
-    <w:bookmarkEnd w:id="109"/>
-    <w:bookmarkStart w:id="110" w:name="troubleshooting-3"/>
+    <w:bookmarkEnd w:id="114"/>
+    <w:bookmarkStart w:id="115" w:name="troubleshooting-3"/>
     <w:p>
       <w:pPr>
         <w:pStyle w:val="Heading3"/>
@@ -20718,9 +20798,9 @@
         <w:t xml:space="preserve">–&gt;</w:t>
       </w:r>
     </w:p>
-    <w:bookmarkEnd w:id="110"/>
-    <w:bookmarkEnd w:id="111"/>
-    <w:bookmarkEnd w:id="112"/>
+    <w:bookmarkEnd w:id="115"/>
+    <w:bookmarkEnd w:id="116"/>
+    <w:bookmarkEnd w:id="117"/>
     <w:sectPr>
       <w:footnotePr>
         <w:numRestart w:val="eachSect"/>
